--- a/docs/实验设计方案.docx
+++ b/docs/实验设计方案.docx
@@ -367,16 +367,7 @@
         <w:t xml:space="preserve">阵元线阵、4.5</w:t>
       </w:r>
       <w:r>
-        <w:t xml:space="preserve"> MHz、60% </w:t>
-      </w:r>
-      <w:r>
-        <w:rPr>
-          <w:rFonts w:hint="eastAsia"/>
-        </w:rPr>
-        <w:t xml:space="preserve">带宽、0.33</w:t>
-      </w:r>
-      <w:r>
-        <w:t xml:space="preserve"> mm </w:t>
+        <w:t xml:space="preserve"> MHz、0.33 mm </w:t>
       </w:r>
       <w:r>
         <w:rPr>
@@ -427,13 +418,33 @@
         <w:t xml:space="preserve">单平面波：计算</w:t>
       </w:r>
       <w:r>
-        <w:t xml:space="preserve"> 71 </w:t>
-      </w:r>
-      <w:r>
-        <w:rPr>
-          <w:rFonts w:hint="eastAsia"/>
-        </w:rPr>
-        <w:t xml:space="preserve">个角度中每一个的发射声场、128</w:t>
+        <w:t xml:space="preserve"> </w:t>
+      </w:r>
+      <m:oMath>
+        <m:sSup>
+          <m:e>
+            <m:r>
+              <m:t>0</m:t>
+            </m:r>
+          </m:e>
+          <m:sup>
+            <m:r>
+              <m:rPr>
+                <m:sty m:val="p"/>
+              </m:rPr>
+              <m:t>∘</m:t>
+            </m:r>
+          </m:sup>
+        </m:sSup>
+      </m:oMath>
+      <w:r>
+        <w:t xml:space="preserve"> </w:t>
+      </w:r>
+      <w:r>
+        <w:rPr>
+          <w:rFonts w:hint="eastAsia"/>
+        </w:rPr>
+        <w:t xml:space="preserve">发射的声场、128</w:t>
       </w:r>
       <w:r>
         <w:t xml:space="preserve"> </w:t>
@@ -478,45 +489,141 @@
         <w:t xml:space="preserve">相干复合：将</w:t>
       </w:r>
       <w:r>
-        <w:t xml:space="preserve"> 71 </w:t>
-      </w:r>
-      <w:r>
-        <w:rPr>
-          <w:rFonts w:hint="eastAsia"/>
-        </w:rPr>
-        <w:t xml:space="preserve">个角度的波束形成</w:t>
-      </w:r>
-      <w:r>
-        <w:t xml:space="preserve"> RF </w:t>
-      </w:r>
-      <w:r>
-        <w:rPr>
-          <w:rFonts w:hint="eastAsia"/>
-        </w:rPr>
-        <w:t xml:space="preserve">信号</w:t>
-      </w:r>
-      <w:r>
-        <w:rPr>
-          <w:rFonts w:hint="eastAsia"/>
+        <w:t xml:space="preserve"> </w:t>
+      </w:r>
+      <w:r>
+        <w:rPr>
           <w:b/>
           <w:bCs/>
         </w:rPr>
+        <w:t xml:space="preserve">11 </w:t>
+      </w:r>
+      <w:r>
+        <w:rPr>
+          <w:rFonts w:hint="eastAsia"/>
+          <w:b/>
+          <w:bCs/>
+        </w:rPr>
+        <w:t xml:space="preserve">个角度</w:t>
+      </w:r>
+      <w:r>
+        <w:rPr>
+          <w:rFonts w:hint="eastAsia"/>
+        </w:rPr>
+        <w:t xml:space="preserve">（</w:t>
+      </w:r>
+      <m:oMath>
+        <m:r>
+          <m:rPr>
+            <m:sty m:val="p"/>
+          </m:rPr>
+          <m:t>−</m:t>
+        </m:r>
+        <m:sSup>
+          <m:e>
+            <m:r>
+              <m:t>10</m:t>
+            </m:r>
+          </m:e>
+          <m:sup>
+            <m:r>
+              <m:rPr>
+                <m:sty m:val="p"/>
+              </m:rPr>
+              <m:t>∘</m:t>
+            </m:r>
+          </m:sup>
+        </m:sSup>
+      </m:oMath>
+      <w:r>
+        <w:t xml:space="preserve"> </w:t>
+      </w:r>
+      <w:r>
+        <w:rPr>
+          <w:rFonts w:hint="eastAsia"/>
+        </w:rPr>
+        <w:t xml:space="preserve">到</w:t>
+      </w:r>
+      <w:r>
+        <w:t xml:space="preserve"> </w:t>
+      </w:r>
+      <m:oMath>
+        <m:r>
+          <m:rPr>
+            <m:sty m:val="p"/>
+          </m:rPr>
+          <m:t>+</m:t>
+        </m:r>
+        <m:sSup>
+          <m:e>
+            <m:r>
+              <m:t>10</m:t>
+            </m:r>
+          </m:e>
+          <m:sup>
+            <m:r>
+              <m:rPr>
+                <m:sty m:val="p"/>
+              </m:rPr>
+              <m:t>∘</m:t>
+            </m:r>
+          </m:sup>
+        </m:sSup>
+      </m:oMath>
+      <w:r>
+        <w:rPr>
+          <w:rFonts w:hint="eastAsia"/>
+        </w:rPr>
+        <w:t xml:space="preserve">，间隔</w:t>
+      </w:r>
+      <w:r>
+        <w:t xml:space="preserve"> </w:t>
+      </w:r>
+      <m:oMath>
+        <m:sSup>
+          <m:e>
+            <m:r>
+              <m:t>2</m:t>
+            </m:r>
+          </m:e>
+          <m:sup>
+            <m:r>
+              <m:rPr>
+                <m:sty m:val="p"/>
+              </m:rPr>
+              <m:t>∘</m:t>
+            </m:r>
+          </m:sup>
+        </m:sSup>
+      </m:oMath>
+      <w:r>
+        <w:rPr>
+          <w:rFonts w:hint="eastAsia"/>
+        </w:rPr>
+        <w:t xml:space="preserve">）的波束形成</w:t>
+      </w:r>
+      <w:r>
+        <w:t xml:space="preserve"> RF </w:t>
+      </w:r>
+      <w:r>
+        <w:rPr>
+          <w:rFonts w:hint="eastAsia"/>
+        </w:rPr>
+        <w:t xml:space="preserve">信号</w:t>
+      </w:r>
+      <w:r>
+        <w:rPr>
+          <w:rFonts w:hint="eastAsia"/>
+          <w:b/>
+          <w:bCs/>
+        </w:rPr>
         <w:t xml:space="preserve">在取包络之前</w:t>
       </w:r>
       <w:r>
         <w:rPr>
           <w:rFonts w:hint="eastAsia"/>
         </w:rPr>
-        <w:t xml:space="preserve">相干叠加，得到</w:t>
-      </w:r>
-      <w:r>
-        <w:t xml:space="preserve"> 1/5/9/17/33/45/71 </w:t>
-      </w:r>
-      <w:r>
-        <w:rPr>
-          <w:rFonts w:hint="eastAsia"/>
-        </w:rPr>
-        <w:t xml:space="preserve">个角度的复合结果，并计算“合成发射声场”；</w:t>
+        <w:t xml:space="preserve">相干叠加，并计算“合成发射声场”；</w:t>
       </w:r>
     </w:p>
     <w:p>
@@ -699,7 +806,7 @@
           <w:b/>
           <w:bCs/>
         </w:rPr>
-        <w:t xml:space="preserve"> 3.5–4.5 </w:t>
+        <w:t xml:space="preserve"> 45 </w:t>
       </w:r>
       <w:r>
         <w:rPr>
@@ -707,7 +814,7 @@
           <w:b/>
           <w:bCs/>
         </w:rPr>
-        <w:t xml:space="preserve">h；若增加“4</w:t>
+        <w:t xml:space="preserve">min；若增加“4</w:t>
       </w:r>
       <w:r>
         <w:rPr>
@@ -1031,7 +1138,7 @@
               <w:pStyle w:val="Compact"/>
             </w:pPr>
             <w:r>
-              <w:t xml:space="preserve">71 </w:t>
+              <w:t xml:space="preserve">11 </w:t>
             </w:r>
             <w:r>
               <w:rPr>
@@ -1539,16 +1646,6 @@
               <m:sty m:val="p"/>
             </m:rPr>
             <m:t>,</m:t>
-          </m:r>
-          <m:r>
-            <m:t>  </m:t>
-          </m:r>
-          <m:r>
-            <m:rPr>
-              <m:nor/>
-              <m:sty m:val="p"/>
-            </m:rPr>
-            <m:t>(1)</m:t>
           </m:r>
         </m:oMath>
       </m:oMathPara>
@@ -1751,16 +1848,6 @@
             </m:rPr>
             <m:t>.</m:t>
           </m:r>
-          <m:r>
-            <m:t>  </m:t>
-          </m:r>
-          <m:r>
-            <m:rPr>
-              <m:nor/>
-              <m:sty m:val="p"/>
-            </m:rPr>
-            <m:t>(2)</m:t>
-          </m:r>
         </m:oMath>
       </m:oMathPara>
     </w:p>
@@ -1963,16 +2050,6 @@
               <m:sty m:val="p"/>
             </m:rPr>
             <m:t>.</m:t>
-          </m:r>
-          <m:r>
-            <m:t>  </m:t>
-          </m:r>
-          <m:r>
-            <m:rPr>
-              <m:nor/>
-              <m:sty m:val="p"/>
-            </m:rPr>
-            <m:t>(3)</m:t>
           </m:r>
         </m:oMath>
       </m:oMathPara>
@@ -2227,16 +2304,6 @@
               <m:sty m:val="p"/>
             </m:rPr>
             <m:t>,</m:t>
-          </m:r>
-          <m:r>
-            <m:t>  </m:t>
-          </m:r>
-          <m:r>
-            <m:rPr>
-              <m:nor/>
-              <m:sty m:val="p"/>
-            </m:rPr>
-            <m:t>(4)</m:t>
           </m:r>
         </m:oMath>
       </m:oMathPara>
@@ -2691,16 +2758,6 @@
             </m:rPr>
             <m:t>.</m:t>
           </m:r>
-          <m:r>
-            <m:t>  </m:t>
-          </m:r>
-          <m:r>
-            <m:rPr>
-              <m:nor/>
-              <m:sty m:val="p"/>
-            </m:rPr>
-            <m:t>(5)</m:t>
-          </m:r>
         </m:oMath>
       </m:oMathPara>
     </w:p>
@@ -2916,16 +2973,6 @@
             </m:rPr>
             <m:t>,</m:t>
           </m:r>
-          <m:r>
-            <m:t>  </m:t>
-          </m:r>
-          <m:r>
-            <m:rPr>
-              <m:nor/>
-              <m:sty m:val="p"/>
-            </m:rPr>
-            <m:t>(6)</m:t>
-          </m:r>
         </m:oMath>
       </m:oMathPara>
     </w:p>
@@ -3026,16 +3073,6 @@
             </m:rPr>
             <m:t>.</m:t>
           </m:r>
-          <m:r>
-            <m:t>  </m:t>
-          </m:r>
-          <m:r>
-            <m:rPr>
-              <m:nor/>
-              <m:sty m:val="p"/>
-            </m:rPr>
-            <m:t>(7)</m:t>
-          </m:r>
         </m:oMath>
       </m:oMathPara>
     </w:p>
@@ -3206,114 +3243,78 @@
         </m:r>
       </m:oMath>
       <w:r>
-        <w:rPr>
-          <w:rFonts w:hint="eastAsia"/>
-        </w:rPr>
-        <w:t xml:space="preserve">。在</w:t>
-      </w:r>
-      <w:r>
-        <w:t xml:space="preserve"> Eq. 6 </w:t>
-      </w:r>
-      <w:r>
-        <w:rPr>
-          <w:rFonts w:hint="eastAsia"/>
-        </w:rPr>
-        <w:t xml:space="preserve">给出的</w:t>
-      </w:r>
-      <w:r>
-        <w:t xml:space="preserve"> 128 </w:t>
-      </w:r>
-      <w:r>
-        <w:rPr>
-          <w:rFonts w:hint="eastAsia"/>
-        </w:rPr>
-        <w:t xml:space="preserve">个可选角度中取中心</w:t>
-      </w:r>
-      <w:r>
-        <w:t xml:space="preserve"> </w:t>
-      </w:r>
-      <w:r>
-        <w:rPr>
+        <w:t xml:space="preserve">。</w:t>
+      </w:r>
+    </w:p>
+    <w:p>
+      <w:pPr>
+        <w:pStyle w:val="BodyText"/>
+      </w:pPr>
+      <w:r>
+        <w:rPr>
+          <w:rFonts w:hint="eastAsia"/>
           <w:b/>
           <w:bCs/>
         </w:rPr>
-        <w:t xml:space="preserve">71 </w:t>
-      </w:r>
-      <w:r>
-        <w:rPr>
-          <w:rFonts w:hint="eastAsia"/>
+        <w:t xml:space="preserve">本实验不采用</w:t>
+      </w:r>
+      <w:r>
+        <w:rPr>
           <w:b/>
           <w:bCs/>
         </w:rPr>
-        <w:t xml:space="preserve">个</w:t>
-      </w:r>
-      <w:r>
-        <w:rPr>
-          <w:rFonts w:hint="eastAsia"/>
-        </w:rPr>
-        <w:t xml:space="preserve">（</w:t>
+        <w:t xml:space="preserve"> Eq. 6 </w:t>
+      </w:r>
+      <w:r>
+        <w:rPr>
+          <w:rFonts w:hint="eastAsia"/>
+          <w:b/>
+          <w:bCs/>
+        </w:rPr>
+        <w:t xml:space="preserve">的角度集合</w:t>
+      </w:r>
+      <w:r>
+        <w:rPr>
+          <w:rFonts w:hint="eastAsia"/>
+        </w:rPr>
+        <w:t xml:space="preserve">，而是按实验要求固定为</w:t>
+      </w:r>
+      <w:r>
+        <w:t xml:space="preserve"> </w:t>
+      </w:r>
+      <w:r>
+        <w:rPr>
+          <w:b/>
+          <w:bCs/>
+        </w:rPr>
+        <w:t xml:space="preserve">11 </w:t>
+      </w:r>
+      <w:r>
+        <w:rPr>
+          <w:rFonts w:hint="eastAsia"/>
+          <w:b/>
+          <w:bCs/>
+        </w:rPr>
+        <w:t xml:space="preserve">个平面波，范围</w:t>
+      </w:r>
+      <w:r>
+        <w:rPr>
+          <w:b/>
+          <w:bCs/>
+        </w:rPr>
+        <w:t xml:space="preserve"> </w:t>
       </w:r>
       <m:oMath>
-        <m:r>
-          <m:t>i</m:t>
-        </m:r>
-        <m:r>
-          <m:rPr>
-            <m:sty m:val="p"/>
-          </m:rPr>
-          <m:t>=</m:t>
-        </m:r>
         <m:r>
           <m:rPr>
             <m:sty m:val="p"/>
           </m:rPr>
           <m:t>−</m:t>
         </m:r>
-        <m:r>
-          <m:t>35</m:t>
-        </m:r>
-        <m:r>
-          <m:rPr>
-            <m:sty m:val="p"/>
-          </m:rPr>
-          <m:t>,</m:t>
-        </m:r>
-        <m:r>
-          <m:rPr>
-            <m:sty m:val="p"/>
-          </m:rPr>
-          <m:t>…</m:t>
-        </m:r>
-        <m:r>
-          <m:rPr>
-            <m:sty m:val="p"/>
-          </m:rPr>
-          <m:t>,</m:t>
-        </m:r>
-        <m:r>
-          <m:t>35</m:t>
-        </m:r>
-      </m:oMath>
-      <w:r>
-        <w:rPr>
-          <w:rFonts w:hint="eastAsia"/>
-        </w:rPr>
-        <w:t xml:space="preserve">），最大角</w:t>
-      </w:r>
-      <w:r>
-        <w:t xml:space="preserve"> </w:t>
-      </w:r>
-      <m:oMath>
-        <m:r>
-          <m:rPr>
-            <m:sty m:val="p"/>
-          </m:rPr>
-          <m:t>±</m:t>
-        </m:r>
         <m:sSup>
           <m:e>
             <m:r>
-              <m:t>16.5</m:t>
+              <m:t>10</m:t>
             </m:r>
           </m:e>
           <m:sup>
@@ -3328,18 +3329,37 @@
       </m:oMath>
       <w:r>
         <w:rPr>
-          <w:rFonts w:hint="eastAsia"/>
-        </w:rPr>
-        <w:t xml:space="preserve">，中心角间隔约</w:t>
-      </w:r>
-      <w:r>
+          <w:b/>
+          <w:bCs/>
+        </w:rPr>
+        <w:t xml:space="preserve"> </w:t>
+      </w:r>
+      <w:r>
+        <w:rPr>
+          <w:rFonts w:hint="eastAsia"/>
+          <w:b/>
+          <w:bCs/>
+        </w:rPr>
+        <w:t xml:space="preserve">到</w:t>
+      </w:r>
+      <w:r>
+        <w:rPr>
+          <w:b/>
+          <w:bCs/>
+        </w:rPr>
         <w:t xml:space="preserve"> </w:t>
       </w:r>
       <m:oMath>
+        <m:r>
+          <m:rPr>
+            <m:sty m:val="p"/>
+          </m:rPr>
+          <m:t>+</m:t>
+        </m:r>
         <m:sSup>
           <m:e>
             <m:r>
-              <m:t>0.46</m:t>
+              <m:t>10</m:t>
             </m:r>
           </m:e>
           <m:sup>
@@ -3355,8 +3375,468 @@
       <w:r>
         <w:rPr>
           <w:rFonts w:hint="eastAsia"/>
-        </w:rPr>
-        <w:t xml:space="preserve">（与论文“0.47°”一致）。</w:t>
+          <w:b/>
+          <w:bCs/>
+        </w:rPr>
+        <w:t xml:space="preserve">，等间隔</w:t>
+      </w:r>
+      <w:r>
+        <w:rPr>
+          <w:b/>
+          <w:bCs/>
+        </w:rPr>
+        <w:t xml:space="preserve"> </w:t>
+      </w:r>
+      <m:oMath>
+        <m:sSup>
+          <m:e>
+            <m:r>
+              <m:t>2</m:t>
+            </m:r>
+          </m:e>
+          <m:sup>
+            <m:r>
+              <m:rPr>
+                <m:sty m:val="p"/>
+              </m:rPr>
+              <m:t>∘</m:t>
+            </m:r>
+          </m:sup>
+        </m:sSup>
+      </m:oMath>
+      <w:r>
+        <w:rPr>
+          <w:rFonts w:hint="eastAsia"/>
+        </w:rPr>
+        <w:t xml:space="preserve">：</w:t>
+      </w:r>
+    </w:p>
+    <w:p>
+      <w:pPr>
+        <w:pStyle w:val="BodyText"/>
+      </w:pPr>
+      <m:oMathPara>
+        <m:oMathParaPr>
+          <m:jc m:val="center"/>
+        </m:oMathParaPr>
+        <m:oMath>
+          <m:sSub>
+            <m:e>
+              <m:r>
+                <m:t>α</m:t>
+              </m:r>
+            </m:e>
+            <m:sub>
+              <m:r>
+                <m:t>i</m:t>
+              </m:r>
+            </m:sub>
+          </m:sSub>
+          <m:r>
+            <m:rPr>
+              <m:sty m:val="p"/>
+            </m:rPr>
+            <m:t>=</m:t>
+          </m:r>
+          <m:r>
+            <m:rPr>
+              <m:sty m:val="p"/>
+            </m:rPr>
+            <m:t>(</m:t>
+          </m:r>
+          <m:r>
+            <m:t>i</m:t>
+          </m:r>
+          <m:r>
+            <m:rPr>
+              <m:sty m:val="p"/>
+            </m:rPr>
+            <m:t>−</m:t>
+          </m:r>
+          <m:r>
+            <m:t>6</m:t>
+          </m:r>
+          <m:r>
+            <m:rPr>
+              <m:sty m:val="p"/>
+            </m:rPr>
+            <m:t>)</m:t>
+          </m:r>
+          <m:r>
+            <m:rPr>
+              <m:sty m:val="p"/>
+            </m:rPr>
+            <m:t>⋅</m:t>
+          </m:r>
+          <m:sSup>
+            <m:e>
+              <m:r>
+                <m:t>2</m:t>
+              </m:r>
+            </m:e>
+            <m:sup>
+              <m:r>
+                <m:rPr>
+                  <m:sty m:val="p"/>
+                </m:rPr>
+                <m:t>∘</m:t>
+              </m:r>
+            </m:sup>
+          </m:sSup>
+          <m:r>
+            <m:rPr>
+              <m:sty m:val="p"/>
+            </m:rPr>
+            <m:t>,</m:t>
+          </m:r>
+          <m:r>
+            <m:t>  </m:t>
+          </m:r>
+          <m:r>
+            <m:t>i</m:t>
+          </m:r>
+          <m:r>
+            <m:rPr>
+              <m:sty m:val="p"/>
+            </m:rPr>
+            <m:t>=</m:t>
+          </m:r>
+          <m:r>
+            <m:t>1</m:t>
+          </m:r>
+          <m:r>
+            <m:rPr>
+              <m:sty m:val="p"/>
+            </m:rPr>
+            <m:t>,</m:t>
+          </m:r>
+          <m:r>
+            <m:rPr>
+              <m:sty m:val="p"/>
+            </m:rPr>
+            <m:t>…</m:t>
+          </m:r>
+          <m:r>
+            <m:rPr>
+              <m:sty m:val="p"/>
+            </m:rPr>
+            <m:t>,</m:t>
+          </m:r>
+          <m:r>
+            <m:t>11</m:t>
+          </m:r>
+          <m:r>
+            <m:rPr>
+              <m:sty m:val="p"/>
+            </m:rPr>
+            <m:t>,</m:t>
+          </m:r>
+        </m:oMath>
+      </m:oMathPara>
+    </w:p>
+    <w:p>
+      <w:pPr>
+        <w:pStyle w:val="FirstParagraph"/>
+      </w:pPr>
+      <w:r>
+        <w:rPr>
+          <w:rFonts w:hint="eastAsia"/>
+        </w:rPr>
+        <w:t xml:space="preserve">即</w:t>
+      </w:r>
+      <w:r>
+        <w:t xml:space="preserve"> </w:t>
+      </w:r>
+      <m:oMath>
+        <m:r>
+          <m:t>0</m:t>
+        </m:r>
+        <m:r>
+          <m:rPr>
+            <m:sty m:val="p"/>
+          </m:rPr>
+          <m:t>,</m:t>
+        </m:r>
+        <m:r>
+          <m:rPr>
+            <m:sty m:val="p"/>
+          </m:rPr>
+          <m:t>±</m:t>
+        </m:r>
+        <m:sSup>
+          <m:e>
+            <m:r>
+              <m:t>2</m:t>
+            </m:r>
+          </m:e>
+          <m:sup>
+            <m:r>
+              <m:rPr>
+                <m:sty m:val="p"/>
+              </m:rPr>
+              <m:t>∘</m:t>
+            </m:r>
+          </m:sup>
+        </m:sSup>
+        <m:r>
+          <m:rPr>
+            <m:sty m:val="p"/>
+          </m:rPr>
+          <m:t>,</m:t>
+        </m:r>
+        <m:r>
+          <m:rPr>
+            <m:sty m:val="p"/>
+          </m:rPr>
+          <m:t>±</m:t>
+        </m:r>
+        <m:sSup>
+          <m:e>
+            <m:r>
+              <m:t>4</m:t>
+            </m:r>
+          </m:e>
+          <m:sup>
+            <m:r>
+              <m:rPr>
+                <m:sty m:val="p"/>
+              </m:rPr>
+              <m:t>∘</m:t>
+            </m:r>
+          </m:sup>
+        </m:sSup>
+        <m:r>
+          <m:rPr>
+            <m:sty m:val="p"/>
+          </m:rPr>
+          <m:t>,</m:t>
+        </m:r>
+        <m:r>
+          <m:rPr>
+            <m:sty m:val="p"/>
+          </m:rPr>
+          <m:t>±</m:t>
+        </m:r>
+        <m:sSup>
+          <m:e>
+            <m:r>
+              <m:t>6</m:t>
+            </m:r>
+          </m:e>
+          <m:sup>
+            <m:r>
+              <m:rPr>
+                <m:sty m:val="p"/>
+              </m:rPr>
+              <m:t>∘</m:t>
+            </m:r>
+          </m:sup>
+        </m:sSup>
+        <m:r>
+          <m:rPr>
+            <m:sty m:val="p"/>
+          </m:rPr>
+          <m:t>,</m:t>
+        </m:r>
+        <m:r>
+          <m:rPr>
+            <m:sty m:val="p"/>
+          </m:rPr>
+          <m:t>±</m:t>
+        </m:r>
+        <m:sSup>
+          <m:e>
+            <m:r>
+              <m:t>8</m:t>
+            </m:r>
+          </m:e>
+          <m:sup>
+            <m:r>
+              <m:rPr>
+                <m:sty m:val="p"/>
+              </m:rPr>
+              <m:t>∘</m:t>
+            </m:r>
+          </m:sup>
+        </m:sSup>
+        <m:r>
+          <m:rPr>
+            <m:sty m:val="p"/>
+          </m:rPr>
+          <m:t>,</m:t>
+        </m:r>
+        <m:r>
+          <m:rPr>
+            <m:sty m:val="p"/>
+          </m:rPr>
+          <m:t>±</m:t>
+        </m:r>
+        <m:sSup>
+          <m:e>
+            <m:r>
+              <m:t>10</m:t>
+            </m:r>
+          </m:e>
+          <m:sup>
+            <m:r>
+              <m:rPr>
+                <m:sty m:val="p"/>
+              </m:rPr>
+              <m:t>∘</m:t>
+            </m:r>
+          </m:sup>
+        </m:sSup>
+      </m:oMath>
+      <w:r>
+        <w:rPr>
+          <w:rFonts w:hint="eastAsia"/>
+        </w:rPr>
+        <w:t xml:space="preserve">，最大偏转角</w:t>
+      </w:r>
+      <w:r>
+        <w:t xml:space="preserve"> </w:t>
+      </w:r>
+      <m:oMath>
+        <m:r>
+          <m:rPr>
+            <m:sty m:val="p"/>
+          </m:rPr>
+          <m:t>±</m:t>
+        </m:r>
+        <m:sSup>
+          <m:e>
+            <m:r>
+              <m:t>10.0</m:t>
+            </m:r>
+          </m:e>
+          <m:sup>
+            <m:r>
+              <m:rPr>
+                <m:sty m:val="p"/>
+              </m:rPr>
+              <m:t>∘</m:t>
+            </m:r>
+          </m:sup>
+        </m:sSup>
+      </m:oMath>
+      <w:r>
+        <w:rPr>
+          <w:rFonts w:hint="eastAsia"/>
+        </w:rPr>
+        <w:t xml:space="preserve">。第</w:t>
+      </w:r>
+      <w:r>
+        <w:t xml:space="preserve"> 6 </w:t>
+      </w:r>
+      <w:r>
+        <w:rPr>
+          <w:rFonts w:hint="eastAsia"/>
+        </w:rPr>
+        <w:t xml:space="preserve">个角度为</w:t>
+      </w:r>
+      <w:r>
+        <w:t xml:space="preserve"> </w:t>
+      </w:r>
+      <m:oMath>
+        <m:sSup>
+          <m:e>
+            <m:r>
+              <m:t>0</m:t>
+            </m:r>
+          </m:e>
+          <m:sup>
+            <m:r>
+              <m:rPr>
+                <m:sty m:val="p"/>
+              </m:rPr>
+              <m:t>∘</m:t>
+            </m:r>
+          </m:sup>
+        </m:sSup>
+      </m:oMath>
+      <w:r>
+        <w:rPr>
+          <w:rFonts w:hint="eastAsia"/>
+        </w:rPr>
+        <w:t xml:space="preserve">，同时用作“单平面波”那一次发射。11</w:t>
+      </w:r>
+      <w:r>
+        <w:t xml:space="preserve"> </w:t>
+      </w:r>
+      <w:r>
+        <w:rPr>
+          <w:rFonts w:hint="eastAsia"/>
+        </w:rPr>
+        <w:t xml:space="preserve">次发射对应采集帧率（推导值）</w:t>
+      </w:r>
+      <m:oMath>
+        <m:r>
+          <m:t>12833</m:t>
+        </m:r>
+        <m:r>
+          <m:rPr>
+            <m:sty m:val="p"/>
+          </m:rPr>
+          <m:t>/</m:t>
+        </m:r>
+        <m:r>
+          <m:t>11</m:t>
+        </m:r>
+        <m:r>
+          <m:rPr>
+            <m:sty m:val="p"/>
+          </m:rPr>
+          <m:t>≈</m:t>
+        </m:r>
+        <m:r>
+          <m:t>1167</m:t>
+        </m:r>
+      </m:oMath>
+      <w:r>
+        <w:t xml:space="preserve"> </w:t>
+      </w:r>
+      <w:r>
+        <w:t xml:space="preserve">Hz。</w:t>
+      </w:r>
+    </w:p>
+    <w:p>
+      <w:pPr>
+        <w:pStyle w:val="BodyText"/>
+      </w:pPr>
+      <w:r>
+        <w:t xml:space="preserve">Eq. 6 </w:t>
+      </w:r>
+      <w:r>
+        <w:rPr>
+          <w:rFonts w:hint="eastAsia"/>
+        </w:rPr>
+        <w:t xml:space="preserve">的</w:t>
+      </w:r>
+      <w:r>
+        <w:t xml:space="preserve"> </w:t>
+      </w:r>
+      <m:oMath>
+        <m:r>
+          <m:t>n</m:t>
+        </m:r>
+        <m:r>
+          <m:rPr>
+            <m:sty m:val="p"/>
+          </m:rPr>
+          <m:t>≈</m:t>
+        </m:r>
+        <m:r>
+          <m:t>70.5</m:t>
+        </m:r>
+      </m:oMath>
+      <w:r>
+        <w:t xml:space="preserve"> </w:t>
+      </w:r>
+      <w:r>
+        <w:rPr>
+          <w:rFonts w:hint="eastAsia"/>
+        </w:rPr>
+        <w:t xml:space="preserve">只作为背景参考，用来解释“为什么全角度复合的帧率会很低”，不参与本实验的参数选择。</w:t>
       </w:r>
     </w:p>
     <w:bookmarkEnd w:id="13"/>
@@ -4480,7 +4960,7 @@
           <w:rStyle w:val="VerbatimChar"/>
           <w:rFonts w:hint="eastAsia"/>
         </w:rPr>
-        <w:t xml:space="preserve">平面波发射（71</w:t>
+        <w:t xml:space="preserve">平面波发射（11</w:t>
       </w:r>
       <w:r>
         <w:rPr>
@@ -4929,7 +5409,8 @@
     <w:tbl>
       <w:tblPr>
         <w:tblStyle w:val="Table"/>
-        <w:tblW w:type="auto" w:w="0"/>
+        <w:tblW w:type="pct" w:w="5000"/>
+        <w:tblLayout w:type="fixed"/>
         <w:tblLook w:firstRow="1" w:lastRow="0" w:firstColumn="0" w:lastColumn="0" w:noHBand="0" w:noVBand="0" w:val="0020"/>
       </w:tblPr>
       <w:tblGrid>
@@ -5200,21 +5681,33 @@
               <w:pStyle w:val="Compact"/>
             </w:pPr>
             <w:r>
-              <w:t xml:space="preserve">30 mm</w:t>
-            </w:r>
-          </w:p>
-        </w:tc>
-        <w:tc>
-          <w:tcPr/>
-          <w:p>
-            <w:pPr>
-              <w:pStyle w:val="Compact"/>
-            </w:pPr>
-            <w:r>
-              <w:rPr>
-                <w:rFonts w:hint="eastAsia"/>
-              </w:rPr>
-              <w:t xml:space="preserve">取成像中部；论文未给</w:t>
+              <w:rPr>
+                <w:rFonts w:hint="eastAsia"/>
+              </w:rPr>
+              <w:t xml:space="preserve">无（不建模）</w:t>
+            </w:r>
+          </w:p>
+        </w:tc>
+        <w:tc>
+          <w:tcPr/>
+          <w:p>
+            <w:pPr>
+              <w:pStyle w:val="Compact"/>
+            </w:pPr>
+            <w:r>
+              <w:rPr>
+                <w:rStyle w:val="VerbatimChar"/>
+              </w:rPr>
+              <w:t xml:space="preserve">no_sub_y = 1</w:t>
+            </w:r>
+            <w:r>
+              <w:t xml:space="preserve"> </w:t>
+            </w:r>
+            <w:r>
+              <w:rPr>
+                <w:rFonts w:hint="eastAsia"/>
+              </w:rPr>
+              <w:t xml:space="preserve">时该参数不影响结果，已从配置删除</w:t>
             </w:r>
           </w:p>
         </w:tc>
@@ -5302,21 +5795,27 @@
               <w:pStyle w:val="Compact"/>
             </w:pPr>
             <w:r>
-              <w:t xml:space="preserve">60%</w:t>
-            </w:r>
-          </w:p>
-        </w:tc>
-        <w:tc>
-          <w:tcPr/>
-          <w:p>
-            <w:pPr>
-              <w:pStyle w:val="Compact"/>
-            </w:pPr>
-            <w:r>
-              <w:rPr>
-                <w:rFonts w:hint="eastAsia"/>
-              </w:rPr>
-              <w:t xml:space="preserve">论文；仿真中通过激励+脉冲响应调校</w:t>
+              <w:rPr>
+                <w:rFonts w:hint="eastAsia"/>
+              </w:rPr>
+              <w:t xml:space="preserve">60%（设计目标）</w:t>
+            </w:r>
+          </w:p>
+        </w:tc>
+        <w:tc>
+          <w:tcPr/>
+          <w:p>
+            <w:pPr>
+              <w:pStyle w:val="Compact"/>
+            </w:pPr>
+            <w:r>
+              <w:rPr>
+                <w:rFonts w:hint="eastAsia"/>
+              </w:rPr>
+              <w:t xml:space="preserve">论文未给；作为脉冲设计目标，实测</w:t>
+            </w:r>
+            <w:r>
+              <w:t xml:space="preserve"> −3 dB 62.8 %、−6 dB 85.6 %</w:t>
             </w:r>
           </w:p>
         </w:tc>
@@ -5531,47 +6030,38 @@
         <w:rPr>
           <w:rStyle w:val="VerbatimChar"/>
         </w:rPr>
-        <w:t xml:space="preserve">xdc_excitation</w:t>
-      </w:r>
-      <w:r>
-        <w:t xml:space="preserve"> </w:t>
-      </w:r>
-      <w:r>
-        <w:rPr>
-          <w:rFonts w:hint="eastAsia"/>
-        </w:rPr>
-        <w:t xml:space="preserve">用</w:t>
-      </w:r>
-      <w:r>
-        <w:t xml:space="preserve"> 2 </w:t>
-      </w:r>
-      <w:r>
-        <w:rPr>
-          <w:rFonts w:hint="eastAsia"/>
-        </w:rPr>
-        <w:t xml:space="preserve">周期高斯包络正弦（</w:t>
+        <w:t xml:space="preserve">xdc_impulse</w:t>
+      </w:r>
+      <w:r>
+        <w:t xml:space="preserve"> </w:t>
+      </w:r>
+      <w:r>
+        <w:rPr>
+          <w:rFonts w:hint="eastAsia"/>
+        </w:rPr>
+        <w:t xml:space="preserve">用高斯包络正弦（载频</w:t>
+      </w:r>
+      <w:r>
+        <w:t xml:space="preserve"> 4.90 </w:t>
+      </w:r>
+      <w:r>
+        <w:rPr>
+          <w:rFonts w:hint="eastAsia"/>
+        </w:rPr>
+        <w:t xml:space="preserve">MHz，</w:t>
       </w:r>
       <m:oMath>
-        <m:sSub>
-          <m:e>
-            <m:r>
-              <m:t>σ</m:t>
-            </m:r>
-          </m:e>
-          <m:sub>
-            <m:r>
-              <m:t>t</m:t>
-            </m:r>
-          </m:sub>
-        </m:sSub>
+        <m:r>
+          <m:t>σ</m:t>
+        </m:r>
         <m:r>
           <m:rPr>
             <m:sty m:val="p"/>
           </m:rPr>
-          <m:t>≈</m:t>
-        </m:r>
-        <m:r>
-          <m:t>0.6</m:t>
+          <m:t>=</m:t>
+        </m:r>
+        <m:r>
+          <m:t>0.32</m:t>
         </m:r>
         <m:r>
           <m:rPr>
@@ -5596,90 +6086,96 @@
         <w:rPr>
           <w:rFonts w:hint="eastAsia"/>
         </w:rPr>
-        <w:t xml:space="preserve">），</w:t>
+        <w:t xml:space="preserve">，5</w:t>
+      </w:r>
+      <w:r>
+        <w:t xml:space="preserve"> </w:t>
+      </w:r>
+      <w:r>
+        <w:rPr>
+          <w:rFonts w:hint="eastAsia"/>
+        </w:rPr>
+        <w:t xml:space="preserve">周期窗），</w:t>
       </w:r>
       <w:r>
         <w:rPr>
           <w:rStyle w:val="VerbatimChar"/>
         </w:rPr>
-        <w:t xml:space="preserve">xdc_impulse</w:t>
-      </w:r>
-      <w:r>
-        <w:t xml:space="preserve"> </w:t>
-      </w:r>
-      <w:r>
-        <w:rPr>
-          <w:rFonts w:hint="eastAsia"/>
-        </w:rPr>
-        <w:t xml:space="preserve">用短高斯脉冲；两者卷积后的频谱在</w:t>
-      </w:r>
-      <w:r>
-        <w:t xml:space="preserve"> 4.5 MHz </w:t>
-      </w:r>
-      <w:r>
-        <w:rPr>
-          <w:rFonts w:hint="eastAsia"/>
-        </w:rPr>
-        <w:t xml:space="preserve">处</w:t>
-      </w:r>
-      <w:r>
-        <w:t xml:space="preserve"> −6 dB </w:t>
-      </w:r>
-      <w:r>
-        <w:rPr>
-          <w:rFonts w:hint="eastAsia"/>
-        </w:rPr>
-        <w:t xml:space="preserve">带宽调至</w:t>
-      </w:r>
-      <w:r>
-        <w:t xml:space="preserve"> </w:t>
-      </w:r>
-      <w:r>
-        <w:rPr>
-          <w:rFonts w:hint="eastAsia"/>
-        </w:rPr>
-        <w:t xml:space="preserve">60%±5%。这一步在</w:t>
-      </w:r>
-      <w:r>
-        <w:t xml:space="preserve"> E0 </w:t>
-      </w:r>
-      <w:r>
-        <w:rPr>
-          <w:rFonts w:hint="eastAsia"/>
-        </w:rPr>
-        <w:t xml:space="preserve">中用</w:t>
-      </w:r>
-      <w:r>
-        <w:t xml:space="preserve"> FFT </w:t>
-      </w:r>
-      <w:r>
-        <w:rPr>
-          <w:rFonts w:hint="eastAsia"/>
-        </w:rPr>
-        <w:t xml:space="preserve">验证，必要时微调</w:t>
+        <w:t xml:space="preserve">xdc_excitation</w:t>
+      </w:r>
+      <w:r>
+        <w:t xml:space="preserve"> </w:t>
+      </w:r>
+      <w:r>
+        <w:rPr>
+          <w:rFonts w:hint="eastAsia"/>
+        </w:rPr>
+        <w:t xml:space="preserve">取单位冲激；两程脉冲实测</w:t>
+      </w:r>
+      <w:r>
+        <w:t xml:space="preserve"> 4.45 MHz、−3 dB </w:t>
+      </w:r>
+      <w:r>
+        <w:rPr>
+          <w:rFonts w:hint="eastAsia"/>
+        </w:rPr>
+        <w:t xml:space="preserve">带宽</w:t>
+      </w:r>
+      <w:r>
+        <w:t xml:space="preserve"> 62.8 </w:t>
+      </w:r>
+      <w:r>
+        <w:rPr>
+          <w:rFonts w:hint="eastAsia"/>
+        </w:rPr>
+        <w:t xml:space="preserve">%（−6</w:t>
+      </w:r>
+      <w:r>
+        <w:t xml:space="preserve"> dB 85.6 </w:t>
+      </w:r>
+      <w:r>
+        <w:rPr>
+          <w:rFonts w:hint="eastAsia"/>
+        </w:rPr>
+        <w:t xml:space="preserve">%）。带宽阈值在代码中取</w:t>
       </w:r>
       <w:r>
         <w:t xml:space="preserve"> </w:t>
       </w:r>
       <m:oMath>
-        <m:sSub>
+        <m:sSup>
           <m:e>
             <m:r>
-              <m:t>σ</m:t>
+              <m:t>10</m:t>
             </m:r>
           </m:e>
-          <m:sub>
+          <m:sup>
             <m:r>
-              <m:t>t</m:t>
+              <m:rPr>
+                <m:sty m:val="p"/>
+              </m:rPr>
+              <m:t>−</m:t>
             </m:r>
-          </m:sub>
-        </m:sSub>
+            <m:r>
+              <m:t>3</m:t>
+            </m:r>
+            <m:r>
+              <m:rPr>
+                <m:sty m:val="p"/>
+              </m:rPr>
+              <m:t>/</m:t>
+            </m:r>
+            <m:r>
+              <m:t>20</m:t>
+            </m:r>
+          </m:sup>
+        </m:sSup>
       </m:oMath>
       <w:r>
         <w:rPr>
           <w:rFonts w:hint="eastAsia"/>
         </w:rPr>
-        <w:t xml:space="preserve">。不引入编码激励。</w:t>
+        <w:t xml:space="preserve">，报告里同时给出两个口径。不引入编码激励。</w:t>
       </w:r>
     </w:p>
     <w:bookmarkEnd w:id="19"/>
@@ -7023,75 +7519,120 @@
         <w:rPr>
           <w:rFonts w:hint="eastAsia"/>
         </w:rPr>
-        <w:t xml:space="preserve">先一次性采集</w:t>
-      </w:r>
-      <w:r>
-        <w:t xml:space="preserve"> 71 </w:t>
-      </w:r>
-      <w:r>
-        <w:rPr>
-          <w:rFonts w:hint="eastAsia"/>
-        </w:rPr>
-        <w:t xml:space="preserve">个角度（Eq.</w:t>
-      </w:r>
-      <w:r>
-        <w:t xml:space="preserve"> 6 </w:t>
-      </w:r>
-      <w:r>
-        <w:rPr>
-          <w:rFonts w:hint="eastAsia"/>
-        </w:rPr>
-        <w:t xml:space="preserve">的</w:t>
-      </w:r>
-      <w:r>
-        <w:t xml:space="preserve"> </w:t>
+        <w:t xml:space="preserve">本实验只有</w:t>
+      </w:r>
+      <w:r>
+        <w:rPr>
+          <w:rFonts w:hint="eastAsia"/>
+          <w:b/>
+          <w:bCs/>
+        </w:rPr>
+        <w:t xml:space="preserve">一套角度</w:t>
+      </w:r>
+      <w:r>
+        <w:rPr>
+          <w:rFonts w:hint="eastAsia"/>
+        </w:rPr>
+        <w:t xml:space="preserve">：11</w:t>
+      </w:r>
+      <w:r>
+        <w:t xml:space="preserve"> </w:t>
+      </w:r>
+      <w:r>
+        <w:rPr>
+          <w:rFonts w:hint="eastAsia"/>
+        </w:rPr>
+        <w:t xml:space="preserve">个平面波，</w:t>
       </w:r>
       <m:oMath>
-        <m:r>
-          <m:t>i</m:t>
-        </m:r>
-        <m:r>
-          <m:rPr>
-            <m:sty m:val="p"/>
-          </m:rPr>
-          <m:t>=</m:t>
-        </m:r>
         <m:r>
           <m:rPr>
             <m:sty m:val="p"/>
           </m:rPr>
           <m:t>−</m:t>
         </m:r>
-        <m:r>
-          <m:t>35</m:t>
-        </m:r>
+        <m:sSup>
+          <m:e>
+            <m:r>
+              <m:t>10</m:t>
+            </m:r>
+          </m:e>
+          <m:sup>
+            <m:r>
+              <m:rPr>
+                <m:sty m:val="p"/>
+              </m:rPr>
+              <m:t>∘</m:t>
+            </m:r>
+          </m:sup>
+        </m:sSup>
+      </m:oMath>
+      <w:r>
+        <w:t xml:space="preserve"> </w:t>
+      </w:r>
+      <w:r>
+        <w:rPr>
+          <w:rFonts w:hint="eastAsia"/>
+        </w:rPr>
+        <w:t xml:space="preserve">到</w:t>
+      </w:r>
+      <w:r>
+        <w:t xml:space="preserve"> </w:t>
+      </w:r>
+      <m:oMath>
         <m:r>
           <m:rPr>
             <m:sty m:val="p"/>
           </m:rPr>
-          <m:t>,</m:t>
-        </m:r>
-        <m:r>
-          <m:rPr>
-            <m:sty m:val="p"/>
-          </m:rPr>
-          <m:t>…</m:t>
-        </m:r>
-        <m:r>
-          <m:rPr>
-            <m:sty m:val="p"/>
-          </m:rPr>
-          <m:t>,</m:t>
-        </m:r>
-        <m:r>
-          <m:t>35</m:t>
-        </m:r>
+          <m:t>+</m:t>
+        </m:r>
+        <m:sSup>
+          <m:e>
+            <m:r>
+              <m:t>10</m:t>
+            </m:r>
+          </m:e>
+          <m:sup>
+            <m:r>
+              <m:rPr>
+                <m:sty m:val="p"/>
+              </m:rPr>
+              <m:t>∘</m:t>
+            </m:r>
+          </m:sup>
+        </m:sSup>
       </m:oMath>
       <w:r>
         <w:rPr>
           <w:rFonts w:hint="eastAsia"/>
         </w:rPr>
-        <w:t xml:space="preserve">），再从中取子集做“角度数收敛”实验：</w:t>
+        <w:t xml:space="preserve">，间隔</w:t>
+      </w:r>
+      <w:r>
+        <w:t xml:space="preserve"> </w:t>
+      </w:r>
+      <m:oMath>
+        <m:sSup>
+          <m:e>
+            <m:r>
+              <m:t>2</m:t>
+            </m:r>
+          </m:e>
+          <m:sup>
+            <m:r>
+              <m:rPr>
+                <m:sty m:val="p"/>
+              </m:rPr>
+              <m:t>∘</m:t>
+            </m:r>
+          </m:sup>
+        </m:sSup>
+      </m:oMath>
+      <w:r>
+        <w:rPr>
+          <w:rFonts w:hint="eastAsia"/>
+        </w:rPr>
+        <w:t xml:space="preserve">。采集、复合、声场图与显示全部使用这一套角度，不保留其他角度档位。</w:t>
       </w:r>
     </w:p>
     <w:tbl>
@@ -7102,11 +7643,10 @@
         <w:tblLook w:firstRow="1" w:lastRow="0" w:firstColumn="0" w:lastColumn="0" w:noHBand="0" w:noVBand="0" w:val="0020"/>
       </w:tblPr>
       <w:tblGrid>
-        <w:gridCol w:w="1584"/>
-        <w:gridCol w:w="1584"/>
-        <w:gridCol w:w="1584"/>
-        <w:gridCol w:w="1584"/>
-        <w:gridCol w:w="1584"/>
+        <w:gridCol w:w="1980"/>
+        <w:gridCol w:w="1980"/>
+        <w:gridCol w:w="1980"/>
+        <w:gridCol w:w="1980"/>
       </w:tblGrid>
       <w:tr>
         <w:trPr>
@@ -7122,7 +7662,7 @@
               <w:rPr>
                 <w:rFonts w:hint="eastAsia"/>
               </w:rPr>
-              <w:t xml:space="preserve">组名</w:t>
+              <w:t xml:space="preserve">方法</w:t>
             </w:r>
           </w:p>
         </w:tc>
@@ -7158,35 +7698,7 @@
               <w:rPr>
                 <w:rFonts w:hint="eastAsia"/>
               </w:rPr>
-              <w:t xml:space="preserve">取法（</w:t>
-            </w:r>
-            <m:oMath>
-              <m:r>
-                <m:t>i</m:t>
-              </m:r>
-            </m:oMath>
-            <w:r>
-              <w:t xml:space="preserve"> </w:t>
-            </w:r>
-            <w:r>
-              <w:rPr>
-                <w:rFonts w:hint="eastAsia"/>
-              </w:rPr>
-              <w:t xml:space="preserve">的集合）</w:t>
-            </w:r>
-          </w:p>
-        </w:tc>
-        <w:tc>
-          <w:tcPr/>
-          <w:p>
-            <w:pPr>
-              <w:pStyle w:val="Compact"/>
-            </w:pPr>
-            <w:r>
-              <w:rPr>
-                <w:rFonts w:hint="eastAsia"/>
-              </w:rPr>
-              <w:t xml:space="preserve">最大角</w:t>
+              <w:t xml:space="preserve">角度</w:t>
             </w:r>
           </w:p>
         </w:tc>
@@ -7222,7 +7734,10 @@
               <w:pStyle w:val="Compact"/>
             </w:pPr>
             <w:r>
-              <w:t xml:space="preserve">PW</w:t>
+              <w:rPr>
+                <w:rFonts w:hint="eastAsia"/>
+              </w:rPr>
+              <w:t xml:space="preserve">PW（单平面波）</w:t>
             </w:r>
           </w:p>
         </w:tc>
@@ -7244,33 +7759,22 @@
               <w:pStyle w:val="Compact"/>
             </w:pPr>
             <m:oMath>
-              <m:r>
-                <m:rPr>
-                  <m:sty m:val="p"/>
-                </m:rPr>
-                <m:t>{</m:t>
-              </m:r>
-              <m:r>
-                <m:t>0</m:t>
-              </m:r>
-              <m:r>
-                <m:rPr>
-                  <m:sty m:val="p"/>
-                </m:rPr>
-                <m:t>}</m:t>
-              </m:r>
+              <m:sSup>
+                <m:e>
+                  <m:r>
+                    <m:t>0</m:t>
+                  </m:r>
+                </m:e>
+                <m:sup>
+                  <m:r>
+                    <m:rPr>
+                      <m:sty m:val="p"/>
+                    </m:rPr>
+                    <m:t>∘</m:t>
+                  </m:r>
+                </m:sup>
+              </m:sSup>
             </m:oMath>
-          </w:p>
-        </w:tc>
-        <w:tc>
-          <w:tcPr/>
-          <w:p>
-            <w:pPr>
-              <w:pStyle w:val="Compact"/>
-            </w:pPr>
-            <w:r>
-              <w:t xml:space="preserve">0°</w:t>
-            </w:r>
           </w:p>
         </w:tc>
         <w:tc>
@@ -7293,18 +7797,27 @@
               <w:pStyle w:val="Compact"/>
             </w:pPr>
             <w:r>
-              <w:t xml:space="preserve">C5</w:t>
-            </w:r>
-          </w:p>
-        </w:tc>
-        <w:tc>
-          <w:tcPr/>
-          <w:p>
-            <w:pPr>
-              <w:pStyle w:val="Compact"/>
-            </w:pPr>
-            <w:r>
-              <w:t xml:space="preserve">5</w:t>
+              <w:rPr>
+                <w:rFonts w:hint="eastAsia"/>
+                <w:b/>
+                <w:bCs/>
+              </w:rPr>
+              <w:t xml:space="preserve">C11（相干复合）</w:t>
+            </w:r>
+          </w:p>
+        </w:tc>
+        <w:tc>
+          <w:tcPr/>
+          <w:p>
+            <w:pPr>
+              <w:pStyle w:val="Compact"/>
+            </w:pPr>
+            <w:r>
+              <w:rPr>
+                <w:b/>
+                <w:bCs/>
+              </w:rPr>
+              <w:t xml:space="preserve">11</w:t>
             </w:r>
           </w:p>
         </w:tc>
@@ -7315,12 +7828,6 @@
               <w:pStyle w:val="Compact"/>
             </w:pPr>
             <m:oMath>
-              <m:r>
-                <m:rPr>
-                  <m:sty m:val="p"/>
-                </m:rPr>
-                <m:t>{</m:t>
-              </m:r>
               <m:r>
                 <m:t>0</m:t>
               </m:r>
@@ -7336,9 +7843,21 @@
                 </m:rPr>
                 <m:t>±</m:t>
               </m:r>
-              <m:r>
-                <m:t>8</m:t>
-              </m:r>
+              <m:sSup>
+                <m:e>
+                  <m:r>
+                    <m:t>2</m:t>
+                  </m:r>
+                </m:e>
+                <m:sup>
+                  <m:r>
+                    <m:rPr>
+                      <m:sty m:val="p"/>
+                    </m:rPr>
+                    <m:t>∘</m:t>
+                  </m:r>
+                </m:sup>
+              </m:sSup>
               <m:r>
                 <m:rPr>
                   <m:sty m:val="p"/>
@@ -7351,80 +7870,21 @@
                 </m:rPr>
                 <m:t>±</m:t>
               </m:r>
-              <m:r>
-                <m:t>16</m:t>
-              </m:r>
-              <m:r>
-                <m:rPr>
-                  <m:sty m:val="p"/>
-                </m:rPr>
-                <m:t>}</m:t>
-              </m:r>
-            </m:oMath>
-          </w:p>
-        </w:tc>
-        <w:tc>
-          <w:tcPr/>
-          <w:p>
-            <w:pPr>
-              <w:pStyle w:val="Compact"/>
-            </w:pPr>
-            <w:r>
-              <w:t xml:space="preserve">±7.4°</w:t>
-            </w:r>
-          </w:p>
-        </w:tc>
-        <w:tc>
-          <w:tcPr/>
-          <w:p>
-            <w:pPr>
-              <w:pStyle w:val="Compact"/>
-            </w:pPr>
-            <w:r>
-              <w:t xml:space="preserve">2567 Hz</w:t>
-            </w:r>
-          </w:p>
-        </w:tc>
-      </w:tr>
-      <w:tr>
-        <w:tc>
-          <w:tcPr/>
-          <w:p>
-            <w:pPr>
-              <w:pStyle w:val="Compact"/>
-            </w:pPr>
-            <w:r>
-              <w:t xml:space="preserve">C9</w:t>
-            </w:r>
-          </w:p>
-        </w:tc>
-        <w:tc>
-          <w:tcPr/>
-          <w:p>
-            <w:pPr>
-              <w:pStyle w:val="Compact"/>
-            </w:pPr>
-            <w:r>
-              <w:t xml:space="preserve">9</w:t>
-            </w:r>
-          </w:p>
-        </w:tc>
-        <w:tc>
-          <w:tcPr/>
-          <w:p>
-            <w:pPr>
-              <w:pStyle w:val="Compact"/>
-            </w:pPr>
-            <m:oMath>
-              <m:r>
-                <m:rPr>
-                  <m:sty m:val="p"/>
-                </m:rPr>
-                <m:t>{</m:t>
-              </m:r>
-              <m:r>
-                <m:t>0</m:t>
-              </m:r>
+              <m:sSup>
+                <m:e>
+                  <m:r>
+                    <m:t>4</m:t>
+                  </m:r>
+                </m:e>
+                <m:sup>
+                  <m:r>
+                    <m:rPr>
+                      <m:sty m:val="p"/>
+                    </m:rPr>
+                    <m:t>∘</m:t>
+                  </m:r>
+                </m:sup>
+              </m:sSup>
               <m:r>
                 <m:rPr>
                   <m:sty m:val="p"/>
@@ -7437,9 +7897,21 @@
                 </m:rPr>
                 <m:t>±</m:t>
               </m:r>
-              <m:r>
-                <m:t>4</m:t>
-              </m:r>
+              <m:sSup>
+                <m:e>
+                  <m:r>
+                    <m:t>6</m:t>
+                  </m:r>
+                </m:e>
+                <m:sup>
+                  <m:r>
+                    <m:rPr>
+                      <m:sty m:val="p"/>
+                    </m:rPr>
+                    <m:t>∘</m:t>
+                  </m:r>
+                </m:sup>
+              </m:sSup>
               <m:r>
                 <m:rPr>
                   <m:sty m:val="p"/>
@@ -7452,9 +7924,21 @@
                 </m:rPr>
                 <m:t>±</m:t>
               </m:r>
-              <m:r>
-                <m:t>8</m:t>
-              </m:r>
+              <m:sSup>
+                <m:e>
+                  <m:r>
+                    <m:t>8</m:t>
+                  </m:r>
+                </m:e>
+                <m:sup>
+                  <m:r>
+                    <m:rPr>
+                      <m:sty m:val="p"/>
+                    </m:rPr>
+                    <m:t>∘</m:t>
+                  </m:r>
+                </m:sup>
+              </m:sSup>
               <m:r>
                 <m:rPr>
                   <m:sty m:val="p"/>
@@ -7467,30 +7951,21 @@
                 </m:rPr>
                 <m:t>±</m:t>
               </m:r>
-              <m:r>
-                <m:t>12</m:t>
-              </m:r>
-              <m:r>
-                <m:rPr>
-                  <m:sty m:val="p"/>
-                </m:rPr>
-                <m:t>,</m:t>
-              </m:r>
-              <m:r>
-                <m:rPr>
-                  <m:sty m:val="p"/>
-                </m:rPr>
-                <m:t>±</m:t>
-              </m:r>
-              <m:r>
-                <m:t>16</m:t>
-              </m:r>
-              <m:r>
-                <m:rPr>
-                  <m:sty m:val="p"/>
-                </m:rPr>
-                <m:t>}</m:t>
-              </m:r>
+              <m:sSup>
+                <m:e>
+                  <m:r>
+                    <m:t>10</m:t>
+                  </m:r>
+                </m:e>
+                <m:sup>
+                  <m:r>
+                    <m:rPr>
+                      <m:sty m:val="p"/>
+                    </m:rPr>
+                    <m:t>∘</m:t>
+                  </m:r>
+                </m:sup>
+              </m:sSup>
             </m:oMath>
           </w:p>
         </w:tc>
@@ -7501,417 +7976,11 @@
               <w:pStyle w:val="Compact"/>
             </w:pPr>
             <w:r>
-              <w:t xml:space="preserve">±7.4°</w:t>
-            </w:r>
-          </w:p>
-        </w:tc>
-        <w:tc>
-          <w:tcPr/>
-          <w:p>
-            <w:pPr>
-              <w:pStyle w:val="Compact"/>
-            </w:pPr>
-            <w:r>
-              <w:t xml:space="preserve">1426 Hz</w:t>
-            </w:r>
-          </w:p>
-        </w:tc>
-      </w:tr>
-      <w:tr>
-        <w:tc>
-          <w:tcPr/>
-          <w:p>
-            <w:pPr>
-              <w:pStyle w:val="Compact"/>
-            </w:pPr>
-            <w:r>
-              <w:t xml:space="preserve">C17</w:t>
-            </w:r>
-          </w:p>
-        </w:tc>
-        <w:tc>
-          <w:tcPr/>
-          <w:p>
-            <w:pPr>
-              <w:pStyle w:val="Compact"/>
-            </w:pPr>
-            <w:r>
-              <w:t xml:space="preserve">17</w:t>
-            </w:r>
-          </w:p>
-        </w:tc>
-        <w:tc>
-          <w:tcPr/>
-          <w:p>
-            <w:pPr>
-              <w:pStyle w:val="Compact"/>
-            </w:pPr>
-            <m:oMath>
-              <m:r>
-                <m:rPr>
-                  <m:sty m:val="p"/>
-                </m:rPr>
-                <m:t>{</m:t>
-              </m:r>
-              <m:r>
-                <m:t>0</m:t>
-              </m:r>
-              <m:r>
-                <m:rPr>
-                  <m:sty m:val="p"/>
-                </m:rPr>
-                <m:t>,</m:t>
-              </m:r>
-              <m:r>
-                <m:rPr>
-                  <m:sty m:val="p"/>
-                </m:rPr>
-                <m:t>±</m:t>
-              </m:r>
-              <m:r>
-                <m:t>2</m:t>
-              </m:r>
-              <m:r>
-                <m:rPr>
-                  <m:sty m:val="p"/>
-                </m:rPr>
-                <m:t>,</m:t>
-              </m:r>
-              <m:r>
-                <m:rPr>
-                  <m:sty m:val="p"/>
-                </m:rPr>
-                <m:t>…</m:t>
-              </m:r>
-              <m:r>
-                <m:rPr>
-                  <m:sty m:val="p"/>
-                </m:rPr>
-                <m:t>,</m:t>
-              </m:r>
-              <m:r>
-                <m:rPr>
-                  <m:sty m:val="p"/>
-                </m:rPr>
-                <m:t>±</m:t>
-              </m:r>
-              <m:r>
-                <m:t>16</m:t>
-              </m:r>
-              <m:r>
-                <m:rPr>
-                  <m:sty m:val="p"/>
-                </m:rPr>
-                <m:t>}</m:t>
-              </m:r>
-            </m:oMath>
-          </w:p>
-        </w:tc>
-        <w:tc>
-          <w:tcPr/>
-          <w:p>
-            <w:pPr>
-              <w:pStyle w:val="Compact"/>
-            </w:pPr>
-            <w:r>
-              <w:t xml:space="preserve">±7.4°</w:t>
-            </w:r>
-          </w:p>
-        </w:tc>
-        <w:tc>
-          <w:tcPr/>
-          <w:p>
-            <w:pPr>
-              <w:pStyle w:val="Compact"/>
-            </w:pPr>
-            <w:r>
-              <w:t xml:space="preserve">755 Hz</w:t>
-            </w:r>
-          </w:p>
-        </w:tc>
-      </w:tr>
-      <w:tr>
-        <w:tc>
-          <w:tcPr/>
-          <w:p>
-            <w:pPr>
-              <w:pStyle w:val="Compact"/>
-            </w:pPr>
-            <w:r>
-              <w:t xml:space="preserve">C33</w:t>
-            </w:r>
-          </w:p>
-        </w:tc>
-        <w:tc>
-          <w:tcPr/>
-          <w:p>
-            <w:pPr>
-              <w:pStyle w:val="Compact"/>
-            </w:pPr>
-            <w:r>
-              <w:t xml:space="preserve">33</w:t>
-            </w:r>
-          </w:p>
-        </w:tc>
-        <w:tc>
-          <w:tcPr/>
-          <w:p>
-            <w:pPr>
-              <w:pStyle w:val="Compact"/>
-            </w:pPr>
-            <m:oMath>
-              <m:r>
-                <m:rPr>
-                  <m:sty m:val="p"/>
-                </m:rPr>
-                <m:t>{</m:t>
-              </m:r>
-              <m:r>
-                <m:t>0</m:t>
-              </m:r>
-              <m:r>
-                <m:rPr>
-                  <m:sty m:val="p"/>
-                </m:rPr>
-                <m:t>,</m:t>
-              </m:r>
-              <m:r>
-                <m:rPr>
-                  <m:sty m:val="p"/>
-                </m:rPr>
-                <m:t>±</m:t>
-              </m:r>
-              <m:r>
-                <m:t>1</m:t>
-              </m:r>
-              <m:r>
-                <m:rPr>
-                  <m:sty m:val="p"/>
-                </m:rPr>
-                <m:t>,</m:t>
-              </m:r>
-              <m:r>
-                <m:rPr>
-                  <m:sty m:val="p"/>
-                </m:rPr>
-                <m:t>…</m:t>
-              </m:r>
-              <m:r>
-                <m:rPr>
-                  <m:sty m:val="p"/>
-                </m:rPr>
-                <m:t>,</m:t>
-              </m:r>
-              <m:r>
-                <m:rPr>
-                  <m:sty m:val="p"/>
-                </m:rPr>
-                <m:t>±</m:t>
-              </m:r>
-              <m:r>
-                <m:t>16</m:t>
-              </m:r>
-              <m:r>
-                <m:rPr>
-                  <m:sty m:val="p"/>
-                </m:rPr>
-                <m:t>}</m:t>
-              </m:r>
-            </m:oMath>
-          </w:p>
-        </w:tc>
-        <w:tc>
-          <w:tcPr/>
-          <w:p>
-            <w:pPr>
-              <w:pStyle w:val="Compact"/>
-            </w:pPr>
-            <w:r>
-              <w:t xml:space="preserve">±7.4°</w:t>
-            </w:r>
-          </w:p>
-        </w:tc>
-        <w:tc>
-          <w:tcPr/>
-          <w:p>
-            <w:pPr>
-              <w:pStyle w:val="Compact"/>
-            </w:pPr>
-            <w:r>
-              <w:t xml:space="preserve">389 Hz</w:t>
-            </w:r>
-          </w:p>
-        </w:tc>
-      </w:tr>
-      <w:tr>
-        <w:tc>
-          <w:tcPr/>
-          <w:p>
-            <w:pPr>
-              <w:pStyle w:val="Compact"/>
-            </w:pPr>
-            <w:r>
-              <w:t xml:space="preserve">C45</w:t>
-            </w:r>
-          </w:p>
-        </w:tc>
-        <w:tc>
-          <w:tcPr/>
-          <w:p>
-            <w:pPr>
-              <w:pStyle w:val="Compact"/>
-            </w:pPr>
-            <w:r>
-              <w:t xml:space="preserve">45</w:t>
-            </w:r>
-          </w:p>
-        </w:tc>
-        <w:tc>
-          <w:tcPr/>
-          <w:p>
-            <w:pPr>
-              <w:pStyle w:val="Compact"/>
-            </w:pPr>
-            <m:oMath>
-              <m:r>
-                <m:rPr>
-                  <m:sty m:val="p"/>
-                </m:rPr>
-                <m:t>{</m:t>
-              </m:r>
-              <m:r>
-                <m:t>0</m:t>
-              </m:r>
-              <m:r>
-                <m:rPr>
-                  <m:sty m:val="p"/>
-                </m:rPr>
-                <m:t>,</m:t>
-              </m:r>
-              <m:r>
-                <m:rPr>
-                  <m:sty m:val="p"/>
-                </m:rPr>
-                <m:t>±</m:t>
-              </m:r>
-              <m:r>
-                <m:t>1</m:t>
-              </m:r>
-              <m:r>
-                <m:rPr>
-                  <m:sty m:val="p"/>
-                </m:rPr>
-                <m:t>,</m:t>
-              </m:r>
-              <m:r>
-                <m:rPr>
-                  <m:sty m:val="p"/>
-                </m:rPr>
-                <m:t>…</m:t>
-              </m:r>
-              <m:r>
-                <m:rPr>
-                  <m:sty m:val="p"/>
-                </m:rPr>
-                <m:t>,</m:t>
-              </m:r>
-              <m:r>
-                <m:rPr>
-                  <m:sty m:val="p"/>
-                </m:rPr>
-                <m:t>±</m:t>
-              </m:r>
-              <m:r>
-                <m:t>22</m:t>
-              </m:r>
-              <m:r>
-                <m:rPr>
-                  <m:sty m:val="p"/>
-                </m:rPr>
-                <m:t>}</m:t>
-              </m:r>
-            </m:oMath>
-          </w:p>
-        </w:tc>
-        <w:tc>
-          <w:tcPr/>
-          <w:p>
-            <w:pPr>
-              <w:pStyle w:val="Compact"/>
-            </w:pPr>
-            <w:r>
-              <w:t xml:space="preserve">±10.3°</w:t>
-            </w:r>
-          </w:p>
-        </w:tc>
-        <w:tc>
-          <w:tcPr/>
-          <w:p>
-            <w:pPr>
-              <w:pStyle w:val="Compact"/>
-            </w:pPr>
-            <w:r>
-              <w:t xml:space="preserve">285 Hz</w:t>
-            </w:r>
-          </w:p>
-        </w:tc>
-      </w:tr>
-      <w:tr>
-        <w:tc>
-          <w:tcPr/>
-          <w:p>
-            <w:pPr>
-              <w:pStyle w:val="Compact"/>
-            </w:pPr>
-            <w:r>
-              <w:t xml:space="preserve">C71</w:t>
-            </w:r>
-          </w:p>
-        </w:tc>
-        <w:tc>
-          <w:tcPr/>
-          <w:p>
-            <w:pPr>
-              <w:pStyle w:val="Compact"/>
-            </w:pPr>
-            <w:r>
-              <w:t xml:space="preserve">71</w:t>
-            </w:r>
-          </w:p>
-        </w:tc>
-        <w:tc>
-          <w:tcPr/>
-          <w:p>
-            <w:pPr>
-              <w:pStyle w:val="Compact"/>
-            </w:pPr>
-            <w:r>
-              <w:rPr>
-                <w:rFonts w:hint="eastAsia"/>
-              </w:rPr>
-              <w:t xml:space="preserve">全部</w:t>
-            </w:r>
-          </w:p>
-        </w:tc>
-        <w:tc>
-          <w:tcPr/>
-          <w:p>
-            <w:pPr>
-              <w:pStyle w:val="Compact"/>
-            </w:pPr>
-            <w:r>
-              <w:t xml:space="preserve">±16.5°</w:t>
-            </w:r>
-          </w:p>
-        </w:tc>
-        <w:tc>
-          <w:tcPr/>
-          <w:p>
-            <w:pPr>
-              <w:pStyle w:val="Compact"/>
-            </w:pPr>
-            <w:r>
-              <w:t xml:space="preserve">181 Hz</w:t>
+              <w:rPr>
+                <w:b/>
+                <w:bCs/>
+              </w:rPr>
+              <w:t xml:space="preserve">1167 Hz</w:t>
             </w:r>
           </w:p>
         </w:tc>
@@ -7925,43 +7994,34 @@
         <w:rPr>
           <w:rFonts w:hint="eastAsia"/>
         </w:rPr>
-        <w:t xml:space="preserve">说明：论文</w:t>
-      </w:r>
-      <w:r>
-        <w:t xml:space="preserve"> Fig. 11 </w:t>
-      </w:r>
-      <w:r>
-        <w:rPr>
-          <w:rFonts w:hint="eastAsia"/>
-        </w:rPr>
-        <w:t xml:space="preserve">用的是“2°/1°/0.5°</w:t>
-      </w:r>
-      <w:r>
-        <w:t xml:space="preserve"> </w:t>
-      </w:r>
-      <w:r>
-        <w:rPr>
-          <w:rFonts w:hint="eastAsia"/>
-        </w:rPr>
-        <w:t xml:space="preserve">等间隔”角度组；本实验为复用同一批</w:t>
-      </w:r>
-      <w:r>
-        <w:t xml:space="preserve"> 71 </w:t>
-      </w:r>
-      <w:r>
-        <w:rPr>
-          <w:rFonts w:hint="eastAsia"/>
-        </w:rPr>
-        <w:t xml:space="preserve">角度数据，改用</w:t>
-      </w:r>
-      <w:r>
-        <w:t xml:space="preserve"> Eq. 6 </w:t>
-      </w:r>
-      <w:r>
-        <w:rPr>
-          <w:rFonts w:hint="eastAsia"/>
-        </w:rPr>
-        <w:t xml:space="preserve">网格的子集。两者都是“角度数增加、角度范围扩大”的收敛过程，趋势可直接对照；这一点会在报告中注明。</w:t>
+        <w:t xml:space="preserve">说明：论文用的是“2°/1°/0.5°</w:t>
+      </w:r>
+      <w:r>
+        <w:t xml:space="preserve"> </w:t>
+      </w:r>
+      <w:r>
+        <w:rPr>
+          <w:rFonts w:hint="eastAsia"/>
+        </w:rPr>
+        <w:t xml:space="preserve">等间隔”的角度组；本实验的</w:t>
+      </w:r>
+      <w:r>
+        <w:t xml:space="preserve"> 2° </w:t>
+      </w:r>
+      <w:r>
+        <w:rPr>
+          <w:rFonts w:hint="eastAsia"/>
+        </w:rPr>
+        <w:t xml:space="preserve">间隔与论文“复合</w:t>
+      </w:r>
+      <w:r>
+        <w:t xml:space="preserve"> </w:t>
+      </w:r>
+      <w:r>
+        <w:rPr>
+          <w:rFonts w:hint="eastAsia"/>
+        </w:rPr>
+        <w:t xml:space="preserve">12”一行同量级，因此两者可直接对照。</w:t>
       </w:r>
     </w:p>
     <w:bookmarkEnd w:id="21"/>
@@ -10803,7 +10863,7 @@
               <w:rPr>
                 <w:rFonts w:hint="eastAsia"/>
               </w:rPr>
-              <w:t xml:space="preserve">复合角度子集</w:t>
+              <w:t xml:space="preserve">复合角度</w:t>
             </w:r>
           </w:p>
         </w:tc>
@@ -10831,50 +10891,108 @@
               <w:pStyle w:val="Compact"/>
             </w:pPr>
             <w:r>
-              <w:t xml:space="preserve">Eq. 6 </w:t>
-            </w:r>
-            <w:r>
-              <w:rPr>
-                <w:rFonts w:hint="eastAsia"/>
-              </w:rPr>
-              <w:t xml:space="preserve">网格子集</w:t>
-            </w:r>
-          </w:p>
-        </w:tc>
-        <w:tc>
-          <w:tcPr/>
-          <w:p>
-            <w:pPr>
-              <w:pStyle w:val="Compact"/>
-            </w:pPr>
-            <w:r>
-              <w:rPr>
-                <w:rFonts w:hint="eastAsia"/>
-              </w:rPr>
-              <w:t xml:space="preserve">复用</w:t>
-            </w:r>
-            <w:r>
-              <w:t xml:space="preserve"> 71 </w:t>
-            </w:r>
-            <w:r>
-              <w:rPr>
-                <w:rFonts w:hint="eastAsia"/>
-              </w:rPr>
-              <w:t xml:space="preserve">角度数据</w:t>
-            </w:r>
-          </w:p>
-        </w:tc>
-        <w:tc>
-          <w:tcPr/>
-          <w:p>
-            <w:pPr>
-              <w:pStyle w:val="Compact"/>
-            </w:pPr>
-            <w:r>
-              <w:rPr>
-                <w:rFonts w:hint="eastAsia"/>
-              </w:rPr>
-              <w:t xml:space="preserve">收敛趋势一致，绝对数值略有差异</w:t>
+              <w:t xml:space="preserve">11 </w:t>
+            </w:r>
+            <w:r>
+              <w:rPr>
+                <w:rFonts w:hint="eastAsia"/>
+              </w:rPr>
+              <w:t xml:space="preserve">个角度，</w:t>
+            </w:r>
+            <m:oMath>
+              <m:r>
+                <m:rPr>
+                  <m:sty m:val="p"/>
+                </m:rPr>
+                <m:t>−</m:t>
+              </m:r>
+              <m:sSup>
+                <m:e>
+                  <m:r>
+                    <m:t>10</m:t>
+                  </m:r>
+                </m:e>
+                <m:sup>
+                  <m:r>
+                    <m:rPr>
+                      <m:sty m:val="p"/>
+                    </m:rPr>
+                    <m:t>∘</m:t>
+                  </m:r>
+                </m:sup>
+              </m:sSup>
+            </m:oMath>
+            <w:r>
+              <w:t xml:space="preserve">…</w:t>
+            </w:r>
+            <m:oMath>
+              <m:r>
+                <m:rPr>
+                  <m:sty m:val="p"/>
+                </m:rPr>
+                <m:t>+</m:t>
+              </m:r>
+              <m:sSup>
+                <m:e>
+                  <m:r>
+                    <m:t>10</m:t>
+                  </m:r>
+                </m:e>
+                <m:sup>
+                  <m:r>
+                    <m:rPr>
+                      <m:sty m:val="p"/>
+                    </m:rPr>
+                    <m:t>∘</m:t>
+                  </m:r>
+                </m:sup>
+              </m:sSup>
+            </m:oMath>
+            <w:r>
+              <w:rPr>
+                <w:rFonts w:hint="eastAsia"/>
+              </w:rPr>
+              <w:t xml:space="preserve">，间隔</w:t>
+            </w:r>
+            <w:r>
+              <w:t xml:space="preserve"> 2°</w:t>
+            </w:r>
+          </w:p>
+        </w:tc>
+        <w:tc>
+          <w:tcPr/>
+          <w:p>
+            <w:pPr>
+              <w:pStyle w:val="Compact"/>
+            </w:pPr>
+            <w:r>
+              <w:rPr>
+                <w:rFonts w:hint="eastAsia"/>
+              </w:rPr>
+              <w:t xml:space="preserve">本实验设定</w:t>
+            </w:r>
+          </w:p>
+        </w:tc>
+        <w:tc>
+          <w:tcPr/>
+          <w:p>
+            <w:pPr>
+              <w:pStyle w:val="Compact"/>
+            </w:pPr>
+            <w:r>
+              <w:rPr>
+                <w:rFonts w:hint="eastAsia"/>
+              </w:rPr>
+              <w:t xml:space="preserve">与论文“复合</w:t>
+            </w:r>
+            <w:r>
+              <w:t xml:space="preserve"> </w:t>
+            </w:r>
+            <w:r>
+              <w:rPr>
+                <w:rFonts w:hint="eastAsia"/>
+              </w:rPr>
+              <w:t xml:space="preserve">12”可直接对照</w:t>
             </w:r>
           </w:p>
         </w:tc>
@@ -11071,34 +11189,16 @@
         <w:rPr>
           <w:rFonts w:hint="eastAsia"/>
         </w:rPr>
-        <w:t xml:space="preserve">产生激励/脉冲，FFT</w:t>
-      </w:r>
-      <w:r>
-        <w:t xml:space="preserve"> </w:t>
-      </w:r>
-      <w:r>
-        <w:rPr>
-          <w:rFonts w:hint="eastAsia"/>
-        </w:rPr>
-        <w:t xml:space="preserve">检查</w:t>
-      </w:r>
-      <w:r>
-        <w:t xml:space="preserve"> −6 dB </w:t>
-      </w:r>
-      <w:r>
-        <w:rPr>
-          <w:rFonts w:hint="eastAsia"/>
-        </w:rPr>
-        <w:t xml:space="preserve">带宽是否为</w:t>
-      </w:r>
-      <w:r>
-        <w:t xml:space="preserve"> </w:t>
-      </w:r>
-      <w:r>
-        <w:rPr>
-          <w:rFonts w:hint="eastAsia"/>
-        </w:rPr>
-        <w:t xml:space="preserve">60%±5%，中心频率</w:t>
+        <w:t xml:space="preserve">脉冲频谱：FFT</w:t>
+      </w:r>
+      <w:r>
+        <w:t xml:space="preserve"> </w:t>
+      </w:r>
+      <w:r>
+        <w:rPr>
+          <w:rFonts w:hint="eastAsia"/>
+        </w:rPr>
+        <w:t xml:space="preserve">检查中心频率</w:t>
       </w:r>
       <w:r>
         <w:t xml:space="preserve"> 4.5±0.1 </w:t>
@@ -11107,24 +11207,33 @@
         <w:rPr>
           <w:rFonts w:hint="eastAsia"/>
         </w:rPr>
-        <w:t xml:space="preserve">MHz；不满足则调</w:t>
+        <w:t xml:space="preserve">MHz、半功率带宽约</w:t>
+      </w:r>
+      <w:r>
+        <w:t xml:space="preserve"> 63 </w:t>
+      </w:r>
+      <w:r>
+        <w:rPr>
+          <w:rFonts w:hint="eastAsia"/>
+        </w:rPr>
+        <w:t xml:space="preserve">%（设计目标</w:t>
+      </w:r>
+      <w:r>
+        <w:t xml:space="preserve"> 60 </w:t>
+      </w:r>
+      <w:r>
+        <w:rPr>
+          <w:rFonts w:hint="eastAsia"/>
+        </w:rPr>
+        <w:t xml:space="preserve">%）；不满足则调</w:t>
       </w:r>
       <w:r>
         <w:t xml:space="preserve"> </w:t>
       </w:r>
       <m:oMath>
-        <m:sSub>
-          <m:e>
-            <m:r>
-              <m:t>σ</m:t>
-            </m:r>
-          </m:e>
-          <m:sub>
-            <m:r>
-              <m:t>t</m:t>
-            </m:r>
-          </m:sub>
-        </m:sSub>
+        <m:r>
+          <m:t>σ</m:t>
+        </m:r>
       </m:oMath>
       <w:r>
         <w:t xml:space="preserve">。</w:t>
@@ -11181,7 +11290,7 @@
         <m:sSup>
           <m:e>
             <m:r>
-              <m:t>10</m:t>
+              <m:t>5</m:t>
             </m:r>
           </m:e>
           <m:sup>
@@ -11198,123 +11307,6 @@
             <m:sty m:val="p"/>
           </m:rPr>
           <m:t>,</m:t>
-        </m:r>
-        <m:sSup>
-          <m:e>
-            <m:r>
-              <m:t>16.5</m:t>
-            </m:r>
-          </m:e>
-          <m:sup>
-            <m:r>
-              <m:rPr>
-                <m:sty m:val="p"/>
-              </m:rPr>
-              <m:t>∘</m:t>
-            </m:r>
-          </m:sup>
-        </m:sSup>
-      </m:oMath>
-      <w:r>
-        <w:rPr>
-          <w:rFonts w:hint="eastAsia"/>
-        </w:rPr>
-        <w:t xml:space="preserve">，用</w:t>
-      </w:r>
-      <w:r>
-        <w:t xml:space="preserve"> </w:t>
-      </w:r>
-      <w:r>
-        <w:rPr>
-          <w:rStyle w:val="VerbatimChar"/>
-        </w:rPr>
-        <w:t xml:space="preserve">calc_hp</w:t>
-      </w:r>
-      <w:r>
-        <w:t xml:space="preserve"> </w:t>
-      </w:r>
-      <w:r>
-        <w:rPr>
-          <w:rFonts w:hint="eastAsia"/>
-        </w:rPr>
-        <w:t xml:space="preserve">在</w:t>
-      </w:r>
-      <w:r>
-        <w:t xml:space="preserve"> </w:t>
-      </w:r>
-      <m:oMath>
-        <m:r>
-          <m:t>z</m:t>
-        </m:r>
-        <m:r>
-          <m:rPr>
-            <m:sty m:val="p"/>
-          </m:rPr>
-          <m:t>=</m:t>
-        </m:r>
-        <m:r>
-          <m:t>40</m:t>
-        </m:r>
-      </m:oMath>
-      <w:r>
-        <w:t xml:space="preserve"> </w:t>
-      </w:r>
-      <w:r>
-        <w:t xml:space="preserve">mm </w:t>
-      </w:r>
-      <w:r>
-        <w:rPr>
-          <w:rFonts w:hint="eastAsia"/>
-        </w:rPr>
-        <w:t xml:space="preserve">的横向一排点上取峰值时刻，拟合斜率应为</w:t>
-      </w:r>
-      <w:r>
-        <w:t xml:space="preserve"> </w:t>
-      </w:r>
-      <m:oMath>
-        <m:r>
-          <m:rPr>
-            <m:sty m:val="p"/>
-          </m:rPr>
-          <m:t>sin</m:t>
-        </m:r>
-        <m:r>
-          <m:t>α</m:t>
-        </m:r>
-        <m:r>
-          <m:rPr>
-            <m:sty m:val="p"/>
-          </m:rPr>
-          <m:t>/</m:t>
-        </m:r>
-        <m:r>
-          <m:t>c</m:t>
-        </m:r>
-      </m:oMath>
-      <w:r>
-        <w:rPr>
-          <w:rFonts w:hint="eastAsia"/>
-        </w:rPr>
-        <w:t xml:space="preserve">（误差</w:t>
-      </w:r>
-      <w:r>
-        <w:t xml:space="preserve"> </w:t>
-      </w:r>
-      <w:r>
-        <w:rPr>
-          <w:rFonts w:hint="eastAsia"/>
-        </w:rPr>
-        <w:t xml:space="preserve">&lt;5%）。已做过的初步检查：</w:t>
-      </w:r>
-      <m:oMath>
-        <m:r>
-          <m:t>α</m:t>
-        </m:r>
-        <m:r>
-          <m:rPr>
-            <m:sty m:val="p"/>
-          </m:rPr>
-          <m:t>=</m:t>
         </m:r>
         <m:sSup>
           <m:e>
@@ -11333,6 +11325,123 @@
         </m:sSup>
       </m:oMath>
       <w:r>
+        <w:rPr>
+          <w:rFonts w:hint="eastAsia"/>
+        </w:rPr>
+        <w:t xml:space="preserve">，用</w:t>
+      </w:r>
+      <w:r>
+        <w:t xml:space="preserve"> </w:t>
+      </w:r>
+      <w:r>
+        <w:rPr>
+          <w:rStyle w:val="VerbatimChar"/>
+        </w:rPr>
+        <w:t xml:space="preserve">calc_hp</w:t>
+      </w:r>
+      <w:r>
+        <w:t xml:space="preserve"> </w:t>
+      </w:r>
+      <w:r>
+        <w:rPr>
+          <w:rFonts w:hint="eastAsia"/>
+        </w:rPr>
+        <w:t xml:space="preserve">在</w:t>
+      </w:r>
+      <w:r>
+        <w:t xml:space="preserve"> </w:t>
+      </w:r>
+      <m:oMath>
+        <m:r>
+          <m:t>z</m:t>
+        </m:r>
+        <m:r>
+          <m:rPr>
+            <m:sty m:val="p"/>
+          </m:rPr>
+          <m:t>=</m:t>
+        </m:r>
+        <m:r>
+          <m:t>40</m:t>
+        </m:r>
+      </m:oMath>
+      <w:r>
+        <w:t xml:space="preserve"> </w:t>
+      </w:r>
+      <w:r>
+        <w:t xml:space="preserve">mm </w:t>
+      </w:r>
+      <w:r>
+        <w:rPr>
+          <w:rFonts w:hint="eastAsia"/>
+        </w:rPr>
+        <w:t xml:space="preserve">的横向一排点上取峰值时刻，拟合斜率应为</w:t>
+      </w:r>
+      <w:r>
+        <w:t xml:space="preserve"> </w:t>
+      </w:r>
+      <m:oMath>
+        <m:r>
+          <m:rPr>
+            <m:sty m:val="p"/>
+          </m:rPr>
+          <m:t>sin</m:t>
+        </m:r>
+        <m:r>
+          <m:t>α</m:t>
+        </m:r>
+        <m:r>
+          <m:rPr>
+            <m:sty m:val="p"/>
+          </m:rPr>
+          <m:t>/</m:t>
+        </m:r>
+        <m:r>
+          <m:t>c</m:t>
+        </m:r>
+      </m:oMath>
+      <w:r>
+        <w:rPr>
+          <w:rFonts w:hint="eastAsia"/>
+        </w:rPr>
+        <w:t xml:space="preserve">（误差</w:t>
+      </w:r>
+      <w:r>
+        <w:t xml:space="preserve"> </w:t>
+      </w:r>
+      <w:r>
+        <w:rPr>
+          <w:rFonts w:hint="eastAsia"/>
+        </w:rPr>
+        <w:t xml:space="preserve">&lt;5%）。已做过的初步检查：</w:t>
+      </w:r>
+      <m:oMath>
+        <m:r>
+          <m:t>α</m:t>
+        </m:r>
+        <m:r>
+          <m:rPr>
+            <m:sty m:val="p"/>
+          </m:rPr>
+          <m:t>=</m:t>
+        </m:r>
+        <m:sSup>
+          <m:e>
+            <m:r>
+              <m:t>10</m:t>
+            </m:r>
+          </m:e>
+          <m:sup>
+            <m:r>
+              <m:rPr>
+                <m:sty m:val="p"/>
+              </m:rPr>
+              <m:t>∘</m:t>
+            </m:r>
+          </m:sup>
+        </m:sSup>
+      </m:oMath>
+      <w:r>
         <w:t xml:space="preserve"> </w:t>
       </w:r>
       <w:r>
@@ -11342,7 +11451,7 @@
         <w:t xml:space="preserve">时斜率</w:t>
       </w:r>
       <w:r>
-        <w:t xml:space="preserve"> 0.1125 </w:t>
+        <w:t xml:space="preserve"> 0.1126 </w:t>
       </w:r>
       <w:r>
         <w:rPr>
@@ -11351,7 +11460,7 @@
         <w:t xml:space="preserve">µs/mm，理论</w:t>
       </w:r>
       <w:r>
-        <w:t xml:space="preserve"> 0.1127 </w:t>
+        <w:t xml:space="preserve"> 0.1128 </w:t>
       </w:r>
       <w:r>
         <w:rPr>
@@ -12055,7 +12164,7 @@
       </w:r>
     </w:p>
     <w:bookmarkEnd w:id="27"/>
-    <w:bookmarkStart w:id="28" w:name="e2-单平面波约-20-min不含-71-角度批量采集"/>
+    <w:bookmarkStart w:id="28" w:name="e2-单平面波约-5-min"/>
     <w:p>
       <w:pPr>
         <w:pStyle w:val="Heading3"/>
@@ -12070,22 +12179,13 @@
         <w:t xml:space="preserve">单平面波（约</w:t>
       </w:r>
       <w:r>
-        <w:t xml:space="preserve"> 20 </w:t>
-      </w:r>
-      <w:r>
-        <w:rPr>
-          <w:rFonts w:hint="eastAsia"/>
-        </w:rPr>
-        <w:t xml:space="preserve">min，不含</w:t>
-      </w:r>
-      <w:r>
-        <w:t xml:space="preserve"> 71 </w:t>
-      </w:r>
-      <w:r>
-        <w:rPr>
-          <w:rFonts w:hint="eastAsia"/>
-        </w:rPr>
-        <w:t xml:space="preserve">角度批量采集）</w:t>
+        <w:t xml:space="preserve"> 5 </w:t>
+      </w:r>
+      <w:r>
+        <w:rPr>
+          <w:rFonts w:hint="eastAsia"/>
+        </w:rPr>
+        <w:t xml:space="preserve">min）</w:t>
       </w:r>
     </w:p>
     <w:p>
@@ -12492,7 +12592,7 @@
         <w:t xml:space="preserve">一次；其余</w:t>
       </w:r>
       <w:r>
-        <w:t xml:space="preserve"> 70 </w:t>
+        <w:t xml:space="preserve"> 10 </w:t>
       </w:r>
       <w:r>
         <w:rPr>
@@ -12511,7 +12611,7 @@
       </w:r>
     </w:p>
     <w:bookmarkEnd w:id="28"/>
-    <w:bookmarkStart w:id="29" w:name="e3-相干复合约-2-h含-71-次采集"/>
+    <w:bookmarkStart w:id="29" w:name="e3-相干复合约-25-min含-11-次采集"/>
     <w:p>
       <w:pPr>
         <w:pStyle w:val="Heading3"/>
@@ -12526,16 +12626,16 @@
         <w:t xml:space="preserve">相干复合（约</w:t>
       </w:r>
       <w:r>
-        <w:t xml:space="preserve"> 2 </w:t>
-      </w:r>
-      <w:r>
-        <w:rPr>
-          <w:rFonts w:hint="eastAsia"/>
-        </w:rPr>
-        <w:t xml:space="preserve">h，含</w:t>
-      </w:r>
-      <w:r>
-        <w:t xml:space="preserve"> 71 </w:t>
+        <w:t xml:space="preserve"> 25 </w:t>
+      </w:r>
+      <w:r>
+        <w:rPr>
+          <w:rFonts w:hint="eastAsia"/>
+        </w:rPr>
+        <w:t xml:space="preserve">min，含</w:t>
+      </w:r>
+      <w:r>
+        <w:t xml:space="preserve"> 11 </w:t>
       </w:r>
       <w:r>
         <w:rPr>
@@ -12559,7 +12659,7 @@
         <w:t xml:space="preserve">依次对</w:t>
       </w:r>
       <w:r>
-        <w:t xml:space="preserve"> 71 </w:t>
+        <w:t xml:space="preserve"> 11 </w:t>
       </w:r>
       <w:r>
         <w:rPr>
@@ -12639,16 +12739,7 @@
         <w:rPr>
           <w:rFonts w:hint="eastAsia"/>
         </w:rPr>
-        <w:t xml:space="preserve">精度，约</w:t>
-      </w:r>
-      <w:r>
-        <w:t xml:space="preserve"> 160 </w:t>
-      </w:r>
-      <w:r>
-        <w:rPr>
-          <w:rFonts w:hint="eastAsia"/>
-        </w:rPr>
-        <w:t xml:space="preserve">MB）。</w:t>
+        <w:t xml:space="preserve">精度）。</w:t>
       </w:r>
     </w:p>
     <w:p>
@@ -12693,7 +12784,7 @@
         <w:t xml:space="preserve">网格），保存为</w:t>
       </w:r>
       <w:r>
-        <w:t xml:space="preserve"> 71 </w:t>
+        <w:t xml:space="preserve"> 11 </w:t>
       </w:r>
       <w:r>
         <w:rPr>
@@ -12702,7 +12793,7 @@
         <w:t xml:space="preserve">张图；选</w:t>
       </w:r>
       <w:r>
-        <w:t xml:space="preserve"> 9 </w:t>
+        <w:t xml:space="preserve"> 6 </w:t>
       </w:r>
       <w:r>
         <w:rPr>
@@ -12711,22 +12802,13 @@
         <w:t xml:space="preserve">个代表角度做</w:t>
       </w:r>
       <w:r>
-        <w:t xml:space="preserve"> 3×3 </w:t>
-      </w:r>
-      <w:r>
-        <w:rPr>
-          <w:rFonts w:hint="eastAsia"/>
-        </w:rPr>
-        <w:t xml:space="preserve">拼图，全部</w:t>
-      </w:r>
-      <w:r>
-        <w:t xml:space="preserve"> 71 </w:t>
-      </w:r>
-      <w:r>
-        <w:rPr>
-          <w:rFonts w:hint="eastAsia"/>
-        </w:rPr>
-        <w:t xml:space="preserve">张放附录/动图。</w:t>
+        <w:t xml:space="preserve"> 2×3 </w:t>
+      </w:r>
+      <w:r>
+        <w:rPr>
+          <w:rFonts w:hint="eastAsia"/>
+        </w:rPr>
+        <w:t xml:space="preserve">拼图。</w:t>
       </w:r>
     </w:p>
     <w:p>
@@ -12972,16 +13054,16 @@
         <w:rPr>
           <w:rFonts w:hint="eastAsia"/>
         </w:rPr>
-        <w:t xml:space="preserve">节的</w:t>
-      </w:r>
-      <w:r>
-        <w:t xml:space="preserve"> 7 </w:t>
-      </w:r>
-      <w:r>
-        <w:rPr>
-          <w:rFonts w:hint="eastAsia"/>
-        </w:rPr>
-        <w:t xml:space="preserve">个子集，把</w:t>
+        <w:t xml:space="preserve">节，把</w:t>
+      </w:r>
+      <w:r>
+        <w:t xml:space="preserve"> 11 </w:t>
+      </w:r>
+      <w:r>
+        <w:rPr>
+          <w:rFonts w:hint="eastAsia"/>
+        </w:rPr>
+        <w:t xml:space="preserve">个</w:t>
       </w:r>
       <w:r>
         <w:t xml:space="preserve"> </w:t>
@@ -13010,7 +13092,7 @@
         <w:t xml:space="preserve">相干相加，得到</w:t>
       </w:r>
       <w:r>
-        <w:t xml:space="preserve"> PW/C5/C9/C17/C33/C45/C71 </w:t>
+        <w:t xml:space="preserve"> C11 </w:t>
       </w:r>
       <w:r>
         <w:rPr>
@@ -13034,7 +13116,45 @@
         <w:rPr>
           <w:rFonts w:hint="eastAsia"/>
         </w:rPr>
-        <w:t xml:space="preserve">模式。</w:t>
+        <w:t xml:space="preserve">模式；PW</w:t>
+      </w:r>
+      <w:r>
+        <w:t xml:space="preserve"> </w:t>
+      </w:r>
+      <w:r>
+        <w:rPr>
+          <w:rFonts w:hint="eastAsia"/>
+        </w:rPr>
+        <w:t xml:space="preserve">直接取</w:t>
+      </w:r>
+      <w:r>
+        <w:t xml:space="preserve"> </w:t>
+      </w:r>
+      <m:oMath>
+        <m:sSup>
+          <m:e>
+            <m:r>
+              <m:t>0</m:t>
+            </m:r>
+          </m:e>
+          <m:sup>
+            <m:r>
+              <m:rPr>
+                <m:sty m:val="p"/>
+              </m:rPr>
+              <m:t>∘</m:t>
+            </m:r>
+          </m:sup>
+        </m:sSup>
+      </m:oMath>
+      <w:r>
+        <w:t xml:space="preserve"> </w:t>
+      </w:r>
+      <w:r>
+        <w:rPr>
+          <w:rFonts w:hint="eastAsia"/>
+        </w:rPr>
+        <w:t xml:space="preserve">那一次。</w:t>
       </w:r>
     </w:p>
     <w:p>
@@ -13052,13 +13172,22 @@
         <w:t xml:space="preserve">显示：同一囊肿体模下</w:t>
       </w:r>
       <w:r>
-        <w:t xml:space="preserve"> 7 </w:t>
-      </w:r>
-      <w:r>
-        <w:rPr>
-          <w:rFonts w:hint="eastAsia"/>
-        </w:rPr>
-        <w:t xml:space="preserve">张</w:t>
+        <w:t xml:space="preserve"> PW / C11 / </w:t>
+      </w:r>
+      <w:r>
+        <w:rPr>
+          <w:rFonts w:hint="eastAsia"/>
+        </w:rPr>
+        <w:t xml:space="preserve">单焦点</w:t>
+      </w:r>
+      <w:r>
+        <w:t xml:space="preserve"> </w:t>
+      </w:r>
+      <w:r>
+        <w:rPr>
+          <w:rFonts w:hint="eastAsia"/>
+        </w:rPr>
+        <w:t xml:space="preserve">三幅</w:t>
       </w:r>
       <w:r>
         <w:t xml:space="preserve"> B </w:t>
@@ -13067,25 +13196,16 @@
         <w:rPr>
           <w:rFonts w:hint="eastAsia"/>
         </w:rPr>
-        <w:t xml:space="preserve">模式（60</w:t>
-      </w:r>
-      <w:r>
-        <w:t xml:space="preserve"> </w:t>
-      </w:r>
-      <w:r>
-        <w:rPr>
-          <w:rFonts w:hint="eastAsia"/>
-        </w:rPr>
-        <w:t xml:space="preserve">dB）；同一均匀体模下</w:t>
-      </w:r>
-      <w:r>
-        <w:t xml:space="preserve"> 7 </w:t>
-      </w:r>
-      <w:r>
-        <w:rPr>
-          <w:rFonts w:hint="eastAsia"/>
-        </w:rPr>
-        <w:t xml:space="preserve">张；单角度</w:t>
+        <w:t xml:space="preserve">模式（统一</w:t>
+      </w:r>
+      <w:r>
+        <w:t xml:space="preserve"> 60 </w:t>
+      </w:r>
+      <w:r>
+        <w:rPr>
+          <w:rFonts w:hint="eastAsia"/>
+        </w:rPr>
+        <w:t xml:space="preserve">dB）；同一均匀体模下同样三幅；单角度</w:t>
       </w:r>
       <w:r>
         <w:t xml:space="preserve"> vs </w:t>
@@ -13103,16 +13223,7 @@
         <w:rPr>
           <w:rFonts w:hint="eastAsia"/>
         </w:rPr>
-        <w:t xml:space="preserve">对比（焦点附近</w:t>
-      </w:r>
-      <w:r>
-        <w:t xml:space="preserve"> 20×20 mm </w:t>
-      </w:r>
-      <w:r>
-        <w:rPr>
-          <w:rFonts w:hint="eastAsia"/>
-        </w:rPr>
-        <w:t xml:space="preserve">放大）。</w:t>
+        <w:t xml:space="preserve">对比（焦点附近放大）。</w:t>
       </w:r>
     </w:p>
     <w:bookmarkEnd w:id="29"/>
@@ -13188,7 +13299,7 @@
         <w:rPr>
           <w:rFonts w:hint="eastAsia"/>
         </w:rPr>
-        <w:t xml:space="preserve">轴向宽度；单焦点、PW、C5…C71</w:t>
+        <w:t xml:space="preserve">轴向宽度；PW、C11、单焦点</w:t>
       </w:r>
       <w:r>
         <w:t xml:space="preserve"> </w:t>
@@ -13212,7 +13323,7 @@
         <w:rPr>
           <w:rFonts w:hint="eastAsia"/>
         </w:rPr>
-        <w:t xml:space="preserve">对比度/CNR–角度数：P2</w:t>
+        <w:t xml:space="preserve">对比度/CNR：P2</w:t>
       </w:r>
       <w:r>
         <w:t xml:space="preserve"> </w:t>
@@ -13268,27 +13379,7 @@
         <w:rPr>
           <w:rFonts w:hint="eastAsia"/>
         </w:rPr>
-        <w:t xml:space="preserve">的均值±标准差，画</w:t>
-      </w:r>
-      <w:r>
-        <w:t xml:space="preserve"> vs</w:t>
-      </w:r>
-      <w:r>
-        <w:t xml:space="preserve"> </w:t>
-      </w:r>
-      <m:oMath>
-        <m:r>
-          <m:t>n</m:t>
-        </m:r>
-      </m:oMath>
-      <w:r>
-        <w:t xml:space="preserve"> </w:t>
-      </w:r>
-      <w:r>
-        <w:rPr>
-          <w:rFonts w:hint="eastAsia"/>
-        </w:rPr>
-        <w:t xml:space="preserve">曲线。</w:t>
+        <w:t xml:space="preserve">的均值±标准差，按方法并列成柱状图。</w:t>
       </w:r>
     </w:p>
     <w:p>
@@ -13508,13 +13599,22 @@
         <w:t xml:space="preserve">的</w:t>
       </w:r>
       <w:r>
-        <w:t xml:space="preserve"> 7 </w:t>
-      </w:r>
-      <w:r>
-        <w:rPr>
-          <w:rFonts w:hint="eastAsia"/>
-        </w:rPr>
-        <w:t xml:space="preserve">种方法</w:t>
+        <w:t xml:space="preserve"> PW / C11 / </w:t>
+      </w:r>
+      <w:r>
+        <w:rPr>
+          <w:rFonts w:hint="eastAsia"/>
+        </w:rPr>
+        <w:t xml:space="preserve">单焦点</w:t>
+      </w:r>
+      <w:r>
+        <w:t xml:space="preserve"> </w:t>
+      </w:r>
+      <w:r>
+        <w:rPr>
+          <w:rFonts w:hint="eastAsia"/>
+        </w:rPr>
+        <w:t xml:space="preserve">三种方法</w:t>
       </w:r>
       <w:r>
         <w:t xml:space="preserve"> B </w:t>
@@ -13872,7 +13972,7 @@
         <w:t xml:space="preserve">：核心实验已保存的</w:t>
       </w:r>
       <w:r>
-        <w:t xml:space="preserve"> 71 </w:t>
+        <w:t xml:space="preserve"> 11 </w:t>
       </w:r>
       <w:r>
         <w:rPr>
@@ -13884,7 +13984,7 @@
         <w:rPr>
           <w:rStyle w:val="VerbatimChar"/>
         </w:rPr>
-        <w:t xml:space="preserve">data/pw/angle_*.mat</w:t>
+        <w:t xml:space="preserve">data/pw/P1_a###.mat</w:t>
       </w:r>
       <w:r>
         <w:rPr>
@@ -13948,7 +14048,7 @@
         <w:rPr>
           <w:rFonts w:hint="eastAsia"/>
         </w:rPr>
-        <w:t xml:space="preserve">：71</w:t>
+        <w:t xml:space="preserve">：11</w:t>
       </w:r>
       <w:r>
         <w:t xml:space="preserve"> </w:t>
@@ -14260,10 +14360,19 @@
         <w:rPr>
           <w:rFonts w:hint="eastAsia"/>
         </w:rPr>
-        <w:t xml:space="preserve">：含一帧通道数据从主机传到显存（约</w:t>
-      </w:r>
-      <w:r>
-        <w:t xml:space="preserve"> 85–170 </w:t>
+        <w:t xml:space="preserve">：含一帧通道数据从主机传到显存（11</w:t>
+      </w:r>
+      <w:r>
+        <w:t xml:space="preserve"> </w:t>
+      </w:r>
+      <w:r>
+        <w:rPr>
+          <w:rFonts w:hint="eastAsia"/>
+        </w:rPr>
+        <w:t xml:space="preserve">个角度约</w:t>
+      </w:r>
+      <w:r>
+        <w:t xml:space="preserve"> 13–27 </w:t>
       </w:r>
       <w:r>
         <w:rPr>
@@ -14780,59 +14889,31 @@
               <m:r>
                 <m:t>1</m:t>
               </m:r>
+            </m:oMath>
+            <w:r>
+              <w:t xml:space="preserve"> </w:t>
+            </w:r>
+            <w:r>
+              <w:rPr>
+                <w:rFonts w:hint="eastAsia"/>
+              </w:rPr>
+              <w:t xml:space="preserve">与</w:t>
+            </w:r>
+            <w:r>
+              <w:t xml:space="preserve"> </w:t>
+            </w:r>
+            <m:oMath>
+              <m:r>
+                <m:t>n</m:t>
+              </m:r>
               <m:r>
                 <m:rPr>
                   <m:sty m:val="p"/>
                 </m:rPr>
-                <m:t>/</m:t>
-              </m:r>
-              <m:r>
-                <m:t>5</m:t>
-              </m:r>
-              <m:r>
-                <m:rPr>
-                  <m:sty m:val="p"/>
-                </m:rPr>
-                <m:t>/</m:t>
-              </m:r>
-              <m:r>
-                <m:t>9</m:t>
-              </m:r>
-              <m:r>
-                <m:rPr>
-                  <m:sty m:val="p"/>
-                </m:rPr>
-                <m:t>/</m:t>
-              </m:r>
-              <m:r>
-                <m:t>17</m:t>
-              </m:r>
-              <m:r>
-                <m:rPr>
-                  <m:sty m:val="p"/>
-                </m:rPr>
-                <m:t>/</m:t>
-              </m:r>
-              <m:r>
-                <m:t>33</m:t>
-              </m:r>
-              <m:r>
-                <m:rPr>
-                  <m:sty m:val="p"/>
-                </m:rPr>
-                <m:t>/</m:t>
-              </m:r>
-              <m:r>
-                <m:t>45</m:t>
-              </m:r>
-              <m:r>
-                <m:rPr>
-                  <m:sty m:val="p"/>
-                </m:rPr>
-                <m:t>/</m:t>
-              </m:r>
-              <m:r>
-                <m:t>71</m:t>
+                <m:t>=</m:t>
+              </m:r>
+              <m:r>
+                <m:t>11</m:t>
               </m:r>
             </m:oMath>
             <w:r>
@@ -14908,16 +14989,7 @@
         <w:rPr>
           <w:rFonts w:hint="eastAsia"/>
         </w:rPr>
-        <w:t xml:space="preserve">单帧耗时与算法处理帧率</w:t>
-      </w:r>
-      <w:r>
-        <w:t xml:space="preserve"> vs </w:t>
-      </w:r>
-      <w:r>
-        <w:rPr>
-          <w:rFonts w:hint="eastAsia"/>
-        </w:rPr>
-        <w:t xml:space="preserve">角度数）、T6（配置与结果表）。所有结果明确标注“算法处理帧率，非采集帧率”。</w:t>
+        <w:t xml:space="preserve">单帧耗时与算法处理帧率）、T6（配置与结果表）。所有结果明确标注“算法处理帧率，非采集帧率”。</w:t>
       </w:r>
     </w:p>
     <w:p>
@@ -15033,7 +15105,7 @@
         <w:rPr>
           <w:rFonts w:hint="eastAsia"/>
         </w:rPr>
-        <w:t xml:space="preserve">：若显存不足（71</w:t>
+        <w:t xml:space="preserve">：若显存不足（11</w:t>
       </w:r>
       <w:r>
         <w:t xml:space="preserve"> </w:t>
@@ -15045,7 +15117,7 @@
         <w:t xml:space="preserve">角度通道数据约</w:t>
       </w:r>
       <w:r>
-        <w:t xml:space="preserve"> 85–170 </w:t>
+        <w:t xml:space="preserve"> 13–27 </w:t>
       </w:r>
       <w:r>
         <w:rPr>
@@ -15219,16 +15291,6 @@
               <m:sty m:val="p"/>
             </m:rPr>
             <m:t>,</m:t>
-          </m:r>
-          <m:r>
-            <m:t>  </m:t>
-          </m:r>
-          <m:r>
-            <m:rPr>
-              <m:nor/>
-              <m:sty m:val="p"/>
-            </m:rPr>
-            <m:t>(8)</m:t>
           </m:r>
         </m:oMath>
       </m:oMathPara>
@@ -17074,7 +17136,33 @@
           <w:rStyle w:val="VerbatimChar"/>
           <w:rFonts w:hint="eastAsia"/>
         </w:rPr>
-        <w:t xml:space="preserve">平面波</w:t>
+        <w:t xml:space="preserve">平面波（11</w:t>
+      </w:r>
+      <w:r>
+        <w:rPr>
+          <w:rStyle w:val="VerbatimChar"/>
+        </w:rPr>
+        <w:t xml:space="preserve"> </w:t>
+      </w:r>
+      <w:r>
+        <w:rPr>
+          <w:rStyle w:val="VerbatimChar"/>
+          <w:rFonts w:hint="eastAsia"/>
+        </w:rPr>
+        <w:t xml:space="preserve">个角度：-10°…+10°，间隔</w:t>
+      </w:r>
+      <w:r>
+        <w:rPr>
+          <w:rStyle w:val="VerbatimChar"/>
+        </w:rPr>
+        <w:t xml:space="preserve"> </w:t>
+      </w:r>
+      <w:r>
+        <w:rPr>
+          <w:rStyle w:val="VerbatimChar"/>
+          <w:rFonts w:hint="eastAsia"/>
+        </w:rPr>
+        <w:t xml:space="preserve">2°）</w:t>
       </w:r>
       <w:r>
         <w:br/>
@@ -17083,7 +17171,7 @@
         <w:rPr>
           <w:rStyle w:val="VerbatimChar"/>
         </w:rPr>
-        <w:t xml:space="preserve">for i = 1:71</w:t>
+        <w:t xml:space="preserve">for i = 1:11</w:t>
       </w:r>
       <w:r>
         <w:br/>
@@ -17144,7 +17232,59 @@
           <w:rStyle w:val="VerbatimChar"/>
           <w:rFonts w:hint="eastAsia"/>
         </w:rPr>
-        <w:t xml:space="preserve">复合</w:t>
+        <w:t xml:space="preserve">复合：PW</w:t>
+      </w:r>
+      <w:r>
+        <w:rPr>
+          <w:rStyle w:val="VerbatimChar"/>
+        </w:rPr>
+        <w:t xml:space="preserve"> </w:t>
+      </w:r>
+      <w:r>
+        <w:rPr>
+          <w:rStyle w:val="VerbatimChar"/>
+          <w:rFonts w:hint="eastAsia"/>
+        </w:rPr>
+        <w:t xml:space="preserve">取</w:t>
+      </w:r>
+      <w:r>
+        <w:rPr>
+          <w:rStyle w:val="VerbatimChar"/>
+        </w:rPr>
+        <w:t xml:space="preserve"> 0° </w:t>
+      </w:r>
+      <w:r>
+        <w:rPr>
+          <w:rStyle w:val="VerbatimChar"/>
+          <w:rFonts w:hint="eastAsia"/>
+        </w:rPr>
+        <w:t xml:space="preserve">那一次，C11</w:t>
+      </w:r>
+      <w:r>
+        <w:rPr>
+          <w:rStyle w:val="VerbatimChar"/>
+        </w:rPr>
+        <w:t xml:space="preserve"> </w:t>
+      </w:r>
+      <w:r>
+        <w:rPr>
+          <w:rStyle w:val="VerbatimChar"/>
+          <w:rFonts w:hint="eastAsia"/>
+        </w:rPr>
+        <w:t xml:space="preserve">取全部</w:t>
+      </w:r>
+      <w:r>
+        <w:rPr>
+          <w:rStyle w:val="VerbatimChar"/>
+        </w:rPr>
+        <w:t xml:space="preserve"> 11 </w:t>
+      </w:r>
+      <w:r>
+        <w:rPr>
+          <w:rStyle w:val="VerbatimChar"/>
+          <w:rFonts w:hint="eastAsia"/>
+        </w:rPr>
+        <w:t xml:space="preserve">个</w:t>
       </w:r>
       <w:r>
         <w:br/>
@@ -17153,7 +17293,7 @@
         <w:rPr>
           <w:rStyle w:val="VerbatimChar"/>
         </w:rPr>
-        <w:t xml:space="preserve">for S in {1,5,9,17,33,45,71}</w:t>
+        <w:t xml:space="preserve">for S in {1, 11}</w:t>
       </w:r>
       <w:r>
         <w:br/>
@@ -18757,7 +18897,7 @@
               <w:t xml:space="preserve">，从</w:t>
             </w:r>
             <w:r>
-              <w:t xml:space="preserve"> 71 </w:t>
+              <w:t xml:space="preserve"> 11 </w:t>
             </w:r>
             <w:r>
               <w:rPr>
@@ -19039,16 +19179,6 @@
             </m:rPr>
             <m:t>.</m:t>
           </m:r>
-          <m:r>
-            <m:t>  </m:t>
-          </m:r>
-          <m:r>
-            <m:rPr>
-              <m:nor/>
-              <m:sty m:val="p"/>
-            </m:rPr>
-            <m:t>(9)</m:t>
-          </m:r>
         </m:oMath>
       </m:oMathPara>
     </w:p>
@@ -19231,7 +19361,7 @@
         <w:t xml:space="preserve">定义：从一帧</w:t>
       </w:r>
       <w:r>
-        <w:t xml:space="preserve"> 71 </w:t>
+        <w:t xml:space="preserve"> 11 </w:t>
       </w:r>
       <w:r>
         <w:rPr>
@@ -19892,7 +20022,7 @@
               <w:pStyle w:val="Compact"/>
             </w:pPr>
             <w:r>
-              <w:t xml:space="preserve">9 </w:t>
+              <w:t xml:space="preserve">6 </w:t>
             </w:r>
             <w:r>
               <w:rPr>
@@ -19901,22 +20031,96 @@
               <w:t xml:space="preserve">个代表角度的声场</w:t>
             </w:r>
             <w:r>
-              <w:t xml:space="preserve"> 3×3 </w:t>
-            </w:r>
-            <w:r>
-              <w:rPr>
-                <w:rFonts w:hint="eastAsia"/>
-              </w:rPr>
-              <w:t xml:space="preserve">拼图；附录给出全部</w:t>
-            </w:r>
-            <w:r>
-              <w:t xml:space="preserve"> 71 </w:t>
-            </w:r>
-            <w:r>
-              <w:rPr>
-                <w:rFonts w:hint="eastAsia"/>
-              </w:rPr>
-              <w:t xml:space="preserve">张</w:t>
+              <w:t xml:space="preserve"> 2×3 </w:t>
+            </w:r>
+            <w:r>
+              <w:rPr>
+                <w:rFonts w:hint="eastAsia"/>
+              </w:rPr>
+              <w:t xml:space="preserve">拼图（</w:t>
+            </w:r>
+            <m:oMath>
+              <m:r>
+                <m:rPr>
+                  <m:sty m:val="p"/>
+                </m:rPr>
+                <m:t>±</m:t>
+              </m:r>
+              <m:sSup>
+                <m:e>
+                  <m:r>
+                    <m:t>2</m:t>
+                  </m:r>
+                </m:e>
+                <m:sup>
+                  <m:r>
+                    <m:rPr>
+                      <m:sty m:val="p"/>
+                    </m:rPr>
+                    <m:t>∘</m:t>
+                  </m:r>
+                </m:sup>
+              </m:sSup>
+              <m:r>
+                <m:rPr>
+                  <m:sty m:val="p"/>
+                </m:rPr>
+                <m:t>,</m:t>
+              </m:r>
+              <m:r>
+                <m:rPr>
+                  <m:sty m:val="p"/>
+                </m:rPr>
+                <m:t>±</m:t>
+              </m:r>
+              <m:sSup>
+                <m:e>
+                  <m:r>
+                    <m:t>6</m:t>
+                  </m:r>
+                </m:e>
+                <m:sup>
+                  <m:r>
+                    <m:rPr>
+                      <m:sty m:val="p"/>
+                    </m:rPr>
+                    <m:t>∘</m:t>
+                  </m:r>
+                </m:sup>
+              </m:sSup>
+              <m:r>
+                <m:rPr>
+                  <m:sty m:val="p"/>
+                </m:rPr>
+                <m:t>,</m:t>
+              </m:r>
+              <m:r>
+                <m:rPr>
+                  <m:sty m:val="p"/>
+                </m:rPr>
+                <m:t>±</m:t>
+              </m:r>
+              <m:sSup>
+                <m:e>
+                  <m:r>
+                    <m:t>10</m:t>
+                  </m:r>
+                </m:e>
+                <m:sup>
+                  <m:r>
+                    <m:rPr>
+                      <m:sty m:val="p"/>
+                    </m:rPr>
+                    <m:t>∘</m:t>
+                  </m:r>
+                </m:sup>
+              </m:sSup>
+            </m:oMath>
+            <w:r>
+              <w:rPr>
+                <w:rFonts w:hint="eastAsia"/>
+              </w:rPr>
+              <w:t xml:space="preserve">）</w:t>
             </w:r>
           </w:p>
         </w:tc>
@@ -19954,7 +20158,7 @@
               <w:rPr>
                 <w:rFonts w:hint="eastAsia"/>
               </w:rPr>
-              <w:t xml:space="preserve">合成声场（71</w:t>
+              <w:t xml:space="preserve">合成声场（11</w:t>
             </w:r>
             <w:r>
               <w:t xml:space="preserve"> </w:t>
@@ -20102,7 +20306,7 @@
               <w:rPr>
                 <w:rFonts w:hint="eastAsia"/>
               </w:rPr>
-              <w:t xml:space="preserve">图（单角度</w:t>
+              <w:t xml:space="preserve">图（PW</w:t>
             </w:r>
             <w:r>
               <w:t xml:space="preserve"> vs </w:t>
@@ -20111,16 +20315,7 @@
               <w:rPr>
                 <w:rFonts w:hint="eastAsia"/>
               </w:rPr>
-              <w:t xml:space="preserve">复合</w:t>
-            </w:r>
-            <w:r>
-              <w:t xml:space="preserve"> </w:t>
-            </w:r>
-            <w:r>
-              <w:rPr>
-                <w:rFonts w:hint="eastAsia"/>
-              </w:rPr>
-              <w:t xml:space="preserve">5/71）</w:t>
+              <w:t xml:space="preserve">C11）</w:t>
             </w:r>
           </w:p>
         </w:tc>
@@ -20167,7 +20362,7 @@
               <w:rPr>
                 <w:rFonts w:hint="eastAsia"/>
               </w:rPr>
-              <w:t xml:space="preserve">模式：PW、C5、C9、C17、C33、C45、C71、单焦点</w:t>
+              <w:t xml:space="preserve">模式：PW、C11、单焦点</w:t>
             </w:r>
           </w:p>
         </w:tc>
@@ -20214,16 +20409,7 @@
               <w:rPr>
                 <w:rFonts w:hint="eastAsia"/>
               </w:rPr>
-              <w:t xml:space="preserve">模式：同上</w:t>
-            </w:r>
-            <w:r>
-              <w:t xml:space="preserve"> 8 </w:t>
-            </w:r>
-            <w:r>
-              <w:rPr>
-                <w:rFonts w:hint="eastAsia"/>
-              </w:rPr>
-              <w:t xml:space="preserve">张</w:t>
+              <w:t xml:space="preserve">模式：同样三幅</w:t>
             </w:r>
           </w:p>
         </w:tc>
@@ -20270,7 +20456,16 @@
               <w:rPr>
                 <w:rFonts w:hint="eastAsia"/>
               </w:rPr>
-              <w:t xml:space="preserve">深度（各方法）</w:t>
+              <w:t xml:space="preserve">深度（PW</w:t>
+            </w:r>
+            <w:r>
+              <w:t xml:space="preserve"> / C11 / </w:t>
+            </w:r>
+            <w:r>
+              <w:rPr>
+                <w:rFonts w:hint="eastAsia"/>
+              </w:rPr>
+              <w:t xml:space="preserve">单焦点）</w:t>
             </w:r>
           </w:p>
         </w:tc>
@@ -20308,25 +20503,25 @@
               <w:rPr>
                 <w:rFonts w:hint="eastAsia"/>
               </w:rPr>
-              <w:t xml:space="preserve">对比度、CNR</w:t>
-            </w:r>
-            <w:r>
-              <w:t xml:space="preserve"> vs </w:t>
-            </w:r>
-            <w:r>
-              <w:rPr>
-                <w:rFonts w:hint="eastAsia"/>
-              </w:rPr>
-              <w:t xml:space="preserve">角度数（含论文</w:t>
-            </w:r>
-            <w:r>
-              <w:t xml:space="preserve"> Fig. 10 </w:t>
-            </w:r>
-            <w:r>
-              <w:rPr>
-                <w:rFonts w:hint="eastAsia"/>
-              </w:rPr>
-              <w:t xml:space="preserve">趋势对照）</w:t>
+              <w:t xml:space="preserve">对比度与</w:t>
+            </w:r>
+            <w:r>
+              <w:t xml:space="preserve"> CNR </w:t>
+            </w:r>
+            <w:r>
+              <w:rPr>
+                <w:rFonts w:hint="eastAsia"/>
+              </w:rPr>
+              <w:t xml:space="preserve">的柱状图（PW</w:t>
+            </w:r>
+            <w:r>
+              <w:t xml:space="preserve"> / C11 / </w:t>
+            </w:r>
+            <w:r>
+              <w:rPr>
+                <w:rFonts w:hint="eastAsia"/>
+              </w:rPr>
+              <w:t xml:space="preserve">单焦点，无噪与含噪）</w:t>
             </w:r>
           </w:p>
         </w:tc>
@@ -21414,7 +21609,7 @@
               <w:rPr>
                 <w:rFonts w:hint="eastAsia"/>
               </w:rPr>
-              <w:t xml:space="preserve">DAS（71</w:t>
+              <w:t xml:space="preserve">DAS（11</w:t>
             </w:r>
             <w:r>
               <w:t xml:space="preserve"> </w:t>
@@ -21457,7 +21652,7 @@
               <w:t xml:space="preserve">约</w:t>
             </w:r>
             <w:r>
-              <w:t xml:space="preserve"> 20–30 </w:t>
+              <w:t xml:space="preserve"> 4–5 </w:t>
             </w:r>
             <w:r>
               <w:rPr>
@@ -21583,7 +21778,7 @@
               <w:pStyle w:val="Compact"/>
             </w:pPr>
             <w:r>
-              <w:t xml:space="preserve">30 min</w:t>
+              <w:t xml:space="preserve">4 min</w:t>
             </w:r>
           </w:p>
         </w:tc>
@@ -21613,18 +21808,24 @@
               <w:pStyle w:val="Compact"/>
             </w:pPr>
             <w:r>
-              <w:t xml:space="preserve">128</w:t>
-            </w:r>
-          </w:p>
-        </w:tc>
-        <w:tc>
-          <w:tcPr/>
-          <w:p>
-            <w:pPr>
-              <w:pStyle w:val="Compact"/>
-            </w:pPr>
-            <w:r>
-              <w:t xml:space="preserve">94 min</w:t>
+              <w:t xml:space="preserve">128 + </w:t>
+            </w:r>
+            <w:r>
+              <w:rPr>
+                <w:rFonts w:hint="eastAsia"/>
+              </w:rPr>
+              <w:t xml:space="preserve">256（PSF）</w:t>
+            </w:r>
+          </w:p>
+        </w:tc>
+        <w:tc>
+          <w:tcPr/>
+          <w:p>
+            <w:pPr>
+              <w:pStyle w:val="Compact"/>
+            </w:pPr>
+            <w:r>
+              <w:t xml:space="preserve">45 min</w:t>
             </w:r>
           </w:p>
         </w:tc>
@@ -21646,7 +21847,7 @@
               <w:t xml:space="preserve">平面波</w:t>
             </w:r>
             <w:r>
-              <w:t xml:space="preserve"> 71 </w:t>
+              <w:t xml:space="preserve"> 11 </w:t>
             </w:r>
             <w:r>
               <w:rPr>
@@ -21663,18 +21864,18 @@
               <w:pStyle w:val="Compact"/>
             </w:pPr>
             <w:r>
-              <w:t xml:space="preserve">71</w:t>
-            </w:r>
-          </w:p>
-        </w:tc>
-        <w:tc>
-          <w:tcPr/>
-          <w:p>
-            <w:pPr>
-              <w:pStyle w:val="Compact"/>
-            </w:pPr>
-            <w:r>
-              <w:t xml:space="preserve">52 min</w:t>
+              <w:t xml:space="preserve">11</w:t>
+            </w:r>
+          </w:p>
+        </w:tc>
+        <w:tc>
+          <w:tcPr/>
+          <w:p>
+            <w:pPr>
+              <w:pStyle w:val="Compact"/>
+            </w:pPr>
+            <w:r>
+              <w:t xml:space="preserve">8 min</w:t>
             </w:r>
           </w:p>
         </w:tc>
@@ -21716,18 +21917,18 @@
               <w:rPr>
                 <w:rFonts w:hint="eastAsia"/>
               </w:rPr>
-              <w:t xml:space="preserve">71+128（稀疏，单次很快）</w:t>
-            </w:r>
-          </w:p>
-        </w:tc>
-        <w:tc>
-          <w:tcPr/>
-          <w:p>
-            <w:pPr>
-              <w:pStyle w:val="Compact"/>
-            </w:pPr>
-            <w:r>
-              <w:t xml:space="preserve">10 min</w:t>
+              <w:t xml:space="preserve">11+256（稀疏，单次很快）</w:t>
+            </w:r>
+          </w:p>
+        </w:tc>
+        <w:tc>
+          <w:tcPr/>
+          <w:p>
+            <w:pPr>
+              <w:pStyle w:val="Compact"/>
+            </w:pPr>
+            <w:r>
+              <w:t xml:space="preserve">6 min</w:t>
             </w:r>
           </w:p>
         </w:tc>
@@ -21786,7 +21987,7 @@
               <w:pStyle w:val="Compact"/>
             </w:pPr>
             <w:r>
-              <w:t xml:space="preserve">60 min</w:t>
+              <w:t xml:space="preserve">5 min</w:t>
             </w:r>
           </w:p>
         </w:tc>
@@ -21815,57 +22016,30 @@
               <w:pStyle w:val="Compact"/>
             </w:pPr>
             <w:r>
-              <w:rPr>
+              <w:t xml:space="preserve">—</w:t>
+            </w:r>
+          </w:p>
+        </w:tc>
+        <w:tc>
+          <w:tcPr/>
+          <w:p>
+            <w:pPr>
+              <w:pStyle w:val="Compact"/>
+            </w:pPr>
+            <w:r>
+              <w:rPr>
+                <w:rFonts w:hint="eastAsia"/>
                 <w:b/>
                 <w:bCs/>
               </w:rPr>
-              <w:t xml:space="preserve">199 </w:t>
-            </w:r>
-            <w:r>
-              <w:rPr>
-                <w:rFonts w:hint="eastAsia"/>
+              <w:t xml:space="preserve">约</w:t>
+            </w:r>
+            <w:r>
+              <w:rPr>
                 <w:b/>
                 <w:bCs/>
               </w:rPr>
-              <w:t xml:space="preserve">次全量</w:t>
-            </w:r>
-            <w:r>
-              <w:rPr>
-                <w:b/>
-                <w:bCs/>
-              </w:rPr>
-              <w:t xml:space="preserve"> + </w:t>
-            </w:r>
-            <w:r>
-              <w:rPr>
-                <w:rFonts w:hint="eastAsia"/>
-                <w:b/>
-                <w:bCs/>
-              </w:rPr>
-              <w:t xml:space="preserve">稀疏</w:t>
-            </w:r>
-          </w:p>
-        </w:tc>
-        <w:tc>
-          <w:tcPr/>
-          <w:p>
-            <w:pPr>
-              <w:pStyle w:val="Compact"/>
-            </w:pPr>
-            <w:r>
-              <w:rPr>
-                <w:rFonts w:hint="eastAsia"/>
-                <w:b/>
-                <w:bCs/>
-              </w:rPr>
-              <w:t xml:space="preserve">约</w:t>
-            </w:r>
-            <w:r>
-              <w:rPr>
-                <w:b/>
-                <w:bCs/>
-              </w:rPr>
-              <w:t xml:space="preserve"> 3.5–4.5 h</w:t>
+              <w:t xml:space="preserve"> 45 min</w:t>
             </w:r>
           </w:p>
         </w:tc>
@@ -22169,7 +22343,7 @@
           <w:b/>
           <w:bCs/>
         </w:rPr>
-        <w:t xml:space="preserve">P2（45</w:t>
+        <w:t xml:space="preserve">P2（8</w:t>
       </w:r>
       <w:r>
         <w:rPr>
@@ -22190,7 +22364,7 @@
         <w:rPr>
           <w:rFonts w:hint="eastAsia"/>
         </w:rPr>
-        <w:t xml:space="preserve">：71</w:t>
+        <w:t xml:space="preserve">：11</w:t>
       </w:r>
       <w:r>
         <w:t xml:space="preserve"> </w:t>
@@ -22220,7 +22394,7 @@
         <w:t xml:space="preserve">DAS；检查</w:t>
       </w:r>
       <w:r>
-        <w:t xml:space="preserve"> 71 </w:t>
+        <w:t xml:space="preserve"> 11 </w:t>
       </w:r>
       <w:r>
         <w:rPr>
@@ -22235,7 +22409,7 @@
         <w:rPr>
           <w:rStyle w:val="VerbatimChar"/>
         </w:rPr>
-        <w:t xml:space="preserve">angle_XXX.mat</w:t>
+        <w:t xml:space="preserve">P1_a###.mat</w:t>
       </w:r>
       <w:r>
         <w:t xml:space="preserve"> </w:t>
@@ -23692,7 +23866,7 @@
               <w:rPr>
                 <w:rFonts w:hint="eastAsia"/>
               </w:rPr>
-              <w:t xml:space="preserve">边缘角度（±16.5°）场畸变</w:t>
+              <w:t xml:space="preserve">边缘角度（±10°）场畸变</w:t>
             </w:r>
           </w:p>
         </w:tc>
@@ -23729,16 +23903,7 @@
               <w:rPr>
                 <w:rFonts w:hint="eastAsia"/>
               </w:rPr>
-              <w:t xml:space="preserve">F4；必要时把最大角限制在</w:t>
-            </w:r>
-            <w:r>
-              <w:t xml:space="preserve"> </w:t>
-            </w:r>
-            <w:r>
-              <w:rPr>
-                <w:rFonts w:hint="eastAsia"/>
-              </w:rPr>
-              <w:t xml:space="preserve">±14°（需在报告中说明）</w:t>
+              <w:t xml:space="preserve">F4；必要时在报告中说明最大角的限制</w:t>
             </w:r>
           </w:p>
         </w:tc>
@@ -23812,7 +23977,7 @@
               <w:pStyle w:val="Compact"/>
             </w:pPr>
             <w:r>
-              <w:t xml:space="preserve">71 </w:t>
+              <w:t xml:space="preserve">11 </w:t>
             </w:r>
             <w:r>
               <w:rPr>
@@ -23821,7 +23986,7 @@
               <w:t xml:space="preserve">角度复信号约</w:t>
             </w:r>
             <w:r>
-              <w:t xml:space="preserve"> 160 </w:t>
+              <w:t xml:space="preserve"> 25 </w:t>
             </w:r>
             <w:r>
               <w:rPr>
@@ -24498,40 +24663,60 @@
               <w:pStyle w:val="Compact"/>
             </w:pPr>
             <w:r>
-              <w:t xml:space="preserve">C5</w:t>
-            </w:r>
-          </w:p>
-        </w:tc>
-        <w:tc>
-          <w:tcPr/>
-          <w:p>
-            <w:pPr>
-              <w:pStyle w:val="Compact"/>
-            </w:pPr>
-            <w:r>
-              <w:t xml:space="preserve">1.5–1.7</w:t>
-            </w:r>
-          </w:p>
-        </w:tc>
-        <w:tc>
-          <w:tcPr/>
-          <w:p>
-            <w:pPr>
-              <w:pStyle w:val="Compact"/>
-            </w:pPr>
-            <w:r>
-              <w:t xml:space="preserve">16–20</w:t>
-            </w:r>
-          </w:p>
-        </w:tc>
-        <w:tc>
-          <w:tcPr/>
-          <w:p>
-            <w:pPr>
-              <w:pStyle w:val="Compact"/>
-            </w:pPr>
-            <w:r>
-              <w:t xml:space="preserve">7.0</w:t>
+              <w:rPr>
+                <w:rFonts w:hint="eastAsia"/>
+                <w:b/>
+                <w:bCs/>
+              </w:rPr>
+              <w:t xml:space="preserve">C11（11</w:t>
+            </w:r>
+            <w:r>
+              <w:rPr>
+                <w:b/>
+                <w:bCs/>
+              </w:rPr>
+              <w:t xml:space="preserve"> </w:t>
+            </w:r>
+            <w:r>
+              <w:rPr>
+                <w:rFonts w:hint="eastAsia"/>
+                <w:b/>
+                <w:bCs/>
+              </w:rPr>
+              <w:t xml:space="preserve">角度）</w:t>
+            </w:r>
+          </w:p>
+        </w:tc>
+        <w:tc>
+          <w:tcPr/>
+          <w:p>
+            <w:pPr>
+              <w:pStyle w:val="Compact"/>
+            </w:pPr>
+            <w:r>
+              <w:t xml:space="preserve">1.1–1.3</w:t>
+            </w:r>
+          </w:p>
+        </w:tc>
+        <w:tc>
+          <w:tcPr/>
+          <w:p>
+            <w:pPr>
+              <w:pStyle w:val="Compact"/>
+            </w:pPr>
+            <w:r>
+              <w:t xml:space="preserve">20–28</w:t>
+            </w:r>
+          </w:p>
+        </w:tc>
+        <w:tc>
+          <w:tcPr/>
+          <w:p>
+            <w:pPr>
+              <w:pStyle w:val="Compact"/>
+            </w:pPr>
+            <w:r>
+              <w:t xml:space="preserve">9–10</w:t>
             </w:r>
           </w:p>
         </w:tc>
@@ -24544,40 +24729,52 @@
               <w:pStyle w:val="Compact"/>
             </w:pPr>
             <w:r>
-              <w:t xml:space="preserve">C9</w:t>
-            </w:r>
-          </w:p>
-        </w:tc>
-        <w:tc>
-          <w:tcPr/>
-          <w:p>
-            <w:pPr>
-              <w:pStyle w:val="Compact"/>
-            </w:pPr>
-            <w:r>
-              <w:t xml:space="preserve">1.3–1.5</w:t>
-            </w:r>
-          </w:p>
-        </w:tc>
-        <w:tc>
-          <w:tcPr/>
-          <w:p>
-            <w:pPr>
-              <w:pStyle w:val="Compact"/>
-            </w:pPr>
-            <w:r>
-              <w:t xml:space="preserve">20–23</w:t>
-            </w:r>
-          </w:p>
-        </w:tc>
-        <w:tc>
-          <w:tcPr/>
-          <w:p>
-            <w:pPr>
-              <w:pStyle w:val="Compact"/>
-            </w:pPr>
-            <w:r>
-              <w:t xml:space="preserve">9.5</w:t>
+              <w:rPr>
+                <w:rFonts w:hint="eastAsia"/>
+              </w:rPr>
+              <w:t xml:space="preserve">单焦点（30</w:t>
+            </w:r>
+            <w:r>
+              <w:t xml:space="preserve"> mm </w:t>
+            </w:r>
+            <w:r>
+              <w:rPr>
+                <w:rFonts w:hint="eastAsia"/>
+              </w:rPr>
+              <w:t xml:space="preserve">处）</w:t>
+            </w:r>
+          </w:p>
+        </w:tc>
+        <w:tc>
+          <w:tcPr/>
+          <w:p>
+            <w:pPr>
+              <w:pStyle w:val="Compact"/>
+            </w:pPr>
+            <w:r>
+              <w:t xml:space="preserve">1.1–1.3</w:t>
+            </w:r>
+          </w:p>
+        </w:tc>
+        <w:tc>
+          <w:tcPr/>
+          <w:p>
+            <w:pPr>
+              <w:pStyle w:val="Compact"/>
+            </w:pPr>
+            <w:r>
+              <w:t xml:space="preserve">28–32</w:t>
+            </w:r>
+          </w:p>
+        </w:tc>
+        <w:tc>
+          <w:tcPr/>
+          <w:p>
+            <w:pPr>
+              <w:pStyle w:val="Compact"/>
+            </w:pPr>
+            <w:r>
+              <w:t xml:space="preserve">14–18</w:t>
             </w:r>
           </w:p>
         </w:tc>
@@ -24590,248 +24787,6 @@
               <w:pStyle w:val="Compact"/>
             </w:pPr>
             <w:r>
-              <w:t xml:space="preserve">C17</w:t>
-            </w:r>
-          </w:p>
-        </w:tc>
-        <w:tc>
-          <w:tcPr/>
-          <w:p>
-            <w:pPr>
-              <w:pStyle w:val="Compact"/>
-            </w:pPr>
-            <w:r>
-              <w:t xml:space="preserve">1.2–1.3</w:t>
-            </w:r>
-          </w:p>
-        </w:tc>
-        <w:tc>
-          <w:tcPr/>
-          <w:p>
-            <w:pPr>
-              <w:pStyle w:val="Compact"/>
-            </w:pPr>
-            <w:r>
-              <w:t xml:space="preserve">24–27</w:t>
-            </w:r>
-          </w:p>
-        </w:tc>
-        <w:tc>
-          <w:tcPr/>
-          <w:p>
-            <w:pPr>
-              <w:pStyle w:val="Compact"/>
-            </w:pPr>
-            <w:r>
-              <w:t xml:space="preserve">12.3</w:t>
-            </w:r>
-          </w:p>
-        </w:tc>
-      </w:tr>
-      <w:tr>
-        <w:tc>
-          <w:tcPr/>
-          <w:p>
-            <w:pPr>
-              <w:pStyle w:val="Compact"/>
-            </w:pPr>
-            <w:r>
-              <w:t xml:space="preserve">C33</w:t>
-            </w:r>
-          </w:p>
-        </w:tc>
-        <w:tc>
-          <w:tcPr/>
-          <w:p>
-            <w:pPr>
-              <w:pStyle w:val="Compact"/>
-            </w:pPr>
-            <w:r>
-              <w:t xml:space="preserve">1.1–1.2</w:t>
-            </w:r>
-          </w:p>
-        </w:tc>
-        <w:tc>
-          <w:tcPr/>
-          <w:p>
-            <w:pPr>
-              <w:pStyle w:val="Compact"/>
-            </w:pPr>
-            <w:r>
-              <w:t xml:space="preserve">28–30</w:t>
-            </w:r>
-          </w:p>
-        </w:tc>
-        <w:tc>
-          <w:tcPr/>
-          <w:p>
-            <w:pPr>
-              <w:pStyle w:val="Compact"/>
-            </w:pPr>
-            <w:r>
-              <w:t xml:space="preserve">15.2</w:t>
-            </w:r>
-          </w:p>
-        </w:tc>
-      </w:tr>
-      <w:tr>
-        <w:tc>
-          <w:tcPr/>
-          <w:p>
-            <w:pPr>
-              <w:pStyle w:val="Compact"/>
-            </w:pPr>
-            <w:r>
-              <w:t xml:space="preserve">C45</w:t>
-            </w:r>
-          </w:p>
-        </w:tc>
-        <w:tc>
-          <w:tcPr/>
-          <w:p>
-            <w:pPr>
-              <w:pStyle w:val="Compact"/>
-            </w:pPr>
-            <w:r>
-              <w:t xml:space="preserve">1.1</w:t>
-            </w:r>
-          </w:p>
-        </w:tc>
-        <w:tc>
-          <w:tcPr/>
-          <w:p>
-            <w:pPr>
-              <w:pStyle w:val="Compact"/>
-            </w:pPr>
-            <w:r>
-              <w:t xml:space="preserve">30–32</w:t>
-            </w:r>
-          </w:p>
-        </w:tc>
-        <w:tc>
-          <w:tcPr/>
-          <w:p>
-            <w:pPr>
-              <w:pStyle w:val="Compact"/>
-            </w:pPr>
-            <w:r>
-              <w:t xml:space="preserve">16.5</w:t>
-            </w:r>
-          </w:p>
-        </w:tc>
-      </w:tr>
-      <w:tr>
-        <w:tc>
-          <w:tcPr/>
-          <w:p>
-            <w:pPr>
-              <w:pStyle w:val="Compact"/>
-            </w:pPr>
-            <w:r>
-              <w:t xml:space="preserve">C71</w:t>
-            </w:r>
-          </w:p>
-        </w:tc>
-        <w:tc>
-          <w:tcPr/>
-          <w:p>
-            <w:pPr>
-              <w:pStyle w:val="Compact"/>
-            </w:pPr>
-            <w:r>
-              <w:t xml:space="preserve">1.05–1.15</w:t>
-            </w:r>
-          </w:p>
-        </w:tc>
-        <w:tc>
-          <w:tcPr/>
-          <w:p>
-            <w:pPr>
-              <w:pStyle w:val="Compact"/>
-            </w:pPr>
-            <w:r>
-              <w:t xml:space="preserve">32–34</w:t>
-            </w:r>
-          </w:p>
-        </w:tc>
-        <w:tc>
-          <w:tcPr/>
-          <w:p>
-            <w:pPr>
-              <w:pStyle w:val="Compact"/>
-            </w:pPr>
-            <w:r>
-              <w:t xml:space="preserve">18.5</w:t>
-            </w:r>
-          </w:p>
-        </w:tc>
-      </w:tr>
-      <w:tr>
-        <w:tc>
-          <w:tcPr/>
-          <w:p>
-            <w:pPr>
-              <w:pStyle w:val="Compact"/>
-            </w:pPr>
-            <w:r>
-              <w:rPr>
-                <w:rFonts w:hint="eastAsia"/>
-              </w:rPr>
-              <w:t xml:space="preserve">单焦点（30</w:t>
-            </w:r>
-            <w:r>
-              <w:t xml:space="preserve"> mm </w:t>
-            </w:r>
-            <w:r>
-              <w:rPr>
-                <w:rFonts w:hint="eastAsia"/>
-              </w:rPr>
-              <w:t xml:space="preserve">处）</w:t>
-            </w:r>
-          </w:p>
-        </w:tc>
-        <w:tc>
-          <w:tcPr/>
-          <w:p>
-            <w:pPr>
-              <w:pStyle w:val="Compact"/>
-            </w:pPr>
-            <w:r>
-              <w:t xml:space="preserve">1.1–1.3</w:t>
-            </w:r>
-          </w:p>
-        </w:tc>
-        <w:tc>
-          <w:tcPr/>
-          <w:p>
-            <w:pPr>
-              <w:pStyle w:val="Compact"/>
-            </w:pPr>
-            <w:r>
-              <w:t xml:space="preserve">28–32</w:t>
-            </w:r>
-          </w:p>
-        </w:tc>
-        <w:tc>
-          <w:tcPr/>
-          <w:p>
-            <w:pPr>
-              <w:pStyle w:val="Compact"/>
-            </w:pPr>
-            <w:r>
-              <w:t xml:space="preserve">14–18</w:t>
-            </w:r>
-          </w:p>
-        </w:tc>
-      </w:tr>
-      <w:tr>
-        <w:tc>
-          <w:tcPr/>
-          <w:p>
-            <w:pPr>
-              <w:pStyle w:val="Compact"/>
-            </w:pPr>
-            <w:r>
               <w:rPr>
                 <w:rFonts w:hint="eastAsia"/>
               </w:rPr>
@@ -24869,58 +24824,6 @@
             </w:pPr>
             <w:r>
               <w:t xml:space="preserve">0–8</w:t>
-            </w:r>
-          </w:p>
-        </w:tc>
-      </w:tr>
-      <w:tr>
-        <w:tc>
-          <w:tcPr/>
-          <w:p>
-            <w:pPr>
-              <w:pStyle w:val="Compact"/>
-            </w:pPr>
-            <w:r>
-              <w:t xml:space="preserve">4 </w:t>
-            </w:r>
-            <w:r>
-              <w:rPr>
-                <w:rFonts w:hint="eastAsia"/>
-              </w:rPr>
-              <w:t xml:space="preserve">焦点（可选）</w:t>
-            </w:r>
-          </w:p>
-        </w:tc>
-        <w:tc>
-          <w:tcPr/>
-          <w:p>
-            <w:pPr>
-              <w:pStyle w:val="Compact"/>
-            </w:pPr>
-            <w:r>
-              <w:t xml:space="preserve">1.3–1.4</w:t>
-            </w:r>
-          </w:p>
-        </w:tc>
-        <w:tc>
-          <w:tcPr/>
-          <w:p>
-            <w:pPr>
-              <w:pStyle w:val="Compact"/>
-            </w:pPr>
-            <w:r>
-              <w:t xml:space="preserve">28–30</w:t>
-            </w:r>
-          </w:p>
-        </w:tc>
-        <w:tc>
-          <w:tcPr/>
-          <w:p>
-            <w:pPr>
-              <w:pStyle w:val="Compact"/>
-            </w:pPr>
-            <w:r>
-              <w:t xml:space="preserve">14–16</w:t>
             </w:r>
           </w:p>
         </w:tc>
@@ -24960,7 +24863,7 @@
         <w:t xml:space="preserve">节（PW</w:t>
       </w:r>
       <w:r>
-        <w:t xml:space="preserve"> 12833 Hz、C71 181 </w:t>
+        <w:t xml:space="preserve"> 12833 Hz、C11 1167 </w:t>
       </w:r>
       <w:r>
         <w:rPr>
@@ -25060,21 +24963,24 @@
         <m:r>
           <m:t>n</m:t>
         </m:r>
+        <m:r>
+          <m:rPr>
+            <m:sty m:val="p"/>
+          </m:rPr>
+          <m:t>=</m:t>
+        </m:r>
+        <m:r>
+          <m:t>10.4</m:t>
+        </m:r>
       </m:oMath>
       <w:r>
-        <w:rPr>
-          <w:rFonts w:hint="eastAsia"/>
-        </w:rPr>
-        <w:t xml:space="preserve">：C5</w:t>
-      </w:r>
-      <w:r>
-        <w:t xml:space="preserve"> 7.0 dB、C9 9.5 dB、C17 12.3 dB、C33 15.2 dB、C45 16.5 dB、C71 18.5 </w:t>
-      </w:r>
-      <w:r>
-        <w:rPr>
-          <w:rFonts w:hint="eastAsia"/>
-        </w:rPr>
-        <w:t xml:space="preserve">dB；</w:t>
+        <w:t xml:space="preserve"> </w:t>
+      </w:r>
+      <w:r>
+        <w:rPr>
+          <w:rFonts w:hint="eastAsia"/>
+        </w:rPr>
+        <w:t xml:space="preserve">dB（散斑目标会更低，实测见报告）；</w:t>
       </w:r>
       <w:r>
         <w:t xml:space="preserve"> </w:t>
@@ -25204,24 +25110,7 @@
         <w:rPr>
           <w:rFonts w:hint="eastAsia"/>
         </w:rPr>
-        <w:t xml:space="preserve">分辨率随</w:t>
-      </w:r>
-      <w:r>
-        <w:t xml:space="preserve"> </w:t>
-      </w:r>
-      <m:oMath>
-        <m:r>
-          <m:t>n</m:t>
-        </m:r>
-      </m:oMath>
-      <w:r>
-        <w:t xml:space="preserve"> </w:t>
-      </w:r>
-      <w:r>
-        <w:rPr>
-          <w:rFonts w:hint="eastAsia"/>
-        </w:rPr>
-        <w:t xml:space="preserve">增加趋于</w:t>
+        <w:t xml:space="preserve">分辨率随合成孔径趋近</w:t>
       </w:r>
       <w:r>
         <w:t xml:space="preserve"> </w:t>
@@ -25283,51 +25172,7 @@
         <w:rPr>
           <w:rFonts w:hint="eastAsia"/>
         </w:rPr>
-        <w:t xml:space="preserve">对比度随</w:t>
-      </w:r>
-      <w:r>
-        <w:t xml:space="preserve"> </w:t>
-      </w:r>
-      <m:oMath>
-        <m:r>
-          <m:t>n</m:t>
-        </m:r>
-      </m:oMath>
-      <w:r>
-        <w:t xml:space="preserve"> </w:t>
-      </w:r>
-      <w:r>
-        <w:rPr>
-          <w:rFonts w:hint="eastAsia"/>
-        </w:rPr>
-        <w:t xml:space="preserve">单调改善，C45</w:t>
-      </w:r>
-      <w:r>
-        <w:t xml:space="preserve"> </w:t>
-      </w:r>
-      <w:r>
-        <w:rPr>
-          <w:rFonts w:hint="eastAsia"/>
-        </w:rPr>
-        <w:t xml:space="preserve">接近</w:t>
-      </w:r>
-      <w:r>
-        <w:t xml:space="preserve"> 4 </w:t>
-      </w:r>
-      <w:r>
-        <w:rPr>
-          <w:rFonts w:hint="eastAsia"/>
-        </w:rPr>
-        <w:t xml:space="preserve">焦点，C71</w:t>
-      </w:r>
-      <w:r>
-        <w:t xml:space="preserve"> </w:t>
-      </w:r>
-      <w:r>
-        <w:rPr>
-          <w:rFonts w:hint="eastAsia"/>
-        </w:rPr>
-        <w:t xml:space="preserve">接近最优多焦点。</w:t>
+        <w:t xml:space="preserve">对比度由旁瓣泄漏决定，复合把它显著压低（无噪声仿真中远高于论文的噪声受限测量）。</w:t>
       </w:r>
     </w:p>
     <w:p>
@@ -25741,58 +25586,58 @@
         <w:t xml:space="preserve">：核心约</w:t>
       </w:r>
       <w:r>
-        <w:t xml:space="preserve"> 3.5–4.5 </w:t>
-      </w:r>
-      <w:r>
-        <w:rPr>
-          <w:rFonts w:hint="eastAsia"/>
-        </w:rPr>
-        <w:t xml:space="preserve">h，是否可接受？若希望更快，可把</w:t>
-      </w:r>
-      <w:r>
-        <w:t xml:space="preserve"> 71 </w:t>
-      </w:r>
-      <w:r>
-        <w:rPr>
-          <w:rFonts w:hint="eastAsia"/>
-        </w:rPr>
-        <w:t xml:space="preserve">角度减到</w:t>
-      </w:r>
-      <w:r>
         <w:t xml:space="preserve"> 45 </w:t>
       </w:r>
       <w:r>
         <w:rPr>
           <w:rFonts w:hint="eastAsia"/>
         </w:rPr>
-        <w:t xml:space="preserve">角度（约省</w:t>
-      </w:r>
-      <w:r>
-        <w:t xml:space="preserve"> 25 </w:t>
-      </w:r>
-      <w:r>
-        <w:rPr>
-          <w:rFonts w:hint="eastAsia"/>
-        </w:rPr>
-        <w:t xml:space="preserve">min），或把散射子减到</w:t>
-      </w:r>
-      <w:r>
-        <w:t xml:space="preserve"> </w:t>
-      </w:r>
-      <w:r>
-        <w:rPr>
-          <w:rFonts w:hint="eastAsia"/>
-        </w:rPr>
-        <w:t xml:space="preserve">12k（约省</w:t>
-      </w:r>
-      <w:r>
-        <w:t xml:space="preserve"> 40 </w:t>
-      </w:r>
-      <w:r>
-        <w:rPr>
-          <w:rFonts w:hint="eastAsia"/>
-        </w:rPr>
-        <w:t xml:space="preserve">min，但散斑质量下降）。</w:t>
+        <w:t xml:space="preserve">min（11</w:t>
+      </w:r>
+      <w:r>
+        <w:t xml:space="preserve"> </w:t>
+      </w:r>
+      <w:r>
+        <w:rPr>
+          <w:rFonts w:hint="eastAsia"/>
+        </w:rPr>
+        <w:t xml:space="preserve">角度</w:t>
+      </w:r>
+      <w:r>
+        <w:t xml:space="preserve"> + 128/256 </w:t>
+      </w:r>
+      <w:r>
+        <w:rPr>
+          <w:rFonts w:hint="eastAsia"/>
+        </w:rPr>
+        <w:t xml:space="preserve">线</w:t>
+      </w:r>
+      <w:r>
+        <w:t xml:space="preserve"> + </w:t>
+      </w:r>
+      <w:r>
+        <w:rPr>
+          <w:rFonts w:hint="eastAsia"/>
+        </w:rPr>
+        <w:t xml:space="preserve">噪声</w:t>
+      </w:r>
+      <w:r>
+        <w:t xml:space="preserve"> + </w:t>
+      </w:r>
+      <w:r>
+        <w:rPr>
+          <w:rFonts w:hint="eastAsia"/>
+        </w:rPr>
+        <w:t xml:space="preserve">声场</w:t>
+      </w:r>
+      <w:r>
+        <w:t xml:space="preserve"> + </w:t>
+      </w:r>
+      <w:r>
+        <w:rPr>
+          <w:rFonts w:hint="eastAsia"/>
+        </w:rPr>
+        <w:t xml:space="preserve">分析），是否可接受？</w:t>
       </w:r>
     </w:p>
     <w:p>
@@ -27506,7 +27351,7 @@
           <w:rStyle w:val="VerbatimChar"/>
           <w:rFonts w:hint="eastAsia"/>
         </w:rPr>
-        <w:t xml:space="preserve">平面波角度（Eq.</w:t>
+        <w:t xml:space="preserve">平面波角度（11</w:t>
       </w:r>
       <w:r>
         <w:rPr>
@@ -27519,20 +27364,20 @@
           <w:rStyle w:val="VerbatimChar"/>
           <w:rFonts w:hint="eastAsia"/>
         </w:rPr>
-        <w:t xml:space="preserve">6，中心</w:t>
+        <w:t xml:space="preserve">个，-10°…+10°，间隔</w:t>
       </w:r>
       <w:r>
         <w:rPr>
           <w:rStyle w:val="VerbatimChar"/>
         </w:rPr>
-        <w:t xml:space="preserve"> 71 </w:t>
+        <w:t xml:space="preserve"> </w:t>
       </w:r>
       <w:r>
         <w:rPr>
           <w:rStyle w:val="VerbatimChar"/>
           <w:rFonts w:hint="eastAsia"/>
         </w:rPr>
-        <w:t xml:space="preserve">个）----</w:t>
+        <w:t xml:space="preserve">2°）----</w:t>
       </w:r>
       <w:r>
         <w:br/>
@@ -27541,7 +27386,7 @@
         <w:rPr>
           <w:rStyle w:val="VerbatimChar"/>
         </w:rPr>
-        <w:t xml:space="preserve">P.lambda   = P.c/P.f0;</w:t>
+        <w:t xml:space="preserve">P.angStepDeg = 2;</w:t>
       </w:r>
       <w:r>
         <w:br/>
@@ -27550,7 +27395,14 @@
         <w:rPr>
           <w:rStyle w:val="VerbatimChar"/>
         </w:rPr>
-        <w:t xml:space="preserve">P.L        = P.N*P.pitch;</w:t>
+        <w:t xml:space="preserve">P.iAng     = -5:5;                                  % </w:t>
+      </w:r>
+      <w:r>
+        <w:rPr>
+          <w:rStyle w:val="VerbatimChar"/>
+          <w:rFonts w:hint="eastAsia"/>
+        </w:rPr>
+        <w:t xml:space="preserve">角度序号</w:t>
       </w:r>
       <w:r>
         <w:br/>
@@ -27559,7 +27411,7 @@
         <w:rPr>
           <w:rStyle w:val="VerbatimChar"/>
         </w:rPr>
-        <w:t xml:space="preserve">P.iAng     = -35:35;</w:t>
+        <w:t xml:space="preserve">P.angles   = P.iAng * P.angStepDeg * pi/180;        % rad</w:t>
       </w:r>
       <w:r>
         <w:br/>
@@ -27568,7 +27420,7 @@
         <w:rPr>
           <w:rStyle w:val="VerbatimChar"/>
         </w:rPr>
-        <w:t xml:space="preserve">P.angles   = asin(P.iAng*P.lambda/P.L);   % rad</w:t>
+        <w:t xml:space="preserve">P.nAngles  = numel(P.angles);                       % 11</w:t>
       </w:r>
       <w:r>
         <w:br/>
@@ -27577,7 +27429,14 @@
         <w:rPr>
           <w:rStyle w:val="VerbatimChar"/>
         </w:rPr>
-        <w:t xml:space="preserve">P.nAngles  = numel(P.angles);</w:t>
+        <w:t xml:space="preserve">P.iZero    = find(P.iAng == 0);                     % 0° </w:t>
+      </w:r>
+      <w:r>
+        <w:rPr>
+          <w:rStyle w:val="VerbatimChar"/>
+          <w:rFonts w:hint="eastAsia"/>
+        </w:rPr>
+        <w:t xml:space="preserve">的下标（=6）</w:t>
       </w:r>
       <w:r>
         <w:br/>
@@ -27596,7 +27455,7 @@
           <w:rStyle w:val="VerbatimChar"/>
           <w:rFonts w:hint="eastAsia"/>
         </w:rPr>
-        <w:t xml:space="preserve">复合子集（只列角度数，具体索引由代码按中心对称规则生成）----</w:t>
+        <w:t xml:space="preserve">参与比较的方法（只列角度数）----</w:t>
       </w:r>
       <w:r>
         <w:br/>
@@ -27605,7 +27464,7 @@
         <w:rPr>
           <w:rStyle w:val="VerbatimChar"/>
         </w:rPr>
-        <w:t xml:space="preserve">P.subsetN  = [1 5 9 17 33 45 71];</w:t>
+        <w:t xml:space="preserve">P.subsetN  = [1 11];</w:t>
       </w:r>
       <w:r>
         <w:br/>
@@ -27851,7 +27710,7 @@
         <w:rPr>
           <w:rStyle w:val="VerbatimChar"/>
         </w:rPr>
-        <w:t xml:space="preserve">P.e7.nList  = [1 5 9 17 33 45 71];</w:t>
+        <w:t xml:space="preserve">P.e7.nList  = [1 11];</w:t>
       </w:r>
     </w:p>
     <w:p>
@@ -28224,6 +28083,152 @@
                 <w:rFonts w:hint="eastAsia"/>
               </w:rPr>
               <w:t xml:space="preserve">跨机器”</w:t>
+            </w:r>
+          </w:p>
+        </w:tc>
+      </w:tr>
+      <w:tr>
+        <w:tc>
+          <w:tcPr/>
+          <w:p>
+            <w:pPr>
+              <w:pStyle w:val="Compact"/>
+            </w:pPr>
+            <w:r>
+              <w:t xml:space="preserve">v2.0</w:t>
+            </w:r>
+          </w:p>
+        </w:tc>
+        <w:tc>
+          <w:tcPr/>
+          <w:p>
+            <w:pPr>
+              <w:pStyle w:val="Compact"/>
+            </w:pPr>
+            <w:r>
+              <w:t xml:space="preserve">2026-10-23</w:t>
+            </w:r>
+          </w:p>
+        </w:tc>
+        <w:tc>
+          <w:tcPr/>
+          <w:p>
+            <w:pPr>
+              <w:pStyle w:val="Compact"/>
+            </w:pPr>
+            <w:r>
+              <w:rPr>
+                <w:rFonts w:hint="eastAsia"/>
+              </w:rPr>
+              <w:t xml:space="preserve">角度固定为</w:t>
+            </w:r>
+            <w:r>
+              <w:t xml:space="preserve"> 11 </w:t>
+            </w:r>
+            <w:r>
+              <w:rPr>
+                <w:rFonts w:hint="eastAsia"/>
+              </w:rPr>
+              <w:t xml:space="preserve">个（</w:t>
+            </w:r>
+            <m:oMath>
+              <m:r>
+                <m:rPr>
+                  <m:sty m:val="p"/>
+                </m:rPr>
+                <m:t>−</m:t>
+              </m:r>
+              <m:sSup>
+                <m:e>
+                  <m:r>
+                    <m:t>10</m:t>
+                  </m:r>
+                </m:e>
+                <m:sup>
+                  <m:r>
+                    <m:rPr>
+                      <m:sty m:val="p"/>
+                    </m:rPr>
+                    <m:t>∘</m:t>
+                  </m:r>
+                </m:sup>
+              </m:sSup>
+            </m:oMath>
+            <w:r>
+              <w:t xml:space="preserve">…</w:t>
+            </w:r>
+            <m:oMath>
+              <m:r>
+                <m:rPr>
+                  <m:sty m:val="p"/>
+                </m:rPr>
+                <m:t>+</m:t>
+              </m:r>
+              <m:sSup>
+                <m:e>
+                  <m:r>
+                    <m:t>10</m:t>
+                  </m:r>
+                </m:e>
+                <m:sup>
+                  <m:r>
+                    <m:rPr>
+                      <m:sty m:val="p"/>
+                    </m:rPr>
+                    <m:t>∘</m:t>
+                  </m:r>
+                </m:sup>
+              </m:sSup>
+            </m:oMath>
+            <w:r>
+              <w:rPr>
+                <w:rFonts w:hint="eastAsia"/>
+              </w:rPr>
+              <w:t xml:space="preserve">，间隔</w:t>
+            </w:r>
+            <w:r>
+              <w:t xml:space="preserve"> </w:t>
+            </w:r>
+            <m:oMath>
+              <m:sSup>
+                <m:e>
+                  <m:r>
+                    <m:t>2</m:t>
+                  </m:r>
+                </m:e>
+                <m:sup>
+                  <m:r>
+                    <m:rPr>
+                      <m:sty m:val="p"/>
+                    </m:rPr>
+                    <m:t>∘</m:t>
+                  </m:r>
+                </m:sup>
+              </m:sSup>
+            </m:oMath>
+            <w:r>
+              <w:rPr>
+                <w:rFonts w:hint="eastAsia"/>
+              </w:rPr>
+              <w:t xml:space="preserve">）；删除</w:t>
+            </w:r>
+            <w:r>
+              <w:t xml:space="preserve"> 5/9/17/33/45/71 </w:t>
+            </w:r>
+            <w:r>
+              <w:rPr>
+                <w:rFonts w:hint="eastAsia"/>
+              </w:rPr>
+              <w:t xml:space="preserve">各档位与“角度数收敛”实验；图</w:t>
+            </w:r>
+            <w:r>
+              <w:t xml:space="preserve"> F4/F7/F8/F9/F11 </w:t>
+            </w:r>
+            <w:r>
+              <w:rPr>
+                <w:rFonts w:hint="eastAsia"/>
+              </w:rPr>
+              <w:t xml:space="preserve">相应改为两/三方法排版；预期结果表、计算量、附录参数同步</w:t>
             </w:r>
           </w:p>
         </w:tc>

--- a/docs/实验设计方案.docx
+++ b/docs/实验设计方案.docx
@@ -2,32 +2,6 @@
 <file path=word/document.xml><?xml version="1.0" encoding="utf-8"?>
 <w:document xmlns:w="http://schemas.openxmlformats.org/wordprocessingml/2006/main" xmlns:m="http://schemas.openxmlformats.org/officeDocument/2006/math" xmlns:r="http://schemas.openxmlformats.org/officeDocument/2006/relationships" xmlns:o="urn:schemas-microsoft-com:office:office" xmlns:v="urn:schemas-microsoft-com:vml" xmlns:w10="urn:schemas-microsoft-com:office:word" xmlns:a="http://schemas.openxmlformats.org/drawingml/2006/main" xmlns:pic="http://schemas.openxmlformats.org/drawingml/2006/picture" xmlns:wp="http://schemas.openxmlformats.org/drawingml/2006/wordprocessingDrawing">
   <w:body>
-    <w:sdt>
-      <w:sdtPr>
-        <w:docPartObj>
-          <w:docPartGallery w:val="Table of Contents"/>
-          <w:docPartUnique/>
-        </w:docPartObj>
-      </w:sdtPr>
-      <w:sdtContent>
-        <w:p>
-          <w:pPr>
-            <w:pStyle w:val="TOCHeading"/>
-          </w:pPr>
-          <w:r>
-            <w:t xml:space="preserve">Table of Contents</w:t>
-          </w:r>
-        </w:p>
-        <w:p>
-          <w:r>
-            <w:fldChar w:fldCharType="begin" w:dirty="true"/>
-            <w:instrText xml:space="preserve">TOC \o "1-2" \h \z \u</w:instrText>
-            <w:fldChar w:fldCharType="separate"/>
-            <w:fldChar w:fldCharType="end"/>
-          </w:r>
-        </w:p>
-      </w:sdtContent>
-    </w:sdt>
     <w:bookmarkStart w:id="59" w:name="超快超声平面波相干复合成像field-ii-仿真实验设计方案"/>
     <w:p>
       <w:pPr>
@@ -233,6 +207,562 @@
           <w:rFonts w:hint="eastAsia"/>
         </w:rPr>
         <w:t xml:space="preserve">并行实测算法处理帧率）</w:t>
+      </w:r>
+    </w:p>
+    <w:p>
+      <w:pPr>
+        <w:pStyle w:val="BlockText"/>
+      </w:pPr>
+      <w:r>
+        <w:rPr>
+          <w:b/>
+          <w:bCs/>
+        </w:rPr>
+        <w:t xml:space="preserve">⚠ </w:t>
+      </w:r>
+      <w:r>
+        <w:rPr>
+          <w:rFonts w:hint="eastAsia"/>
+          <w:b/>
+          <w:bCs/>
+        </w:rPr>
+        <w:t xml:space="preserve">执行期间的一处方法更正（v1.3，2026-10-26）</w:t>
+      </w:r>
+      <w:r>
+        <w:rPr>
+          <w:rFonts w:hint="eastAsia"/>
+        </w:rPr>
+        <w:t xml:space="preserve">：本方案原定的“合成发射声场”（把</w:t>
+      </w:r>
+      <w:r>
+        <w:t xml:space="preserve"> 11 </w:t>
+      </w:r>
+      <w:r>
+        <w:rPr>
+          <w:rFonts w:hint="eastAsia"/>
+        </w:rPr>
+        <w:t xml:space="preserve">个角度的声场按到轴上焦点的传播时间平移后相加，图</w:t>
+      </w:r>
+      <w:r>
+        <w:t xml:space="preserve"> </w:t>
+      </w:r>
+      <w:r>
+        <w:rPr>
+          <w:rFonts w:hint="eastAsia"/>
+        </w:rPr>
+        <w:t xml:space="preserve">F5）</w:t>
+      </w:r>
+      <w:r>
+        <w:rPr>
+          <w:rFonts w:hint="eastAsia"/>
+          <w:b/>
+          <w:bCs/>
+        </w:rPr>
+        <w:t xml:space="preserve">已被证伪并删除</w:t>
+      </w:r>
+      <w:r>
+        <w:rPr>
+          <w:rFonts w:hint="eastAsia"/>
+        </w:rPr>
+        <w:t xml:space="preserve">。该做法只补掉轴向相位</w:t>
+      </w:r>
+      <w:r>
+        <w:t xml:space="preserve"> </w:t>
+      </w:r>
+      <m:oMath>
+        <m:r>
+          <m:t>z</m:t>
+        </m:r>
+        <m:r>
+          <m:rPr>
+            <m:sty m:val="p"/>
+          </m:rPr>
+          <m:t>cos</m:t>
+        </m:r>
+        <m:r>
+          <m:t>α</m:t>
+        </m:r>
+        <m:r>
+          <m:rPr>
+            <m:sty m:val="p"/>
+          </m:rPr>
+          <m:t>/</m:t>
+        </m:r>
+        <m:r>
+          <m:t>c</m:t>
+        </m:r>
+      </m:oMath>
+      <w:r>
+        <w:rPr>
+          <w:rFonts w:hint="eastAsia"/>
+        </w:rPr>
+        <w:t xml:space="preserve">，横向相位</w:t>
+      </w:r>
+      <w:r>
+        <w:t xml:space="preserve"> </w:t>
+      </w:r>
+      <m:oMath>
+        <m:r>
+          <m:t>x</m:t>
+        </m:r>
+        <m:r>
+          <m:rPr>
+            <m:sty m:val="p"/>
+          </m:rPr>
+          <m:t>sin</m:t>
+        </m:r>
+        <m:r>
+          <m:t>α</m:t>
+        </m:r>
+        <m:r>
+          <m:rPr>
+            <m:sty m:val="p"/>
+          </m:rPr>
+          <m:t>/</m:t>
+        </m:r>
+        <m:r>
+          <m:t>c</m:t>
+        </m:r>
+      </m:oMath>
+      <w:r>
+        <w:t xml:space="preserve"> </w:t>
+      </w:r>
+      <w:r>
+        <w:rPr>
+          <w:rFonts w:hint="eastAsia"/>
+        </w:rPr>
+        <w:t xml:space="preserve">原样留着，离轴处各角度脉冲彼此错开、退出叠加，得到的窄条是“只补了一半延时”的干涉残差，不是成像里的任何量。真实成像在</w:t>
+      </w:r>
+      <w:r>
+        <w:t xml:space="preserve"> DAS </w:t>
+      </w:r>
+      <w:r>
+        <w:rPr>
+          <w:rFonts w:hint="eastAsia"/>
+        </w:rPr>
+        <w:t xml:space="preserve">里逐像素补掉</w:t>
+      </w:r>
+      <w:r>
+        <w:t xml:space="preserve"> </w:t>
+      </w:r>
+      <m:oMath>
+        <m:r>
+          <m:rPr>
+            <m:sty m:val="p"/>
+          </m:rPr>
+          <m:t>(</m:t>
+        </m:r>
+        <m:r>
+          <m:t>x</m:t>
+        </m:r>
+        <m:r>
+          <m:rPr>
+            <m:sty m:val="p"/>
+          </m:rPr>
+          <m:t>sin</m:t>
+        </m:r>
+        <m:r>
+          <m:t>α</m:t>
+        </m:r>
+        <m:r>
+          <m:rPr>
+            <m:sty m:val="p"/>
+          </m:rPr>
+          <m:t>+</m:t>
+        </m:r>
+        <m:r>
+          <m:t>z</m:t>
+        </m:r>
+        <m:r>
+          <m:rPr>
+            <m:sty m:val="p"/>
+          </m:rPr>
+          <m:t>cos</m:t>
+        </m:r>
+        <m:r>
+          <m:t>α</m:t>
+        </m:r>
+        <m:r>
+          <m:rPr>
+            <m:sty m:val="p"/>
+          </m:rPr>
+          <m:t>)</m:t>
+        </m:r>
+        <m:r>
+          <m:rPr>
+            <m:sty m:val="p"/>
+          </m:rPr>
+          <m:t>/</m:t>
+        </m:r>
+        <m:r>
+          <m:t>c</m:t>
+        </m:r>
+      </m:oMath>
+      <w:r>
+        <w:rPr>
+          <w:rFonts w:hint="eastAsia"/>
+        </w:rPr>
+        <w:t xml:space="preserve">，图像看到的加权是幅度相加</w:t>
+      </w:r>
+      <w:r>
+        <w:t xml:space="preserve"> </w:t>
+      </w:r>
+      <m:oMath>
+        <m:nary>
+          <m:naryPr>
+            <m:chr m:val="∑"/>
+            <m:limLoc m:val="undOvr"/>
+            <m:subHide m:val="off"/>
+            <m:supHide m:val="on"/>
+          </m:naryPr>
+          <m:sub>
+            <m:r>
+              <m:t>α</m:t>
+            </m:r>
+          </m:sub>
+          <m:sup>
+            <m:r>
+              <m:t>​</m:t>
+            </m:r>
+          </m:sup>
+          <m:e>
+            <m:r>
+              <m:rPr>
+                <m:sty m:val="p"/>
+              </m:rPr>
+              <m:t>|</m:t>
+            </m:r>
+          </m:e>
+        </m:nary>
+        <m:sSub>
+          <m:e>
+            <m:r>
+              <m:t>p</m:t>
+            </m:r>
+          </m:e>
+          <m:sub>
+            <m:r>
+              <m:t>α</m:t>
+            </m:r>
+          </m:sub>
+        </m:sSub>
+        <m:r>
+          <m:rPr>
+            <m:sty m:val="p"/>
+          </m:rPr>
+          <m:t>|</m:t>
+        </m:r>
+      </m:oMath>
+      <w:r>
+        <w:t xml:space="preserve">。</w:t>
+      </w:r>
+      <w:r>
+        <w:t xml:space="preserve"> </w:t>
+      </w:r>
+      <w:r>
+        <w:rPr>
+          <w:rFonts w:hint="eastAsia"/>
+          <w:b/>
+          <w:bCs/>
+        </w:rPr>
+        <w:t xml:space="preserve">相应的图号变更</w:t>
+      </w:r>
+      <w:r>
+        <w:rPr>
+          <w:rFonts w:hint="eastAsia"/>
+        </w:rPr>
+        <w:t xml:space="preserve">：F5</w:t>
+      </w:r>
+      <w:r>
+        <w:t xml:space="preserve"> </w:t>
+      </w:r>
+      <w:r>
+        <w:rPr>
+          <w:rFonts w:hint="eastAsia"/>
+        </w:rPr>
+        <w:t xml:space="preserve">改为“成像区域内逐点散射子的复合成像</w:t>
+      </w:r>
+      <w:r>
+        <w:t xml:space="preserve"> PSF </w:t>
+      </w:r>
+      <w:r>
+        <w:rPr>
+          <w:rFonts w:hint="eastAsia"/>
+        </w:rPr>
+        <w:t xml:space="preserve">图”（</w:t>
+      </w:r>
+      <w:r>
+        <w:rPr>
+          <w:rStyle w:val="VerbatimChar"/>
+        </w:rPr>
+        <w:t xml:space="preserve">run/run_psfmap.m</w:t>
+      </w:r>
+      <w:r>
+        <w:rPr>
+          <w:rFonts w:hint="eastAsia"/>
+        </w:rPr>
+        <w:t xml:space="preserve">）；</w:t>
+      </w:r>
+      <w:r>
+        <w:rPr>
+          <w:b/>
+          <w:bCs/>
+        </w:rPr>
+        <w:t xml:space="preserve">F14 = </w:t>
+      </w:r>
+      <w:r>
+        <w:rPr>
+          <w:rFonts w:hint="eastAsia"/>
+          <w:b/>
+          <w:bCs/>
+        </w:rPr>
+        <w:t xml:space="preserve">成像加权与整幅范围的关系</w:t>
+      </w:r>
+      <w:r>
+        <w:rPr>
+          <w:rFonts w:hint="eastAsia"/>
+        </w:rPr>
+        <w:t xml:space="preserve">（</w:t>
+      </w:r>
+      <w:r>
+        <w:rPr>
+          <w:rStyle w:val="VerbatimChar"/>
+        </w:rPr>
+        <w:t xml:space="preserve">run/make_fig_coverage.m</w:t>
+      </w:r>
+      <w:r>
+        <w:rPr>
+          <w:rFonts w:hint="eastAsia"/>
+        </w:rPr>
+        <w:t xml:space="preserve">），F13</w:t>
+      </w:r>
+      <w:r>
+        <w:t xml:space="preserve"> = </w:t>
+      </w:r>
+      <w:r>
+        <w:rPr>
+          <w:rFonts w:hint="eastAsia"/>
+        </w:rPr>
+        <w:t xml:space="preserve">点目标定位（</w:t>
+      </w:r>
+      <w:r>
+        <w:rPr>
+          <w:rStyle w:val="VerbatimChar"/>
+        </w:rPr>
+        <w:t xml:space="preserve">run/make_fig_pointtargets.m</w:t>
+      </w:r>
+      <w:r>
+        <w:rPr>
+          <w:rFonts w:hint="eastAsia"/>
+        </w:rPr>
+        <w:t xml:space="preserve">）。本方案</w:t>
+      </w:r>
+      <w:r>
+        <w:t xml:space="preserve"> 3.3 </w:t>
+      </w:r>
+      <w:r>
+        <w:rPr>
+          <w:rFonts w:hint="eastAsia"/>
+        </w:rPr>
+        <w:t xml:space="preserve">节与</w:t>
+      </w:r>
+      <w:r>
+        <w:t xml:space="preserve"> 6.5 </w:t>
+      </w:r>
+      <w:r>
+        <w:rPr>
+          <w:rFonts w:hint="eastAsia"/>
+        </w:rPr>
+        <w:t xml:space="preserve">节里对“合成声场”的描述、以及图号表里把</w:t>
+      </w:r>
+      <w:r>
+        <w:t xml:space="preserve"> F15 </w:t>
+      </w:r>
+      <w:r>
+        <w:rPr>
+          <w:rFonts w:hint="eastAsia"/>
+        </w:rPr>
+        <w:t xml:space="preserve">分配给</w:t>
+      </w:r>
+      <w:r>
+        <w:t xml:space="preserve"> E7 </w:t>
+      </w:r>
+      <w:r>
+        <w:rPr>
+          <w:rFonts w:hint="eastAsia"/>
+        </w:rPr>
+        <w:t xml:space="preserve">的编号，均以此条为准；E7</w:t>
+      </w:r>
+      <w:r>
+        <w:t xml:space="preserve"> </w:t>
+      </w:r>
+      <w:r>
+        <w:rPr>
+          <w:rFonts w:hint="eastAsia"/>
+        </w:rPr>
+        <w:t xml:space="preserve">未执行，其图号未占用。详见报告</w:t>
+      </w:r>
+      <w:r>
+        <w:t xml:space="preserve"> 5.3 </w:t>
+      </w:r>
+      <w:r>
+        <w:rPr>
+          <w:rFonts w:hint="eastAsia"/>
+        </w:rPr>
+        <w:t xml:space="preserve">节与归档</w:t>
+      </w:r>
+      <w:r>
+        <w:t xml:space="preserve"> B13。</w:t>
+      </w:r>
+    </w:p>
+    <w:p>
+      <w:pPr>
+        <w:pStyle w:val="BlockText"/>
+      </w:pPr>
+      <w:r>
+        <w:rPr>
+          <w:b/>
+          <w:bCs/>
+        </w:rPr>
+        <w:t xml:space="preserve">⚠ </w:t>
+      </w:r>
+      <w:r>
+        <w:rPr>
+          <w:rFonts w:hint="eastAsia"/>
+          <w:b/>
+          <w:bCs/>
+        </w:rPr>
+        <w:t xml:space="preserve">范围变更（v2.1，2026-10-26）</w:t>
+      </w:r>
+      <w:r>
+        <w:rPr>
+          <w:rFonts w:hint="eastAsia"/>
+        </w:rPr>
+        <w:t xml:space="preserve">：按用户要求</w:t>
+      </w:r>
+      <w:r>
+        <w:rPr>
+          <w:rFonts w:hint="eastAsia"/>
+          <w:b/>
+          <w:bCs/>
+        </w:rPr>
+        <w:t xml:space="preserve">删除散斑统计实验</w:t>
+      </w:r>
+      <w:r>
+        <w:rPr>
+          <w:rFonts w:hint="eastAsia"/>
+        </w:rPr>
+        <w:t xml:space="preserve">（原</w:t>
+      </w:r>
+      <w:r>
+        <w:t xml:space="preserve"> E5 </w:t>
+      </w:r>
+      <w:r>
+        <w:rPr>
+          <w:rFonts w:hint="eastAsia"/>
+        </w:rPr>
+        <w:t xml:space="preserve">的散斑部分、图</w:t>
+      </w:r>
+      <w:r>
+        <w:t xml:space="preserve"> </w:t>
+      </w:r>
+      <w:r>
+        <w:rPr>
+          <w:rFonts w:hint="eastAsia"/>
+        </w:rPr>
+        <w:t xml:space="preserve">F13、表</w:t>
+      </w:r>
+      <w:r>
+        <w:t xml:space="preserve"> T-F、</w:t>
+      </w:r>
+      <w:r>
+        <w:rPr>
+          <w:rStyle w:val="VerbatimChar"/>
+        </w:rPr>
+        <w:t xml:space="preserve">src/metrics_speckle.m</w:t>
+      </w:r>
+      <w:r>
+        <w:rPr>
+          <w:rFonts w:hint="eastAsia"/>
+        </w:rPr>
+        <w:t xml:space="preserve">）。E5</w:t>
+      </w:r>
+      <w:r>
+        <w:t xml:space="preserve"> </w:t>
+      </w:r>
+      <w:r>
+        <w:rPr>
+          <w:rFonts w:hint="eastAsia"/>
+        </w:rPr>
+        <w:t xml:space="preserve">只保留“均匀随机散射子成像”的</w:t>
+      </w:r>
+      <w:r>
+        <w:t xml:space="preserve"> B </w:t>
+      </w:r>
+      <w:r>
+        <w:rPr>
+          <w:rFonts w:hint="eastAsia"/>
+        </w:rPr>
+        <w:t xml:space="preserve">模式与均匀性检查；图号顺移为</w:t>
+      </w:r>
+      <w:r>
+        <w:t xml:space="preserve"> F13 = </w:t>
+      </w:r>
+      <w:r>
+        <w:rPr>
+          <w:rFonts w:hint="eastAsia"/>
+        </w:rPr>
+        <w:t xml:space="preserve">点目标定位、F14</w:t>
+      </w:r>
+      <w:r>
+        <w:t xml:space="preserve"> = </w:t>
+      </w:r>
+      <w:r>
+        <w:rPr>
+          <w:rFonts w:hint="eastAsia"/>
+        </w:rPr>
+        <w:t xml:space="preserve">成像加权与覆盖范围，F15</w:t>
+      </w:r>
+      <w:r>
+        <w:t xml:space="preserve"> </w:t>
+      </w:r>
+      <w:r>
+        <w:rPr>
+          <w:rFonts w:hint="eastAsia"/>
+        </w:rPr>
+        <w:t xml:space="preserve">仍预留</w:t>
+      </w:r>
+      <w:r>
+        <w:t xml:space="preserve"> </w:t>
+      </w:r>
+      <w:r>
+        <w:rPr>
+          <w:rFonts w:hint="eastAsia"/>
+        </w:rPr>
+        <w:t xml:space="preserve">E7。报告中关于“散斑在角度间部分相干”的物理讨论与结论</w:t>
+      </w:r>
+      <w:r>
+        <w:rPr>
+          <w:rFonts w:hint="eastAsia"/>
+          <w:b/>
+          <w:bCs/>
+        </w:rPr>
+        <w:t xml:space="preserve">保留</w:t>
+      </w:r>
+      <w:r>
+        <w:rPr>
+          <w:rFonts w:hint="eastAsia"/>
+        </w:rPr>
+        <w:t xml:space="preserve">（它是</w:t>
+      </w:r>
+      <w:r>
+        <w:t xml:space="preserve"> SNR </w:t>
+      </w:r>
+      <w:r>
+        <w:rPr>
+          <w:rFonts w:hint="eastAsia"/>
+        </w:rPr>
+        <w:t xml:space="preserve">增益缺额的解释），只是不再单列统计实验。</w:t>
       </w:r>
     </w:p>
     <w:p>
@@ -662,7 +1192,7 @@
         <w:rPr>
           <w:rFonts w:hint="eastAsia"/>
         </w:rPr>
-        <w:t xml:space="preserve">对均匀随机散射子体模成像，检查散斑统计与分辨率均匀性。</w:t>
+        <w:t xml:space="preserve">对均匀随机散射子体模成像，检查成像区域内分辨率与亮度的均匀性。</w:t>
       </w:r>
     </w:p>
     <w:p>
@@ -806,7 +1336,7 @@
           <w:b/>
           <w:bCs/>
         </w:rPr>
-        <w:t xml:space="preserve"> 45 </w:t>
+        <w:t xml:space="preserve"> 50 </w:t>
       </w:r>
       <w:r>
         <w:rPr>
@@ -814,7 +1344,22 @@
           <w:b/>
           <w:bCs/>
         </w:rPr>
-        <w:t xml:space="preserve">min；若增加“4</w:t>
+        <w:t xml:space="preserve">min（实测；设计阶段估计</w:t>
+      </w:r>
+      <w:r>
+        <w:rPr>
+          <w:b/>
+          <w:bCs/>
+        </w:rPr>
+        <w:t xml:space="preserve"> 1.5 </w:t>
+      </w:r>
+      <w:r>
+        <w:rPr>
+          <w:rFonts w:hint="eastAsia"/>
+          <w:b/>
+          <w:bCs/>
+        </w:rPr>
+        <w:t xml:space="preserve">h，偏保守）；若增加“4</w:t>
       </w:r>
       <w:r>
         <w:rPr>
@@ -1253,7 +1798,7 @@
               <w:rPr>
                 <w:rFonts w:hint="eastAsia"/>
               </w:rPr>
-              <w:t xml:space="preserve">模式、散斑统计、分辨率均匀性</w:t>
+              <w:t xml:space="preserve">模式、分辨率与亮度均匀性</w:t>
             </w:r>
           </w:p>
         </w:tc>
@@ -4847,6 +5392,226 @@
       <w:pPr>
         <w:pStyle w:val="Compact"/>
         <w:numPr>
+          <w:ilvl w:val="1"/>
+          <w:numId w:val="1003"/>
+        </w:numPr>
+      </w:pPr>
+      <w:r>
+        <w:rPr>
+          <w:rFonts w:hint="eastAsia"/>
+        </w:rPr>
+        <w:t xml:space="preserve">本实验里</w:t>
+      </w:r>
+      <w:r>
+        <w:t xml:space="preserve"> </w:t>
+      </w:r>
+      <w:r>
+        <w:rPr>
+          <w:rStyle w:val="VerbatimChar"/>
+        </w:rPr>
+        <w:t xml:space="preserve">Th1</w:t>
+      </w:r>
+      <w:r>
+        <w:t xml:space="preserve"> </w:t>
+      </w:r>
+      <w:r>
+        <w:rPr>
+          <w:rFonts w:hint="eastAsia"/>
+        </w:rPr>
+        <w:t xml:space="preserve">与</w:t>
+      </w:r>
+      <w:r>
+        <w:t xml:space="preserve"> </w:t>
+      </w:r>
+      <w:r>
+        <w:rPr>
+          <w:rStyle w:val="VerbatimChar"/>
+        </w:rPr>
+        <w:t xml:space="preserve">Th2</w:t>
+      </w:r>
+      <w:r>
+        <w:t xml:space="preserve"> </w:t>
+      </w:r>
+      <w:r>
+        <w:rPr>
+          <w:rFonts w:hint="eastAsia"/>
+          <w:b/>
+          <w:bCs/>
+        </w:rPr>
+        <w:t xml:space="preserve">不是同一个句柄</w:t>
+      </w:r>
+      <w:r>
+        <w:rPr>
+          <w:rFonts w:hint="eastAsia"/>
+        </w:rPr>
+        <w:t xml:space="preserve">：</w:t>
+      </w:r>
+      <w:r>
+        <w:rPr>
+          <w:rStyle w:val="VerbatimChar"/>
+        </w:rPr>
+        <w:t xml:space="preserve">Th1</w:t>
+      </w:r>
+      <w:r>
+        <w:t xml:space="preserve"> </w:t>
+      </w:r>
+      <w:r>
+        <w:rPr>
+          <w:rFonts w:hint="eastAsia"/>
+        </w:rPr>
+        <w:t xml:space="preserve">是发射孔径（聚焦模式下按</w:t>
+      </w:r>
+      <w:r>
+        <w:t xml:space="preserve"> F#=1.75 </w:t>
+      </w:r>
+      <w:r>
+        <w:rPr>
+          <w:rFonts w:hint="eastAsia"/>
+        </w:rPr>
+        <w:t xml:space="preserve">加</w:t>
+      </w:r>
+      <w:r>
+        <w:t xml:space="preserve"> 52 </w:t>
+      </w:r>
+      <w:r>
+        <w:rPr>
+          <w:rFonts w:hint="eastAsia"/>
+        </w:rPr>
+        <w:t xml:space="preserve">阵元矩形窗），</w:t>
+      </w:r>
+      <w:r>
+        <w:rPr>
+          <w:rStyle w:val="VerbatimChar"/>
+        </w:rPr>
+        <w:t xml:space="preserve">Th2</w:t>
+      </w:r>
+      <w:r>
+        <w:t xml:space="preserve"> </w:t>
+      </w:r>
+      <w:r>
+        <w:rPr>
+          <w:rFonts w:hint="eastAsia"/>
+        </w:rPr>
+        <w:t xml:space="preserve">是接收孔径（变迹恒为单位）。Field</w:t>
+      </w:r>
+      <w:r>
+        <w:t xml:space="preserve"> II 3.x </w:t>
+      </w:r>
+      <w:r>
+        <w:rPr>
+          <w:rFonts w:hint="eastAsia"/>
+        </w:rPr>
+        <w:t xml:space="preserve">的</w:t>
+      </w:r>
+      <w:r>
+        <w:rPr>
+          <w:rFonts w:hint="eastAsia"/>
+          <w:b/>
+          <w:bCs/>
+        </w:rPr>
+        <w:t xml:space="preserve">一个</w:t>
+      </w:r>
+      <w:r>
+        <w:rPr>
+          <w:rFonts w:hint="eastAsia"/>
+        </w:rPr>
+        <w:t xml:space="preserve">句柄同时携带发射和接收的变迹，收发共用时那个发射窗会把接收通道一起加权：30</w:t>
+      </w:r>
+      <w:r>
+        <w:t xml:space="preserve"> mm </w:t>
+      </w:r>
+      <w:r>
+        <w:rPr>
+          <w:rFonts w:hint="eastAsia"/>
+        </w:rPr>
+        <w:t xml:space="preserve">处两者恰好重合看不出问题，但</w:t>
+      </w:r>
+      <w:r>
+        <w:t xml:space="preserve"> 55 mm </w:t>
+      </w:r>
+      <w:r>
+        <w:rPr>
+          <w:rFonts w:hint="eastAsia"/>
+        </w:rPr>
+        <w:t xml:space="preserve">处</w:t>
+      </w:r>
+      <w:r>
+        <w:t xml:space="preserve"> DAS </w:t>
+      </w:r>
+      <w:r>
+        <w:rPr>
+          <w:rFonts w:hint="eastAsia"/>
+        </w:rPr>
+        <w:t xml:space="preserve">需要约</w:t>
+      </w:r>
+      <w:r>
+        <w:t xml:space="preserve"> 95 </w:t>
+      </w:r>
+      <w:r>
+        <w:rPr>
+          <w:rFonts w:hint="eastAsia"/>
+        </w:rPr>
+        <w:t xml:space="preserve">个通道、实际只有</w:t>
+      </w:r>
+      <w:r>
+        <w:t xml:space="preserve"> 52 </w:t>
+      </w:r>
+      <w:r>
+        <w:rPr>
+          <w:rFonts w:hint="eastAsia"/>
+        </w:rPr>
+        <w:t xml:space="preserve">个非零，等效接收</w:t>
+      </w:r>
+      <w:r>
+        <w:t xml:space="preserve"> F </w:t>
+      </w:r>
+      <w:r>
+        <w:rPr>
+          <w:rFonts w:hint="eastAsia"/>
+        </w:rPr>
+        <w:t xml:space="preserve">数从</w:t>
+      </w:r>
+      <w:r>
+        <w:t xml:space="preserve"> 1.75 </w:t>
+      </w:r>
+      <w:r>
+        <w:rPr>
+          <w:rFonts w:hint="eastAsia"/>
+        </w:rPr>
+        <w:t xml:space="preserve">恶化到</w:t>
+      </w:r>
+      <w:r>
+        <w:t xml:space="preserve"> </w:t>
+      </w:r>
+      <w:r>
+        <w:rPr>
+          <w:rFonts w:hint="eastAsia"/>
+        </w:rPr>
+        <w:t xml:space="preserve">3.2。分成两个几何相同的句柄后，128</w:t>
+      </w:r>
+      <w:r>
+        <w:t xml:space="preserve"> </w:t>
+      </w:r>
+      <w:r>
+        <w:rPr>
+          <w:rFonts w:hint="eastAsia"/>
+        </w:rPr>
+        <w:t xml:space="preserve">通道原样返回，接收动态孔径完全由自写</w:t>
+      </w:r>
+      <w:r>
+        <w:t xml:space="preserve"> DAS </w:t>
+      </w:r>
+      <w:r>
+        <w:rPr>
+          <w:rFonts w:hint="eastAsia"/>
+        </w:rPr>
+        <w:t xml:space="preserve">施加。</w:t>
+      </w:r>
+    </w:p>
+    <w:p>
+      <w:pPr>
+        <w:pStyle w:val="Compact"/>
+        <w:numPr>
           <w:ilvl w:val="0"/>
           <w:numId w:val="1002"/>
         </w:numPr>
@@ -5778,9 +6543,6 @@
               <w:pStyle w:val="Compact"/>
             </w:pPr>
             <w:r>
-              <w:t xml:space="preserve">−6 dB </w:t>
-            </w:r>
-            <w:r>
               <w:rPr>
                 <w:rFonts w:hint="eastAsia"/>
               </w:rPr>
@@ -5798,24 +6560,60 @@
               <w:rPr>
                 <w:rFonts w:hint="eastAsia"/>
               </w:rPr>
-              <w:t xml:space="preserve">60%（设计目标）</w:t>
-            </w:r>
-          </w:p>
-        </w:tc>
-        <w:tc>
-          <w:tcPr/>
-          <w:p>
-            <w:pPr>
-              <w:pStyle w:val="Compact"/>
-            </w:pPr>
-            <w:r>
-              <w:rPr>
-                <w:rFonts w:hint="eastAsia"/>
-              </w:rPr>
-              <w:t xml:space="preserve">论文未给；作为脉冲设计目标，实测</w:t>
-            </w:r>
-            <w:r>
-              <w:t xml:space="preserve"> −3 dB 62.8 %、−6 dB 85.6 %</w:t>
+              <w:t xml:space="preserve">半功率</w:t>
+            </w:r>
+            <w:r>
+              <w:t xml:space="preserve"> </w:t>
+            </w:r>
+            <w:r>
+              <w:rPr>
+                <w:rFonts w:hint="eastAsia"/>
+              </w:rPr>
+              <w:t xml:space="preserve">60%（设计目标，两程口径）</w:t>
+            </w:r>
+          </w:p>
+        </w:tc>
+        <w:tc>
+          <w:tcPr/>
+          <w:p>
+            <w:pPr>
+              <w:pStyle w:val="Compact"/>
+            </w:pPr>
+            <w:r>
+              <w:rPr>
+                <w:rFonts w:hint="eastAsia"/>
+              </w:rPr>
+              <w:t xml:space="preserve">论文未给；发射脉冲本身</w:t>
+            </w:r>
+            <w:r>
+              <w:t xml:space="preserve"> −6 dB 112 </w:t>
+            </w:r>
+            <w:r>
+              <w:rPr>
+                <w:rFonts w:hint="eastAsia"/>
+              </w:rPr>
+              <w:t xml:space="preserve">%、半功率</w:t>
+            </w:r>
+            <w:r>
+              <w:t xml:space="preserve"> 78 </w:t>
+            </w:r>
+            <w:r>
+              <w:rPr>
+                <w:rFonts w:hint="eastAsia"/>
+              </w:rPr>
+              <w:t xml:space="preserve">%，两程实测</w:t>
+            </w:r>
+            <w:r>
+              <w:t xml:space="preserve"> −6 dB 86.3 </w:t>
+            </w:r>
+            <w:r>
+              <w:rPr>
+                <w:rFonts w:hint="eastAsia"/>
+              </w:rPr>
+              <w:t xml:space="preserve">%、半功率</w:t>
+            </w:r>
+            <w:r>
+              <w:t xml:space="preserve"> 62.5 %</w:t>
             </w:r>
           </w:p>
         </w:tc>
@@ -6042,13 +6840,20 @@
         <w:t xml:space="preserve">用高斯包络正弦（载频</w:t>
       </w:r>
       <w:r>
-        <w:t xml:space="preserve"> 4.90 </w:t>
-      </w:r>
-      <w:r>
-        <w:rPr>
-          <w:rFonts w:hint="eastAsia"/>
-        </w:rPr>
-        <w:t xml:space="preserve">MHz，</w:t>
+        <w:t xml:space="preserve"> </w:t>
+      </w:r>
+      <w:r>
+        <w:rPr>
+          <w:b/>
+          <w:bCs/>
+        </w:rPr>
+        <w:t xml:space="preserve">4.50 MHz</w:t>
+      </w:r>
+      <w:r>
+        <w:rPr>
+          <w:rFonts w:hint="eastAsia"/>
+        </w:rPr>
+        <w:t xml:space="preserve">，</w:t>
       </w:r>
       <m:oMath>
         <m:r>
@@ -6077,7 +6882,28 @@
           </m:e>
           <m:sub>
             <m:r>
-              <m:t>0</m:t>
+              <m:t>c</m:t>
+            </m:r>
+          </m:sub>
+        </m:sSub>
+        <m:r>
+          <m:rPr>
+            <m:sty m:val="p"/>
+          </m:rPr>
+          <m:t>=</m:t>
+        </m:r>
+        <m:r>
+          <m:t>0.32</m:t>
+        </m:r>
+        <m:sSub>
+          <m:e>
+            <m:r>
+              <m:t>T</m:t>
+            </m:r>
+          </m:e>
+          <m:sub>
+            <m:r>
+              <m:t>c</m:t>
             </m:r>
           </m:sub>
         </m:sSub>
@@ -6086,16 +6912,16 @@
         <w:rPr>
           <w:rFonts w:hint="eastAsia"/>
         </w:rPr>
-        <w:t xml:space="preserve">，5</w:t>
-      </w:r>
-      <w:r>
-        <w:t xml:space="preserve"> </w:t>
-      </w:r>
-      <w:r>
-        <w:rPr>
-          <w:rFonts w:hint="eastAsia"/>
-        </w:rPr>
-        <w:t xml:space="preserve">周期窗），</w:t>
+        <w:t xml:space="preserve">，窗长</w:t>
+      </w:r>
+      <w:r>
+        <w:t xml:space="preserve"> 5 </w:t>
+      </w:r>
+      <w:r>
+        <w:rPr>
+          <w:rFonts w:hint="eastAsia"/>
+        </w:rPr>
+        <w:t xml:space="preserve">个周期），</w:t>
       </w:r>
       <w:r>
         <w:rPr>
@@ -6110,10 +6936,10 @@
         <w:rPr>
           <w:rFonts w:hint="eastAsia"/>
         </w:rPr>
-        <w:t xml:space="preserve">取单位冲激；两程脉冲实测</w:t>
-      </w:r>
-      <w:r>
-        <w:t xml:space="preserve"> 4.45 MHz、−3 dB </w:t>
+        <w:t xml:space="preserve">取单位冲激，因此单程声压波形就是这条脉冲；其</w:t>
+      </w:r>
+      <w:r>
+        <w:t xml:space="preserve"> −6 dB </w:t>
       </w:r>
       <w:r>
         <w:rPr>
@@ -6122,22 +6948,219 @@
         <w:t xml:space="preserve">带宽</w:t>
       </w:r>
       <w:r>
-        <w:t xml:space="preserve"> 62.8 </w:t>
-      </w:r>
-      <w:r>
-        <w:rPr>
-          <w:rFonts w:hint="eastAsia"/>
-        </w:rPr>
-        <w:t xml:space="preserve">%（−6</w:t>
-      </w:r>
-      <w:r>
-        <w:t xml:space="preserve"> dB 85.6 </w:t>
-      </w:r>
-      <w:r>
-        <w:rPr>
-          <w:rFonts w:hint="eastAsia"/>
-        </w:rPr>
-        <w:t xml:space="preserve">%）。带宽阈值在代码中取</w:t>
+        <w:t xml:space="preserve"> 112 </w:t>
+      </w:r>
+      <w:r>
+        <w:rPr>
+          <w:rFonts w:hint="eastAsia"/>
+        </w:rPr>
+        <w:t xml:space="preserve">%、半功率</w:t>
+      </w:r>
+      <w:r>
+        <w:t xml:space="preserve"> 78 </w:t>
+      </w:r>
+      <w:r>
+        <w:rPr>
+          <w:rFonts w:hint="eastAsia"/>
+        </w:rPr>
+        <w:t xml:space="preserve">%。两程脉冲实测</w:t>
+      </w:r>
+      <w:r>
+        <w:t xml:space="preserve"> </w:t>
+      </w:r>
+      <m:oMath>
+        <m:sSub>
+          <m:e>
+            <m:r>
+              <m:t>f</m:t>
+            </m:r>
+          </m:e>
+          <m:sub>
+            <m:r>
+              <m:t>1</m:t>
+            </m:r>
+          </m:sub>
+        </m:sSub>
+        <m:r>
+          <m:rPr>
+            <m:sty m:val="p"/>
+          </m:rPr>
+          <m:t>=</m:t>
+        </m:r>
+        <m:r>
+          <m:t>2.34</m:t>
+        </m:r>
+      </m:oMath>
+      <w:r>
+        <w:t xml:space="preserve">、</w:t>
+      </w:r>
+      <m:oMath>
+        <m:sSub>
+          <m:e>
+            <m:r>
+              <m:t>f</m:t>
+            </m:r>
+          </m:e>
+          <m:sub>
+            <m:r>
+              <m:t>2</m:t>
+            </m:r>
+          </m:sub>
+        </m:sSub>
+        <m:r>
+          <m:rPr>
+            <m:sty m:val="p"/>
+          </m:rPr>
+          <m:t>=</m:t>
+        </m:r>
+        <m:r>
+          <m:t>5.89</m:t>
+        </m:r>
+      </m:oMath>
+      <w:r>
+        <w:t xml:space="preserve"> </w:t>
+      </w:r>
+      <w:r>
+        <w:rPr>
+          <w:rFonts w:hint="eastAsia"/>
+        </w:rPr>
+        <w:t xml:space="preserve">MHz（−6</w:t>
+      </w:r>
+      <w:r>
+        <w:t xml:space="preserve"> </w:t>
+      </w:r>
+      <w:r>
+        <w:rPr>
+          <w:rFonts w:hint="eastAsia"/>
+        </w:rPr>
+        <w:t xml:space="preserve">dB），</w:t>
+      </w:r>
+      <m:oMath>
+        <m:sSub>
+          <m:e>
+            <m:r>
+              <m:t>f</m:t>
+            </m:r>
+          </m:e>
+          <m:sub>
+            <m:r>
+              <m:t>c</m:t>
+            </m:r>
+          </m:sub>
+        </m:sSub>
+        <m:r>
+          <m:rPr>
+            <m:sty m:val="p"/>
+          </m:rPr>
+          <m:t>=</m:t>
+        </m:r>
+        <m:r>
+          <m:t>4.12</m:t>
+        </m:r>
+      </m:oMath>
+      <w:r>
+        <w:t xml:space="preserve"> </w:t>
+      </w:r>
+      <w:r>
+        <w:rPr>
+          <w:rFonts w:hint="eastAsia"/>
+        </w:rPr>
+        <w:t xml:space="preserve">MHz，−6</w:t>
+      </w:r>
+      <w:r>
+        <w:t xml:space="preserve"> dB </w:t>
+      </w:r>
+      <w:r>
+        <w:rPr>
+          <w:rFonts w:hint="eastAsia"/>
+        </w:rPr>
+        <w:t xml:space="preserve">带宽</w:t>
+      </w:r>
+      <w:r>
+        <w:t xml:space="preserve"> 86.3 </w:t>
+      </w:r>
+      <w:r>
+        <w:rPr>
+          <w:rFonts w:hint="eastAsia"/>
+        </w:rPr>
+        <w:t xml:space="preserve">%，半功率（−3</w:t>
+      </w:r>
+      <w:r>
+        <w:t xml:space="preserve"> </w:t>
+      </w:r>
+      <w:r>
+        <w:rPr>
+          <w:rFonts w:hint="eastAsia"/>
+        </w:rPr>
+        <w:t xml:space="preserve">dB）带宽</w:t>
+      </w:r>
+      <w:r>
+        <w:t xml:space="preserve"> 62.5 </w:t>
+      </w:r>
+      <w:r>
+        <w:rPr>
+          <w:rFonts w:hint="eastAsia"/>
+        </w:rPr>
+        <w:t xml:space="preserve">%（交点为</w:t>
+      </w:r>
+      <w:r>
+        <w:t xml:space="preserve"> 2.82/5.38 </w:t>
+      </w:r>
+      <w:r>
+        <w:rPr>
+          <w:rFonts w:hint="eastAsia"/>
+        </w:rPr>
+        <w:t xml:space="preserve">MHz）。代码中两个阈值分别是</w:t>
+      </w:r>
+      <w:r>
+        <w:t xml:space="preserve"> </w:t>
+      </w:r>
+      <m:oMath>
+        <m:sSup>
+          <m:e>
+            <m:r>
+              <m:t>10</m:t>
+            </m:r>
+          </m:e>
+          <m:sup>
+            <m:r>
+              <m:rPr>
+                <m:sty m:val="p"/>
+              </m:rPr>
+              <m:t>−</m:t>
+            </m:r>
+            <m:r>
+              <m:t>6</m:t>
+            </m:r>
+            <m:r>
+              <m:rPr>
+                <m:sty m:val="p"/>
+              </m:rPr>
+              <m:t>/</m:t>
+            </m:r>
+            <m:r>
+              <m:t>20</m:t>
+            </m:r>
+          </m:sup>
+        </m:sSup>
+        <m:r>
+          <m:rPr>
+            <m:sty m:val="p"/>
+          </m:rPr>
+          <m:t>=</m:t>
+        </m:r>
+        <m:r>
+          <m:t>0.501</m:t>
+        </m:r>
+      </m:oMath>
+      <w:r>
+        <w:t xml:space="preserve"> </w:t>
+      </w:r>
+      <w:r>
+        <w:rPr>
+          <w:rFonts w:hint="eastAsia"/>
+        </w:rPr>
+        <w:t xml:space="preserve">与</w:t>
       </w:r>
       <w:r>
         <w:t xml:space="preserve"> </w:t>
@@ -6170,12 +7193,250 @@
             </m:r>
           </m:sup>
         </m:sSup>
+        <m:r>
+          <m:rPr>
+            <m:sty m:val="p"/>
+          </m:rPr>
+          <m:t>=</m:t>
+        </m:r>
+        <m:r>
+          <m:t>0.708</m:t>
+        </m:r>
       </m:oMath>
       <w:r>
         <w:rPr>
           <w:rFonts w:hint="eastAsia"/>
         </w:rPr>
         <w:t xml:space="preserve">，报告里同时给出两个口径。不引入编码激励。</w:t>
+      </w:r>
+    </w:p>
+    <w:p>
+      <w:pPr>
+        <w:pStyle w:val="BlockText"/>
+      </w:pPr>
+      <w:r>
+        <w:rPr>
+          <w:rFonts w:hint="eastAsia"/>
+          <w:b/>
+          <w:bCs/>
+        </w:rPr>
+        <w:t xml:space="preserve">设计依据</w:t>
+      </w:r>
+      <w:r>
+        <w:rPr>
+          <w:rFonts w:hint="eastAsia"/>
+        </w:rPr>
+        <w:t xml:space="preserve">：两程</w:t>
+      </w:r>
+      <w:r>
+        <w:t xml:space="preserve"> ≈ </w:t>
+      </w:r>
+      <w:r>
+        <w:rPr>
+          <w:rFonts w:hint="eastAsia"/>
+        </w:rPr>
+        <w:t xml:space="preserve">单程与接收端、孔径响应的串联，频域上</w:t>
+      </w:r>
+      <w:r>
+        <w:t xml:space="preserve"> dB </w:t>
+      </w:r>
+      <w:r>
+        <w:rPr>
+          <w:rFonts w:hint="eastAsia"/>
+        </w:rPr>
+        <w:t xml:space="preserve">斜率相加、带宽变窄；高斯情形下单程分数带宽</w:t>
+      </w:r>
+      <w:r>
+        <w:t xml:space="preserve"> </w:t>
+      </w:r>
+      <m:oMath>
+        <m:sSub>
+          <m:e>
+            <m:r>
+              <m:rPr>
+                <m:sty m:val="p"/>
+              </m:rPr>
+              <m:t>B</m:t>
+            </m:r>
+            <m:r>
+              <m:rPr>
+                <m:sty m:val="p"/>
+              </m:rPr>
+              <m:t>W</m:t>
+            </m:r>
+          </m:e>
+          <m:sub>
+            <m:r>
+              <m:rPr>
+                <m:sty m:val="p"/>
+              </m:rPr>
+              <m:t>−</m:t>
+            </m:r>
+            <m:r>
+              <m:t>3</m:t>
+            </m:r>
+          </m:sub>
+        </m:sSub>
+        <m:r>
+          <m:rPr>
+            <m:sty m:val="p"/>
+          </m:rPr>
+          <m:t>=</m:t>
+        </m:r>
+        <m:r>
+          <m:t>0.1874</m:t>
+        </m:r>
+        <m:r>
+          <m:rPr>
+            <m:sty m:val="p"/>
+          </m:rPr>
+          <m:t>/</m:t>
+        </m:r>
+        <m:r>
+          <m:rPr>
+            <m:sty m:val="p"/>
+          </m:rPr>
+          <m:t>(</m:t>
+        </m:r>
+        <m:r>
+          <m:t>σ</m:t>
+        </m:r>
+        <m:sSub>
+          <m:e>
+            <m:r>
+              <m:t>f</m:t>
+            </m:r>
+          </m:e>
+          <m:sub>
+            <m:r>
+              <m:t>c</m:t>
+            </m:r>
+          </m:sub>
+        </m:sSub>
+        <m:r>
+          <m:rPr>
+            <m:sty m:val="p"/>
+          </m:rPr>
+          <m:t>)</m:t>
+        </m:r>
+      </m:oMath>
+      <w:r>
+        <w:rPr>
+          <w:rFonts w:hint="eastAsia"/>
+        </w:rPr>
+        <w:t xml:space="preserve">，把</w:t>
+      </w:r>
+      <w:r>
+        <w:t xml:space="preserve"> 60 % </w:t>
+      </w:r>
+      <w:r>
+        <w:rPr>
+          <w:rFonts w:hint="eastAsia"/>
+        </w:rPr>
+        <w:t xml:space="preserve">代回得</w:t>
+      </w:r>
+      <w:r>
+        <w:t xml:space="preserve"> </w:t>
+      </w:r>
+      <m:oMath>
+        <m:r>
+          <m:t>σ</m:t>
+        </m:r>
+        <m:sSub>
+          <m:e>
+            <m:r>
+              <m:t>f</m:t>
+            </m:r>
+          </m:e>
+          <m:sub>
+            <m:r>
+              <m:t>c</m:t>
+            </m:r>
+          </m:sub>
+        </m:sSub>
+        <m:r>
+          <m:rPr>
+            <m:sty m:val="p"/>
+          </m:rPr>
+          <m:t>=</m:t>
+        </m:r>
+        <m:r>
+          <m:t>0.312</m:t>
+        </m:r>
+      </m:oMath>
+      <w:r>
+        <w:rPr>
+          <w:rFonts w:hint="eastAsia"/>
+        </w:rPr>
+        <w:t xml:space="preserve">，即取</w:t>
+      </w:r>
+      <w:r>
+        <w:t xml:space="preserve"> </w:t>
+      </w:r>
+      <w:r>
+        <w:rPr>
+          <w:rFonts w:hint="eastAsia"/>
+        </w:rPr>
+        <w:t xml:space="preserve">0.32。载频直接取论文标称的</w:t>
+      </w:r>
+      <w:r>
+        <w:t xml:space="preserve"> 4.50 </w:t>
+      </w:r>
+      <w:r>
+        <w:rPr>
+          <w:rFonts w:hint="eastAsia"/>
+        </w:rPr>
+        <w:t xml:space="preserve">MHz：两程中心会落到约</w:t>
+      </w:r>
+      <w:r>
+        <w:t xml:space="preserve"> 4.12 </w:t>
+      </w:r>
+      <w:r>
+        <w:rPr>
+          <w:rFonts w:hint="eastAsia"/>
+        </w:rPr>
+        <w:t xml:space="preserve">MHz（比发射低</w:t>
+      </w:r>
+      <w:r>
+        <w:t xml:space="preserve"> 8 </w:t>
+      </w:r>
+      <w:r>
+        <w:rPr>
+          <w:rFonts w:hint="eastAsia"/>
+        </w:rPr>
+        <w:t xml:space="preserve">%），这个下移来自裸阵元没有电-机带通整形，</w:t>
+      </w:r>
+      <w:r>
+        <w:rPr>
+          <w:rFonts w:hint="eastAsia"/>
+          <w:b/>
+          <w:bCs/>
+        </w:rPr>
+        <w:t xml:space="preserve">不靠抬高载频去补偿</w:t>
+      </w:r>
+      <w:r>
+        <w:rPr>
+          <w:rFonts w:hint="eastAsia"/>
+        </w:rPr>
+        <w:t xml:space="preserve">，按偏差记录在报告</w:t>
+      </w:r>
+      <w:r>
+        <w:t xml:space="preserve"> 3.1 </w:t>
+      </w:r>
+      <w:r>
+        <w:rPr>
+          <w:rFonts w:hint="eastAsia"/>
+        </w:rPr>
+        <w:t xml:space="preserve">与</w:t>
+      </w:r>
+      <w:r>
+        <w:t xml:space="preserve"> 3.4 </w:t>
+      </w:r>
+      <w:r>
+        <w:rPr>
+          <w:rFonts w:hint="eastAsia"/>
+        </w:rPr>
+        <w:t xml:space="preserve">节。</w:t>
       </w:r>
     </w:p>
     <w:bookmarkEnd w:id="19"/>
@@ -6595,7 +7856,93 @@
               <w:rPr>
                 <w:rFonts w:hint="eastAsia"/>
               </w:rPr>
-              <w:t xml:space="preserve">论文一致</w:t>
+              <w:t xml:space="preserve">论文一致；在自写</w:t>
+            </w:r>
+            <w:r>
+              <w:t xml:space="preserve"> DAS </w:t>
+            </w:r>
+            <w:r>
+              <w:rPr>
+                <w:rFonts w:hint="eastAsia"/>
+              </w:rPr>
+              <w:t xml:space="preserve">里施加</w:t>
+            </w:r>
+          </w:p>
+        </w:tc>
+      </w:tr>
+      <w:tr>
+        <w:tc>
+          <w:tcPr/>
+          <w:p>
+            <w:pPr>
+              <w:pStyle w:val="Compact"/>
+            </w:pPr>
+            <w:r>
+              <w:rPr>
+                <w:rFonts w:hint="eastAsia"/>
+              </w:rPr>
+              <w:t xml:space="preserve">接收孔径的</w:t>
+            </w:r>
+            <w:r>
+              <w:t xml:space="preserve"> Field II </w:t>
+            </w:r>
+            <w:r>
+              <w:rPr>
+                <w:rFonts w:hint="eastAsia"/>
+              </w:rPr>
+              <w:t xml:space="preserve">实现</w:t>
+            </w:r>
+          </w:p>
+        </w:tc>
+        <w:tc>
+          <w:tcPr/>
+          <w:p>
+            <w:pPr>
+              <w:pStyle w:val="Compact"/>
+            </w:pPr>
+            <w:r>
+              <w:rPr>
+                <w:rFonts w:hint="eastAsia"/>
+              </w:rPr>
+              <w:t xml:space="preserve">独立句柄</w:t>
+            </w:r>
+            <w:r>
+              <w:t xml:space="preserve"> </w:t>
+            </w:r>
+            <w:r>
+              <w:rPr>
+                <w:rStyle w:val="VerbatimChar"/>
+              </w:rPr>
+              <w:t xml:space="preserve">ThR</w:t>
+            </w:r>
+            <w:r>
+              <w:rPr>
+                <w:rFonts w:hint="eastAsia"/>
+              </w:rPr>
+              <w:t xml:space="preserve">（变迹恒为单位、延时与发射相同）</w:t>
+            </w:r>
+          </w:p>
+        </w:tc>
+        <w:tc>
+          <w:tcPr/>
+          <w:p>
+            <w:pPr>
+              <w:pStyle w:val="Compact"/>
+            </w:pPr>
+            <w:r>
+              <w:rPr>
+                <w:rFonts w:hint="eastAsia"/>
+              </w:rPr>
+              <w:t xml:space="preserve">一个句柄同时携带收发变迹，共用会让发射窗把接收通道也加权，见</w:t>
+            </w:r>
+            <w:r>
+              <w:t xml:space="preserve"> 3.1 </w:t>
+            </w:r>
+            <w:r>
+              <w:rPr>
+                <w:rFonts w:hint="eastAsia"/>
+              </w:rPr>
+              <w:t xml:space="preserve">节</w:t>
             </w:r>
           </w:p>
         </w:tc>
@@ -8345,7 +9692,7 @@
               <w:rPr>
                 <w:rFonts w:hint="eastAsia"/>
               </w:rPr>
-              <w:t xml:space="preserve">5）、SNR、散斑统计</w:t>
+              <w:t xml:space="preserve">5）、SNR</w:t>
             </w:r>
           </w:p>
         </w:tc>
@@ -8808,7 +10155,7 @@
               <w:rPr>
                 <w:rFonts w:hint="eastAsia"/>
               </w:rPr>
-              <w:t xml:space="preserve">横向/轴向分辨率</w:t>
+              <w:t xml:space="preserve">横向分辨率</w:t>
             </w:r>
             <w:r>
               <w:t xml:space="preserve"> vs </w:t>
@@ -8817,7 +10164,16 @@
               <w:rPr>
                 <w:rFonts w:hint="eastAsia"/>
               </w:rPr>
-              <w:t xml:space="preserve">深度</w:t>
+              <w:t xml:space="preserve">深度（轴向只作</w:t>
+            </w:r>
+            <w:r>
+              <w:t xml:space="preserve"> </w:t>
+            </w:r>
+            <w:r>
+              <w:rPr>
+                <w:rFonts w:hint="eastAsia"/>
+              </w:rPr>
+              <w:t xml:space="preserve">QA）</w:t>
             </w:r>
           </w:p>
         </w:tc>
@@ -9190,7 +10546,7 @@
         <w:pStyle w:val="Compact"/>
         <w:numPr>
           <w:ilvl w:val="0"/>
-          <w:numId w:val="1003"/>
+          <w:numId w:val="1004"/>
         </w:numPr>
       </w:pPr>
       <w:r>
@@ -9315,7 +10671,7 @@
         <w:pStyle w:val="Compact"/>
         <w:numPr>
           <w:ilvl w:val="0"/>
-          <w:numId w:val="1003"/>
+          <w:numId w:val="1004"/>
         </w:numPr>
       </w:pPr>
       <w:r>
@@ -9417,7 +10773,7 @@
         <w:pStyle w:val="Compact"/>
         <w:numPr>
           <w:ilvl w:val="0"/>
-          <w:numId w:val="1003"/>
+          <w:numId w:val="1004"/>
         </w:numPr>
       </w:pPr>
       <w:r>
@@ -9869,7 +11225,7 @@
         <w:pStyle w:val="Compact"/>
         <w:numPr>
           <w:ilvl w:val="0"/>
-          <w:numId w:val="1003"/>
+          <w:numId w:val="1004"/>
         </w:numPr>
       </w:pPr>
       <w:r>
@@ -10508,7 +11864,7 @@
               <w:rPr>
                 <w:rFonts w:hint="eastAsia"/>
               </w:rPr>
-              <w:t xml:space="preserve">无切片厚度积分；散斑统计需检查</w:t>
+              <w:t xml:space="preserve">无切片厚度积分；点扩展函数偏理想</w:t>
             </w:r>
           </w:p>
         </w:tc>
@@ -10598,7 +11954,7 @@
               <w:rPr>
                 <w:rFonts w:hint="eastAsia"/>
               </w:rPr>
-              <w:t xml:space="preserve">个散射子，散斑“部分发育”，用直方图检查</w:t>
+              <w:t xml:space="preserve">个散射子，散斑“部分发育”，图像颗粒偏粗</w:t>
             </w:r>
           </w:p>
         </w:tc>
@@ -11182,7 +12538,7 @@
         <w:pStyle w:val="Compact"/>
         <w:numPr>
           <w:ilvl w:val="0"/>
-          <w:numId w:val="1004"/>
+          <w:numId w:val="1005"/>
         </w:numPr>
       </w:pPr>
       <w:r>
@@ -11244,7 +12600,7 @@
         <w:pStyle w:val="Compact"/>
         <w:numPr>
           <w:ilvl w:val="0"/>
-          <w:numId w:val="1004"/>
+          <w:numId w:val="1005"/>
         </w:numPr>
       </w:pPr>
       <w:r>
@@ -11485,7 +12841,7 @@
         <w:pStyle w:val="Compact"/>
         <w:numPr>
           <w:ilvl w:val="0"/>
-          <w:numId w:val="1004"/>
+          <w:numId w:val="1005"/>
         </w:numPr>
       </w:pPr>
       <w:r>
@@ -11562,7 +12918,7 @@
         <w:pStyle w:val="Compact"/>
         <w:numPr>
           <w:ilvl w:val="0"/>
-          <w:numId w:val="1004"/>
+          <w:numId w:val="1005"/>
         </w:numPr>
       </w:pPr>
       <w:r>
@@ -11579,104 +12935,6 @@
           <w:rFonts w:hint="eastAsia"/>
         </w:rPr>
         <w:t xml:space="preserve">的接收孔径在每个深度包含的阵元数，确认边缘不越界。</w:t>
-      </w:r>
-    </w:p>
-    <w:p>
-      <w:pPr>
-        <w:pStyle w:val="Compact"/>
-        <w:numPr>
-          <w:ilvl w:val="0"/>
-          <w:numId w:val="1004"/>
-        </w:numPr>
-      </w:pPr>
-      <w:r>
-        <w:rPr>
-          <w:rFonts w:hint="eastAsia"/>
-        </w:rPr>
-        <w:t xml:space="preserve">用</w:t>
-      </w:r>
-      <w:r>
-        <w:t xml:space="preserve"> sinc </w:t>
-      </w:r>
-      <w:r>
-        <w:rPr>
-          <w:rFonts w:hint="eastAsia"/>
-        </w:rPr>
-        <w:t xml:space="preserve">插值与线性插值各做一条</w:t>
-      </w:r>
-      <w:r>
-        <w:t xml:space="preserve"> A </w:t>
-      </w:r>
-      <w:r>
-        <w:rPr>
-          <w:rFonts w:hint="eastAsia"/>
-        </w:rPr>
-        <w:t xml:space="preserve">线，确认差异</w:t>
-      </w:r>
-      <w:r>
-        <w:t xml:space="preserve"> &lt;0.5 dB。</w:t>
-      </w:r>
-    </w:p>
-    <w:p>
-      <w:pPr>
-        <w:pStyle w:val="FirstParagraph"/>
-      </w:pPr>
-      <w:r>
-        <w:rPr>
-          <w:rFonts w:hint="eastAsia"/>
-          <w:b/>
-          <w:bCs/>
-        </w:rPr>
-        <w:t xml:space="preserve">通过标准</w:t>
-      </w:r>
-      <w:r>
-        <w:rPr>
-          <w:rFonts w:hint="eastAsia"/>
-        </w:rPr>
-        <w:t xml:space="preserve">：以上</w:t>
-      </w:r>
-      <w:r>
-        <w:t xml:space="preserve"> 5 </w:t>
-      </w:r>
-      <w:r>
-        <w:rPr>
-          <w:rFonts w:hint="eastAsia"/>
-        </w:rPr>
-        <w:t xml:space="preserve">项全部满足才进入正式采集；否则先修脚本。</w:t>
-      </w:r>
-    </w:p>
-    <w:bookmarkEnd w:id="26"/>
-    <w:bookmarkStart w:id="27" w:name="e1-传统聚焦-b-模式单焦点约-1.5-h"/>
-    <w:p>
-      <w:pPr>
-        <w:pStyle w:val="Heading3"/>
-      </w:pPr>
-      <w:r>
-        <w:t xml:space="preserve">E1 </w:t>
-      </w:r>
-      <w:r>
-        <w:rPr>
-          <w:rFonts w:hint="eastAsia"/>
-        </w:rPr>
-        <w:t xml:space="preserve">传统聚焦</w:t>
-      </w:r>
-      <w:r>
-        <w:t xml:space="preserve"> B </w:t>
-      </w:r>
-      <w:r>
-        <w:rPr>
-          <w:rFonts w:hint="eastAsia"/>
-        </w:rPr>
-        <w:t xml:space="preserve">模式（单焦点，约</w:t>
-      </w:r>
-      <w:r>
-        <w:t xml:space="preserve"> 1.5 </w:t>
-      </w:r>
-      <w:r>
-        <w:rPr>
-          <w:rFonts w:hint="eastAsia"/>
-        </w:rPr>
-        <w:t xml:space="preserve">h）</w:t>
       </w:r>
     </w:p>
     <w:p>
@@ -11685,6 +12943,104 @@
         <w:numPr>
           <w:ilvl w:val="0"/>
           <w:numId w:val="1005"/>
+        </w:numPr>
+      </w:pPr>
+      <w:r>
+        <w:rPr>
+          <w:rFonts w:hint="eastAsia"/>
+        </w:rPr>
+        <w:t xml:space="preserve">用</w:t>
+      </w:r>
+      <w:r>
+        <w:t xml:space="preserve"> sinc </w:t>
+      </w:r>
+      <w:r>
+        <w:rPr>
+          <w:rFonts w:hint="eastAsia"/>
+        </w:rPr>
+        <w:t xml:space="preserve">插值与线性插值各做一条</w:t>
+      </w:r>
+      <w:r>
+        <w:t xml:space="preserve"> A </w:t>
+      </w:r>
+      <w:r>
+        <w:rPr>
+          <w:rFonts w:hint="eastAsia"/>
+        </w:rPr>
+        <w:t xml:space="preserve">线，确认差异</w:t>
+      </w:r>
+      <w:r>
+        <w:t xml:space="preserve"> &lt;0.5 dB。</w:t>
+      </w:r>
+    </w:p>
+    <w:p>
+      <w:pPr>
+        <w:pStyle w:val="FirstParagraph"/>
+      </w:pPr>
+      <w:r>
+        <w:rPr>
+          <w:rFonts w:hint="eastAsia"/>
+          <w:b/>
+          <w:bCs/>
+        </w:rPr>
+        <w:t xml:space="preserve">通过标准</w:t>
+      </w:r>
+      <w:r>
+        <w:rPr>
+          <w:rFonts w:hint="eastAsia"/>
+        </w:rPr>
+        <w:t xml:space="preserve">：以上</w:t>
+      </w:r>
+      <w:r>
+        <w:t xml:space="preserve"> 5 </w:t>
+      </w:r>
+      <w:r>
+        <w:rPr>
+          <w:rFonts w:hint="eastAsia"/>
+        </w:rPr>
+        <w:t xml:space="preserve">项全部满足才进入正式采集；否则先修脚本。</w:t>
+      </w:r>
+    </w:p>
+    <w:bookmarkEnd w:id="26"/>
+    <w:bookmarkStart w:id="27" w:name="e1-传统聚焦-b-模式单焦点实测约-41-min"/>
+    <w:p>
+      <w:pPr>
+        <w:pStyle w:val="Heading3"/>
+      </w:pPr>
+      <w:r>
+        <w:t xml:space="preserve">E1 </w:t>
+      </w:r>
+      <w:r>
+        <w:rPr>
+          <w:rFonts w:hint="eastAsia"/>
+        </w:rPr>
+        <w:t xml:space="preserve">传统聚焦</w:t>
+      </w:r>
+      <w:r>
+        <w:t xml:space="preserve"> B </w:t>
+      </w:r>
+      <w:r>
+        <w:rPr>
+          <w:rFonts w:hint="eastAsia"/>
+        </w:rPr>
+        <w:t xml:space="preserve">模式（单焦点，实测约</w:t>
+      </w:r>
+      <w:r>
+        <w:t xml:space="preserve"> 41 </w:t>
+      </w:r>
+      <w:r>
+        <w:rPr>
+          <w:rFonts w:hint="eastAsia"/>
+        </w:rPr>
+        <w:t xml:space="preserve">min）</w:t>
+      </w:r>
+    </w:p>
+    <w:p>
+      <w:pPr>
+        <w:pStyle w:val="Compact"/>
+        <w:numPr>
+          <w:ilvl w:val="0"/>
+          <w:numId w:val="1006"/>
         </w:numPr>
       </w:pPr>
       <w:r>
@@ -11837,7 +13193,7 @@
         <w:pStyle w:val="Compact"/>
         <w:numPr>
           <w:ilvl w:val="0"/>
-          <w:numId w:val="1005"/>
+          <w:numId w:val="1006"/>
         </w:numPr>
       </w:pPr>
       <w:r>
@@ -12037,7 +13393,7 @@
         <w:pStyle w:val="Compact"/>
         <w:numPr>
           <w:ilvl w:val="0"/>
-          <w:numId w:val="1005"/>
+          <w:numId w:val="1006"/>
         </w:numPr>
       </w:pPr>
       <w:r>
@@ -12106,7 +13462,7 @@
         <w:pStyle w:val="Compact"/>
         <w:numPr>
           <w:ilvl w:val="0"/>
-          <w:numId w:val="1005"/>
+          <w:numId w:val="1006"/>
         </w:numPr>
       </w:pPr>
       <w:r>
@@ -12193,7 +13549,7 @@
         <w:pStyle w:val="Compact"/>
         <w:numPr>
           <w:ilvl w:val="0"/>
-          <w:numId w:val="1006"/>
+          <w:numId w:val="1007"/>
         </w:numPr>
       </w:pPr>
       <w:r>
@@ -12278,7 +13634,7 @@
         <w:pStyle w:val="Compact"/>
         <w:numPr>
           <w:ilvl w:val="0"/>
-          <w:numId w:val="1006"/>
+          <w:numId w:val="1007"/>
         </w:numPr>
       </w:pPr>
       <w:r>
@@ -12381,7 +13737,7 @@
         <w:pStyle w:val="Compact"/>
         <w:numPr>
           <w:ilvl w:val="0"/>
-          <w:numId w:val="1006"/>
+          <w:numId w:val="1007"/>
         </w:numPr>
       </w:pPr>
       <w:r>
@@ -12432,7 +13788,7 @@
         <w:pStyle w:val="Compact"/>
         <w:numPr>
           <w:ilvl w:val="0"/>
-          <w:numId w:val="1006"/>
+          <w:numId w:val="1007"/>
         </w:numPr>
       </w:pPr>
       <w:r>
@@ -12535,7 +13891,7 @@
         <w:pStyle w:val="Compact"/>
         <w:numPr>
           <w:ilvl w:val="0"/>
-          <w:numId w:val="1006"/>
+          <w:numId w:val="1007"/>
         </w:numPr>
       </w:pPr>
       <w:r>
@@ -12649,7 +14005,7 @@
         <w:pStyle w:val="Compact"/>
         <w:numPr>
           <w:ilvl w:val="0"/>
-          <w:numId w:val="1007"/>
+          <w:numId w:val="1008"/>
         </w:numPr>
       </w:pPr>
       <w:r>
@@ -12747,7 +14103,7 @@
         <w:pStyle w:val="Compact"/>
         <w:numPr>
           <w:ilvl w:val="0"/>
-          <w:numId w:val="1007"/>
+          <w:numId w:val="1008"/>
         </w:numPr>
       </w:pPr>
       <w:r>
@@ -12816,7 +14172,7 @@
         <w:pStyle w:val="Compact"/>
         <w:numPr>
           <w:ilvl w:val="0"/>
-          <w:numId w:val="1007"/>
+          <w:numId w:val="1008"/>
         </w:numPr>
       </w:pPr>
       <w:r>
@@ -13038,7 +14394,7 @@
         <w:pStyle w:val="Compact"/>
         <w:numPr>
           <w:ilvl w:val="0"/>
-          <w:numId w:val="1007"/>
+          <w:numId w:val="1008"/>
         </w:numPr>
       </w:pPr>
       <w:r>
@@ -13162,7 +14518,7 @@
         <w:pStyle w:val="Compact"/>
         <w:numPr>
           <w:ilvl w:val="0"/>
-          <w:numId w:val="1007"/>
+          <w:numId w:val="1008"/>
         </w:numPr>
       </w:pPr>
       <w:r>
@@ -13256,7 +14612,7 @@
         <w:pStyle w:val="Compact"/>
         <w:numPr>
           <w:ilvl w:val="0"/>
-          <w:numId w:val="1008"/>
+          <w:numId w:val="1009"/>
         </w:numPr>
       </w:pPr>
       <w:r>
@@ -13290,25 +14646,61 @@
         <w:rPr>
           <w:rFonts w:hint="eastAsia"/>
         </w:rPr>
-        <w:t xml:space="preserve">横向宽度与</w:t>
-      </w:r>
-      <w:r>
-        <w:t xml:space="preserve"> −6 dB </w:t>
-      </w:r>
-      <w:r>
-        <w:rPr>
-          <w:rFonts w:hint="eastAsia"/>
-        </w:rPr>
-        <w:t xml:space="preserve">轴向宽度；PW、C11、单焦点</w:t>
-      </w:r>
-      <w:r>
-        <w:t xml:space="preserve"> </w:t>
-      </w:r>
-      <w:r>
-        <w:rPr>
-          <w:rFonts w:hint="eastAsia"/>
-        </w:rPr>
-        <w:t xml:space="preserve">各一条曲线。</w:t>
+        <w:t xml:space="preserve">横向宽度，PW、C11、单焦点</w:t>
+      </w:r>
+      <w:r>
+        <w:t xml:space="preserve"> </w:t>
+      </w:r>
+      <w:r>
+        <w:rPr>
+          <w:rFonts w:hint="eastAsia"/>
+        </w:rPr>
+        <w:t xml:space="preserve">各一条曲线。−6</w:t>
+      </w:r>
+      <w:r>
+        <w:t xml:space="preserve"> dB </w:t>
+      </w:r>
+      <w:r>
+        <w:rPr>
+          <w:rFonts w:hint="eastAsia"/>
+        </w:rPr>
+        <w:t xml:space="preserve">轴向宽度只作</w:t>
+      </w:r>
+      <w:r>
+        <w:t xml:space="preserve"> </w:t>
+      </w:r>
+      <w:r>
+        <w:rPr>
+          <w:rFonts w:hint="eastAsia"/>
+        </w:rPr>
+        <w:t xml:space="preserve">QA（三种方法都是</w:t>
+      </w:r>
+      <w:r>
+        <w:t xml:space="preserve"> 0.19 </w:t>
+      </w:r>
+      <w:r>
+        <w:rPr>
+          <w:rFonts w:hint="eastAsia"/>
+        </w:rPr>
+        <w:t xml:space="preserve">mm，比不出差别，不进正文曲线，见报告</w:t>
+      </w:r>
+      <w:r>
+        <w:t xml:space="preserve"> 5.5 </w:t>
+      </w:r>
+      <w:r>
+        <w:rPr>
+          <w:rFonts w:hint="eastAsia"/>
+        </w:rPr>
+        <w:t xml:space="preserve">节与归档</w:t>
+      </w:r>
+      <w:r>
+        <w:t xml:space="preserve"> </w:t>
+      </w:r>
+      <w:r>
+        <w:rPr>
+          <w:rFonts w:hint="eastAsia"/>
+        </w:rPr>
+        <w:t xml:space="preserve">B14）。</w:t>
       </w:r>
     </w:p>
     <w:p>
@@ -13316,7 +14708,7 @@
         <w:pStyle w:val="Compact"/>
         <w:numPr>
           <w:ilvl w:val="0"/>
-          <w:numId w:val="1008"/>
+          <w:numId w:val="1009"/>
         </w:numPr>
       </w:pPr>
       <w:r>
@@ -13387,7 +14779,7 @@
         <w:pStyle w:val="Compact"/>
         <w:numPr>
           <w:ilvl w:val="0"/>
-          <w:numId w:val="1008"/>
+          <w:numId w:val="1009"/>
         </w:numPr>
       </w:pPr>
       <w:r>
@@ -13447,7 +14839,7 @@
         <w:pStyle w:val="Compact"/>
         <w:numPr>
           <w:ilvl w:val="0"/>
-          <w:numId w:val="1008"/>
+          <w:numId w:val="1009"/>
         </w:numPr>
       </w:pPr>
       <w:r>
@@ -13523,7 +14915,7 @@
         <w:pStyle w:val="Compact"/>
         <w:numPr>
           <w:ilvl w:val="0"/>
-          <w:numId w:val="1008"/>
+          <w:numId w:val="1009"/>
         </w:numPr>
       </w:pPr>
       <w:r>
@@ -13579,180 +14971,6 @@
           <w:rFonts w:hint="eastAsia"/>
         </w:rPr>
         <w:t xml:space="preserve">复用数据）</w:t>
-      </w:r>
-    </w:p>
-    <w:p>
-      <w:pPr>
-        <w:pStyle w:val="Compact"/>
-        <w:numPr>
-          <w:ilvl w:val="0"/>
-          <w:numId w:val="1009"/>
-        </w:numPr>
-      </w:pPr>
-      <w:r>
-        <w:t xml:space="preserve">P1 </w:t>
-      </w:r>
-      <w:r>
-        <w:rPr>
-          <w:rFonts w:hint="eastAsia"/>
-        </w:rPr>
-        <w:t xml:space="preserve">的</w:t>
-      </w:r>
-      <w:r>
-        <w:t xml:space="preserve"> PW / C11 / </w:t>
-      </w:r>
-      <w:r>
-        <w:rPr>
-          <w:rFonts w:hint="eastAsia"/>
-        </w:rPr>
-        <w:t xml:space="preserve">单焦点</w:t>
-      </w:r>
-      <w:r>
-        <w:t xml:space="preserve"> </w:t>
-      </w:r>
-      <w:r>
-        <w:rPr>
-          <w:rFonts w:hint="eastAsia"/>
-        </w:rPr>
-        <w:t xml:space="preserve">三种方法</w:t>
-      </w:r>
-      <w:r>
-        <w:t xml:space="preserve"> B </w:t>
-      </w:r>
-      <w:r>
-        <w:rPr>
-          <w:rFonts w:hint="eastAsia"/>
-        </w:rPr>
-        <w:t xml:space="preserve">模式图。</w:t>
-      </w:r>
-    </w:p>
-    <w:p>
-      <w:pPr>
-        <w:pStyle w:val="Compact"/>
-        <w:numPr>
-          <w:ilvl w:val="0"/>
-          <w:numId w:val="1009"/>
-        </w:numPr>
-      </w:pPr>
-      <w:r>
-        <w:t xml:space="preserve">10×10 mm ROI </w:t>
-      </w:r>
-      <w:r>
-        <w:rPr>
-          <w:rFonts w:hint="eastAsia"/>
-        </w:rPr>
-        <w:t xml:space="preserve">的散斑统计：均值/标准差（理论</w:t>
-      </w:r>
-      <w:r>
-        <w:t xml:space="preserve"> Rayleigh </w:t>
-      </w:r>
-      <w:r>
-        <w:rPr>
-          <w:rFonts w:hint="eastAsia"/>
-        </w:rPr>
-        <w:t xml:space="preserve">约</w:t>
-      </w:r>
-      <w:r>
-        <w:t xml:space="preserve"> </w:t>
-      </w:r>
-      <w:r>
-        <w:rPr>
-          <w:rFonts w:hint="eastAsia"/>
-        </w:rPr>
-        <w:t xml:space="preserve">1.91）、强度直方图、轴向/横向自相关</w:t>
-      </w:r>
-      <w:r>
-        <w:t xml:space="preserve"> −6 dB </w:t>
-      </w:r>
-      <w:r>
-        <w:rPr>
-          <w:rFonts w:hint="eastAsia"/>
-        </w:rPr>
-        <w:t xml:space="preserve">宽度。</w:t>
-      </w:r>
-    </w:p>
-    <w:p>
-      <w:pPr>
-        <w:pStyle w:val="Compact"/>
-        <w:numPr>
-          <w:ilvl w:val="0"/>
-          <w:numId w:val="1009"/>
-        </w:numPr>
-      </w:pPr>
-      <w:r>
-        <w:rPr>
-          <w:rFonts w:hint="eastAsia"/>
-        </w:rPr>
-        <w:t xml:space="preserve">横向均匀性：在</w:t>
-      </w:r>
-      <w:r>
-        <w:t xml:space="preserve"> </w:t>
-      </w:r>
-      <m:oMath>
-        <m:r>
-          <m:t>x</m:t>
-        </m:r>
-        <m:r>
-          <m:rPr>
-            <m:sty m:val="p"/>
-          </m:rPr>
-          <m:t>=</m:t>
-        </m:r>
-        <m:r>
-          <m:rPr>
-            <m:sty m:val="p"/>
-          </m:rPr>
-          <m:t>−</m:t>
-        </m:r>
-        <m:r>
-          <m:t>15</m:t>
-        </m:r>
-        <m:r>
-          <m:rPr>
-            <m:sty m:val="p"/>
-          </m:rPr>
-          <m:t>,</m:t>
-        </m:r>
-        <m:r>
-          <m:t>0</m:t>
-        </m:r>
-        <m:r>
-          <m:rPr>
-            <m:sty m:val="p"/>
-          </m:rPr>
-          <m:t>,</m:t>
-        </m:r>
-        <m:r>
-          <m:t>15</m:t>
-        </m:r>
-      </m:oMath>
-      <w:r>
-        <w:t xml:space="preserve"> </w:t>
-      </w:r>
-      <w:r>
-        <w:t xml:space="preserve">mm </w:t>
-      </w:r>
-      <w:r>
-        <w:rPr>
-          <w:rFonts w:hint="eastAsia"/>
-        </w:rPr>
-        <w:t xml:space="preserve">三个位置比较分辨率与均值。</w:t>
-      </w:r>
-    </w:p>
-    <w:bookmarkEnd w:id="31"/>
-    <w:bookmarkStart w:id="32" w:name="e6-可选扩展审核后决定"/>
-    <w:p>
-      <w:pPr>
-        <w:pStyle w:val="Heading3"/>
-      </w:pPr>
-      <w:r>
-        <w:t xml:space="preserve">E6 </w:t>
-      </w:r>
-      <w:r>
-        <w:rPr>
-          <w:rFonts w:hint="eastAsia"/>
-        </w:rPr>
-        <w:t xml:space="preserve">可选扩展（审核后决定）</w:t>
       </w:r>
     </w:p>
     <w:p>
@@ -13764,25 +14982,40 @@
         </w:numPr>
       </w:pPr>
       <w:r>
-        <w:t xml:space="preserve">4 </w:t>
-      </w:r>
-      <w:r>
-        <w:rPr>
-          <w:rFonts w:hint="eastAsia"/>
-        </w:rPr>
-        <w:t xml:space="preserve">焦点复合（E1b）：+512</w:t>
-      </w:r>
-      <w:r>
-        <w:t xml:space="preserve"> </w:t>
-      </w:r>
-      <w:r>
-        <w:rPr>
-          <w:rFonts w:hint="eastAsia"/>
-        </w:rPr>
-        <w:t xml:space="preserve">次发射，约</w:t>
-      </w:r>
-      <w:r>
-        <w:t xml:space="preserve"> +6 h。</w:t>
+        <w:t xml:space="preserve">P1 </w:t>
+      </w:r>
+      <w:r>
+        <w:rPr>
+          <w:rFonts w:hint="eastAsia"/>
+        </w:rPr>
+        <w:t xml:space="preserve">的</w:t>
+      </w:r>
+      <w:r>
+        <w:t xml:space="preserve"> PW / C11 / </w:t>
+      </w:r>
+      <w:r>
+        <w:rPr>
+          <w:rFonts w:hint="eastAsia"/>
+        </w:rPr>
+        <w:t xml:space="preserve">单焦点</w:t>
+      </w:r>
+      <w:r>
+        <w:t xml:space="preserve"> </w:t>
+      </w:r>
+      <w:r>
+        <w:rPr>
+          <w:rFonts w:hint="eastAsia"/>
+        </w:rPr>
+        <w:t xml:space="preserve">三种方法</w:t>
+      </w:r>
+      <w:r>
+        <w:t xml:space="preserve"> B </w:t>
+      </w:r>
+      <w:r>
+        <w:rPr>
+          <w:rFonts w:hint="eastAsia"/>
+        </w:rPr>
+        <w:t xml:space="preserve">模式图。</w:t>
       </w:r>
     </w:p>
     <w:p>
@@ -13794,334 +15027,79 @@
         </w:numPr>
       </w:pPr>
       <w:r>
-        <w:t xml:space="preserve">Eq. 22 </w:t>
-      </w:r>
-      <w:r>
-        <w:rPr>
-          <w:rFonts w:hint="eastAsia"/>
-        </w:rPr>
-        <w:t xml:space="preserve">角度加权：不增加采集，只重新求和，约</w:t>
-      </w:r>
-      <w:r>
-        <w:t xml:space="preserve"> +5 </w:t>
-      </w:r>
-      <w:r>
-        <w:rPr>
-          <w:rFonts w:hint="eastAsia"/>
-        </w:rPr>
-        <w:t xml:space="preserve">min；用于检查论文加权对旁瓣/对比度的影响。</w:t>
+        <w:rPr>
+          <w:rFonts w:hint="eastAsia"/>
+        </w:rPr>
+        <w:t xml:space="preserve">横向均匀性：在</w:t>
+      </w:r>
+      <w:r>
+        <w:t xml:space="preserve"> </w:t>
+      </w:r>
+      <m:oMath>
+        <m:r>
+          <m:t>x</m:t>
+        </m:r>
+        <m:r>
+          <m:rPr>
+            <m:sty m:val="p"/>
+          </m:rPr>
+          <m:t>=</m:t>
+        </m:r>
+        <m:r>
+          <m:rPr>
+            <m:sty m:val="p"/>
+          </m:rPr>
+          <m:t>−</m:t>
+        </m:r>
+        <m:r>
+          <m:t>15</m:t>
+        </m:r>
+        <m:r>
+          <m:rPr>
+            <m:sty m:val="p"/>
+          </m:rPr>
+          <m:t>,</m:t>
+        </m:r>
+        <m:r>
+          <m:t>0</m:t>
+        </m:r>
+        <m:r>
+          <m:rPr>
+            <m:sty m:val="p"/>
+          </m:rPr>
+          <m:t>,</m:t>
+        </m:r>
+        <m:r>
+          <m:t>15</m:t>
+        </m:r>
+      </m:oMath>
+      <w:r>
+        <w:t xml:space="preserve"> </w:t>
+      </w:r>
+      <w:r>
+        <w:t xml:space="preserve">mm </w:t>
+      </w:r>
+      <w:r>
+        <w:rPr>
+          <w:rFonts w:hint="eastAsia"/>
+        </w:rPr>
+        <w:t xml:space="preserve">三个位置比较分辨率与均值。</w:t>
       </w:r>
     </w:p>
-    <w:p>
-      <w:pPr>
-        <w:pStyle w:val="Compact"/>
-        <w:numPr>
-          <w:ilvl w:val="0"/>
-          <w:numId w:val="1010"/>
-        </w:numPr>
-      </w:pPr>
-      <w:r>
-        <w:rPr>
-          <w:rFonts w:hint="eastAsia"/>
-        </w:rPr>
-        <w:t xml:space="preserve">高回声囊肿（P4）：+1</w:t>
-      </w:r>
-      <w:r>
-        <w:t xml:space="preserve"> </w:t>
-      </w:r>
-      <w:r>
-        <w:rPr>
-          <w:rFonts w:hint="eastAsia"/>
-        </w:rPr>
-        <w:t xml:space="preserve">次全量采集（约</w:t>
-      </w:r>
-      <w:r>
-        <w:t xml:space="preserve"> 45 </w:t>
-      </w:r>
-      <w:r>
-        <w:rPr>
-          <w:rFonts w:hint="eastAsia"/>
-        </w:rPr>
-        <w:t xml:space="preserve">min），观察旁瓣伪影。</w:t>
-      </w:r>
-    </w:p>
-    <w:bookmarkEnd w:id="32"/>
-    <w:bookmarkStart w:id="33" w:name="e7-gpu-并行加速与算法处理帧率可选按您要求时执行"/>
+    <w:bookmarkEnd w:id="31"/>
+    <w:bookmarkStart w:id="32" w:name="e6-可选扩展审核后决定"/>
     <w:p>
       <w:pPr>
         <w:pStyle w:val="Heading3"/>
       </w:pPr>
       <w:r>
-        <w:t xml:space="preserve">E7 GPU </w:t>
-      </w:r>
-      <w:r>
-        <w:rPr>
-          <w:rFonts w:hint="eastAsia"/>
-        </w:rPr>
-        <w:t xml:space="preserve">并行加速与算法处理帧率（可选，按您要求时执行）</w:t>
-      </w:r>
-    </w:p>
-    <w:p>
-      <w:pPr>
-        <w:pStyle w:val="FirstParagraph"/>
-      </w:pPr>
-      <w:r>
-        <w:rPr>
-          <w:rFonts w:hint="eastAsia"/>
-          <w:b/>
-          <w:bCs/>
-        </w:rPr>
-        <w:t xml:space="preserve">目的</w:t>
-      </w:r>
-      <w:r>
-        <w:rPr>
-          <w:rFonts w:hint="eastAsia"/>
-        </w:rPr>
-        <w:t xml:space="preserve">：测量“从通道</w:t>
-      </w:r>
-      <w:r>
-        <w:t xml:space="preserve"> RF </w:t>
-      </w:r>
-      <w:r>
-        <w:rPr>
-          <w:rFonts w:hint="eastAsia"/>
-        </w:rPr>
-        <w:t xml:space="preserve">到</w:t>
-      </w:r>
-      <w:r>
-        <w:t xml:space="preserve"> B </w:t>
-      </w:r>
-      <w:r>
-        <w:rPr>
-          <w:rFonts w:hint="eastAsia"/>
-        </w:rPr>
-        <w:t xml:space="preserve">模式图像”这条算法流水线在</w:t>
-      </w:r>
-      <w:r>
-        <w:t xml:space="preserve"> CPU </w:t>
-      </w:r>
-      <w:r>
-        <w:rPr>
-          <w:rFonts w:hint="eastAsia"/>
-        </w:rPr>
-        <w:t xml:space="preserve">与</w:t>
-      </w:r>
-      <w:r>
-        <w:t xml:space="preserve"> GPU </w:t>
-      </w:r>
-      <w:r>
-        <w:rPr>
-          <w:rFonts w:hint="eastAsia"/>
-        </w:rPr>
-        <w:t xml:space="preserve">上的实际单帧耗时，并换算成</w:t>
-      </w:r>
-      <w:r>
-        <w:rPr>
-          <w:rFonts w:hint="eastAsia"/>
-          <w:b/>
-          <w:bCs/>
-        </w:rPr>
-        <w:t xml:space="preserve">算法处理帧率</w:t>
-      </w:r>
-      <w:r>
-        <w:rPr>
-          <w:rFonts w:hint="eastAsia"/>
-        </w:rPr>
-        <w:t xml:space="preserve">，回答“这套算法能不能实时”的问题。它测的是</w:t>
-      </w:r>
-      <w:r>
-        <w:rPr>
-          <w:rFonts w:hint="eastAsia"/>
-          <w:b/>
-          <w:bCs/>
-        </w:rPr>
-        <w:t xml:space="preserve">离线处理帧率</w:t>
-      </w:r>
-      <w:r>
-        <w:rPr>
-          <w:rFonts w:hint="eastAsia"/>
-        </w:rPr>
-        <w:t xml:space="preserve">，不是扫描仪的采集帧率（后者见</w:t>
-      </w:r>
-      <w:r>
-        <w:t xml:space="preserve"> </w:t>
-      </w:r>
-      <w:r>
-        <w:rPr>
-          <w:rFonts w:hint="eastAsia"/>
-        </w:rPr>
-        <w:t xml:space="preserve">7.1）。</w:t>
-      </w:r>
-    </w:p>
-    <w:p>
-      <w:pPr>
-        <w:pStyle w:val="BodyText"/>
-      </w:pPr>
-      <w:r>
-        <w:rPr>
-          <w:rFonts w:hint="eastAsia"/>
-          <w:b/>
-          <w:bCs/>
-        </w:rPr>
-        <w:t xml:space="preserve">输入</w:t>
-      </w:r>
-      <w:r>
-        <w:rPr>
-          <w:rFonts w:hint="eastAsia"/>
-        </w:rPr>
-        <w:t xml:space="preserve">：核心实验已保存的</w:t>
-      </w:r>
-      <w:r>
-        <w:t xml:space="preserve"> 11 </w:t>
-      </w:r>
-      <w:r>
-        <w:rPr>
-          <w:rFonts w:hint="eastAsia"/>
-        </w:rPr>
-        <w:t xml:space="preserve">角度通道数据（</w:t>
-      </w:r>
-      <w:r>
-        <w:rPr>
-          <w:rStyle w:val="VerbatimChar"/>
-        </w:rPr>
-        <w:t xml:space="preserve">data/pw/P1_a###.mat</w:t>
-      </w:r>
-      <w:r>
-        <w:rPr>
-          <w:rFonts w:hint="eastAsia"/>
-        </w:rPr>
-        <w:t xml:space="preserve">）与同一成像网格；</w:t>
-      </w:r>
-      <w:r>
-        <w:rPr>
-          <w:rFonts w:hint="eastAsia"/>
-          <w:b/>
-          <w:bCs/>
-        </w:rPr>
-        <w:t xml:space="preserve">不重新跑</w:t>
-      </w:r>
-      <w:r>
-        <w:rPr>
-          <w:b/>
-          <w:bCs/>
-        </w:rPr>
-        <w:t xml:space="preserve"> Field II</w:t>
-      </w:r>
-      <w:r>
-        <w:rPr>
-          <w:rFonts w:hint="eastAsia"/>
-        </w:rPr>
-        <w:t xml:space="preserve">，保证</w:t>
-      </w:r>
-      <w:r>
-        <w:t xml:space="preserve"> CPU/GPU </w:t>
-      </w:r>
-      <w:r>
-        <w:rPr>
-          <w:rFonts w:hint="eastAsia"/>
-        </w:rPr>
-        <w:t xml:space="preserve">输入完全一致。Field</w:t>
-      </w:r>
-      <w:r>
-        <w:t xml:space="preserve"> II </w:t>
-      </w:r>
-      <w:r>
-        <w:rPr>
-          <w:rFonts w:hint="eastAsia"/>
-        </w:rPr>
-        <w:t xml:space="preserve">的数据生成属于离线准备，不计入单帧时间。</w:t>
-      </w:r>
-    </w:p>
-    <w:p>
-      <w:pPr>
-        <w:pStyle w:val="BodyText"/>
-      </w:pPr>
-      <w:r>
-        <w:rPr>
-          <w:rFonts w:hint="eastAsia"/>
-          <w:b/>
-          <w:bCs/>
-        </w:rPr>
-        <w:t xml:space="preserve">每帧流水线</w:t>
-      </w:r>
-      <w:r>
-        <w:rPr>
-          <w:rFonts w:hint="eastAsia"/>
-        </w:rPr>
-        <w:t xml:space="preserve">：11</w:t>
-      </w:r>
-      <w:r>
-        <w:t xml:space="preserve"> </w:t>
-      </w:r>
-      <w:r>
-        <w:rPr>
-          <w:rFonts w:hint="eastAsia"/>
-        </w:rPr>
-        <w:t xml:space="preserve">个角度的</w:t>
-      </w:r>
-      <w:r>
-        <w:t xml:space="preserve"> DAS → </w:t>
-      </w:r>
-      <w:r>
-        <w:rPr>
-          <w:rFonts w:hint="eastAsia"/>
-        </w:rPr>
-        <w:t xml:space="preserve">相干相加</w:t>
-      </w:r>
-      <w:r>
-        <w:t xml:space="preserve"> → Hilbert </w:t>
-      </w:r>
-      <w:r>
-        <w:rPr>
-          <w:rFonts w:hint="eastAsia"/>
-        </w:rPr>
-        <w:t xml:space="preserve">包络</w:t>
-      </w:r>
-      <w:r>
-        <w:t xml:space="preserve"> → </w:t>
-      </w:r>
-      <w:r>
-        <w:rPr>
-          <w:rFonts w:hint="eastAsia"/>
-        </w:rPr>
-        <w:t xml:space="preserve">对数压缩</w:t>
-      </w:r>
-      <w:r>
-        <w:t xml:space="preserve"> → </w:t>
-      </w:r>
-      <w:r>
-        <w:rPr>
-          <w:rFonts w:hint="eastAsia"/>
-        </w:rPr>
-        <w:t xml:space="preserve">输出</w:t>
-      </w:r>
-      <w:r>
-        <w:t xml:space="preserve"> B </w:t>
-      </w:r>
-      <w:r>
-        <w:rPr>
-          <w:rFonts w:hint="eastAsia"/>
-        </w:rPr>
-        <w:t xml:space="preserve">模式。</w:t>
-      </w:r>
-    </w:p>
-    <w:p>
-      <w:pPr>
-        <w:pStyle w:val="BodyText"/>
-      </w:pPr>
-      <w:r>
-        <w:rPr>
-          <w:rFonts w:hint="eastAsia"/>
-          <w:b/>
-          <w:bCs/>
-        </w:rPr>
-        <w:t xml:space="preserve">对比组</w:t>
-      </w:r>
-      <w:r>
-        <w:rPr>
-          <w:rFonts w:hint="eastAsia"/>
-        </w:rPr>
-        <w:t xml:space="preserve">：</w:t>
+        <w:t xml:space="preserve">E6 </w:t>
+      </w:r>
+      <w:r>
+        <w:rPr>
+          <w:rFonts w:hint="eastAsia"/>
+        </w:rPr>
+        <w:t xml:space="preserve">可选扩展（审核后决定）</w:t>
       </w:r>
     </w:p>
     <w:p>
@@ -14133,22 +15111,25 @@
         </w:numPr>
       </w:pPr>
       <w:r>
-        <w:t xml:space="preserve">CPU </w:t>
-      </w:r>
-      <w:r>
-        <w:rPr>
-          <w:rFonts w:hint="eastAsia"/>
-        </w:rPr>
-        <w:t xml:space="preserve">基线：现有向量化</w:t>
-      </w:r>
-      <w:r>
-        <w:t xml:space="preserve"> MATLAB </w:t>
-      </w:r>
-      <w:r>
-        <w:rPr>
-          <w:rFonts w:hint="eastAsia"/>
-        </w:rPr>
-        <w:t xml:space="preserve">DAS（单线程）；</w:t>
+        <w:t xml:space="preserve">4 </w:t>
+      </w:r>
+      <w:r>
+        <w:rPr>
+          <w:rFonts w:hint="eastAsia"/>
+        </w:rPr>
+        <w:t xml:space="preserve">焦点复合（E1b）：+512</w:t>
+      </w:r>
+      <w:r>
+        <w:t xml:space="preserve"> </w:t>
+      </w:r>
+      <w:r>
+        <w:rPr>
+          <w:rFonts w:hint="eastAsia"/>
+        </w:rPr>
+        <w:t xml:space="preserve">次发射，约</w:t>
+      </w:r>
+      <w:r>
+        <w:t xml:space="preserve"> +6 h。</w:t>
       </w:r>
     </w:p>
     <w:p>
@@ -14160,34 +15141,22 @@
         </w:numPr>
       </w:pPr>
       <w:r>
-        <w:rPr>
-          <w:rFonts w:hint="eastAsia"/>
-        </w:rPr>
-        <w:t xml:space="preserve">GPU：</w:t>
-      </w:r>
-      <w:r>
-        <w:rPr>
-          <w:rStyle w:val="VerbatimChar"/>
-        </w:rPr>
-        <w:t xml:space="preserve">gpuArray</w:t>
-      </w:r>
-      <w:r>
-        <w:t xml:space="preserve"> </w:t>
-      </w:r>
-      <w:r>
-        <w:rPr>
-          <w:rFonts w:hint="eastAsia"/>
-        </w:rPr>
-        <w:t xml:space="preserve">版</w:t>
-      </w:r>
-      <w:r>
-        <w:t xml:space="preserve"> </w:t>
-      </w:r>
-      <w:r>
-        <w:rPr>
-          <w:rFonts w:hint="eastAsia"/>
-        </w:rPr>
-        <w:t xml:space="preserve">DAS/复合；延时索引与插值权重预计算并常驻显存；</w:t>
+        <w:t xml:space="preserve">Eq. 22 </w:t>
+      </w:r>
+      <w:r>
+        <w:rPr>
+          <w:rFonts w:hint="eastAsia"/>
+        </w:rPr>
+        <w:t xml:space="preserve">角度加权：不增加采集，只重新求和，约</w:t>
+      </w:r>
+      <w:r>
+        <w:t xml:space="preserve"> +5 </w:t>
+      </w:r>
+      <w:r>
+        <w:rPr>
+          <w:rFonts w:hint="eastAsia"/>
+        </w:rPr>
+        <w:t xml:space="preserve">min；用于检查论文加权对旁瓣/对比度的影响。</w:t>
       </w:r>
     </w:p>
     <w:p>
@@ -14202,25 +15171,41 @@
         <w:rPr>
           <w:rFonts w:hint="eastAsia"/>
         </w:rPr>
-        <w:t xml:space="preserve">可选：CPU</w:t>
-      </w:r>
-      <w:r>
-        <w:t xml:space="preserve"> </w:t>
-      </w:r>
-      <w:r>
-        <w:rPr>
-          <w:rStyle w:val="VerbatimChar"/>
-        </w:rPr>
-        <w:t xml:space="preserve">parfor</w:t>
-      </w:r>
-      <w:r>
-        <w:t xml:space="preserve"> </w:t>
-      </w:r>
-      <w:r>
-        <w:rPr>
-          <w:rFonts w:hint="eastAsia"/>
-        </w:rPr>
-        <w:t xml:space="preserve">多核版，用于区分“多核”与“GPU”的贡献。</w:t>
+        <w:t xml:space="preserve">高回声囊肿（P4）：+1</w:t>
+      </w:r>
+      <w:r>
+        <w:t xml:space="preserve"> </w:t>
+      </w:r>
+      <w:r>
+        <w:rPr>
+          <w:rFonts w:hint="eastAsia"/>
+        </w:rPr>
+        <w:t xml:space="preserve">次全量采集（约</w:t>
+      </w:r>
+      <w:r>
+        <w:t xml:space="preserve"> 1 </w:t>
+      </w:r>
+      <w:r>
+        <w:rPr>
+          <w:rFonts w:hint="eastAsia"/>
+        </w:rPr>
+        <w:t xml:space="preserve">h），观察旁瓣伪影。</w:t>
+      </w:r>
+    </w:p>
+    <w:bookmarkEnd w:id="32"/>
+    <w:bookmarkStart w:id="33" w:name="e7-gpu-并行加速与算法处理帧率可选按您要求时执行"/>
+    <w:p>
+      <w:pPr>
+        <w:pStyle w:val="Heading3"/>
+      </w:pPr>
+      <w:r>
+        <w:t xml:space="preserve">E7 GPU </w:t>
+      </w:r>
+      <w:r>
+        <w:rPr>
+          <w:rFonts w:hint="eastAsia"/>
+        </w:rPr>
+        <w:t xml:space="preserve">并行加速与算法处理帧率（可选，按您要求时执行）</w:t>
       </w:r>
     </w:p>
     <w:p>
@@ -14230,17 +15215,89 @@
       <w:r>
         <w:rPr>
           <w:rFonts w:hint="eastAsia"/>
-        </w:rPr>
-        <w:t xml:space="preserve">公平性：CPU/GPU</w:t>
-      </w:r>
-      <w:r>
-        <w:t xml:space="preserve"> </w:t>
-      </w:r>
-      <w:r>
-        <w:rPr>
-          <w:rFonts w:hint="eastAsia"/>
-        </w:rPr>
-        <w:t xml:space="preserve">使用同一角度集合、同一像素网格、同一插值方式，只改实现与设备；否则加速比没有意义。</w:t>
+          <w:b/>
+          <w:bCs/>
+        </w:rPr>
+        <w:t xml:space="preserve">目的</w:t>
+      </w:r>
+      <w:r>
+        <w:rPr>
+          <w:rFonts w:hint="eastAsia"/>
+        </w:rPr>
+        <w:t xml:space="preserve">：测量“从通道</w:t>
+      </w:r>
+      <w:r>
+        <w:t xml:space="preserve"> RF </w:t>
+      </w:r>
+      <w:r>
+        <w:rPr>
+          <w:rFonts w:hint="eastAsia"/>
+        </w:rPr>
+        <w:t xml:space="preserve">到</w:t>
+      </w:r>
+      <w:r>
+        <w:t xml:space="preserve"> B </w:t>
+      </w:r>
+      <w:r>
+        <w:rPr>
+          <w:rFonts w:hint="eastAsia"/>
+        </w:rPr>
+        <w:t xml:space="preserve">模式图像”这条算法流水线在</w:t>
+      </w:r>
+      <w:r>
+        <w:t xml:space="preserve"> CPU </w:t>
+      </w:r>
+      <w:r>
+        <w:rPr>
+          <w:rFonts w:hint="eastAsia"/>
+        </w:rPr>
+        <w:t xml:space="preserve">与</w:t>
+      </w:r>
+      <w:r>
+        <w:t xml:space="preserve"> GPU </w:t>
+      </w:r>
+      <w:r>
+        <w:rPr>
+          <w:rFonts w:hint="eastAsia"/>
+        </w:rPr>
+        <w:t xml:space="preserve">上的实际单帧耗时，并换算成</w:t>
+      </w:r>
+      <w:r>
+        <w:rPr>
+          <w:rFonts w:hint="eastAsia"/>
+          <w:b/>
+          <w:bCs/>
+        </w:rPr>
+        <w:t xml:space="preserve">算法处理帧率</w:t>
+      </w:r>
+      <w:r>
+        <w:rPr>
+          <w:rFonts w:hint="eastAsia"/>
+        </w:rPr>
+        <w:t xml:space="preserve">，回答“这套算法能不能实时”的问题。它测的是</w:t>
+      </w:r>
+      <w:r>
+        <w:rPr>
+          <w:rFonts w:hint="eastAsia"/>
+          <w:b/>
+          <w:bCs/>
+        </w:rPr>
+        <w:t xml:space="preserve">离线处理帧率</w:t>
+      </w:r>
+      <w:r>
+        <w:rPr>
+          <w:rFonts w:hint="eastAsia"/>
+        </w:rPr>
+        <w:t xml:space="preserve">，不是扫描仪的采集帧率（后者见</w:t>
+      </w:r>
+      <w:r>
+        <w:t xml:space="preserve"> </w:t>
+      </w:r>
+      <w:r>
+        <w:rPr>
+          <w:rFonts w:hint="eastAsia"/>
+        </w:rPr>
+        <w:t xml:space="preserve">7.1）。</w:t>
       </w:r>
     </w:p>
     <w:p>
@@ -14253,7 +15310,159 @@
           <w:b/>
           <w:bCs/>
         </w:rPr>
-        <w:t xml:space="preserve">计时协议</w:t>
+        <w:t xml:space="preserve">输入</w:t>
+      </w:r>
+      <w:r>
+        <w:rPr>
+          <w:rFonts w:hint="eastAsia"/>
+        </w:rPr>
+        <w:t xml:space="preserve">：核心实验已保存的</w:t>
+      </w:r>
+      <w:r>
+        <w:t xml:space="preserve"> 11 </w:t>
+      </w:r>
+      <w:r>
+        <w:rPr>
+          <w:rFonts w:hint="eastAsia"/>
+        </w:rPr>
+        <w:t xml:space="preserve">角度通道数据（</w:t>
+      </w:r>
+      <w:r>
+        <w:rPr>
+          <w:rStyle w:val="VerbatimChar"/>
+        </w:rPr>
+        <w:t xml:space="preserve">data/pw/P1_a###.mat</w:t>
+      </w:r>
+      <w:r>
+        <w:rPr>
+          <w:rFonts w:hint="eastAsia"/>
+        </w:rPr>
+        <w:t xml:space="preserve">）与同一成像网格；</w:t>
+      </w:r>
+      <w:r>
+        <w:rPr>
+          <w:rFonts w:hint="eastAsia"/>
+          <w:b/>
+          <w:bCs/>
+        </w:rPr>
+        <w:t xml:space="preserve">不重新跑</w:t>
+      </w:r>
+      <w:r>
+        <w:rPr>
+          <w:b/>
+          <w:bCs/>
+        </w:rPr>
+        <w:t xml:space="preserve"> Field II</w:t>
+      </w:r>
+      <w:r>
+        <w:rPr>
+          <w:rFonts w:hint="eastAsia"/>
+        </w:rPr>
+        <w:t xml:space="preserve">，保证</w:t>
+      </w:r>
+      <w:r>
+        <w:t xml:space="preserve"> CPU/GPU </w:t>
+      </w:r>
+      <w:r>
+        <w:rPr>
+          <w:rFonts w:hint="eastAsia"/>
+        </w:rPr>
+        <w:t xml:space="preserve">输入完全一致。Field</w:t>
+      </w:r>
+      <w:r>
+        <w:t xml:space="preserve"> II </w:t>
+      </w:r>
+      <w:r>
+        <w:rPr>
+          <w:rFonts w:hint="eastAsia"/>
+        </w:rPr>
+        <w:t xml:space="preserve">的数据生成属于离线准备，不计入单帧时间。</w:t>
+      </w:r>
+    </w:p>
+    <w:p>
+      <w:pPr>
+        <w:pStyle w:val="BodyText"/>
+      </w:pPr>
+      <w:r>
+        <w:rPr>
+          <w:rFonts w:hint="eastAsia"/>
+          <w:b/>
+          <w:bCs/>
+        </w:rPr>
+        <w:t xml:space="preserve">每帧流水线</w:t>
+      </w:r>
+      <w:r>
+        <w:rPr>
+          <w:rFonts w:hint="eastAsia"/>
+        </w:rPr>
+        <w:t xml:space="preserve">：11</w:t>
+      </w:r>
+      <w:r>
+        <w:t xml:space="preserve"> </w:t>
+      </w:r>
+      <w:r>
+        <w:rPr>
+          <w:rFonts w:hint="eastAsia"/>
+        </w:rPr>
+        <w:t xml:space="preserve">个角度的</w:t>
+      </w:r>
+      <w:r>
+        <w:t xml:space="preserve"> DAS → </w:t>
+      </w:r>
+      <w:r>
+        <w:rPr>
+          <w:rFonts w:hint="eastAsia"/>
+        </w:rPr>
+        <w:t xml:space="preserve">相干相加</w:t>
+      </w:r>
+      <w:r>
+        <w:t xml:space="preserve"> → Hilbert </w:t>
+      </w:r>
+      <w:r>
+        <w:rPr>
+          <w:rFonts w:hint="eastAsia"/>
+        </w:rPr>
+        <w:t xml:space="preserve">包络</w:t>
+      </w:r>
+      <w:r>
+        <w:t xml:space="preserve"> → </w:t>
+      </w:r>
+      <w:r>
+        <w:rPr>
+          <w:rFonts w:hint="eastAsia"/>
+        </w:rPr>
+        <w:t xml:space="preserve">对数压缩</w:t>
+      </w:r>
+      <w:r>
+        <w:t xml:space="preserve"> → </w:t>
+      </w:r>
+      <w:r>
+        <w:rPr>
+          <w:rFonts w:hint="eastAsia"/>
+        </w:rPr>
+        <w:t xml:space="preserve">输出</w:t>
+      </w:r>
+      <w:r>
+        <w:t xml:space="preserve"> B </w:t>
+      </w:r>
+      <w:r>
+        <w:rPr>
+          <w:rFonts w:hint="eastAsia"/>
+        </w:rPr>
+        <w:t xml:space="preserve">模式。</w:t>
+      </w:r>
+    </w:p>
+    <w:p>
+      <w:pPr>
+        <w:pStyle w:val="BodyText"/>
+      </w:pPr>
+      <w:r>
+        <w:rPr>
+          <w:rFonts w:hint="eastAsia"/>
+          <w:b/>
+          <w:bCs/>
+        </w:rPr>
+        <w:t xml:space="preserve">对比组</w:t>
       </w:r>
       <w:r>
         <w:rPr>
@@ -14271,28 +15480,22 @@
         </w:numPr>
       </w:pPr>
       <w:r>
-        <w:rPr>
-          <w:rFonts w:hint="eastAsia"/>
-        </w:rPr>
-        <w:t xml:space="preserve">预热</w:t>
-      </w:r>
-      <w:r>
-        <w:t xml:space="preserve"> 3 </w:t>
-      </w:r>
-      <w:r>
-        <w:rPr>
-          <w:rFonts w:hint="eastAsia"/>
-        </w:rPr>
-        <w:t xml:space="preserve">帧，正式重复</w:t>
-      </w:r>
-      <w:r>
-        <w:t xml:space="preserve"> 10 </w:t>
-      </w:r>
-      <w:r>
-        <w:rPr>
-          <w:rFonts w:hint="eastAsia"/>
-        </w:rPr>
-        <w:t xml:space="preserve">帧，取中位数与标准差；</w:t>
+        <w:t xml:space="preserve">CPU </w:t>
+      </w:r>
+      <w:r>
+        <w:rPr>
+          <w:rFonts w:hint="eastAsia"/>
+        </w:rPr>
+        <w:t xml:space="preserve">基线：现有向量化</w:t>
+      </w:r>
+      <w:r>
+        <w:t xml:space="preserve"> MATLAB </w:t>
+      </w:r>
+      <w:r>
+        <w:rPr>
+          <w:rFonts w:hint="eastAsia"/>
+        </w:rPr>
+        <w:t xml:space="preserve">DAS（单线程）；</w:t>
       </w:r>
     </w:p>
     <w:p>
@@ -14307,87 +15510,31 @@
         <w:rPr>
           <w:rFonts w:hint="eastAsia"/>
         </w:rPr>
-        <w:t xml:space="preserve">报告两种口径：</w:t>
-      </w:r>
-    </w:p>
-    <w:p>
-      <w:pPr>
-        <w:pStyle w:val="Compact"/>
-        <w:numPr>
-          <w:ilvl w:val="1"/>
-          <w:numId w:val="1013"/>
-        </w:numPr>
-      </w:pPr>
-      <w:r>
-        <w:rPr>
-          <w:b/>
-          <w:bCs/>
-        </w:rPr>
-        <w:t xml:space="preserve">compute-only</w:t>
-      </w:r>
-      <w:r>
-        <w:rPr>
-          <w:rFonts w:hint="eastAsia"/>
-        </w:rPr>
-        <w:t xml:space="preserve">：数据已在显存，不含</w:t>
-      </w:r>
-      <w:r>
-        <w:t xml:space="preserve"> </w:t>
-      </w:r>
-      <w:r>
-        <w:rPr>
-          <w:rFonts w:hint="eastAsia"/>
-        </w:rPr>
-        <w:t xml:space="preserve">H2D/D2H；</w:t>
-      </w:r>
-    </w:p>
-    <w:p>
-      <w:pPr>
-        <w:pStyle w:val="Compact"/>
-        <w:numPr>
-          <w:ilvl w:val="1"/>
-          <w:numId w:val="1013"/>
-        </w:numPr>
-      </w:pPr>
-      <w:r>
-        <w:rPr>
-          <w:b/>
-          <w:bCs/>
-        </w:rPr>
-        <w:t xml:space="preserve">end-to-end</w:t>
-      </w:r>
-      <w:r>
-        <w:rPr>
-          <w:rFonts w:hint="eastAsia"/>
-        </w:rPr>
-        <w:t xml:space="preserve">：含一帧通道数据从主机传到显存（11</w:t>
-      </w:r>
-      <w:r>
-        <w:t xml:space="preserve"> </w:t>
-      </w:r>
-      <w:r>
-        <w:rPr>
-          <w:rFonts w:hint="eastAsia"/>
-        </w:rPr>
-        <w:t xml:space="preserve">个角度约</w:t>
-      </w:r>
-      <w:r>
-        <w:t xml:space="preserve"> 13–27 </w:t>
-      </w:r>
-      <w:r>
-        <w:rPr>
-          <w:rFonts w:hint="eastAsia"/>
-        </w:rPr>
-        <w:t xml:space="preserve">MB，single/double），单独列出，避免把</w:t>
-      </w:r>
-      <w:r>
-        <w:t xml:space="preserve"> PCIe </w:t>
-      </w:r>
-      <w:r>
-        <w:rPr>
-          <w:rFonts w:hint="eastAsia"/>
-        </w:rPr>
-        <w:t xml:space="preserve">带宽当成算法速度；</w:t>
+        <w:t xml:space="preserve">GPU：</w:t>
+      </w:r>
+      <w:r>
+        <w:rPr>
+          <w:rStyle w:val="VerbatimChar"/>
+        </w:rPr>
+        <w:t xml:space="preserve">gpuArray</w:t>
+      </w:r>
+      <w:r>
+        <w:t xml:space="preserve"> </w:t>
+      </w:r>
+      <w:r>
+        <w:rPr>
+          <w:rFonts w:hint="eastAsia"/>
+        </w:rPr>
+        <w:t xml:space="preserve">版</w:t>
+      </w:r>
+      <w:r>
+        <w:t xml:space="preserve"> </w:t>
+      </w:r>
+      <w:r>
+        <w:rPr>
+          <w:rFonts w:hint="eastAsia"/>
+        </w:rPr>
+        <w:t xml:space="preserve">DAS/复合；延时索引与插值权重预计算并常驻显存；</w:t>
       </w:r>
     </w:p>
     <w:p>
@@ -14402,7 +15549,7 @@
         <w:rPr>
           <w:rFonts w:hint="eastAsia"/>
         </w:rPr>
-        <w:t xml:space="preserve">可选“含显示”口径：加</w:t>
+        <w:t xml:space="preserve">可选：CPU</w:t>
       </w:r>
       <w:r>
         <w:t xml:space="preserve"> </w:t>
@@ -14411,31 +15558,55 @@
         <w:rPr>
           <w:rStyle w:val="VerbatimChar"/>
         </w:rPr>
-        <w:t xml:space="preserve">imagesc</w:t>
-      </w:r>
-      <w:r>
-        <w:t xml:space="preserve"> </w:t>
-      </w:r>
-      <w:r>
-        <w:t xml:space="preserve">+</w:t>
-      </w:r>
-      <w:r>
-        <w:t xml:space="preserve"> </w:t>
-      </w:r>
-      <w:r>
-        <w:rPr>
-          <w:rStyle w:val="VerbatimChar"/>
-        </w:rPr>
-        <w:t xml:space="preserve">drawnow</w:t>
-      </w:r>
-      <w:r>
-        <w:t xml:space="preserve"> </w:t>
-      </w:r>
-      <w:r>
-        <w:rPr>
-          <w:rFonts w:hint="eastAsia"/>
-        </w:rPr>
-        <w:t xml:space="preserve">的墙钟时间，单独列出；用于观察实时显示是否流畅，不作为算法吞吐率主值；</w:t>
+        <w:t xml:space="preserve">parfor</w:t>
+      </w:r>
+      <w:r>
+        <w:t xml:space="preserve"> </w:t>
+      </w:r>
+      <w:r>
+        <w:rPr>
+          <w:rFonts w:hint="eastAsia"/>
+        </w:rPr>
+        <w:t xml:space="preserve">多核版，用于区分“多核”与“GPU”的贡献。</w:t>
+      </w:r>
+    </w:p>
+    <w:p>
+      <w:pPr>
+        <w:pStyle w:val="FirstParagraph"/>
+      </w:pPr>
+      <w:r>
+        <w:rPr>
+          <w:rFonts w:hint="eastAsia"/>
+        </w:rPr>
+        <w:t xml:space="preserve">公平性：CPU/GPU</w:t>
+      </w:r>
+      <w:r>
+        <w:t xml:space="preserve"> </w:t>
+      </w:r>
+      <w:r>
+        <w:rPr>
+          <w:rFonts w:hint="eastAsia"/>
+        </w:rPr>
+        <w:t xml:space="preserve">使用同一角度集合、同一像素网格、同一插值方式，只改实现与设备；否则加速比没有意义。</w:t>
+      </w:r>
+    </w:p>
+    <w:p>
+      <w:pPr>
+        <w:pStyle w:val="BodyText"/>
+      </w:pPr>
+      <w:r>
+        <w:rPr>
+          <w:rFonts w:hint="eastAsia"/>
+          <w:b/>
+          <w:bCs/>
+        </w:rPr>
+        <w:t xml:space="preserve">计时协议</w:t>
+      </w:r>
+      <w:r>
+        <w:rPr>
+          <w:rFonts w:hint="eastAsia"/>
+        </w:rPr>
+        <w:t xml:space="preserve">：</w:t>
       </w:r>
     </w:p>
     <w:p>
@@ -14443,7 +15614,183 @@
         <w:pStyle w:val="Compact"/>
         <w:numPr>
           <w:ilvl w:val="0"/>
-          <w:numId w:val="1012"/>
+          <w:numId w:val="1013"/>
+        </w:numPr>
+      </w:pPr>
+      <w:r>
+        <w:rPr>
+          <w:rFonts w:hint="eastAsia"/>
+        </w:rPr>
+        <w:t xml:space="preserve">预热</w:t>
+      </w:r>
+      <w:r>
+        <w:t xml:space="preserve"> 3 </w:t>
+      </w:r>
+      <w:r>
+        <w:rPr>
+          <w:rFonts w:hint="eastAsia"/>
+        </w:rPr>
+        <w:t xml:space="preserve">帧，正式重复</w:t>
+      </w:r>
+      <w:r>
+        <w:t xml:space="preserve"> 10 </w:t>
+      </w:r>
+      <w:r>
+        <w:rPr>
+          <w:rFonts w:hint="eastAsia"/>
+        </w:rPr>
+        <w:t xml:space="preserve">帧，取中位数与标准差；</w:t>
+      </w:r>
+    </w:p>
+    <w:p>
+      <w:pPr>
+        <w:pStyle w:val="Compact"/>
+        <w:numPr>
+          <w:ilvl w:val="0"/>
+          <w:numId w:val="1013"/>
+        </w:numPr>
+      </w:pPr>
+      <w:r>
+        <w:rPr>
+          <w:rFonts w:hint="eastAsia"/>
+        </w:rPr>
+        <w:t xml:space="preserve">报告两种口径：</w:t>
+      </w:r>
+    </w:p>
+    <w:p>
+      <w:pPr>
+        <w:pStyle w:val="Compact"/>
+        <w:numPr>
+          <w:ilvl w:val="1"/>
+          <w:numId w:val="1014"/>
+        </w:numPr>
+      </w:pPr>
+      <w:r>
+        <w:rPr>
+          <w:b/>
+          <w:bCs/>
+        </w:rPr>
+        <w:t xml:space="preserve">compute-only</w:t>
+      </w:r>
+      <w:r>
+        <w:rPr>
+          <w:rFonts w:hint="eastAsia"/>
+        </w:rPr>
+        <w:t xml:space="preserve">：数据已在显存，不含</w:t>
+      </w:r>
+      <w:r>
+        <w:t xml:space="preserve"> </w:t>
+      </w:r>
+      <w:r>
+        <w:rPr>
+          <w:rFonts w:hint="eastAsia"/>
+        </w:rPr>
+        <w:t xml:space="preserve">H2D/D2H；</w:t>
+      </w:r>
+    </w:p>
+    <w:p>
+      <w:pPr>
+        <w:pStyle w:val="Compact"/>
+        <w:numPr>
+          <w:ilvl w:val="1"/>
+          <w:numId w:val="1014"/>
+        </w:numPr>
+      </w:pPr>
+      <w:r>
+        <w:rPr>
+          <w:b/>
+          <w:bCs/>
+        </w:rPr>
+        <w:t xml:space="preserve">end-to-end</w:t>
+      </w:r>
+      <w:r>
+        <w:rPr>
+          <w:rFonts w:hint="eastAsia"/>
+        </w:rPr>
+        <w:t xml:space="preserve">：含一帧通道数据从主机传到显存（11</w:t>
+      </w:r>
+      <w:r>
+        <w:t xml:space="preserve"> </w:t>
+      </w:r>
+      <w:r>
+        <w:rPr>
+          <w:rFonts w:hint="eastAsia"/>
+        </w:rPr>
+        <w:t xml:space="preserve">个角度约</w:t>
+      </w:r>
+      <w:r>
+        <w:t xml:space="preserve"> 13–27 </w:t>
+      </w:r>
+      <w:r>
+        <w:rPr>
+          <w:rFonts w:hint="eastAsia"/>
+        </w:rPr>
+        <w:t xml:space="preserve">MB，single/double），单独列出，避免把</w:t>
+      </w:r>
+      <w:r>
+        <w:t xml:space="preserve"> PCIe </w:t>
+      </w:r>
+      <w:r>
+        <w:rPr>
+          <w:rFonts w:hint="eastAsia"/>
+        </w:rPr>
+        <w:t xml:space="preserve">带宽当成算法速度；</w:t>
+      </w:r>
+    </w:p>
+    <w:p>
+      <w:pPr>
+        <w:pStyle w:val="Compact"/>
+        <w:numPr>
+          <w:ilvl w:val="0"/>
+          <w:numId w:val="1013"/>
+        </w:numPr>
+      </w:pPr>
+      <w:r>
+        <w:rPr>
+          <w:rFonts w:hint="eastAsia"/>
+        </w:rPr>
+        <w:t xml:space="preserve">可选“含显示”口径：加</w:t>
+      </w:r>
+      <w:r>
+        <w:t xml:space="preserve"> </w:t>
+      </w:r>
+      <w:r>
+        <w:rPr>
+          <w:rStyle w:val="VerbatimChar"/>
+        </w:rPr>
+        <w:t xml:space="preserve">imagesc</w:t>
+      </w:r>
+      <w:r>
+        <w:t xml:space="preserve"> </w:t>
+      </w:r>
+      <w:r>
+        <w:t xml:space="preserve">+</w:t>
+      </w:r>
+      <w:r>
+        <w:t xml:space="preserve"> </w:t>
+      </w:r>
+      <w:r>
+        <w:rPr>
+          <w:rStyle w:val="VerbatimChar"/>
+        </w:rPr>
+        <w:t xml:space="preserve">drawnow</w:t>
+      </w:r>
+      <w:r>
+        <w:t xml:space="preserve"> </w:t>
+      </w:r>
+      <w:r>
+        <w:rPr>
+          <w:rFonts w:hint="eastAsia"/>
+        </w:rPr>
+        <w:t xml:space="preserve">的墙钟时间，单独列出；用于观察实时显示是否流畅，不作为算法吞吐率主值；</w:t>
+      </w:r>
+    </w:p>
+    <w:p>
+      <w:pPr>
+        <w:pStyle w:val="Compact"/>
+        <w:numPr>
+          <w:ilvl w:val="0"/>
+          <w:numId w:val="1013"/>
         </w:numPr>
       </w:pPr>
       <w:r>
@@ -15441,6 +16788,122 @@
         <w:t xml:space="preserve">一致，符号为正（右侧后到）。</w:t>
       </w:r>
     </w:p>
+    <w:p>
+      <w:pPr>
+        <w:pStyle w:val="BodyText"/>
+      </w:pPr>
+      <w:r>
+        <w:rPr>
+          <w:rFonts w:hint="eastAsia"/>
+        </w:rPr>
+        <w:t xml:space="preserve">这里的</w:t>
+      </w:r>
+      <w:r>
+        <w:t xml:space="preserve"> </w:t>
+      </w:r>
+      <w:r>
+        <w:rPr>
+          <w:rStyle w:val="VerbatimChar"/>
+        </w:rPr>
+        <w:t xml:space="preserve">0</w:t>
+      </w:r>
+      <w:r>
+        <w:t xml:space="preserve"> </w:t>
+      </w:r>
+      <w:r>
+        <w:rPr>
+          <w:rFonts w:hint="eastAsia"/>
+        </w:rPr>
+        <w:t xml:space="preserve">是</w:t>
+      </w:r>
+      <w:r>
+        <w:rPr>
+          <w:rFonts w:hint="eastAsia"/>
+          <w:b/>
+          <w:bCs/>
+        </w:rPr>
+        <w:t xml:space="preserve">时间线</w:t>
+      </w:r>
+      <w:r>
+        <w:rPr>
+          <w:rFonts w:hint="eastAsia"/>
+        </w:rPr>
+        <w:t xml:space="preserve">参数（单位秒）：该组延时从</w:t>
+      </w:r>
+      <w:r>
+        <w:t xml:space="preserve"> </w:t>
+      </w:r>
+      <m:oMath>
+        <m:r>
+          <m:t>t</m:t>
+        </m:r>
+        <m:r>
+          <m:rPr>
+            <m:sty m:val="p"/>
+          </m:rPr>
+          <m:t>=</m:t>
+        </m:r>
+        <m:r>
+          <m:t>0</m:t>
+        </m:r>
+      </m:oMath>
+      <w:r>
+        <w:t xml:space="preserve"> </w:t>
+      </w:r>
+      <w:r>
+        <w:rPr>
+          <w:rFonts w:hint="eastAsia"/>
+        </w:rPr>
+        <w:t xml:space="preserve">起生效，</w:t>
+      </w:r>
+      <w:r>
+        <w:rPr>
+          <w:rFonts w:hint="eastAsia"/>
+          <w:b/>
+          <w:bCs/>
+        </w:rPr>
+        <w:t xml:space="preserve">不是</w:t>
+      </w:r>
+      <w:r>
+        <w:rPr>
+          <w:rFonts w:hint="eastAsia"/>
+        </w:rPr>
+        <w:t xml:space="preserve">“发射/接收”的选择开关。</w:t>
+      </w:r>
+      <w:r>
+        <w:rPr>
+          <w:rStyle w:val="VerbatimChar"/>
+        </w:rPr>
+        <w:t xml:space="preserve">xdc_apodization</w:t>
+      </w:r>
+      <w:r>
+        <w:t xml:space="preserve"> </w:t>
+      </w:r>
+      <w:r>
+        <w:rPr>
+          <w:rFonts w:hint="eastAsia"/>
+        </w:rPr>
+        <w:t xml:space="preserve">的第二个参数含义相同——“该行变迹从这一刻起生效”。一条记录只有几十微秒，所以一律给</w:t>
+      </w:r>
+      <w:r>
+        <w:t xml:space="preserve"> </w:t>
+      </w:r>
+      <w:r>
+        <w:rPr>
+          <w:rFonts w:hint="eastAsia"/>
+        </w:rPr>
+        <w:t xml:space="preserve">0；给</w:t>
+      </w:r>
+      <w:r>
+        <w:t xml:space="preserve"> 1 s、2 s </w:t>
+      </w:r>
+      <w:r>
+        <w:rPr>
+          <w:rFonts w:hint="eastAsia"/>
+        </w:rPr>
+        <w:t xml:space="preserve">也不会报错（实测逐位相同，计算时取第一条），但那是实现细节，不能依赖。</w:t>
+      </w:r>
+    </w:p>
     <w:bookmarkEnd w:id="35"/>
     <w:bookmarkStart w:id="36" w:name="接收-das"/>
     <w:p>
@@ -15511,7 +16974,7 @@
         <w:pStyle w:val="Compact"/>
         <w:numPr>
           <w:ilvl w:val="0"/>
-          <w:numId w:val="1014"/>
+          <w:numId w:val="1015"/>
         </w:numPr>
       </w:pPr>
       <w:r>
@@ -15609,7 +17072,7 @@
         <w:pStyle w:val="Compact"/>
         <w:numPr>
           <w:ilvl w:val="0"/>
-          <w:numId w:val="1014"/>
+          <w:numId w:val="1015"/>
         </w:numPr>
       </w:pPr>
       <w:r>
@@ -15765,7 +17228,7 @@
         <w:pStyle w:val="Compact"/>
         <w:numPr>
           <w:ilvl w:val="0"/>
-          <w:numId w:val="1014"/>
+          <w:numId w:val="1015"/>
         </w:numPr>
       </w:pPr>
       <w:r>
@@ -15871,7 +17334,7 @@
         <w:pStyle w:val="Compact"/>
         <w:numPr>
           <w:ilvl w:val="0"/>
-          <w:numId w:val="1014"/>
+          <w:numId w:val="1015"/>
         </w:numPr>
       </w:pPr>
       <w:r>
@@ -16476,7 +17939,7 @@
         <w:pStyle w:val="Compact"/>
         <w:numPr>
           <w:ilvl w:val="0"/>
-          <w:numId w:val="1015"/>
+          <w:numId w:val="1016"/>
         </w:numPr>
       </w:pPr>
       <w:r>
@@ -16576,7 +18039,7 @@
         <w:pStyle w:val="Compact"/>
         <w:numPr>
           <w:ilvl w:val="0"/>
-          <w:numId w:val="1015"/>
+          <w:numId w:val="1016"/>
         </w:numPr>
       </w:pPr>
       <w:r>
@@ -16810,7 +18273,7 @@
         <w:pStyle w:val="Compact"/>
         <w:numPr>
           <w:ilvl w:val="0"/>
-          <w:numId w:val="1015"/>
+          <w:numId w:val="1016"/>
         </w:numPr>
       </w:pPr>
       <w:r>
@@ -16876,44 +18339,14 @@
         <w:pStyle w:val="Compact"/>
         <w:numPr>
           <w:ilvl w:val="0"/>
-          <w:numId w:val="1016"/>
+          <w:numId w:val="1017"/>
         </w:numPr>
       </w:pPr>
       <w:r>
         <w:rPr>
           <w:rFonts w:hint="eastAsia"/>
         </w:rPr>
-        <w:t xml:space="preserve">发射：</w:t>
-      </w:r>
-      <w:r>
-        <w:rPr>
-          <w:rStyle w:val="VerbatimChar"/>
-        </w:rPr>
-        <w:t xml:space="preserve">xdc_focus(Th,0,[x_f 0 30e-3])</w:t>
-      </w:r>
-      <w:r>
-        <w:rPr>
-          <w:rFonts w:hint="eastAsia"/>
-        </w:rPr>
-        <w:t xml:space="preserve">，并用</w:t>
-      </w:r>
-      <w:r>
-        <w:t xml:space="preserve"> </w:t>
-      </w:r>
-      <w:r>
-        <w:rPr>
-          <w:rStyle w:val="VerbatimChar"/>
-        </w:rPr>
-        <w:t xml:space="preserve">xdc_apodization</w:t>
-      </w:r>
-      <w:r>
-        <w:t xml:space="preserve"> </w:t>
-      </w:r>
-      <w:r>
-        <w:rPr>
-          <w:rFonts w:hint="eastAsia"/>
-        </w:rPr>
-        <w:t xml:space="preserve">只保留以</w:t>
+        <w:t xml:space="preserve">发射：以</w:t>
       </w:r>
       <w:r>
         <w:t xml:space="preserve"> </w:t>
@@ -16957,10 +18390,162 @@
         <w:rPr>
           <w:rFonts w:hint="eastAsia"/>
         </w:rPr>
-        <w:t xml:space="preserve">个阵元（边缘线裁剪）；其余置</w:t>
-      </w:r>
-      <w:r>
-        <w:t xml:space="preserve"> 0。</w:t>
+        <w:t xml:space="preserve">个阵元（边缘线裁剪）作矩形窗，</w:t>
+      </w:r>
+      <w:r>
+        <w:rPr>
+          <w:rStyle w:val="VerbatimChar"/>
+        </w:rPr>
+        <w:t xml:space="preserve">xdc_apodization(Th,0,apo)</w:t>
+      </w:r>
+      <w:r>
+        <w:rPr>
+          <w:rFonts w:hint="eastAsia"/>
+        </w:rPr>
+        <w:t xml:space="preserve">；延时用</w:t>
+      </w:r>
+      <w:r>
+        <w:t xml:space="preserve"> </w:t>
+      </w:r>
+      <w:r>
+        <w:rPr>
+          <w:rStyle w:val="VerbatimChar"/>
+        </w:rPr>
+        <w:t xml:space="preserve">xdc_focus_times(Th,0,d)</w:t>
+      </w:r>
+      <w:r>
+        <w:t xml:space="preserve"> </w:t>
+      </w:r>
+      <w:r>
+        <w:rPr>
+          <w:rFonts w:hint="eastAsia"/>
+        </w:rPr>
+        <w:t xml:space="preserve">显式给出（</w:t>
+      </w:r>
+      <m:oMath>
+        <m:r>
+          <m:t>d</m:t>
+        </m:r>
+        <m:r>
+          <m:rPr>
+            <m:sty m:val="p"/>
+          </m:rPr>
+          <m:t>(</m:t>
+        </m:r>
+        <m:sSub>
+          <m:e>
+            <m:r>
+              <m:t>x</m:t>
+            </m:r>
+          </m:e>
+          <m:sub>
+            <m:r>
+              <m:t>1</m:t>
+            </m:r>
+          </m:sub>
+        </m:sSub>
+        <m:r>
+          <m:rPr>
+            <m:sty m:val="p"/>
+          </m:rPr>
+          <m:t>)</m:t>
+        </m:r>
+        <m:r>
+          <m:rPr>
+            <m:sty m:val="p"/>
+          </m:rPr>
+          <m:t>=</m:t>
+        </m:r>
+        <m:r>
+          <m:rPr>
+            <m:sty m:val="p"/>
+          </m:rPr>
+          <m:t>(</m:t>
+        </m:r>
+        <m:r>
+          <m:rPr>
+            <m:sty m:val="p"/>
+          </m:rPr>
+          <m:t>|</m:t>
+        </m:r>
+        <m:r>
+          <m:t>F</m:t>
+        </m:r>
+        <m:r>
+          <m:rPr>
+            <m:sty m:val="p"/>
+          </m:rPr>
+          <m:t>|</m:t>
+        </m:r>
+        <m:r>
+          <m:rPr>
+            <m:sty m:val="p"/>
+          </m:rPr>
+          <m:t>−</m:t>
+        </m:r>
+        <m:r>
+          <m:rPr>
+            <m:sty m:val="p"/>
+          </m:rPr>
+          <m:t>|</m:t>
+        </m:r>
+        <m:r>
+          <m:t>F</m:t>
+        </m:r>
+        <m:r>
+          <m:rPr>
+            <m:sty m:val="p"/>
+          </m:rPr>
+          <m:t>−</m:t>
+        </m:r>
+        <m:sSub>
+          <m:e>
+            <m:r>
+              <m:t>x</m:t>
+            </m:r>
+          </m:e>
+          <m:sub>
+            <m:r>
+              <m:t>1</m:t>
+            </m:r>
+          </m:sub>
+        </m:sSub>
+        <m:r>
+          <m:rPr>
+            <m:sty m:val="p"/>
+          </m:rPr>
+          <m:t>|</m:t>
+        </m:r>
+        <m:r>
+          <m:rPr>
+            <m:sty m:val="p"/>
+          </m:rPr>
+          <m:t>)</m:t>
+        </m:r>
+        <m:r>
+          <m:rPr>
+            <m:sty m:val="p"/>
+          </m:rPr>
+          <m:t>/</m:t>
+        </m:r>
+        <m:r>
+          <m:t>c</m:t>
+        </m:r>
+      </m:oMath>
+      <w:r>
+        <w:rPr>
+          <w:rFonts w:hint="eastAsia"/>
+        </w:rPr>
+        <w:t xml:space="preserve">），DAS</w:t>
+      </w:r>
+      <w:r>
+        <w:t xml:space="preserve"> </w:t>
+      </w:r>
+      <w:r>
+        <w:rPr>
+          <w:rFonts w:hint="eastAsia"/>
+        </w:rPr>
+        <w:t xml:space="preserve">里再加回同一项。</w:t>
       </w:r>
     </w:p>
     <w:p>
@@ -16968,14 +18553,55 @@
         <w:pStyle w:val="Compact"/>
         <w:numPr>
           <w:ilvl w:val="0"/>
-          <w:numId w:val="1016"/>
+          <w:numId w:val="1017"/>
         </w:numPr>
       </w:pPr>
       <w:r>
         <w:rPr>
           <w:rFonts w:hint="eastAsia"/>
         </w:rPr>
-        <w:t xml:space="preserve">接收：对每条线</w:t>
+        <w:t xml:space="preserve">接收：变迹恒为单位的独立句柄</w:t>
+      </w:r>
+      <w:r>
+        <w:t xml:space="preserve"> </w:t>
+      </w:r>
+      <w:r>
+        <w:rPr>
+          <w:rStyle w:val="VerbatimChar"/>
+        </w:rPr>
+        <w:t xml:space="preserve">ThR</w:t>
+      </w:r>
+      <w:r>
+        <w:rPr>
+          <w:rFonts w:hint="eastAsia"/>
+        </w:rPr>
+        <w:t xml:space="preserve">，延时同样设为</w:t>
+      </w:r>
+      <w:r>
+        <w:t xml:space="preserve"> </w:t>
+      </w:r>
+      <m:oMath>
+        <m:r>
+          <m:t>d</m:t>
+        </m:r>
+      </m:oMath>
+      <w:r>
+        <w:t xml:space="preserve"> </w:t>
+      </w:r>
+      <w:r>
+        <w:rPr>
+          <w:rFonts w:hint="eastAsia"/>
+        </w:rPr>
+        <w:t xml:space="preserve">以保持时间基准一致，128</w:t>
+      </w:r>
+      <w:r>
+        <w:t xml:space="preserve"> </w:t>
+      </w:r>
+      <w:r>
+        <w:rPr>
+          <w:rFonts w:hint="eastAsia"/>
+        </w:rPr>
+        <w:t xml:space="preserve">通道原样返回；对每条线</w:t>
       </w:r>
       <w:r>
         <w:t xml:space="preserve"> </w:t>
@@ -16995,10 +18621,13 @@
         </m:sSub>
       </m:oMath>
       <w:r>
-        <w:rPr>
-          <w:rFonts w:hint="eastAsia"/>
-        </w:rPr>
-        <w:t xml:space="preserve">，按</w:t>
+        <w:t xml:space="preserve"> </w:t>
+      </w:r>
+      <w:r>
+        <w:rPr>
+          <w:rFonts w:hint="eastAsia"/>
+        </w:rPr>
+        <w:t xml:space="preserve">按</w:t>
       </w:r>
       <w:r>
         <w:t xml:space="preserve"> Eq. 7 </w:t>
@@ -17007,7 +18636,25 @@
         <w:rPr>
           <w:rFonts w:hint="eastAsia"/>
         </w:rPr>
-        <w:t xml:space="preserve">做动态聚焦；只重建该线（标准逐线扫描）。</w:t>
+        <w:t xml:space="preserve">做动态聚焦（F#=1.75</w:t>
+      </w:r>
+      <w:r>
+        <w:t xml:space="preserve"> </w:t>
+      </w:r>
+      <w:r>
+        <w:rPr>
+          <w:rFonts w:hint="eastAsia"/>
+        </w:rPr>
+        <w:t xml:space="preserve">的孔径掩膜在</w:t>
+      </w:r>
+      <w:r>
+        <w:t xml:space="preserve"> DAS </w:t>
+      </w:r>
+      <w:r>
+        <w:rPr>
+          <w:rFonts w:hint="eastAsia"/>
+        </w:rPr>
+        <w:t xml:space="preserve">里施加），只重建该线（标准逐线扫描）。</w:t>
       </w:r>
     </w:p>
     <w:p>
@@ -17015,7 +18662,7 @@
         <w:pStyle w:val="Compact"/>
         <w:numPr>
           <w:ilvl w:val="0"/>
-          <w:numId w:val="1016"/>
+          <w:numId w:val="1017"/>
         </w:numPr>
       </w:pPr>
       <w:r>
@@ -17180,7 +18827,14 @@
         <w:rPr>
           <w:rStyle w:val="VerbatimChar"/>
         </w:rPr>
-        <w:t xml:space="preserve">    set_pw_delays(Th, alpha(i));</w:t>
+        <w:t xml:space="preserve">    set_pw_delays(Th, ThR, alpha(i));      % </w:t>
+      </w:r>
+      <w:r>
+        <w:rPr>
+          <w:rStyle w:val="VerbatimChar"/>
+          <w:rFonts w:hint="eastAsia"/>
+        </w:rPr>
+        <w:t xml:space="preserve">收发两个句柄设同一组延时</w:t>
       </w:r>
       <w:r>
         <w:br/>
@@ -17189,7 +18843,7 @@
         <w:rPr>
           <w:rStyle w:val="VerbatimChar"/>
         </w:rPr>
-        <w:t xml:space="preserve">    [rf, t0] = calc_scat_multi(Th, Th, scat, amp);</w:t>
+        <w:t xml:space="preserve">    [rf, t0] = calc_scat_multi(Th, ThR, scat, amp);</w:t>
       </w:r>
       <w:r>
         <w:br/>
@@ -17363,7 +19017,40 @@
         <w:rPr>
           <w:rStyle w:val="VerbatimChar"/>
         </w:rPr>
-        <w:t xml:space="preserve">    xdc_focus(Th, 0, [xf 0 30e-3]);</w:t>
+        <w:t xml:space="preserve">    xdc_focus_times(Th, 0, d_focus(xf));   % </w:t>
+      </w:r>
+      <w:r>
+        <w:rPr>
+          <w:rStyle w:val="VerbatimChar"/>
+          <w:rFonts w:hint="eastAsia"/>
+        </w:rPr>
+        <w:t xml:space="preserve">发射：52</w:t>
+      </w:r>
+      <w:r>
+        <w:rPr>
+          <w:rStyle w:val="VerbatimChar"/>
+        </w:rPr>
+        <w:t xml:space="preserve"> </w:t>
+      </w:r>
+      <w:r>
+        <w:rPr>
+          <w:rStyle w:val="VerbatimChar"/>
+          <w:rFonts w:hint="eastAsia"/>
+        </w:rPr>
+        <w:t xml:space="preserve">阵元窗</w:t>
+      </w:r>
+      <w:r>
+        <w:rPr>
+          <w:rStyle w:val="VerbatimChar"/>
+        </w:rPr>
+        <w:t xml:space="preserve"> + </w:t>
+      </w:r>
+      <w:r>
+        <w:rPr>
+          <w:rStyle w:val="VerbatimChar"/>
+          <w:rFonts w:hint="eastAsia"/>
+        </w:rPr>
+        <w:t xml:space="preserve">聚焦延时</w:t>
       </w:r>
       <w:r>
         <w:br/>
@@ -17372,7 +19059,41 @@
         <w:rPr>
           <w:rStyle w:val="VerbatimChar"/>
         </w:rPr>
-        <w:t xml:space="preserve">    [rf,t0] = calc_scat_multi(Th, Th, scat, amp);</w:t>
+        <w:t xml:space="preserve">    xdc_apodization(Th, 0, apo52(xf));</w:t>
+      </w:r>
+      <w:r>
+        <w:br/>
+      </w:r>
+      <w:r>
+        <w:rPr>
+          <w:rStyle w:val="VerbatimChar"/>
+        </w:rPr>
+        <w:t xml:space="preserve">    xdc_focus_times(ThR, 0, d_focus(xf));  % </w:t>
+      </w:r>
+      <w:r>
+        <w:rPr>
+          <w:rStyle w:val="VerbatimChar"/>
+          <w:rFonts w:hint="eastAsia"/>
+        </w:rPr>
+        <w:t xml:space="preserve">接收：同延时、单位变迹</w:t>
+      </w:r>
+      <w:r>
+        <w:br/>
+      </w:r>
+      <w:r>
+        <w:rPr>
+          <w:rStyle w:val="VerbatimChar"/>
+        </w:rPr>
+        <w:t xml:space="preserve">    xdc_apodization(ThR, 0, ones(1,N));</w:t>
+      </w:r>
+      <w:r>
+        <w:br/>
+      </w:r>
+      <w:r>
+        <w:rPr>
+          <w:rStyle w:val="VerbatimChar"/>
+        </w:rPr>
+        <w:t xml:space="preserve">    [rf,t0] = calc_scat_multi(Th, ThR, scat, amp);</w:t>
       </w:r>
       <w:r>
         <w:br/>
@@ -17680,7 +19401,7 @@
                 <m:t>=</m:t>
               </m:r>
               <m:r>
-                <m:t>20</m:t>
+                <m:t>10</m:t>
               </m:r>
               <m:sSub>
                 <m:e>
@@ -17767,7 +19488,39 @@
               <w:rPr>
                 <w:rFonts w:hint="eastAsia"/>
               </w:rPr>
-              <w:t xml:space="preserve">为包络平方（强度）均值</w:t>
+              <w:t xml:space="preserve">为包络平方（强度）均值；与</w:t>
+            </w:r>
+            <w:r>
+              <w:t xml:space="preserve"> </w:t>
+            </w:r>
+            <m:oMath>
+              <m:r>
+                <m:t>20</m:t>
+              </m:r>
+              <m:sSub>
+                <m:e>
+                  <m:r>
+                    <m:rPr>
+                      <m:sty m:val="p"/>
+                    </m:rPr>
+                    <m:t>log</m:t>
+                  </m:r>
+                </m:e>
+                <m:sub>
+                  <m:r>
+                    <m:t>10</m:t>
+                  </m:r>
+                </m:sub>
+              </m:sSub>
+            </m:oMath>
+            <w:r>
+              <w:t xml:space="preserve"> </w:t>
+            </w:r>
+            <w:r>
+              <w:rPr>
+                <w:rFonts w:hint="eastAsia"/>
+              </w:rPr>
+              <w:t xml:space="preserve">的幅度比等价</w:t>
             </w:r>
           </w:p>
         </w:tc>
@@ -18390,148 +20143,6 @@
           </w:p>
         </w:tc>
       </w:tr>
-      <w:tr>
-        <w:tc>
-          <w:tcPr/>
-          <w:p>
-            <w:pPr>
-              <w:pStyle w:val="Compact"/>
-            </w:pPr>
-            <w:r>
-              <w:rPr>
-                <w:rFonts w:hint="eastAsia"/>
-              </w:rPr>
-              <w:t xml:space="preserve">散斑</w:t>
-            </w:r>
-            <w:r>
-              <w:t xml:space="preserve"> SNR</w:t>
-            </w:r>
-          </w:p>
-        </w:tc>
-        <w:tc>
-          <w:tcPr/>
-          <w:p>
-            <w:pPr>
-              <w:pStyle w:val="Compact"/>
-            </w:pPr>
-            <m:oMath>
-              <m:r>
-                <m:t>μ</m:t>
-              </m:r>
-              <m:r>
-                <m:rPr>
-                  <m:sty m:val="p"/>
-                </m:rPr>
-                <m:t>/</m:t>
-              </m:r>
-              <m:r>
-                <m:t>σ</m:t>
-              </m:r>
-            </m:oMath>
-            <w:r>
-              <w:rPr>
-                <w:rFonts w:hint="eastAsia"/>
-              </w:rPr>
-              <w:t xml:space="preserve">（强度）</w:t>
-            </w:r>
-          </w:p>
-        </w:tc>
-        <w:tc>
-          <w:tcPr/>
-          <w:p>
-            <w:pPr>
-              <w:pStyle w:val="Compact"/>
-            </w:pPr>
-            <w:r>
-              <w:t xml:space="preserve">10×10 mm </w:t>
-            </w:r>
-            <w:r>
-              <w:rPr>
-                <w:rFonts w:hint="eastAsia"/>
-              </w:rPr>
-              <w:t xml:space="preserve">均匀</w:t>
-            </w:r>
-            <w:r>
-              <w:t xml:space="preserve"> ROI</w:t>
-            </w:r>
-          </w:p>
-        </w:tc>
-        <w:tc>
-          <w:tcPr/>
-          <w:p>
-            <w:pPr>
-              <w:pStyle w:val="Compact"/>
-            </w:pPr>
-            <w:r>
-              <w:t xml:space="preserve">—</w:t>
-            </w:r>
-          </w:p>
-        </w:tc>
-      </w:tr>
-      <w:tr>
-        <w:tc>
-          <w:tcPr/>
-          <w:p>
-            <w:pPr>
-              <w:pStyle w:val="Compact"/>
-            </w:pPr>
-            <w:r>
-              <w:rPr>
-                <w:rFonts w:hint="eastAsia"/>
-              </w:rPr>
-              <w:t xml:space="preserve">散斑相关长度</w:t>
-            </w:r>
-          </w:p>
-        </w:tc>
-        <w:tc>
-          <w:tcPr/>
-          <w:p>
-            <w:pPr>
-              <w:pStyle w:val="Compact"/>
-            </w:pPr>
-            <w:r>
-              <w:rPr>
-                <w:rFonts w:hint="eastAsia"/>
-              </w:rPr>
-              <w:t xml:space="preserve">自相关</w:t>
-            </w:r>
-            <w:r>
-              <w:t xml:space="preserve"> −6 dB </w:t>
-            </w:r>
-            <w:r>
-              <w:rPr>
-                <w:rFonts w:hint="eastAsia"/>
-              </w:rPr>
-              <w:t xml:space="preserve">宽度（轴向/横向）</w:t>
-            </w:r>
-          </w:p>
-        </w:tc>
-        <w:tc>
-          <w:tcPr/>
-          <w:p>
-            <w:pPr>
-              <w:pStyle w:val="Compact"/>
-            </w:pPr>
-            <w:r>
-              <w:rPr>
-                <w:rFonts w:hint="eastAsia"/>
-              </w:rPr>
-              <w:t xml:space="preserve">同上</w:t>
-            </w:r>
-          </w:p>
-        </w:tc>
-        <w:tc>
-          <w:tcPr/>
-          <w:p>
-            <w:pPr>
-              <w:pStyle w:val="Compact"/>
-            </w:pPr>
-            <w:r>
-              <w:t xml:space="preserve">mm</w:t>
-            </w:r>
-          </w:p>
-        </w:tc>
-      </w:tr>
     </w:tbl>
     <w:p>
       <w:pPr>
@@ -19516,7 +21127,7 @@
         <w:pStyle w:val="Compact"/>
         <w:numPr>
           <w:ilvl w:val="0"/>
-          <w:numId w:val="1017"/>
+          <w:numId w:val="1018"/>
         </w:numPr>
       </w:pPr>
       <w:r>
@@ -19538,7 +21149,7 @@
         <w:pStyle w:val="Compact"/>
         <w:numPr>
           <w:ilvl w:val="0"/>
-          <w:numId w:val="1017"/>
+          <w:numId w:val="1018"/>
         </w:numPr>
       </w:pPr>
       <w:r>
@@ -19905,7 +21516,7 @@
               <w:rPr>
                 <w:rFonts w:hint="eastAsia"/>
               </w:rPr>
-              <w:t xml:space="preserve">带宽）</w:t>
+              <w:t xml:space="preserve">与半功率两个带宽）</w:t>
             </w:r>
           </w:p>
         </w:tc>
@@ -20447,7 +22058,7 @@
               <w:rPr>
                 <w:rFonts w:hint="eastAsia"/>
               </w:rPr>
-              <w:t xml:space="preserve">横向/轴向分辨率</w:t>
+              <w:t xml:space="preserve">横向分辨率</w:t>
             </w:r>
             <w:r>
               <w:t xml:space="preserve"> vs </w:t>
@@ -20609,18 +22220,18 @@
               <w:rPr>
                 <w:rFonts w:hint="eastAsia"/>
               </w:rPr>
-              <w:t xml:space="preserve">散斑直方图、自相关、横向均匀性</w:t>
-            </w:r>
-          </w:p>
-        </w:tc>
-        <w:tc>
-          <w:tcPr/>
-          <w:p>
-            <w:pPr>
-              <w:pStyle w:val="Compact"/>
-            </w:pPr>
-            <w:r>
-              <w:t xml:space="preserve">E5</w:t>
+              <w:t xml:space="preserve">点目标真实位置标注与定位误差</w:t>
+            </w:r>
+          </w:p>
+        </w:tc>
+        <w:tc>
+          <w:tcPr/>
+          <w:p>
+            <w:pPr>
+              <w:pStyle w:val="Compact"/>
+            </w:pPr>
+            <w:r>
+              <w:t xml:space="preserve">E2</w:t>
             </w:r>
           </w:p>
         </w:tc>
@@ -20647,7 +22258,7 @@
               <w:rPr>
                 <w:rFonts w:hint="eastAsia"/>
               </w:rPr>
-              <w:t xml:space="preserve">（可选）4</w:t>
+              <w:t xml:space="preserve">成像加权与整幅成像范围的关系（11</w:t>
             </w:r>
             <w:r>
               <w:t xml:space="preserve"> </w:t>
@@ -20656,27 +22267,18 @@
               <w:rPr>
                 <w:rFonts w:hint="eastAsia"/>
               </w:rPr>
-              <w:t xml:space="preserve">焦点</w:t>
-            </w:r>
-            <w:r>
-              <w:t xml:space="preserve"> B </w:t>
-            </w:r>
-            <w:r>
-              <w:rPr>
-                <w:rFonts w:hint="eastAsia"/>
-              </w:rPr>
-              <w:t xml:space="preserve">模式与拼接示意</w:t>
-            </w:r>
-          </w:p>
-        </w:tc>
-        <w:tc>
-          <w:tcPr/>
-          <w:p>
-            <w:pPr>
-              <w:pStyle w:val="Compact"/>
-            </w:pPr>
-            <w:r>
-              <w:t xml:space="preserve">E1b</w:t>
+              <w:t xml:space="preserve">束覆盖）</w:t>
+            </w:r>
+          </w:p>
+        </w:tc>
+        <w:tc>
+          <w:tcPr/>
+          <w:p>
+            <w:pPr>
+              <w:pStyle w:val="Compact"/>
+            </w:pPr>
+            <w:r>
+              <w:t xml:space="preserve">E3</w:t>
             </w:r>
           </w:p>
         </w:tc>
@@ -21018,7 +22620,7 @@
           <w:rStyle w:val="VerbatimChar"/>
           <w:rFonts w:hint="eastAsia"/>
         </w:rPr>
-        <w:t xml:space="preserve">分辨率/对比度/SNR/散斑</w:t>
+        <w:t xml:space="preserve">分辨率/对比度/SNR</w:t>
       </w:r>
       <w:r>
         <w:br/>
@@ -21112,7 +22714,27 @@
         <w:rPr>
           <w:rStyle w:val="VerbatimChar"/>
         </w:rPr>
-        <w:t xml:space="preserve">│  ├─ run_core.m                % E1+E2+E3+E4+E5</w:t>
+        <w:t xml:space="preserve">│  ├─ run_core.m                % </w:t>
+      </w:r>
+      <w:r>
+        <w:rPr>
+          <w:rStyle w:val="VerbatimChar"/>
+          <w:rFonts w:hint="eastAsia"/>
+        </w:rPr>
+        <w:t xml:space="preserve">E1+E2+E3+E4（E5</w:t>
+      </w:r>
+      <w:r>
+        <w:rPr>
+          <w:rStyle w:val="VerbatimChar"/>
+        </w:rPr>
+        <w:t xml:space="preserve"> </w:t>
+      </w:r>
+      <w:r>
+        <w:rPr>
+          <w:rStyle w:val="VerbatimChar"/>
+          <w:rFonts w:hint="eastAsia"/>
+        </w:rPr>
+        <w:t xml:space="preserve">与其复用数据）</w:t>
       </w:r>
       <w:r>
         <w:br/>
@@ -21825,7 +23447,22 @@
               <w:pStyle w:val="Compact"/>
             </w:pPr>
             <w:r>
-              <w:t xml:space="preserve">45 min</w:t>
+              <w:t xml:space="preserve">40 </w:t>
+            </w:r>
+            <w:r>
+              <w:rPr>
+                <w:rFonts w:hint="eastAsia"/>
+              </w:rPr>
+              <w:t xml:space="preserve">min（收发分句柄后约</w:t>
+            </w:r>
+            <w:r>
+              <w:t xml:space="preserve"> 17 </w:t>
+            </w:r>
+            <w:r>
+              <w:rPr>
+                <w:rFonts w:hint="eastAsia"/>
+              </w:rPr>
+              <w:t xml:space="preserve">s/线）</w:t>
             </w:r>
           </w:p>
         </w:tc>
@@ -22039,7 +23676,30 @@
                 <w:b/>
                 <w:bCs/>
               </w:rPr>
-              <w:t xml:space="preserve"> 45 min</w:t>
+              <w:t xml:space="preserve"> 50 </w:t>
+            </w:r>
+            <w:r>
+              <w:rPr>
+                <w:rFonts w:hint="eastAsia"/>
+                <w:b/>
+                <w:bCs/>
+              </w:rPr>
+              <w:t xml:space="preserve">min（实测；原估</w:t>
+            </w:r>
+            <w:r>
+              <w:rPr>
+                <w:b/>
+                <w:bCs/>
+              </w:rPr>
+              <w:t xml:space="preserve"> 1.5 </w:t>
+            </w:r>
+            <w:r>
+              <w:rPr>
+                <w:rFonts w:hint="eastAsia"/>
+                <w:b/>
+                <w:bCs/>
+              </w:rPr>
+              <w:t xml:space="preserve">h）</w:t>
             </w:r>
           </w:p>
         </w:tc>
@@ -22184,7 +23844,7 @@
         <w:pStyle w:val="Compact"/>
         <w:numPr>
           <w:ilvl w:val="0"/>
-          <w:numId w:val="1018"/>
+          <w:numId w:val="1019"/>
         </w:numPr>
       </w:pPr>
       <w:r>
@@ -22240,7 +23900,7 @@
         <w:pStyle w:val="Compact"/>
         <w:numPr>
           <w:ilvl w:val="0"/>
-          <w:numId w:val="1018"/>
+          <w:numId w:val="1019"/>
         </w:numPr>
       </w:pPr>
       <w:r>
@@ -22334,7 +23994,7 @@
         <w:pStyle w:val="Compact"/>
         <w:numPr>
           <w:ilvl w:val="0"/>
-          <w:numId w:val="1018"/>
+          <w:numId w:val="1019"/>
         </w:numPr>
       </w:pPr>
       <w:r>
@@ -22429,7 +24089,7 @@
         <w:pStyle w:val="Compact"/>
         <w:numPr>
           <w:ilvl w:val="0"/>
-          <w:numId w:val="1018"/>
+          <w:numId w:val="1019"/>
         </w:numPr>
       </w:pPr>
       <w:r>
@@ -22476,7 +24136,7 @@
         <w:pStyle w:val="Compact"/>
         <w:numPr>
           <w:ilvl w:val="0"/>
-          <w:numId w:val="1018"/>
+          <w:numId w:val="1019"/>
         </w:numPr>
       </w:pPr>
       <w:r>
@@ -22514,7 +24174,7 @@
         <w:pStyle w:val="Compact"/>
         <w:numPr>
           <w:ilvl w:val="0"/>
-          <w:numId w:val="1018"/>
+          <w:numId w:val="1019"/>
         </w:numPr>
       </w:pPr>
       <w:r>
@@ -22546,7 +24206,7 @@
         <w:pStyle w:val="Compact"/>
         <w:numPr>
           <w:ilvl w:val="0"/>
-          <w:numId w:val="1018"/>
+          <w:numId w:val="1019"/>
         </w:numPr>
       </w:pPr>
       <w:r>
@@ -22582,6 +24242,61 @@
           <w:rFonts w:hint="eastAsia"/>
         </w:rPr>
         <w:t xml:space="preserve">每个检查点通过后再进入下一步；任何一步失败，先修脚本，不带病跑全量。</w:t>
+      </w:r>
+    </w:p>
+    <w:p>
+      <w:pPr>
+        <w:pStyle w:val="BlockText"/>
+      </w:pPr>
+      <w:r>
+        <w:rPr>
+          <w:rFonts w:hint="eastAsia"/>
+        </w:rPr>
+        <w:t xml:space="preserve">括号里的时间是</w:t>
+      </w:r>
+      <w:r>
+        <w:rPr>
+          <w:rFonts w:hint="eastAsia"/>
+          <w:b/>
+          <w:bCs/>
+        </w:rPr>
+        <w:t xml:space="preserve">设计阶段给的人工预算</w:t>
+      </w:r>
+      <w:r>
+        <w:rPr>
+          <w:rFonts w:hint="eastAsia"/>
+        </w:rPr>
+        <w:t xml:space="preserve">（含检查、改代码），不是纯计算时间。纯计算实测见报告归档</w:t>
+      </w:r>
+      <w:r>
+        <w:t xml:space="preserve"> </w:t>
+      </w:r>
+      <w:r>
+        <w:rPr>
+          <w:rFonts w:hint="eastAsia"/>
+        </w:rPr>
+        <w:t xml:space="preserve">A.3：核心合计约</w:t>
+      </w:r>
+      <w:r>
+        <w:t xml:space="preserve"> 50 </w:t>
+      </w:r>
+      <w:r>
+        <w:rPr>
+          <w:rFonts w:hint="eastAsia"/>
+        </w:rPr>
+        <w:t xml:space="preserve">min，其中聚焦采集</w:t>
+      </w:r>
+      <w:r>
+        <w:t xml:space="preserve"> 41 </w:t>
+      </w:r>
+      <w:r>
+        <w:rPr>
+          <w:rFonts w:hint="eastAsia"/>
+        </w:rPr>
+        <w:t xml:space="preserve">min、平面波采集</w:t>
+      </w:r>
+      <w:r>
+        <w:t xml:space="preserve"> 8 min。</w:t>
       </w:r>
     </w:p>
     <w:bookmarkEnd w:id="49"/>
@@ -22880,7 +24595,7 @@
         <w:pStyle w:val="Compact"/>
         <w:numPr>
           <w:ilvl w:val="0"/>
-          <w:numId w:val="1019"/>
+          <w:numId w:val="1020"/>
         </w:numPr>
       </w:pPr>
       <w:r>
@@ -22940,7 +24655,7 @@
         <w:pStyle w:val="Compact"/>
         <w:numPr>
           <w:ilvl w:val="0"/>
-          <w:numId w:val="1019"/>
+          <w:numId w:val="1020"/>
         </w:numPr>
       </w:pPr>
       <w:r>
@@ -23051,7 +24766,7 @@
         <w:pStyle w:val="Compact"/>
         <w:numPr>
           <w:ilvl w:val="0"/>
-          <w:numId w:val="1019"/>
+          <w:numId w:val="1020"/>
         </w:numPr>
       </w:pPr>
       <w:r>
@@ -23126,7 +24841,7 @@
         <w:pStyle w:val="Compact"/>
         <w:numPr>
           <w:ilvl w:val="0"/>
-          <w:numId w:val="1019"/>
+          <w:numId w:val="1020"/>
         </w:numPr>
       </w:pPr>
       <w:r>
@@ -23182,7 +24897,7 @@
         <w:pStyle w:val="Compact"/>
         <w:numPr>
           <w:ilvl w:val="0"/>
-          <w:numId w:val="1019"/>
+          <w:numId w:val="1020"/>
         </w:numPr>
       </w:pPr>
       <w:r>
@@ -23730,56 +25445,21 @@
               <w:rPr>
                 <w:rFonts w:hint="eastAsia"/>
               </w:rPr>
-              <w:t xml:space="preserve">散斑直方图偏离</w:t>
-            </w:r>
-            <w:r>
-              <w:t xml:space="preserve"> </w:t>
-            </w:r>
-            <w:r>
-              <w:rPr>
-                <w:rFonts w:hint="eastAsia"/>
-              </w:rPr>
-              <w:t xml:space="preserve">Rayleigh、对比度偏高</w:t>
-            </w:r>
-          </w:p>
-        </w:tc>
-        <w:tc>
-          <w:tcPr/>
-          <w:p>
-            <w:pPr>
-              <w:pStyle w:val="Compact"/>
-            </w:pPr>
-            <w:r>
-              <w:rPr>
-                <w:rFonts w:hint="eastAsia"/>
-              </w:rPr>
-              <w:t xml:space="preserve">检查</w:t>
-            </w:r>
-            <w:r>
-              <w:t xml:space="preserve"> </w:t>
-            </w:r>
-            <m:oMath>
-              <m:r>
-                <m:t>μ</m:t>
-              </m:r>
-              <m:r>
-                <m:rPr>
-                  <m:sty m:val="p"/>
-                </m:rPr>
-                <m:t>/</m:t>
-              </m:r>
-              <m:r>
-                <m:t>σ</m:t>
-              </m:r>
-            </m:oMath>
-            <w:r>
-              <w:t xml:space="preserve"> </w:t>
-            </w:r>
-            <w:r>
-              <w:rPr>
-                <w:rFonts w:hint="eastAsia"/>
-              </w:rPr>
-              <w:t xml:space="preserve">与直方图；必要时把密度提高到</w:t>
+              <w:t xml:space="preserve">散斑颗粒偏粗、对比度偏高</w:t>
+            </w:r>
+          </w:p>
+        </w:tc>
+        <w:tc>
+          <w:tcPr/>
+          <w:p>
+            <w:pPr>
+              <w:pStyle w:val="Compact"/>
+            </w:pPr>
+            <w:r>
+              <w:rPr>
+                <w:rFonts w:hint="eastAsia"/>
+              </w:rPr>
+              <w:t xml:space="preserve">必要时把密度提高到</w:t>
             </w:r>
             <w:r>
               <w:t xml:space="preserve"> </w:t>
@@ -24901,6 +26581,141 @@
     </w:p>
     <w:p>
       <w:pPr>
+        <w:pStyle w:val="BlockText"/>
+      </w:pPr>
+      <w:r>
+        <w:rPr>
+          <w:rFonts w:hint="eastAsia"/>
+          <w:b/>
+          <w:bCs/>
+        </w:rPr>
+        <w:t xml:space="preserve">实测对照（修正接收孔径之后，见报告</w:t>
+      </w:r>
+      <w:r>
+        <w:rPr>
+          <w:b/>
+          <w:bCs/>
+        </w:rPr>
+        <w:t xml:space="preserve"> 5.5–5.7 </w:t>
+      </w:r>
+      <w:r>
+        <w:rPr>
+          <w:rFonts w:hint="eastAsia"/>
+          <w:b/>
+          <w:bCs/>
+        </w:rPr>
+        <w:t xml:space="preserve">与归档</w:t>
+      </w:r>
+      <w:r>
+        <w:rPr>
+          <w:b/>
+          <w:bCs/>
+        </w:rPr>
+        <w:t xml:space="preserve"> </w:t>
+      </w:r>
+      <w:r>
+        <w:rPr>
+          <w:rFonts w:hint="eastAsia"/>
+          <w:b/>
+          <w:bCs/>
+        </w:rPr>
+        <w:t xml:space="preserve">B12）</w:t>
+      </w:r>
+      <w:r>
+        <w:rPr>
+          <w:rFonts w:hint="eastAsia"/>
+        </w:rPr>
+        <w:t xml:space="preserve">：单平面波</w:t>
+      </w:r>
+      <w:r>
+        <w:t xml:space="preserve"> 1.00 mm / 12.6 dB / 0 </w:t>
+      </w:r>
+      <w:r>
+        <w:rPr>
+          <w:rFonts w:hint="eastAsia"/>
+        </w:rPr>
+        <w:t xml:space="preserve">dB；C11</w:t>
+      </w:r>
+      <w:r>
+        <w:t xml:space="preserve"> 0.91–0.93 mm / 22.6 dB / +8.7 </w:t>
+      </w:r>
+      <w:r>
+        <w:rPr>
+          <w:rFonts w:hint="eastAsia"/>
+        </w:rPr>
+        <w:t xml:space="preserve">dB；单焦点在焦点处</w:t>
+      </w:r>
+      <w:r>
+        <w:t xml:space="preserve"> 0.77 mm / 16.0 dB / +11.3 </w:t>
+      </w:r>
+      <w:r>
+        <w:rPr>
+          <w:rFonts w:hint="eastAsia"/>
+        </w:rPr>
+        <w:t xml:space="preserve">dB，焦外</w:t>
+      </w:r>
+      <w:r>
+        <w:t xml:space="preserve"> 0.95–1.04 mm / </w:t>
+      </w:r>
+      <w:r>
+        <w:rPr>
+          <w:rFonts w:hint="eastAsia"/>
+        </w:rPr>
+        <w:t xml:space="preserve">按深度平均</w:t>
+      </w:r>
+      <w:r>
+        <w:t xml:space="preserve"> 13.7 dB / −0.4…−4.2 </w:t>
+      </w:r>
+      <w:r>
+        <w:rPr>
+          <w:rFonts w:hint="eastAsia"/>
+        </w:rPr>
+        <w:t xml:space="preserve">dB。与上表相比有两处偏差：分辨率整体好于预期（二维体模、无衰减，见归档</w:t>
+      </w:r>
+      <w:r>
+        <w:t xml:space="preserve"> </w:t>
+      </w:r>
+      <w:r>
+        <w:rPr>
+          <w:rFonts w:hint="eastAsia"/>
+        </w:rPr>
+        <w:t xml:space="preserve">6.2）；单焦点在焦外</w:t>
+      </w:r>
+      <w:r>
+        <w:rPr>
+          <w:rFonts w:hint="eastAsia"/>
+          <w:b/>
+          <w:bCs/>
+        </w:rPr>
+        <w:t xml:space="preserve">没有</w:t>
+      </w:r>
+      <w:r>
+        <w:rPr>
+          <w:rFonts w:hint="eastAsia"/>
+        </w:rPr>
+        <w:t xml:space="preserve">出现</w:t>
+      </w:r>
+      <w:r>
+        <w:t xml:space="preserve"> 1.5–1.9 mm </w:t>
+      </w:r>
+      <w:r>
+        <w:rPr>
+          <w:rFonts w:hint="eastAsia"/>
+        </w:rPr>
+        <w:t xml:space="preserve">的明显退化——那曾是收发共用句柄、接收孔径被</w:t>
+      </w:r>
+      <w:r>
+        <w:t xml:space="preserve"> 52 </w:t>
+      </w:r>
+      <w:r>
+        <w:rPr>
+          <w:rFonts w:hint="eastAsia"/>
+        </w:rPr>
+        <w:t xml:space="preserve">阵元窗截断时的假象。</w:t>
+      </w:r>
+    </w:p>
+    <w:p>
+      <w:pPr>
         <w:pStyle w:val="FirstParagraph"/>
       </w:pPr>
       <w:r>
@@ -25172,7 +26987,7 @@
         <w:rPr>
           <w:rFonts w:hint="eastAsia"/>
         </w:rPr>
-        <w:t xml:space="preserve">对比度由旁瓣泄漏决定，复合把它显著压低（无噪声仿真中远高于论文的噪声受限测量）。</w:t>
+        <w:t xml:space="preserve">对比度由旁瓣泄漏决定，复合把它显著压低（无噪声仿真中高于论文的噪声受限测量，量级相近而非数倍）。</w:t>
       </w:r>
     </w:p>
     <w:p>
@@ -25223,7 +27038,7 @@
         <w:pStyle w:val="Compact"/>
         <w:numPr>
           <w:ilvl w:val="0"/>
-          <w:numId w:val="1020"/>
+          <w:numId w:val="1021"/>
         </w:numPr>
       </w:pPr>
       <w:r>
@@ -25264,7 +27079,7 @@
         <w:pStyle w:val="Compact"/>
         <w:numPr>
           <w:ilvl w:val="0"/>
-          <w:numId w:val="1020"/>
+          <w:numId w:val="1021"/>
         </w:numPr>
       </w:pPr>
       <w:r>
@@ -25362,7 +27177,7 @@
         <w:pStyle w:val="Compact"/>
         <w:numPr>
           <w:ilvl w:val="0"/>
-          <w:numId w:val="1020"/>
+          <w:numId w:val="1021"/>
         </w:numPr>
       </w:pPr>
       <w:r>
@@ -25395,7 +27210,7 @@
         <w:pStyle w:val="Compact"/>
         <w:numPr>
           <w:ilvl w:val="0"/>
-          <w:numId w:val="1020"/>
+          <w:numId w:val="1021"/>
         </w:numPr>
       </w:pPr>
       <w:r>
@@ -25454,7 +27269,7 @@
         <w:pStyle w:val="Compact"/>
         <w:numPr>
           <w:ilvl w:val="0"/>
-          <w:numId w:val="1020"/>
+          <w:numId w:val="1021"/>
         </w:numPr>
       </w:pPr>
       <w:r>
@@ -25495,7 +27310,7 @@
         <w:pStyle w:val="Compact"/>
         <w:numPr>
           <w:ilvl w:val="0"/>
-          <w:numId w:val="1020"/>
+          <w:numId w:val="1021"/>
         </w:numPr>
       </w:pPr>
       <w:r>
@@ -25527,7 +27342,7 @@
         <w:pStyle w:val="Compact"/>
         <w:numPr>
           <w:ilvl w:val="0"/>
-          <w:numId w:val="1020"/>
+          <w:numId w:val="1021"/>
         </w:numPr>
       </w:pPr>
       <w:r>
@@ -25568,7 +27383,7 @@
         <w:pStyle w:val="Compact"/>
         <w:numPr>
           <w:ilvl w:val="0"/>
-          <w:numId w:val="1020"/>
+          <w:numId w:val="1021"/>
         </w:numPr>
       </w:pPr>
       <w:r>
@@ -25586,13 +27401,13 @@
         <w:t xml:space="preserve">：核心约</w:t>
       </w:r>
       <w:r>
-        <w:t xml:space="preserve"> 45 </w:t>
-      </w:r>
-      <w:r>
-        <w:rPr>
-          <w:rFonts w:hint="eastAsia"/>
-        </w:rPr>
-        <w:t xml:space="preserve">min（11</w:t>
+        <w:t xml:space="preserve"> 50 </w:t>
+      </w:r>
+      <w:r>
+        <w:rPr>
+          <w:rFonts w:hint="eastAsia"/>
+        </w:rPr>
+        <w:t xml:space="preserve">min（实测；11</w:t>
       </w:r>
       <w:r>
         <w:t xml:space="preserve"> </w:t>
@@ -25645,7 +27460,7 @@
         <w:pStyle w:val="Compact"/>
         <w:numPr>
           <w:ilvl w:val="0"/>
-          <w:numId w:val="1020"/>
+          <w:numId w:val="1021"/>
         </w:numPr>
       </w:pPr>
       <w:r>
@@ -25722,7 +27537,7 @@
         <w:pStyle w:val="Compact"/>
         <w:numPr>
           <w:ilvl w:val="0"/>
-          <w:numId w:val="1020"/>
+          <w:numId w:val="1021"/>
         </w:numPr>
       </w:pPr>
       <w:r>
@@ -25829,7 +27644,7 @@
         <w:pStyle w:val="Compact"/>
         <w:numPr>
           <w:ilvl w:val="0"/>
-          <w:numId w:val="1020"/>
+          <w:numId w:val="1021"/>
         </w:numPr>
       </w:pPr>
       <w:r>
@@ -27140,7 +28955,7 @@
         <w:rPr>
           <w:rStyle w:val="VerbatimChar"/>
         </w:rPr>
-        <w:t xml:space="preserve">P.c        = 1540;          % m/s</w:t>
+        <w:t xml:space="preserve">P.soundSpeed    = 1540;      % m/s</w:t>
       </w:r>
       <w:r>
         <w:br/>
@@ -27149,7 +28964,7 @@
         <w:rPr>
           <w:rStyle w:val="VerbatimChar"/>
         </w:rPr>
-        <w:t xml:space="preserve">P.fs       = 30e6;          % Hz</w:t>
+        <w:t xml:space="preserve">P.sampleRate    = 30e6;      % Hz</w:t>
       </w:r>
       <w:r>
         <w:br/>
@@ -27158,7 +28973,14 @@
         <w:rPr>
           <w:rStyle w:val="VerbatimChar"/>
         </w:rPr>
-        <w:t xml:space="preserve">P.f0       = 4.5e6;         % Hz</w:t>
+        <w:t xml:space="preserve">P.centerFreq    = 4.5e6;     % </w:t>
+      </w:r>
+      <w:r>
+        <w:rPr>
+          <w:rStyle w:val="VerbatimChar"/>
+          <w:rFonts w:hint="eastAsia"/>
+        </w:rPr>
+        <w:t xml:space="preserve">Hz（标称，只用于算波长）</w:t>
       </w:r>
       <w:r>
         <w:br/>
@@ -27167,14 +28989,27 @@
         <w:rPr>
           <w:rStyle w:val="VerbatimChar"/>
         </w:rPr>
-        <w:t xml:space="preserve">P.bw       = 0.60;          % -6 dB </w:t>
+        <w:t xml:space="preserve">P.bandwidthGoal = 0.60;      % </w:t>
       </w:r>
       <w:r>
         <w:rPr>
           <w:rStyle w:val="VerbatimChar"/>
           <w:rFonts w:hint="eastAsia"/>
         </w:rPr>
-        <w:t xml:space="preserve">相对带宽</w:t>
+        <w:t xml:space="preserve">半功率（-3</w:t>
+      </w:r>
+      <w:r>
+        <w:rPr>
+          <w:rStyle w:val="VerbatimChar"/>
+        </w:rPr>
+        <w:t xml:space="preserve"> </w:t>
+      </w:r>
+      <w:r>
+        <w:rPr>
+          <w:rStyle w:val="VerbatimChar"/>
+          <w:rFonts w:hint="eastAsia"/>
+        </w:rPr>
+        <w:t xml:space="preserve">dB）相对带宽，设计目标</w:t>
       </w:r>
       <w:r>
         <w:br/>
@@ -27208,7 +29043,7 @@
         <w:rPr>
           <w:rStyle w:val="VerbatimChar"/>
         </w:rPr>
-        <w:t xml:space="preserve">P.N        = 128;</w:t>
+        <w:t xml:space="preserve">P.nElements  = 128;</w:t>
       </w:r>
       <w:r>
         <w:br/>
@@ -27217,7 +29052,7 @@
         <w:rPr>
           <w:rStyle w:val="VerbatimChar"/>
         </w:rPr>
-        <w:t xml:space="preserve">P.pitch    = 0.33e-3;       % m</w:t>
+        <w:t xml:space="preserve">P.elemPitch  = 0.33e-3;      % m</w:t>
       </w:r>
       <w:r>
         <w:br/>
@@ -27226,7 +29061,7 @@
         <w:rPr>
           <w:rStyle w:val="VerbatimChar"/>
         </w:rPr>
-        <w:t xml:space="preserve">P.width    = 0.30e-3;       % m</w:t>
+        <w:t xml:space="preserve">P.elemWidth  = 0.30e-3;      % m</w:t>
       </w:r>
       <w:r>
         <w:br/>
@@ -27235,7 +29070,7 @@
         <w:rPr>
           <w:rStyle w:val="VerbatimChar"/>
         </w:rPr>
-        <w:t xml:space="preserve">P.height   = 5.0e-3;        % m</w:t>
+        <w:t xml:space="preserve">P.elemHeight = 5.0e-3;       % m</w:t>
       </w:r>
       <w:r>
         <w:br/>
@@ -27244,7 +29079,7 @@
         <w:rPr>
           <w:rStyle w:val="VerbatimChar"/>
         </w:rPr>
-        <w:t xml:space="preserve">P.kerf     = 0.03e-3;       % m</w:t>
+        <w:t xml:space="preserve">P.elemKerf   = 0.03e-3;      % m</w:t>
       </w:r>
       <w:r>
         <w:br/>
@@ -27253,27 +29088,88 @@
         <w:rPr>
           <w:rStyle w:val="VerbatimChar"/>
         </w:rPr>
-        <w:t xml:space="preserve">P.elevFoc  = 30e-3;         % m</w:t>
+        <w:t xml:space="preserve">P.fNumber    = 1.75;</w:t>
       </w:r>
       <w:r>
         <w:br/>
       </w:r>
       <w:r>
+        <w:br/>
+      </w:r>
+      <w:r>
         <w:rPr>
           <w:rStyle w:val="VerbatimChar"/>
         </w:rPr>
-        <w:t xml:space="preserve">P.Fnum     = 1.75;</w:t>
+        <w:t xml:space="preserve">% ---- </w:t>
+      </w:r>
+      <w:r>
+        <w:rPr>
+          <w:rStyle w:val="VerbatimChar"/>
+          <w:rFonts w:hint="eastAsia"/>
+        </w:rPr>
+        <w:t xml:space="preserve">成像网格</w:t>
+      </w:r>
+      <w:r>
+        <w:rPr>
+          <w:rStyle w:val="VerbatimChar"/>
+        </w:rPr>
+        <w:t xml:space="preserve"> ----</w:t>
       </w:r>
       <w:r>
         <w:br/>
       </w:r>
       <w:r>
+        <w:rPr>
+          <w:rStyle w:val="VerbatimChar"/>
+        </w:rPr>
+        <w:t xml:space="preserve">P.depthMin    = 5e-3;</w:t>
+      </w:r>
+      <w:r>
         <w:br/>
       </w:r>
       <w:r>
         <w:rPr>
           <w:rStyle w:val="VerbatimChar"/>
         </w:rPr>
+        <w:t xml:space="preserve">P.depthMax    = 60e-3;</w:t>
+      </w:r>
+      <w:r>
+        <w:br/>
+      </w:r>
+      <w:r>
+        <w:rPr>
+          <w:rStyle w:val="VerbatimChar"/>
+        </w:rPr>
+        <w:t xml:space="preserve">P.nImageLines = 256;</w:t>
+      </w:r>
+      <w:r>
+        <w:br/>
+      </w:r>
+      <w:r>
+        <w:rPr>
+          <w:rStyle w:val="VerbatimChar"/>
+        </w:rPr>
+        <w:t xml:space="preserve">P.pixelPitchX = P.wavelength/2;      % 0.171 mm</w:t>
+      </w:r>
+      <w:r>
+        <w:br/>
+      </w:r>
+      <w:r>
+        <w:rPr>
+          <w:rStyle w:val="VerbatimChar"/>
+        </w:rPr>
+        <w:t xml:space="preserve">P.pixelPitchZ = 0.05e-3;</w:t>
+      </w:r>
+      <w:r>
+        <w:br/>
+      </w:r>
+      <w:r>
+        <w:br/>
+      </w:r>
+      <w:r>
+        <w:rPr>
+          <w:rStyle w:val="VerbatimChar"/>
+        </w:rPr>
         <w:t xml:space="preserve">% ---- </w:t>
       </w:r>
       <w:r>
@@ -27281,12 +29177,144 @@
           <w:rStyle w:val="VerbatimChar"/>
           <w:rFonts w:hint="eastAsia"/>
         </w:rPr>
-        <w:t xml:space="preserve">成像网格</w:t>
+        <w:t xml:space="preserve">平面波角度（11</w:t>
       </w:r>
       <w:r>
         <w:rPr>
           <w:rStyle w:val="VerbatimChar"/>
         </w:rPr>
+        <w:t xml:space="preserve"> </w:t>
+      </w:r>
+      <w:r>
+        <w:rPr>
+          <w:rStyle w:val="VerbatimChar"/>
+          <w:rFonts w:hint="eastAsia"/>
+        </w:rPr>
+        <w:t xml:space="preserve">个，-10°…+10°，间隔</w:t>
+      </w:r>
+      <w:r>
+        <w:rPr>
+          <w:rStyle w:val="VerbatimChar"/>
+        </w:rPr>
+        <w:t xml:space="preserve"> </w:t>
+      </w:r>
+      <w:r>
+        <w:rPr>
+          <w:rStyle w:val="VerbatimChar"/>
+          <w:rFonts w:hint="eastAsia"/>
+        </w:rPr>
+        <w:t xml:space="preserve">2°）----</w:t>
+      </w:r>
+      <w:r>
+        <w:br/>
+      </w:r>
+      <w:r>
+        <w:rPr>
+          <w:rStyle w:val="VerbatimChar"/>
+        </w:rPr>
+        <w:t xml:space="preserve">P.angleStepDeg   = 2;</w:t>
+      </w:r>
+      <w:r>
+        <w:br/>
+      </w:r>
+      <w:r>
+        <w:rPr>
+          <w:rStyle w:val="VerbatimChar"/>
+        </w:rPr>
+        <w:t xml:space="preserve">P.angleIndex     = -5:5;                                % </w:t>
+      </w:r>
+      <w:r>
+        <w:rPr>
+          <w:rStyle w:val="VerbatimChar"/>
+          <w:rFonts w:hint="eastAsia"/>
+        </w:rPr>
+        <w:t xml:space="preserve">角度序号</w:t>
+      </w:r>
+      <w:r>
+        <w:br/>
+      </w:r>
+      <w:r>
+        <w:rPr>
+          <w:rStyle w:val="VerbatimChar"/>
+        </w:rPr>
+        <w:t xml:space="preserve">P.angles         = P.angleIndex * P.angleStepDeg * pi/180;   % rad</w:t>
+      </w:r>
+      <w:r>
+        <w:br/>
+      </w:r>
+      <w:r>
+        <w:rPr>
+          <w:rStyle w:val="VerbatimChar"/>
+        </w:rPr>
+        <w:t xml:space="preserve">P.nAngles        = numel(P.angles);                     % 11</w:t>
+      </w:r>
+      <w:r>
+        <w:br/>
+      </w:r>
+      <w:r>
+        <w:rPr>
+          <w:rStyle w:val="VerbatimChar"/>
+        </w:rPr>
+        <w:t xml:space="preserve">P.zeroAngleIndex = find(P.angleIndex == 0);             % 0° </w:t>
+      </w:r>
+      <w:r>
+        <w:rPr>
+          <w:rStyle w:val="VerbatimChar"/>
+          <w:rFonts w:hint="eastAsia"/>
+        </w:rPr>
+        <w:t xml:space="preserve">的下标（=6）</w:t>
+      </w:r>
+      <w:r>
+        <w:br/>
+      </w:r>
+      <w:r>
+        <w:br/>
+      </w:r>
+      <w:r>
+        <w:rPr>
+          <w:rStyle w:val="VerbatimChar"/>
+        </w:rPr>
+        <w:t xml:space="preserve">% ---- </w:t>
+      </w:r>
+      <w:r>
+        <w:rPr>
+          <w:rStyle w:val="VerbatimChar"/>
+          <w:rFonts w:hint="eastAsia"/>
+        </w:rPr>
+        <w:t xml:space="preserve">参与比较的方法（只列角度数）----</w:t>
+      </w:r>
+      <w:r>
+        <w:br/>
+      </w:r>
+      <w:r>
+        <w:rPr>
+          <w:rStyle w:val="VerbatimChar"/>
+        </w:rPr>
+        <w:t xml:space="preserve">P.compoundCounts = [1 11];</w:t>
+      </w:r>
+      <w:r>
+        <w:br/>
+      </w:r>
+      <w:r>
+        <w:br/>
+      </w:r>
+      <w:r>
+        <w:rPr>
+          <w:rStyle w:val="VerbatimChar"/>
+        </w:rPr>
+        <w:t xml:space="preserve">% ---- </w:t>
+      </w:r>
+      <w:r>
+        <w:rPr>
+          <w:rStyle w:val="VerbatimChar"/>
+          <w:rFonts w:hint="eastAsia"/>
+        </w:rPr>
+        <w:t xml:space="preserve">体模</w:t>
+      </w:r>
+      <w:r>
+        <w:rPr>
+          <w:rStyle w:val="VerbatimChar"/>
+        </w:rPr>
         <w:t xml:space="preserve"> ----</w:t>
       </w:r>
       <w:r>
@@ -27296,7 +29324,7 @@
         <w:rPr>
           <w:rStyle w:val="VerbatimChar"/>
         </w:rPr>
-        <w:t xml:space="preserve">P.depthMin = 5e-3;</w:t>
+        <w:t xml:space="preserve">P.randomSeed     = 2009;</w:t>
       </w:r>
       <w:r>
         <w:br/>
@@ -27305,7 +29333,7 @@
         <w:rPr>
           <w:rStyle w:val="VerbatimChar"/>
         </w:rPr>
-        <w:t xml:space="preserve">P.depthMax = 60e-3;</w:t>
+        <w:t xml:space="preserve">P.nScatterers    = 20000;</w:t>
       </w:r>
       <w:r>
         <w:br/>
@@ -27314,7 +29342,7 @@
         <w:rPr>
           <w:rStyle w:val="VerbatimChar"/>
         </w:rPr>
-        <w:t xml:space="preserve">P.lines    = 256;</w:t>
+        <w:t xml:space="preserve">P.phantomExtentX = [-22 22]*1e-3;</w:t>
       </w:r>
       <w:r>
         <w:br/>
@@ -27323,7 +29351,7 @@
         <w:rPr>
           <w:rStyle w:val="VerbatimChar"/>
         </w:rPr>
-        <w:t xml:space="preserve">P.dx       = 0.1711e-3;     % lambda/2</w:t>
+        <w:t xml:space="preserve">P.phantomExtentZ = [5 60]*1e-3;</w:t>
       </w:r>
       <w:r>
         <w:br/>
@@ -27332,18 +29360,36 @@
         <w:rPr>
           <w:rStyle w:val="VerbatimChar"/>
         </w:rPr>
-        <w:t xml:space="preserve">P.zStep    = 0.05e-3;</w:t>
+        <w:t xml:space="preserve">P.cystRadius     = 3e-3;</w:t>
       </w:r>
       <w:r>
         <w:br/>
       </w:r>
       <w:r>
+        <w:rPr>
+          <w:rStyle w:val="VerbatimChar"/>
+        </w:rPr>
+        <w:t xml:space="preserve">P.cystCenterX    = [-12 0 12]*1e-3;</w:t>
+      </w:r>
+      <w:r>
         <w:br/>
       </w:r>
       <w:r>
         <w:rPr>
           <w:rStyle w:val="VerbatimChar"/>
         </w:rPr>
+        <w:t xml:space="preserve">P.cystCenterZ    = [20 35 50]*1e-3;</w:t>
+      </w:r>
+      <w:r>
+        <w:br/>
+      </w:r>
+      <w:r>
+        <w:br/>
+      </w:r>
+      <w:r>
+        <w:rPr>
+          <w:rStyle w:val="VerbatimChar"/>
+        </w:rPr>
         <w:t xml:space="preserve">% ---- </w:t>
       </w:r>
       <w:r>
@@ -27351,42 +29397,60 @@
           <w:rStyle w:val="VerbatimChar"/>
           <w:rFonts w:hint="eastAsia"/>
         </w:rPr>
-        <w:t xml:space="preserve">平面波角度（11</w:t>
+        <w:t xml:space="preserve">噪声</w:t>
       </w:r>
       <w:r>
         <w:rPr>
           <w:rStyle w:val="VerbatimChar"/>
         </w:rPr>
-        <w:t xml:space="preserve"> </w:t>
+        <w:t xml:space="preserve"> ----</w:t>
+      </w:r>
+      <w:r>
+        <w:br/>
       </w:r>
       <w:r>
         <w:rPr>
           <w:rStyle w:val="VerbatimChar"/>
-          <w:rFonts w:hint="eastAsia"/>
-        </w:rPr>
-        <w:t xml:space="preserve">个，-10°…+10°，间隔</w:t>
+        </w:rPr>
+        <w:t xml:space="preserve">P.pwSnrTargetDB = 20;        % </w:t>
       </w:r>
       <w:r>
         <w:rPr>
           <w:rStyle w:val="VerbatimChar"/>
-        </w:rPr>
-        <w:t xml:space="preserve"> </w:t>
+          <w:rFonts w:hint="eastAsia"/>
+        </w:rPr>
+        <w:t xml:space="preserve">dB，用于标定</w:t>
       </w:r>
       <w:r>
         <w:rPr>
           <w:rStyle w:val="VerbatimChar"/>
-          <w:rFonts w:hint="eastAsia"/>
-        </w:rPr>
-        <w:t xml:space="preserve">2°）----</w:t>
+        </w:rPr>
+        <w:t xml:space="preserve"> sigma_e</w:t>
       </w:r>
       <w:r>
         <w:br/>
       </w:r>
       <w:r>
+        <w:br/>
+      </w:r>
+      <w:r>
         <w:rPr>
           <w:rStyle w:val="VerbatimChar"/>
         </w:rPr>
-        <w:t xml:space="preserve">P.angStepDeg = 2;</w:t>
+        <w:t xml:space="preserve">% ---- </w:t>
+      </w:r>
+      <w:r>
+        <w:rPr>
+          <w:rStyle w:val="VerbatimChar"/>
+          <w:rFonts w:hint="eastAsia"/>
+        </w:rPr>
+        <w:t xml:space="preserve">传统聚焦</w:t>
+      </w:r>
+      <w:r>
+        <w:rPr>
+          <w:rStyle w:val="VerbatimChar"/>
+        </w:rPr>
+        <w:t xml:space="preserve"> ----</w:t>
       </w:r>
       <w:r>
         <w:br/>
@@ -27395,14 +29459,16 @@
         <w:rPr>
           <w:rStyle w:val="VerbatimChar"/>
         </w:rPr>
-        <w:t xml:space="preserve">P.iAng     = -5:5;                                  % </w:t>
+        <w:t xml:space="preserve">P.txFocusDepth = 30e-3;</w:t>
+      </w:r>
+      <w:r>
+        <w:br/>
       </w:r>
       <w:r>
         <w:rPr>
           <w:rStyle w:val="VerbatimChar"/>
-          <w:rFonts w:hint="eastAsia"/>
-        </w:rPr>
-        <w:t xml:space="preserve">角度序号</w:t>
+        </w:rPr>
+        <w:t xml:space="preserve">P.nTxLines     = 128;</w:t>
       </w:r>
       <w:r>
         <w:br/>
@@ -27411,16 +29477,39 @@
         <w:rPr>
           <w:rStyle w:val="VerbatimChar"/>
         </w:rPr>
-        <w:t xml:space="preserve">P.angles   = P.iAng * P.angStepDeg * pi/180;        % rad</w:t>
+        <w:t xml:space="preserve">P.txApodWidth  = P.txFocusDepth/P.fNumber;      % 17.14 mm</w:t>
       </w:r>
       <w:r>
         <w:br/>
       </w:r>
       <w:r>
+        <w:br/>
+      </w:r>
+      <w:r>
         <w:rPr>
           <w:rStyle w:val="VerbatimChar"/>
         </w:rPr>
-        <w:t xml:space="preserve">P.nAngles  = numel(P.angles);                       % 11</w:t>
+        <w:t xml:space="preserve">% ---- </w:t>
+      </w:r>
+      <w:r>
+        <w:rPr>
+          <w:rStyle w:val="VerbatimChar"/>
+          <w:rFonts w:hint="eastAsia"/>
+        </w:rPr>
+        <w:t xml:space="preserve">E7（可选，GPU</w:t>
+      </w:r>
+      <w:r>
+        <w:rPr>
+          <w:rStyle w:val="VerbatimChar"/>
+        </w:rPr>
+        <w:t xml:space="preserve"> </w:t>
+      </w:r>
+      <w:r>
+        <w:rPr>
+          <w:rStyle w:val="VerbatimChar"/>
+          <w:rFonts w:hint="eastAsia"/>
+        </w:rPr>
+        <w:t xml:space="preserve">算法处理帧率）----</w:t>
       </w:r>
       <w:r>
         <w:br/>
@@ -27429,288 +29518,168 @@
         <w:rPr>
           <w:rStyle w:val="VerbatimChar"/>
         </w:rPr>
-        <w:t xml:space="preserve">P.iZero    = find(P.iAng == 0);                     % 0° </w:t>
+        <w:t xml:space="preserve">P.gpuBench.warmup = 3;</w:t>
+      </w:r>
+      <w:r>
+        <w:br/>
       </w:r>
       <w:r>
         <w:rPr>
           <w:rStyle w:val="VerbatimChar"/>
-          <w:rFonts w:hint="eastAsia"/>
-        </w:rPr>
-        <w:t xml:space="preserve">的下标（=6）</w:t>
+        </w:rPr>
+        <w:t xml:space="preserve">P.gpuBench.repeat = 10;</w:t>
       </w:r>
       <w:r>
         <w:br/>
       </w:r>
       <w:r>
-        <w:br/>
-      </w:r>
-      <w:r>
         <w:rPr>
           <w:rStyle w:val="VerbatimChar"/>
         </w:rPr>
-        <w:t xml:space="preserve">% ---- </w:t>
+        <w:t xml:space="preserve">P.gpuBench.counts = [1 11];</w:t>
+      </w:r>
+    </w:p>
+    <w:p>
+      <w:pPr>
+        <w:pStyle w:val="BlockText"/>
+      </w:pPr>
+      <w:r>
+        <w:rPr>
+          <w:rFonts w:hint="eastAsia"/>
+        </w:rPr>
+        <w:t xml:space="preserve">字段名于</w:t>
+      </w:r>
+      <w:r>
+        <w:t xml:space="preserve"> v2.2 </w:t>
+      </w:r>
+      <w:r>
+        <w:rPr>
+          <w:rFonts w:hint="eastAsia"/>
+        </w:rPr>
+        <w:t xml:space="preserve">统一改为可自解释的全名（</w:t>
       </w:r>
       <w:r>
         <w:rPr>
           <w:rStyle w:val="VerbatimChar"/>
-          <w:rFonts w:hint="eastAsia"/>
-        </w:rPr>
-        <w:t xml:space="preserve">参与比较的方法（只列角度数）----</w:t>
-      </w:r>
-      <w:r>
-        <w:br/>
+        </w:rPr>
+        <w:t xml:space="preserve">N</w:t>
+      </w:r>
+      <w:r>
+        <w:t xml:space="preserve">→</w:t>
       </w:r>
       <w:r>
         <w:rPr>
           <w:rStyle w:val="VerbatimChar"/>
         </w:rPr>
-        <w:t xml:space="preserve">P.subsetN  = [1 11];</w:t>
-      </w:r>
-      <w:r>
-        <w:br/>
-      </w:r>
-      <w:r>
-        <w:br/>
+        <w:t xml:space="preserve">nElements</w:t>
+      </w:r>
+      <w:r>
+        <w:t xml:space="preserve">、</w:t>
       </w:r>
       <w:r>
         <w:rPr>
           <w:rStyle w:val="VerbatimChar"/>
         </w:rPr>
-        <w:t xml:space="preserve">% ---- </w:t>
+        <w:t xml:space="preserve">c</w:t>
+      </w:r>
+      <w:r>
+        <w:t xml:space="preserve">→</w:t>
       </w:r>
       <w:r>
         <w:rPr>
           <w:rStyle w:val="VerbatimChar"/>
-          <w:rFonts w:hint="eastAsia"/>
-        </w:rPr>
-        <w:t xml:space="preserve">体模</w:t>
+        </w:rPr>
+        <w:t xml:space="preserve">soundSpeed</w:t>
+      </w:r>
+      <w:r>
+        <w:t xml:space="preserve">、</w:t>
       </w:r>
       <w:r>
         <w:rPr>
           <w:rStyle w:val="VerbatimChar"/>
         </w:rPr>
-        <w:t xml:space="preserve"> ----</w:t>
-      </w:r>
-      <w:r>
-        <w:br/>
+        <w:t xml:space="preserve">fs</w:t>
+      </w:r>
+      <w:r>
+        <w:t xml:space="preserve">→</w:t>
       </w:r>
       <w:r>
         <w:rPr>
           <w:rStyle w:val="VerbatimChar"/>
         </w:rPr>
-        <w:t xml:space="preserve">P.seed     = 2009;</w:t>
-      </w:r>
-      <w:r>
-        <w:br/>
+        <w:t xml:space="preserve">sampleRate</w:t>
+      </w:r>
+      <w:r>
+        <w:t xml:space="preserve">、</w:t>
       </w:r>
       <w:r>
         <w:rPr>
           <w:rStyle w:val="VerbatimChar"/>
         </w:rPr>
-        <w:t xml:space="preserve">P.scatN    = 20000;</w:t>
-      </w:r>
-      <w:r>
-        <w:br/>
+        <w:t xml:space="preserve">xe</w:t>
+      </w:r>
+      <w:r>
+        <w:t xml:space="preserve">→</w:t>
       </w:r>
       <w:r>
         <w:rPr>
           <w:rStyle w:val="VerbatimChar"/>
         </w:rPr>
-        <w:t xml:space="preserve">P.xRange   = [-20 20]*1e-3;</w:t>
-      </w:r>
-      <w:r>
-        <w:br/>
+        <w:t xml:space="preserve">elementX</w:t>
+      </w:r>
+      <w:r>
+        <w:t xml:space="preserve">、</w:t>
       </w:r>
       <w:r>
         <w:rPr>
           <w:rStyle w:val="VerbatimChar"/>
         </w:rPr>
-        <w:t xml:space="preserve">P.zRange   = [5 60]*1e-3;</w:t>
-      </w:r>
-      <w:r>
-        <w:br/>
+        <w:t xml:space="preserve">iAng</w:t>
+      </w:r>
+      <w:r>
+        <w:t xml:space="preserve">→</w:t>
       </w:r>
       <w:r>
         <w:rPr>
           <w:rStyle w:val="VerbatimChar"/>
         </w:rPr>
-        <w:t xml:space="preserve">P.cystR    = 3e-3;</w:t>
-      </w:r>
-      <w:r>
-        <w:br/>
+        <w:t xml:space="preserve">angleIndex</w:t>
+      </w:r>
+      <w:r>
+        <w:t xml:space="preserve">、</w:t>
       </w:r>
       <w:r>
         <w:rPr>
           <w:rStyle w:val="VerbatimChar"/>
         </w:rPr>
-        <w:t xml:space="preserve">P.cystX    = [-12 0 12]*1e-3;</w:t>
-      </w:r>
-      <w:r>
-        <w:br/>
+        <w:t xml:space="preserve">subsetN</w:t>
+      </w:r>
+      <w:r>
+        <w:t xml:space="preserve">→</w:t>
       </w:r>
       <w:r>
         <w:rPr>
           <w:rStyle w:val="VerbatimChar"/>
         </w:rPr>
-        <w:t xml:space="preserve">P.cystZ    = [20 35 50]*1e-3;</w:t>
-      </w:r>
-      <w:r>
-        <w:br/>
-      </w:r>
-      <w:r>
-        <w:br/>
-      </w:r>
-      <w:r>
-        <w:rPr>
-          <w:rStyle w:val="VerbatimChar"/>
-        </w:rPr>
-        <w:t xml:space="preserve">% ---- </w:t>
-      </w:r>
-      <w:r>
-        <w:rPr>
-          <w:rStyle w:val="VerbatimChar"/>
-          <w:rFonts w:hint="eastAsia"/>
-        </w:rPr>
-        <w:t xml:space="preserve">噪声</w:t>
-      </w:r>
-      <w:r>
-        <w:rPr>
-          <w:rStyle w:val="VerbatimChar"/>
-        </w:rPr>
-        <w:t xml:space="preserve"> ----</w:t>
-      </w:r>
-      <w:r>
-        <w:br/>
-      </w:r>
-      <w:r>
-        <w:rPr>
-          <w:rStyle w:val="VerbatimChar"/>
-        </w:rPr>
-        <w:t xml:space="preserve">P.snrPW30  = 20;            % </w:t>
-      </w:r>
-      <w:r>
-        <w:rPr>
-          <w:rStyle w:val="VerbatimChar"/>
-          <w:rFonts w:hint="eastAsia"/>
-        </w:rPr>
-        <w:t xml:space="preserve">dB，用于标定</w:t>
-      </w:r>
-      <w:r>
-        <w:rPr>
-          <w:rStyle w:val="VerbatimChar"/>
-        </w:rPr>
-        <w:t xml:space="preserve"> sigma_e</w:t>
-      </w:r>
-      <w:r>
-        <w:br/>
-      </w:r>
-      <w:r>
-        <w:br/>
-      </w:r>
-      <w:r>
-        <w:rPr>
-          <w:rStyle w:val="VerbatimChar"/>
-        </w:rPr>
-        <w:t xml:space="preserve">% ---- </w:t>
-      </w:r>
-      <w:r>
-        <w:rPr>
-          <w:rStyle w:val="VerbatimChar"/>
-          <w:rFonts w:hint="eastAsia"/>
-        </w:rPr>
-        <w:t xml:space="preserve">传统聚焦</w:t>
-      </w:r>
-      <w:r>
-        <w:rPr>
-          <w:rStyle w:val="VerbatimChar"/>
-        </w:rPr>
-        <w:t xml:space="preserve"> ----</w:t>
-      </w:r>
-      <w:r>
-        <w:br/>
-      </w:r>
-      <w:r>
-        <w:rPr>
-          <w:rStyle w:val="VerbatimChar"/>
-        </w:rPr>
-        <w:t xml:space="preserve">P.txFocus  = 30e-3;</w:t>
-      </w:r>
-      <w:r>
-        <w:br/>
-      </w:r>
-      <w:r>
-        <w:rPr>
-          <w:rStyle w:val="VerbatimChar"/>
-        </w:rPr>
-        <w:t xml:space="preserve">P.txLines  = 128;</w:t>
-      </w:r>
-      <w:r>
-        <w:br/>
-      </w:r>
-      <w:r>
-        <w:rPr>
-          <w:rStyle w:val="VerbatimChar"/>
-        </w:rPr>
-        <w:t xml:space="preserve">P.txApodW  = P.txFocus/P.Fnum;      % 17.14 mm</w:t>
-      </w:r>
-      <w:r>
-        <w:br/>
-      </w:r>
-      <w:r>
-        <w:br/>
-      </w:r>
-      <w:r>
-        <w:rPr>
-          <w:rStyle w:val="VerbatimChar"/>
-        </w:rPr>
-        <w:t xml:space="preserve">% ---- </w:t>
-      </w:r>
-      <w:r>
-        <w:rPr>
-          <w:rStyle w:val="VerbatimChar"/>
-          <w:rFonts w:hint="eastAsia"/>
-        </w:rPr>
-        <w:t xml:space="preserve">E7（可选，GPU</w:t>
-      </w:r>
-      <w:r>
-        <w:rPr>
-          <w:rStyle w:val="VerbatimChar"/>
-        </w:rPr>
-        <w:t xml:space="preserve"> </w:t>
-      </w:r>
-      <w:r>
-        <w:rPr>
-          <w:rStyle w:val="VerbatimChar"/>
-          <w:rFonts w:hint="eastAsia"/>
-        </w:rPr>
-        <w:t xml:space="preserve">算法处理帧率）----</w:t>
-      </w:r>
-      <w:r>
-        <w:br/>
-      </w:r>
-      <w:r>
-        <w:rPr>
-          <w:rStyle w:val="VerbatimChar"/>
-        </w:rPr>
-        <w:t xml:space="preserve">P.e7.warmup = 3;</w:t>
-      </w:r>
-      <w:r>
-        <w:br/>
-      </w:r>
-      <w:r>
-        <w:rPr>
-          <w:rStyle w:val="VerbatimChar"/>
-        </w:rPr>
-        <w:t xml:space="preserve">P.e7.repeat = 10;</w:t>
-      </w:r>
-      <w:r>
-        <w:br/>
-      </w:r>
-      <w:r>
-        <w:rPr>
-          <w:rStyle w:val="VerbatimChar"/>
-        </w:rPr>
-        <w:t xml:space="preserve">P.e7.nList  = [1 11];</w:t>
+        <w:t xml:space="preserve">compoundCounts</w:t>
+      </w:r>
+      <w:r>
+        <w:t xml:space="preserve"> </w:t>
+      </w:r>
+      <w:r>
+        <w:rPr>
+          <w:rFonts w:hint="eastAsia"/>
+        </w:rPr>
+        <w:t xml:space="preserve">等），数值一个未动；旧名与新名的对应见</w:t>
+      </w:r>
+      <w:r>
+        <w:t xml:space="preserve"> v2.2 </w:t>
+      </w:r>
+      <w:r>
+        <w:rPr>
+          <w:rFonts w:hint="eastAsia"/>
+        </w:rPr>
+        <w:t xml:space="preserve">修订说明。</w:t>
       </w:r>
     </w:p>
     <w:p>
@@ -28229,6 +30198,676 @@
                 <w:rFonts w:hint="eastAsia"/>
               </w:rPr>
               <w:t xml:space="preserve">相应改为两/三方法排版；预期结果表、计算量、附录参数同步</w:t>
+            </w:r>
+          </w:p>
+        </w:tc>
+      </w:tr>
+      <w:tr>
+        <w:tc>
+          <w:tcPr/>
+          <w:p>
+            <w:pPr>
+              <w:pStyle w:val="Compact"/>
+            </w:pPr>
+            <w:r>
+              <w:t xml:space="preserve">v2.1</w:t>
+            </w:r>
+          </w:p>
+        </w:tc>
+        <w:tc>
+          <w:tcPr/>
+          <w:p>
+            <w:pPr>
+              <w:pStyle w:val="Compact"/>
+            </w:pPr>
+            <w:r>
+              <w:t xml:space="preserve">2026-10-26</w:t>
+            </w:r>
+          </w:p>
+        </w:tc>
+        <w:tc>
+          <w:tcPr/>
+          <w:p>
+            <w:pPr>
+              <w:pStyle w:val="Compact"/>
+            </w:pPr>
+            <w:r>
+              <w:rPr>
+                <w:rFonts w:hint="eastAsia"/>
+              </w:rPr>
+              <w:t xml:space="preserve">按用户要求删除散斑统计实验（原</w:t>
+            </w:r>
+            <w:r>
+              <w:t xml:space="preserve"> E5 </w:t>
+            </w:r>
+            <w:r>
+              <w:rPr>
+                <w:rFonts w:hint="eastAsia"/>
+              </w:rPr>
+              <w:t xml:space="preserve">的统计部分、图</w:t>
+            </w:r>
+            <w:r>
+              <w:t xml:space="preserve"> </w:t>
+            </w:r>
+            <w:r>
+              <w:rPr>
+                <w:rFonts w:hint="eastAsia"/>
+              </w:rPr>
+              <w:t xml:space="preserve">F13、表</w:t>
+            </w:r>
+            <w:r>
+              <w:t xml:space="preserve"> T-F、</w:t>
+            </w:r>
+            <w:r>
+              <w:rPr>
+                <w:rStyle w:val="VerbatimChar"/>
+              </w:rPr>
+              <w:t xml:space="preserve">src/metrics_speckle.m</w:t>
+            </w:r>
+            <w:r>
+              <w:rPr>
+                <w:rFonts w:hint="eastAsia"/>
+              </w:rPr>
+              <w:t xml:space="preserve">）；E5</w:t>
+            </w:r>
+            <w:r>
+              <w:t xml:space="preserve"> </w:t>
+            </w:r>
+            <w:r>
+              <w:rPr>
+                <w:rFonts w:hint="eastAsia"/>
+              </w:rPr>
+              <w:t xml:space="preserve">只保留</w:t>
+            </w:r>
+            <w:r>
+              <w:t xml:space="preserve"> B </w:t>
+            </w:r>
+            <w:r>
+              <w:rPr>
+                <w:rFonts w:hint="eastAsia"/>
+              </w:rPr>
+              <w:t xml:space="preserve">模式与均匀性检查；图号顺移为</w:t>
+            </w:r>
+            <w:r>
+              <w:t xml:space="preserve"> F13 = </w:t>
+            </w:r>
+            <w:r>
+              <w:rPr>
+                <w:rFonts w:hint="eastAsia"/>
+              </w:rPr>
+              <w:t xml:space="preserve">点目标定位、F14</w:t>
+            </w:r>
+            <w:r>
+              <w:t xml:space="preserve"> = </w:t>
+            </w:r>
+            <w:r>
+              <w:rPr>
+                <w:rFonts w:hint="eastAsia"/>
+              </w:rPr>
+              <w:t xml:space="preserve">成像加权与覆盖范围，F15</w:t>
+            </w:r>
+            <w:r>
+              <w:t xml:space="preserve"> </w:t>
+            </w:r>
+            <w:r>
+              <w:rPr>
+                <w:rFonts w:hint="eastAsia"/>
+              </w:rPr>
+              <w:t xml:space="preserve">仍预留</w:t>
+            </w:r>
+            <w:r>
+              <w:t xml:space="preserve"> </w:t>
+            </w:r>
+            <w:r>
+              <w:rPr>
+                <w:rFonts w:hint="eastAsia"/>
+              </w:rPr>
+              <w:t xml:space="preserve">E7；保留“散斑角度间部分相干”的物理讨论（SNR</w:t>
+            </w:r>
+            <w:r>
+              <w:t xml:space="preserve"> </w:t>
+            </w:r>
+            <w:r>
+              <w:rPr>
+                <w:rFonts w:hint="eastAsia"/>
+              </w:rPr>
+              <w:t xml:space="preserve">增益缺额的解释）</w:t>
+            </w:r>
+          </w:p>
+        </w:tc>
+      </w:tr>
+      <w:tr>
+        <w:tc>
+          <w:tcPr/>
+          <w:p>
+            <w:pPr>
+              <w:pStyle w:val="Compact"/>
+            </w:pPr>
+            <w:r>
+              <w:t xml:space="preserve">v2.2</w:t>
+            </w:r>
+          </w:p>
+        </w:tc>
+        <w:tc>
+          <w:tcPr/>
+          <w:p>
+            <w:pPr>
+              <w:pStyle w:val="Compact"/>
+            </w:pPr>
+            <w:r>
+              <w:t xml:space="preserve">2026-10-26</w:t>
+            </w:r>
+          </w:p>
+        </w:tc>
+        <w:tc>
+          <w:tcPr/>
+          <w:p>
+            <w:pPr>
+              <w:pStyle w:val="Compact"/>
+            </w:pPr>
+            <w:r>
+              <w:rPr>
+                <w:rStyle w:val="VerbatimChar"/>
+              </w:rPr>
+              <w:t xml:space="preserve">params.m</w:t>
+            </w:r>
+            <w:r>
+              <w:t xml:space="preserve"> </w:t>
+            </w:r>
+            <w:r>
+              <w:rPr>
+                <w:rFonts w:hint="eastAsia"/>
+              </w:rPr>
+              <w:t xml:space="preserve">字段改为可自解释的全名（</w:t>
+            </w:r>
+            <w:r>
+              <w:rPr>
+                <w:rStyle w:val="VerbatimChar"/>
+              </w:rPr>
+              <w:t xml:space="preserve">N</w:t>
+            </w:r>
+            <w:r>
+              <w:t xml:space="preserve">→</w:t>
+            </w:r>
+            <w:r>
+              <w:rPr>
+                <w:rStyle w:val="VerbatimChar"/>
+              </w:rPr>
+              <w:t xml:space="preserve">nElements</w:t>
+            </w:r>
+            <w:r>
+              <w:t xml:space="preserve">、</w:t>
+            </w:r>
+            <w:r>
+              <w:rPr>
+                <w:rStyle w:val="VerbatimChar"/>
+              </w:rPr>
+              <w:t xml:space="preserve">c</w:t>
+            </w:r>
+            <w:r>
+              <w:t xml:space="preserve">→</w:t>
+            </w:r>
+            <w:r>
+              <w:rPr>
+                <w:rStyle w:val="VerbatimChar"/>
+              </w:rPr>
+              <w:t xml:space="preserve">soundSpeed</w:t>
+            </w:r>
+            <w:r>
+              <w:t xml:space="preserve">、</w:t>
+            </w:r>
+            <w:r>
+              <w:rPr>
+                <w:rStyle w:val="VerbatimChar"/>
+              </w:rPr>
+              <w:t xml:space="preserve">fs</w:t>
+            </w:r>
+            <w:r>
+              <w:t xml:space="preserve">→</w:t>
+            </w:r>
+            <w:r>
+              <w:rPr>
+                <w:rStyle w:val="VerbatimChar"/>
+              </w:rPr>
+              <w:t xml:space="preserve">sampleRate</w:t>
+            </w:r>
+            <w:r>
+              <w:t xml:space="preserve">、</w:t>
+            </w:r>
+            <w:r>
+              <w:rPr>
+                <w:rStyle w:val="VerbatimChar"/>
+              </w:rPr>
+              <w:t xml:space="preserve">f0</w:t>
+            </w:r>
+            <w:r>
+              <w:t xml:space="preserve">→</w:t>
+            </w:r>
+            <w:r>
+              <w:rPr>
+                <w:rStyle w:val="VerbatimChar"/>
+              </w:rPr>
+              <w:t xml:space="preserve">centerFreq</w:t>
+            </w:r>
+            <w:r>
+              <w:t xml:space="preserve">、</w:t>
+            </w:r>
+            <w:r>
+              <w:rPr>
+                <w:rStyle w:val="VerbatimChar"/>
+              </w:rPr>
+              <w:t xml:space="preserve">L</w:t>
+            </w:r>
+            <w:r>
+              <w:t xml:space="preserve">→</w:t>
+            </w:r>
+            <w:r>
+              <w:rPr>
+                <w:rStyle w:val="VerbatimChar"/>
+              </w:rPr>
+              <w:t xml:space="preserve">arrayLength</w:t>
+            </w:r>
+            <w:r>
+              <w:t xml:space="preserve">、</w:t>
+            </w:r>
+            <w:r>
+              <w:rPr>
+                <w:rStyle w:val="VerbatimChar"/>
+              </w:rPr>
+              <w:t xml:space="preserve">xe</w:t>
+            </w:r>
+            <w:r>
+              <w:t xml:space="preserve">→</w:t>
+            </w:r>
+            <w:r>
+              <w:rPr>
+                <w:rStyle w:val="VerbatimChar"/>
+              </w:rPr>
+              <w:t xml:space="preserve">elementX</w:t>
+            </w:r>
+            <w:r>
+              <w:t xml:space="preserve">、</w:t>
+            </w:r>
+            <w:r>
+              <w:rPr>
+                <w:rStyle w:val="VerbatimChar"/>
+              </w:rPr>
+              <w:t xml:space="preserve">x</w:t>
+            </w:r>
+            <w:r>
+              <w:t xml:space="preserve">/</w:t>
+            </w:r>
+            <w:r>
+              <w:rPr>
+                <w:rStyle w:val="VerbatimChar"/>
+              </w:rPr>
+              <w:t xml:space="preserve">z</w:t>
+            </w:r>
+            <w:r>
+              <w:t xml:space="preserve">→</w:t>
+            </w:r>
+            <w:r>
+              <w:rPr>
+                <w:rStyle w:val="VerbatimChar"/>
+              </w:rPr>
+              <w:t xml:space="preserve">imageX</w:t>
+            </w:r>
+            <w:r>
+              <w:t xml:space="preserve">/</w:t>
+            </w:r>
+            <w:r>
+              <w:rPr>
+                <w:rStyle w:val="VerbatimChar"/>
+              </w:rPr>
+              <w:t xml:space="preserve">imageZ</w:t>
+            </w:r>
+            <w:r>
+              <w:t xml:space="preserve">、</w:t>
+            </w:r>
+            <w:r>
+              <w:rPr>
+                <w:rStyle w:val="VerbatimChar"/>
+              </w:rPr>
+              <w:t xml:space="preserve">dx</w:t>
+            </w:r>
+            <w:r>
+              <w:t xml:space="preserve">/</w:t>
+            </w:r>
+            <w:r>
+              <w:rPr>
+                <w:rStyle w:val="VerbatimChar"/>
+              </w:rPr>
+              <w:t xml:space="preserve">dz</w:t>
+            </w:r>
+            <w:r>
+              <w:t xml:space="preserve">→</w:t>
+            </w:r>
+            <w:r>
+              <w:rPr>
+                <w:rStyle w:val="VerbatimChar"/>
+              </w:rPr>
+              <w:t xml:space="preserve">pixelPitchX</w:t>
+            </w:r>
+            <w:r>
+              <w:t xml:space="preserve">/</w:t>
+            </w:r>
+            <w:r>
+              <w:rPr>
+                <w:rStyle w:val="VerbatimChar"/>
+              </w:rPr>
+              <w:t xml:space="preserve">pixelPitchZ</w:t>
+            </w:r>
+            <w:r>
+              <w:t xml:space="preserve">、</w:t>
+            </w:r>
+            <w:r>
+              <w:rPr>
+                <w:rStyle w:val="VerbatimChar"/>
+              </w:rPr>
+              <w:t xml:space="preserve">xf</w:t>
+            </w:r>
+            <w:r>
+              <w:t xml:space="preserve">/</w:t>
+            </w:r>
+            <w:r>
+              <w:rPr>
+                <w:rStyle w:val="VerbatimChar"/>
+              </w:rPr>
+              <w:t xml:space="preserve">xpsf</w:t>
+            </w:r>
+            <w:r>
+              <w:t xml:space="preserve">→</w:t>
+            </w:r>
+            <w:r>
+              <w:rPr>
+                <w:rStyle w:val="VerbatimChar"/>
+              </w:rPr>
+              <w:t xml:space="preserve">txLineX</w:t>
+            </w:r>
+            <w:r>
+              <w:t xml:space="preserve">/</w:t>
+            </w:r>
+            <w:r>
+              <w:rPr>
+                <w:rStyle w:val="VerbatimChar"/>
+              </w:rPr>
+              <w:t xml:space="preserve">psfLineX</w:t>
+            </w:r>
+            <w:r>
+              <w:t xml:space="preserve">、</w:t>
+            </w:r>
+            <w:r>
+              <w:rPr>
+                <w:rStyle w:val="VerbatimChar"/>
+              </w:rPr>
+              <w:t xml:space="preserve">iAng</w:t>
+            </w:r>
+            <w:r>
+              <w:t xml:space="preserve">→</w:t>
+            </w:r>
+            <w:r>
+              <w:rPr>
+                <w:rStyle w:val="VerbatimChar"/>
+              </w:rPr>
+              <w:t xml:space="preserve">angleIndex</w:t>
+            </w:r>
+            <w:r>
+              <w:t xml:space="preserve">、</w:t>
+            </w:r>
+            <w:r>
+              <w:rPr>
+                <w:rStyle w:val="VerbatimChar"/>
+              </w:rPr>
+              <w:t xml:space="preserve">iZero</w:t>
+            </w:r>
+            <w:r>
+              <w:t xml:space="preserve">→</w:t>
+            </w:r>
+            <w:r>
+              <w:rPr>
+                <w:rStyle w:val="VerbatimChar"/>
+              </w:rPr>
+              <w:t xml:space="preserve">zeroAngleIndex</w:t>
+            </w:r>
+            <w:r>
+              <w:t xml:space="preserve">、</w:t>
+            </w:r>
+            <w:r>
+              <w:rPr>
+                <w:rStyle w:val="VerbatimChar"/>
+              </w:rPr>
+              <w:t xml:space="preserve">subsetN</w:t>
+            </w:r>
+            <w:r>
+              <w:t xml:space="preserve">→</w:t>
+            </w:r>
+            <w:r>
+              <w:rPr>
+                <w:rStyle w:val="VerbatimChar"/>
+              </w:rPr>
+              <w:t xml:space="preserve">compoundCounts</w:t>
+            </w:r>
+            <w:r>
+              <w:t xml:space="preserve">、</w:t>
+            </w:r>
+            <w:r>
+              <w:rPr>
+                <w:rStyle w:val="VerbatimChar"/>
+              </w:rPr>
+              <w:t xml:space="preserve">scatN</w:t>
+            </w:r>
+            <w:r>
+              <w:t xml:space="preserve">→</w:t>
+            </w:r>
+            <w:r>
+              <w:rPr>
+                <w:rStyle w:val="VerbatimChar"/>
+              </w:rPr>
+              <w:t xml:space="preserve">nScatterers</w:t>
+            </w:r>
+            <w:r>
+              <w:t xml:space="preserve">、</w:t>
+            </w:r>
+            <w:r>
+              <w:rPr>
+                <w:rStyle w:val="VerbatimChar"/>
+              </w:rPr>
+              <w:t xml:space="preserve">phX/phZ</w:t>
+            </w:r>
+            <w:r>
+              <w:t xml:space="preserve">→</w:t>
+            </w:r>
+            <w:r>
+              <w:rPr>
+                <w:rStyle w:val="VerbatimChar"/>
+              </w:rPr>
+              <w:t xml:space="preserve">phantomExtentX/Z</w:t>
+            </w:r>
+            <w:r>
+              <w:t xml:space="preserve">、</w:t>
+            </w:r>
+            <w:r>
+              <w:rPr>
+                <w:rStyle w:val="VerbatimChar"/>
+              </w:rPr>
+              <w:t xml:space="preserve">cystR/X/Z</w:t>
+            </w:r>
+            <w:r>
+              <w:t xml:space="preserve">→</w:t>
+            </w:r>
+            <w:r>
+              <w:rPr>
+                <w:rStyle w:val="VerbatimChar"/>
+              </w:rPr>
+              <w:t xml:space="preserve">cystRadius/cystCenterX/Z</w:t>
+            </w:r>
+            <w:r>
+              <w:t xml:space="preserve">、</w:t>
+            </w:r>
+            <w:r>
+              <w:rPr>
+                <w:rStyle w:val="VerbatimChar"/>
+              </w:rPr>
+              <w:t xml:space="preserve">ptX/ptZ/ptAmp</w:t>
+            </w:r>
+            <w:r>
+              <w:t xml:space="preserve">→</w:t>
+            </w:r>
+            <w:r>
+              <w:rPr>
+                <w:rStyle w:val="VerbatimChar"/>
+              </w:rPr>
+              <w:t xml:space="preserve">pointTargetX/Z/Amp</w:t>
+            </w:r>
+            <w:r>
+              <w:t xml:space="preserve">、</w:t>
+            </w:r>
+            <w:r>
+              <w:rPr>
+                <w:rStyle w:val="VerbatimChar"/>
+              </w:rPr>
+              <w:t xml:space="preserve">snrPW30</w:t>
+            </w:r>
+            <w:r>
+              <w:t xml:space="preserve">→</w:t>
+            </w:r>
+            <w:r>
+              <w:rPr>
+                <w:rStyle w:val="VerbatimChar"/>
+              </w:rPr>
+              <w:t xml:space="preserve">pwSnrTargetDB</w:t>
+            </w:r>
+            <w:r>
+              <w:t xml:space="preserve">、</w:t>
+            </w:r>
+            <w:r>
+              <w:rPr>
+                <w:rStyle w:val="VerbatimChar"/>
+              </w:rPr>
+              <w:t xml:space="preserve">nMC</w:t>
+            </w:r>
+            <w:r>
+              <w:t xml:space="preserve">→</w:t>
+            </w:r>
+            <w:r>
+              <w:rPr>
+                <w:rStyle w:val="VerbatimChar"/>
+              </w:rPr>
+              <w:t xml:space="preserve">nMonteCarlo</w:t>
+            </w:r>
+            <w:r>
+              <w:t xml:space="preserve">、</w:t>
+            </w:r>
+            <w:r>
+              <w:rPr>
+                <w:rStyle w:val="VerbatimChar"/>
+              </w:rPr>
+              <w:t xml:space="preserve">drDB</w:t>
+            </w:r>
+            <w:r>
+              <w:t xml:space="preserve">→</w:t>
+            </w:r>
+            <w:r>
+              <w:rPr>
+                <w:rStyle w:val="VerbatimChar"/>
+              </w:rPr>
+              <w:t xml:space="preserve">displayRangeDB</w:t>
+            </w:r>
+            <w:r>
+              <w:t xml:space="preserve">、</w:t>
+            </w:r>
+            <w:r>
+              <w:rPr>
+                <w:rStyle w:val="VerbatimChar"/>
+              </w:rPr>
+              <w:t xml:space="preserve">fmX/fmZ</w:t>
+            </w:r>
+            <w:r>
+              <w:t xml:space="preserve">→</w:t>
+            </w:r>
+            <w:r>
+              <w:rPr>
+                <w:rStyle w:val="VerbatimChar"/>
+              </w:rPr>
+              <w:t xml:space="preserve">fieldMapX/Z</w:t>
+            </w:r>
+            <w:r>
+              <w:t xml:space="preserve">、</w:t>
+            </w:r>
+            <w:r>
+              <w:rPr>
+                <w:rStyle w:val="VerbatimChar"/>
+              </w:rPr>
+              <w:t xml:space="preserve">e7</w:t>
+            </w:r>
+            <w:r>
+              <w:t xml:space="preserve">→</w:t>
+            </w:r>
+            <w:r>
+              <w:rPr>
+                <w:rStyle w:val="VerbatimChar"/>
+              </w:rPr>
+              <w:t xml:space="preserve">gpuBench</w:t>
+            </w:r>
+            <w:r>
+              <w:t xml:space="preserve"> </w:t>
+            </w:r>
+            <w:r>
+              <w:rPr>
+                <w:rFonts w:hint="eastAsia"/>
+              </w:rPr>
+              <w:t xml:space="preserve">等，共</w:t>
+            </w:r>
+            <w:r>
+              <w:t xml:space="preserve"> 56 </w:t>
+            </w:r>
+            <w:r>
+              <w:rPr>
+                <w:rFonts w:hint="eastAsia"/>
+              </w:rPr>
+              <w:t xml:space="preserve">项）；35</w:t>
+            </w:r>
+            <w:r>
+              <w:t xml:space="preserve"> </w:t>
+            </w:r>
+            <w:r>
+              <w:rPr>
+                <w:rFonts w:hint="eastAsia"/>
+              </w:rPr>
+              <w:t xml:space="preserve">个参数指纹的键随之改变，</w:t>
+            </w:r>
+            <w:r>
+              <w:rPr>
+                <w:rStyle w:val="VerbatimChar"/>
+              </w:rPr>
+              <w:t xml:space="preserve">data_stamp</w:t>
+            </w:r>
+            <w:r>
+              <w:t xml:space="preserve"> </w:t>
+            </w:r>
+            <w:r>
+              <w:rPr>
+                <w:rFonts w:hint="eastAsia"/>
+              </w:rPr>
+              <w:t xml:space="preserve">版本升到</w:t>
+            </w:r>
+            <w:r>
+              <w:t xml:space="preserve"> 2 </w:t>
+            </w:r>
+            <w:r>
+              <w:rPr>
+                <w:rFonts w:hint="eastAsia"/>
+              </w:rPr>
+              <w:t xml:space="preserve">并整条重跑；数值与结果不变；附录</w:t>
+            </w:r>
+            <w:r>
+              <w:t xml:space="preserve"> C </w:t>
+            </w:r>
+            <w:r>
+              <w:rPr>
+                <w:rFonts w:hint="eastAsia"/>
+              </w:rPr>
+              <w:t xml:space="preserve">同步为此版字段名</w:t>
             </w:r>
           </w:p>
         </w:tc>
@@ -28594,6 +31233,9 @@
     <w:abstractNumId w:val="991"/>
   </w:num>
   <w:num w:numId="1004">
+    <w:abstractNumId w:val="991"/>
+  </w:num>
+  <w:num w:numId="1005">
     <w:abstractNumId w:val="99411"/>
     <w:lvlOverride w:ilvl="0">
       <w:startOverride w:val="1"/>
@@ -28623,13 +31265,13 @@
       <w:startOverride w:val="1"/>
     </w:lvlOverride>
   </w:num>
-  <w:num w:numId="1005">
-    <w:abstractNumId w:val="991"/>
-  </w:num>
   <w:num w:numId="1006">
     <w:abstractNumId w:val="991"/>
   </w:num>
   <w:num w:numId="1007">
+    <w:abstractNumId w:val="991"/>
+  </w:num>
+  <w:num w:numId="1008">
     <w:abstractNumId w:val="99411"/>
     <w:lvlOverride w:ilvl="0">
       <w:startOverride w:val="1"/>
@@ -28659,9 +31301,6 @@
       <w:startOverride w:val="1"/>
     </w:lvlOverride>
   </w:num>
-  <w:num w:numId="1008">
-    <w:abstractNumId w:val="991"/>
-  </w:num>
   <w:num w:numId="1009">
     <w:abstractNumId w:val="991"/>
   </w:num>
@@ -28669,6 +31308,9 @@
     <w:abstractNumId w:val="991"/>
   </w:num>
   <w:num w:numId="1011">
+    <w:abstractNumId w:val="991"/>
+  </w:num>
+  <w:num w:numId="1012">
     <w:abstractNumId w:val="99411"/>
     <w:lvlOverride w:ilvl="0">
       <w:startOverride w:val="1"/>
@@ -28698,13 +31340,13 @@
       <w:startOverride w:val="1"/>
     </w:lvlOverride>
   </w:num>
-  <w:num w:numId="1012">
-    <w:abstractNumId w:val="991"/>
-  </w:num>
   <w:num w:numId="1013">
     <w:abstractNumId w:val="991"/>
   </w:num>
   <w:num w:numId="1014">
+    <w:abstractNumId w:val="991"/>
+  </w:num>
+  <w:num w:numId="1015">
     <w:abstractNumId w:val="99411"/>
     <w:lvlOverride w:ilvl="0">
       <w:startOverride w:val="1"/>
@@ -28734,9 +31376,6 @@
       <w:startOverride w:val="1"/>
     </w:lvlOverride>
   </w:num>
-  <w:num w:numId="1015">
-    <w:abstractNumId w:val="991"/>
-  </w:num>
   <w:num w:numId="1016">
     <w:abstractNumId w:val="991"/>
   </w:num>
@@ -28744,34 +31383,7 @@
     <w:abstractNumId w:val="991"/>
   </w:num>
   <w:num w:numId="1018">
-    <w:abstractNumId w:val="99411"/>
-    <w:lvlOverride w:ilvl="0">
-      <w:startOverride w:val="1"/>
-    </w:lvlOverride>
-    <w:lvlOverride w:ilvl="1">
-      <w:startOverride w:val="1"/>
-    </w:lvlOverride>
-    <w:lvlOverride w:ilvl="2">
-      <w:startOverride w:val="1"/>
-    </w:lvlOverride>
-    <w:lvlOverride w:ilvl="3">
-      <w:startOverride w:val="1"/>
-    </w:lvlOverride>
-    <w:lvlOverride w:ilvl="4">
-      <w:startOverride w:val="1"/>
-    </w:lvlOverride>
-    <w:lvlOverride w:ilvl="5">
-      <w:startOverride w:val="1"/>
-    </w:lvlOverride>
-    <w:lvlOverride w:ilvl="6">
-      <w:startOverride w:val="1"/>
-    </w:lvlOverride>
-    <w:lvlOverride w:ilvl="7">
-      <w:startOverride w:val="1"/>
-    </w:lvlOverride>
-    <w:lvlOverride w:ilvl="8">
-      <w:startOverride w:val="1"/>
-    </w:lvlOverride>
+    <w:abstractNumId w:val="991"/>
   </w:num>
   <w:num w:numId="1019">
     <w:abstractNumId w:val="99411"/>
@@ -28804,6 +31416,36 @@
     </w:lvlOverride>
   </w:num>
   <w:num w:numId="1020">
+    <w:abstractNumId w:val="99411"/>
+    <w:lvlOverride w:ilvl="0">
+      <w:startOverride w:val="1"/>
+    </w:lvlOverride>
+    <w:lvlOverride w:ilvl="1">
+      <w:startOverride w:val="1"/>
+    </w:lvlOverride>
+    <w:lvlOverride w:ilvl="2">
+      <w:startOverride w:val="1"/>
+    </w:lvlOverride>
+    <w:lvlOverride w:ilvl="3">
+      <w:startOverride w:val="1"/>
+    </w:lvlOverride>
+    <w:lvlOverride w:ilvl="4">
+      <w:startOverride w:val="1"/>
+    </w:lvlOverride>
+    <w:lvlOverride w:ilvl="5">
+      <w:startOverride w:val="1"/>
+    </w:lvlOverride>
+    <w:lvlOverride w:ilvl="6">
+      <w:startOverride w:val="1"/>
+    </w:lvlOverride>
+    <w:lvlOverride w:ilvl="7">
+      <w:startOverride w:val="1"/>
+    </w:lvlOverride>
+    <w:lvlOverride w:ilvl="8">
+      <w:startOverride w:val="1"/>
+    </w:lvlOverride>
+  </w:num>
+  <w:num w:numId="1021">
     <w:abstractNumId w:val="99411"/>
     <w:lvlOverride w:ilvl="0">
       <w:startOverride w:val="1"/>

--- a/docs/实验设计方案.docx
+++ b/docs/实验设计方案.docx
@@ -1168,7 +1168,7 @@
         <w:rPr>
           <w:rFonts w:hint="eastAsia"/>
         </w:rPr>
-        <w:t xml:space="preserve">三种方法在同一体模、同一噪声水平下比较：−10</w:t>
+        <w:t xml:space="preserve">三种方法在同一体模、同一噪声水平下比较：−6</w:t>
       </w:r>
       <w:r>
         <w:t xml:space="preserve"> dB </w:t>
@@ -12026,16 +12026,7 @@
               <w:rPr>
                 <w:rFonts w:hint="eastAsia"/>
               </w:rPr>
-              <w:t xml:space="preserve">相对</w:t>
-            </w:r>
-            <w:r>
-              <w:t xml:space="preserve"> </w:t>
-            </w:r>
-            <w:r>
-              <w:rPr>
-                <w:rFonts w:hint="eastAsia"/>
-              </w:rPr>
-              <w:t xml:space="preserve">SNR（各方法相除）不受影响；绝对</w:t>
+              <w:t xml:space="preserve">方法之间的</w:t>
             </w:r>
             <w:r>
               <w:t xml:space="preserve"> SNR </w:t>
@@ -12044,7 +12035,16 @@
               <w:rPr>
                 <w:rFonts w:hint="eastAsia"/>
               </w:rPr>
-              <w:t xml:space="preserve">不可直接比较</w:t>
+              <w:t xml:space="preserve">差值不受影响；绝对</w:t>
+            </w:r>
+            <w:r>
+              <w:t xml:space="preserve"> SNR </w:t>
+            </w:r>
+            <w:r>
+              <w:rPr>
+                <w:rFonts w:hint="eastAsia"/>
+              </w:rPr>
+              <w:t xml:space="preserve">与临床不可直接比较</w:t>
             </w:r>
           </w:p>
         </w:tc>
@@ -12869,7 +12869,7 @@
         <w:t xml:space="preserve">后点目标是否聚焦在</w:t>
       </w:r>
       <w:r>
-        <w:t xml:space="preserve"> 30 mm、−10 dB </w:t>
+        <w:t xml:space="preserve"> 30 mm、−6 dB </w:t>
       </w:r>
       <w:r>
         <w:rPr>
@@ -12878,7 +12878,7 @@
         <w:t xml:space="preserve">横向宽度是否在</w:t>
       </w:r>
       <w:r>
-        <w:t xml:space="preserve"> 1.6–2.0 mm </w:t>
+        <w:t xml:space="preserve"> 0.7–1.0 mm </w:t>
       </w:r>
       <w:r>
         <w:rPr>
@@ -13209,7 +13209,28 @@
         <w:rPr>
           <w:rFonts w:hint="eastAsia"/>
         </w:rPr>
-        <w:t xml:space="preserve">7：</w:t>
+        <w:t xml:space="preserve">7（</w:t>
+      </w:r>
+      <w:r>
+        <w:rPr>
+          <w:rFonts w:hint="eastAsia"/>
+          <w:b/>
+          <w:bCs/>
+        </w:rPr>
+        <w:t xml:space="preserve">发射路程已修正，见归档</w:t>
+      </w:r>
+      <w:r>
+        <w:rPr>
+          <w:b/>
+          <w:bCs/>
+        </w:rPr>
+        <w:t xml:space="preserve"> B20</w:t>
+      </w:r>
+      <w:r>
+        <w:rPr>
+          <w:rFonts w:hint="eastAsia"/>
+        </w:rPr>
+        <w:t xml:space="preserve">）：</w:t>
       </w:r>
     </w:p>
     <w:p>
@@ -13287,7 +13308,58 @@
             </m:fPr>
             <m:num>
               <m:r>
+                <m:rPr>
+                  <m:sty m:val="p"/>
+                </m:rPr>
+                <m:t>|</m:t>
+              </m:r>
+              <m:r>
+                <m:t>F</m:t>
+              </m:r>
+              <m:r>
+                <m:rPr>
+                  <m:sty m:val="p"/>
+                </m:rPr>
+                <m:t>|</m:t>
+              </m:r>
+              <m:r>
+                <m:rPr>
+                  <m:sty m:val="p"/>
+                </m:rPr>
+                <m:t>+</m:t>
+              </m:r>
+              <m:r>
+                <m:rPr>
+                  <m:sty m:val="p"/>
+                </m:rPr>
+                <m:t>(</m:t>
+              </m:r>
+              <m:r>
                 <m:t>z</m:t>
+              </m:r>
+              <m:r>
+                <m:rPr>
+                  <m:sty m:val="p"/>
+                </m:rPr>
+                <m:t>−</m:t>
+              </m:r>
+              <m:sSub>
+                <m:e>
+                  <m:r>
+                    <m:t>z</m:t>
+                  </m:r>
+                </m:e>
+                <m:sub>
+                  <m:r>
+                    <m:t>f</m:t>
+                  </m:r>
+                </m:sub>
+              </m:sSub>
+              <m:r>
+                <m:rPr>
+                  <m:sty m:val="p"/>
+                </m:rPr>
+                <m:t>)</m:t>
               </m:r>
               <m:r>
                 <m:rPr>
@@ -13383,10 +13455,509 @@
             <m:rPr>
               <m:sty m:val="p"/>
             </m:rPr>
-            <m:t>.</m:t>
+            <m:t>+</m:t>
+          </m:r>
+          <m:f>
+            <m:fPr>
+              <m:type m:val="bar"/>
+            </m:fPr>
+            <m:num>
+              <m:r>
+                <m:rPr>
+                  <m:sty m:val="p"/>
+                </m:rPr>
+                <m:t>|</m:t>
+              </m:r>
+              <m:r>
+                <m:t>F</m:t>
+              </m:r>
+              <m:r>
+                <m:rPr>
+                  <m:sty m:val="p"/>
+                </m:rPr>
+                <m:t>|</m:t>
+              </m:r>
+              <m:r>
+                <m:rPr>
+                  <m:sty m:val="p"/>
+                </m:rPr>
+                <m:t>−</m:t>
+              </m:r>
+              <m:r>
+                <m:rPr>
+                  <m:sty m:val="p"/>
+                </m:rPr>
+                <m:t>|</m:t>
+              </m:r>
+              <m:r>
+                <m:t>F</m:t>
+              </m:r>
+              <m:r>
+                <m:rPr>
+                  <m:sty m:val="p"/>
+                </m:rPr>
+                <m:t>−</m:t>
+              </m:r>
+              <m:sSub>
+                <m:e>
+                  <m:r>
+                    <m:t>x</m:t>
+                  </m:r>
+                </m:e>
+                <m:sub>
+                  <m:r>
+                    <m:t>1</m:t>
+                  </m:r>
+                </m:sub>
+              </m:sSub>
+              <m:r>
+                <m:rPr>
+                  <m:sty m:val="p"/>
+                </m:rPr>
+                <m:t>|</m:t>
+              </m:r>
+            </m:num>
+            <m:den>
+              <m:r>
+                <m:t>c</m:t>
+              </m:r>
+            </m:den>
+          </m:f>
+          <m:r>
+            <m:rPr>
+              <m:sty m:val="p"/>
+            </m:rPr>
+            <m:t>,</m:t>
           </m:r>
         </m:oMath>
       </m:oMathPara>
+    </w:p>
+    <w:p>
+      <w:pPr>
+        <w:pStyle w:val="Compact"/>
+        <w:numPr>
+          <w:ilvl w:val="0"/>
+          <w:numId w:val="1000"/>
+        </w:numPr>
+      </w:pPr>
+      <w:r>
+        <w:rPr>
+          <w:rFonts w:hint="eastAsia"/>
+        </w:rPr>
+        <w:t xml:space="preserve">其中</w:t>
+      </w:r>
+      <w:r>
+        <w:t xml:space="preserve"> </w:t>
+      </w:r>
+      <m:oMath>
+        <m:r>
+          <m:t>F</m:t>
+        </m:r>
+        <m:r>
+          <m:rPr>
+            <m:sty m:val="p"/>
+          </m:rPr>
+          <m:t>=</m:t>
+        </m:r>
+        <m:r>
+          <m:rPr>
+            <m:sty m:val="p"/>
+          </m:rPr>
+          <m:t>(</m:t>
+        </m:r>
+        <m:sSub>
+          <m:e>
+            <m:r>
+              <m:t>x</m:t>
+            </m:r>
+          </m:e>
+          <m:sub>
+            <m:r>
+              <m:t>f</m:t>
+            </m:r>
+          </m:sub>
+        </m:sSub>
+        <m:r>
+          <m:rPr>
+            <m:sty m:val="p"/>
+          </m:rPr>
+          <m:t>,</m:t>
+        </m:r>
+        <m:r>
+          <m:t>0</m:t>
+        </m:r>
+        <m:r>
+          <m:rPr>
+            <m:sty m:val="p"/>
+          </m:rPr>
+          <m:t>,</m:t>
+        </m:r>
+        <m:sSub>
+          <m:e>
+            <m:r>
+              <m:t>z</m:t>
+            </m:r>
+          </m:e>
+          <m:sub>
+            <m:r>
+              <m:t>f</m:t>
+            </m:r>
+          </m:sub>
+        </m:sSub>
+        <m:r>
+          <m:rPr>
+            <m:sty m:val="p"/>
+          </m:rPr>
+          <m:t>)</m:t>
+        </m:r>
+      </m:oMath>
+      <w:r>
+        <w:t xml:space="preserve"> </w:t>
+      </w:r>
+      <w:r>
+        <w:rPr>
+          <w:rFonts w:hint="eastAsia"/>
+        </w:rPr>
+        <w:t xml:space="preserve">为焦点、</w:t>
+      </w:r>
+      <m:oMath>
+        <m:sSub>
+          <m:e>
+            <m:r>
+              <m:t>z</m:t>
+            </m:r>
+          </m:e>
+          <m:sub>
+            <m:r>
+              <m:t>f</m:t>
+            </m:r>
+          </m:sub>
+        </m:sSub>
+        <m:r>
+          <m:rPr>
+            <m:sty m:val="p"/>
+          </m:rPr>
+          <m:t>=</m:t>
+        </m:r>
+        <m:r>
+          <m:t>30</m:t>
+        </m:r>
+      </m:oMath>
+      <w:r>
+        <w:t xml:space="preserve"> </w:t>
+      </w:r>
+      <w:r>
+        <w:t xml:space="preserve">mm、</w:t>
+      </w:r>
+      <m:oMath>
+        <m:r>
+          <m:rPr>
+            <m:sty m:val="p"/>
+          </m:rPr>
+          <m:t>|</m:t>
+        </m:r>
+        <m:r>
+          <m:t>F</m:t>
+        </m:r>
+        <m:r>
+          <m:rPr>
+            <m:sty m:val="p"/>
+          </m:rPr>
+          <m:t>|</m:t>
+        </m:r>
+        <m:r>
+          <m:rPr>
+            <m:sty m:val="p"/>
+          </m:rPr>
+          <m:t>=</m:t>
+        </m:r>
+        <m:rad>
+          <m:radPr>
+            <m:degHide m:val="on"/>
+          </m:radPr>
+          <m:deg/>
+          <m:e>
+            <m:sSubSup>
+              <m:e>
+                <m:r>
+                  <m:t>x</m:t>
+                </m:r>
+              </m:e>
+              <m:sub>
+                <m:r>
+                  <m:t>f</m:t>
+                </m:r>
+              </m:sub>
+              <m:sup>
+                <m:r>
+                  <m:t>2</m:t>
+                </m:r>
+              </m:sup>
+            </m:sSubSup>
+            <m:r>
+              <m:rPr>
+                <m:sty m:val="p"/>
+              </m:rPr>
+              <m:t>+</m:t>
+            </m:r>
+            <m:sSubSup>
+              <m:e>
+                <m:r>
+                  <m:t>z</m:t>
+                </m:r>
+              </m:e>
+              <m:sub>
+                <m:r>
+                  <m:t>f</m:t>
+                </m:r>
+              </m:sub>
+              <m:sup>
+                <m:r>
+                  <m:t>2</m:t>
+                </m:r>
+              </m:sup>
+            </m:sSubSup>
+          </m:e>
+        </m:rad>
+      </m:oMath>
+      <w:r>
+        <w:rPr>
+          <w:rFonts w:hint="eastAsia"/>
+        </w:rPr>
+        <w:t xml:space="preserve">；最后一项是</w:t>
+      </w:r>
+      <w:r>
+        <w:t xml:space="preserve"> Field II</w:t>
+      </w:r>
+      <w:r>
+        <w:t xml:space="preserve"> </w:t>
+      </w:r>
+      <w:r>
+        <w:rPr>
+          <w:rFonts w:hint="eastAsia"/>
+        </w:rPr>
+        <w:t xml:space="preserve">把发射延时写进通道时间轴所要求的补偿（报告</w:t>
+      </w:r>
+      <w:r>
+        <w:t xml:space="preserve"> </w:t>
+      </w:r>
+      <w:r>
+        <w:rPr>
+          <w:rFonts w:hint="eastAsia"/>
+        </w:rPr>
+        <w:t xml:space="preserve">6.1）。原式把发射路程写作</w:t>
+      </w:r>
+      <w:r>
+        <w:t xml:space="preserve"> </w:t>
+      </w:r>
+      <m:oMath>
+        <m:r>
+          <m:t>z</m:t>
+        </m:r>
+      </m:oMath>
+      <w:r>
+        <w:rPr>
+          <w:rFonts w:hint="eastAsia"/>
+        </w:rPr>
+        <w:t xml:space="preserve">，只在</w:t>
+      </w:r>
+      <w:r>
+        <w:t xml:space="preserve"> </w:t>
+      </w:r>
+      <m:oMath>
+        <m:sSub>
+          <m:e>
+            <m:r>
+              <m:t>x</m:t>
+            </m:r>
+          </m:e>
+          <m:sub>
+            <m:r>
+              <m:t>f</m:t>
+            </m:r>
+          </m:sub>
+        </m:sSub>
+        <m:r>
+          <m:rPr>
+            <m:sty m:val="p"/>
+          </m:rPr>
+          <m:t>=</m:t>
+        </m:r>
+        <m:r>
+          <m:t>0</m:t>
+        </m:r>
+      </m:oMath>
+      <w:r>
+        <w:t xml:space="preserve"> </w:t>
+      </w:r>
+      <w:r>
+        <w:rPr>
+          <w:rFonts w:hint="eastAsia"/>
+        </w:rPr>
+        <w:t xml:space="preserve">的线上与</w:t>
+      </w:r>
+      <w:r>
+        <w:t xml:space="preserve"> </w:t>
+      </w:r>
+      <m:oMath>
+        <m:r>
+          <m:rPr>
+            <m:sty m:val="p"/>
+          </m:rPr>
+          <m:t>|</m:t>
+        </m:r>
+        <m:r>
+          <m:t>F</m:t>
+        </m:r>
+        <m:r>
+          <m:rPr>
+            <m:sty m:val="p"/>
+          </m:rPr>
+          <m:t>|</m:t>
+        </m:r>
+      </m:oMath>
+      <w:r>
+        <w:t xml:space="preserve"> </w:t>
+      </w:r>
+      <w:r>
+        <w:rPr>
+          <w:rFonts w:hint="eastAsia"/>
+        </w:rPr>
+        <w:t xml:space="preserve">相等；离轴线上整幅图会偏深</w:t>
+      </w:r>
+      <w:r>
+        <w:t xml:space="preserve"> </w:t>
+      </w:r>
+      <m:oMath>
+        <m:r>
+          <m:rPr>
+            <m:sty m:val="p"/>
+          </m:rPr>
+          <m:t>(</m:t>
+        </m:r>
+        <m:r>
+          <m:rPr>
+            <m:sty m:val="p"/>
+          </m:rPr>
+          <m:t>|</m:t>
+        </m:r>
+        <m:r>
+          <m:t>F</m:t>
+        </m:r>
+        <m:r>
+          <m:rPr>
+            <m:sty m:val="p"/>
+          </m:rPr>
+          <m:t>|</m:t>
+        </m:r>
+        <m:r>
+          <m:rPr>
+            <m:sty m:val="p"/>
+          </m:rPr>
+          <m:t>−</m:t>
+        </m:r>
+        <m:sSub>
+          <m:e>
+            <m:r>
+              <m:t>z</m:t>
+            </m:r>
+          </m:e>
+          <m:sub>
+            <m:r>
+              <m:t>f</m:t>
+            </m:r>
+          </m:sub>
+        </m:sSub>
+        <m:r>
+          <m:rPr>
+            <m:sty m:val="p"/>
+          </m:rPr>
+          <m:t>)</m:t>
+        </m:r>
+        <m:r>
+          <m:rPr>
+            <m:sty m:val="p"/>
+          </m:rPr>
+          <m:t>/</m:t>
+        </m:r>
+        <m:r>
+          <m:t>2</m:t>
+        </m:r>
+      </m:oMath>
+      <w:r>
+        <w:t xml:space="preserve"> </w:t>
+      </w:r>
+      <w:r>
+        <w:rPr>
+          <w:rFonts w:hint="eastAsia"/>
+        </w:rPr>
+        <w:t xml:space="preserve">（</w:t>
+      </w:r>
+      <m:oMath>
+        <m:r>
+          <m:rPr>
+            <m:sty m:val="p"/>
+          </m:rPr>
+          <m:t>|</m:t>
+        </m:r>
+        <m:sSub>
+          <m:e>
+            <m:r>
+              <m:t>x</m:t>
+            </m:r>
+          </m:e>
+          <m:sub>
+            <m:r>
+              <m:t>f</m:t>
+            </m:r>
+          </m:sub>
+        </m:sSub>
+        <m:r>
+          <m:rPr>
+            <m:sty m:val="p"/>
+          </m:rPr>
+          <m:t>|</m:t>
+        </m:r>
+        <m:r>
+          <m:rPr>
+            <m:sty m:val="p"/>
+          </m:rPr>
+          <m:t>=</m:t>
+        </m:r>
+        <m:r>
+          <m:t>12</m:t>
+        </m:r>
+      </m:oMath>
+      <w:r>
+        <w:t xml:space="preserve"> </w:t>
+      </w:r>
+      <w:r>
+        <w:t xml:space="preserve">mm </w:t>
+      </w:r>
+      <w:r>
+        <w:rPr>
+          <w:rFonts w:hint="eastAsia"/>
+        </w:rPr>
+        <w:t xml:space="preserve">时</w:t>
+      </w:r>
+      <w:r>
+        <w:t xml:space="preserve"> 1.16 </w:t>
+      </w:r>
+      <w:r>
+        <w:rPr>
+          <w:rFonts w:hint="eastAsia"/>
+        </w:rPr>
+        <w:t xml:space="preserve">mm），实测与影响见报告</w:t>
+      </w:r>
+      <w:r>
+        <w:t xml:space="preserve"> 5.6/5.9 </w:t>
+      </w:r>
+      <w:r>
+        <w:rPr>
+          <w:rFonts w:hint="eastAsia"/>
+        </w:rPr>
+        <w:t xml:space="preserve">节。</w:t>
+      </w:r>
     </w:p>
     <w:p>
       <w:pPr>
@@ -13659,7 +14230,7 @@
         <w:t xml:space="preserve">在</w:t>
       </w:r>
       <w:r>
-        <w:t xml:space="preserve"> 1 mm </w:t>
+        <w:t xml:space="preserve"> 0.5 mm </w:t>
       </w:r>
       <w:r>
         <w:rPr>
@@ -13729,7 +14300,25 @@
         <w:rPr>
           <w:rFonts w:hint="eastAsia"/>
         </w:rPr>
-        <w:t xml:space="preserve">）计算峰值声压；给出轴向/横向剖面。</w:t>
+        <w:t xml:space="preserve">，每点</w:t>
+      </w:r>
+      <w:r>
+        <w:t xml:space="preserve"> 5 </w:t>
+      </w:r>
+      <w:r>
+        <w:rPr>
+          <w:rFonts w:hint="eastAsia"/>
+        </w:rPr>
+        <w:t xml:space="preserve">个亚样本取平均，见附录</w:t>
+      </w:r>
+      <w:r>
+        <w:t xml:space="preserve"> </w:t>
+      </w:r>
+      <w:r>
+        <w:rPr>
+          <w:rFonts w:hint="eastAsia"/>
+        </w:rPr>
+        <w:t xml:space="preserve">B22）计算峰值声压；给出轴向/横向剖面。</w:t>
       </w:r>
     </w:p>
     <w:p>
@@ -13753,34 +14342,78 @@
         <w:rPr>
           <w:rFonts w:hint="eastAsia"/>
         </w:rPr>
-        <w:t xml:space="preserve">RF：显示</w:t>
-      </w:r>
-      <w:r>
-        <w:t xml:space="preserve"> 128 </w:t>
-      </w:r>
-      <w:r>
-        <w:rPr>
-          <w:rFonts w:hint="eastAsia"/>
-        </w:rPr>
-        <w:t xml:space="preserve">通道</w:t>
-      </w:r>
-      <w:r>
-        <w:t xml:space="preserve"> × </w:t>
-      </w:r>
-      <w:r>
-        <w:rPr>
-          <w:rFonts w:hint="eastAsia"/>
-        </w:rPr>
-        <w:t xml:space="preserve">时间；取</w:t>
-      </w:r>
-      <w:r>
-        <w:t xml:space="preserve"> 3 </w:t>
-      </w:r>
-      <w:r>
-        <w:rPr>
-          <w:rFonts w:hint="eastAsia"/>
-        </w:rPr>
-        <w:t xml:space="preserve">条通道波形；放大一个点目标的双曲线到达。</w:t>
+        <w:t xml:space="preserve">RF：128</w:t>
+      </w:r>
+      <w:r>
+        <w:t xml:space="preserve"> </w:t>
+      </w:r>
+      <w:r>
+        <w:rPr>
+          <w:rFonts w:hint="eastAsia"/>
+        </w:rPr>
+        <w:t xml:space="preserve">通道的接收射频幅度，横轴阵元位置、纵轴往返深度</w:t>
+      </w:r>
+      <w:r>
+        <w:t xml:space="preserve"> </w:t>
+      </w:r>
+      <m:oMath>
+        <m:r>
+          <m:t>z</m:t>
+        </m:r>
+        <m:r>
+          <m:rPr>
+            <m:sty m:val="p"/>
+          </m:rPr>
+          <m:t>=</m:t>
+        </m:r>
+        <m:r>
+          <m:t>c</m:t>
+        </m:r>
+        <m:r>
+          <m:t>t</m:t>
+        </m:r>
+        <m:r>
+          <m:rPr>
+            <m:sty m:val="p"/>
+          </m:rPr>
+          <m:t>/</m:t>
+        </m:r>
+        <m:r>
+          <m:t>2</m:t>
+        </m:r>
+      </m:oMath>
+      <w:r>
+        <w:rPr>
+          <w:rFonts w:hint="eastAsia"/>
+        </w:rPr>
+        <w:t xml:space="preserve">（换能器在上），再与同一组数据的单角度成像、11</w:t>
+      </w:r>
+      <w:r>
+        <w:t xml:space="preserve"> </w:t>
+      </w:r>
+      <w:r>
+        <w:rPr>
+          <w:rFonts w:hint="eastAsia"/>
+        </w:rPr>
+        <w:t xml:space="preserve">角度复合结果三幅并排对照（实施见报告</w:t>
+      </w:r>
+      <w:r>
+        <w:t xml:space="preserve"> 5.2 </w:t>
+      </w:r>
+      <w:r>
+        <w:rPr>
+          <w:rFonts w:hint="eastAsia"/>
+        </w:rPr>
+        <w:t xml:space="preserve">的图</w:t>
+      </w:r>
+      <w:r>
+        <w:t xml:space="preserve"> </w:t>
+      </w:r>
+      <w:r>
+        <w:rPr>
+          <w:rFonts w:hint="eastAsia"/>
+        </w:rPr>
+        <w:t xml:space="preserve">F6）。</w:t>
       </w:r>
     </w:p>
     <w:p>
@@ -14128,7 +14761,7 @@
         <w:rPr>
           <w:rFonts w:hint="eastAsia"/>
         </w:rPr>
-        <w:t xml:space="preserve">计算峰值声压图（1</w:t>
+        <w:t xml:space="preserve">计算峰值声压图（0.5</w:t>
       </w:r>
       <w:r>
         <w:t xml:space="preserve"> mm </w:t>
@@ -14619,7 +15252,133 @@
         <w:rPr>
           <w:rFonts w:hint="eastAsia"/>
         </w:rPr>
-        <w:t xml:space="preserve">分辨率–深度：用</w:t>
+        <w:t xml:space="preserve">分辨率–深度：在</w:t>
+      </w:r>
+      <w:r>
+        <w:t xml:space="preserve"> </w:t>
+      </w:r>
+      <m:oMath>
+        <m:r>
+          <m:t>x</m:t>
+        </m:r>
+        <m:r>
+          <m:rPr>
+            <m:sty m:val="p"/>
+          </m:rPr>
+          <m:t>=</m:t>
+        </m:r>
+        <m:r>
+          <m:t>0</m:t>
+        </m:r>
+      </m:oMath>
+      <w:r>
+        <w:t xml:space="preserve"> </w:t>
+      </w:r>
+      <w:r>
+        <w:rPr>
+          <w:rFonts w:hint="eastAsia"/>
+        </w:rPr>
+        <w:t xml:space="preserve">上每</w:t>
+      </w:r>
+      <w:r>
+        <w:t xml:space="preserve"> 2 mm </w:t>
+      </w:r>
+      <w:r>
+        <w:rPr>
+          <w:rFonts w:hint="eastAsia"/>
+        </w:rPr>
+        <w:t xml:space="preserve">放</w:t>
+      </w:r>
+      <w:r>
+        <w:rPr>
+          <w:rFonts w:hint="eastAsia"/>
+          <w:b/>
+          <w:bCs/>
+        </w:rPr>
+        <w:t xml:space="preserve">一个</w:t>
+      </w:r>
+      <w:r>
+        <w:rPr>
+          <w:rFonts w:hint="eastAsia"/>
+        </w:rPr>
+        <w:t xml:space="preserve">散射子（</w:t>
+      </w:r>
+      <m:oMath>
+        <m:r>
+          <m:t>z</m:t>
+        </m:r>
+        <m:r>
+          <m:rPr>
+            <m:sty m:val="p"/>
+          </m:rPr>
+          <m:t>=</m:t>
+        </m:r>
+        <m:r>
+          <m:t>10</m:t>
+        </m:r>
+      </m:oMath>
+      <w:r>
+        <w:t xml:space="preserve">–60 </w:t>
+      </w:r>
+      <w:r>
+        <w:rPr>
+          <w:rFonts w:hint="eastAsia"/>
+        </w:rPr>
+        <w:t xml:space="preserve">mm，共</w:t>
+      </w:r>
+      <w:r>
+        <w:t xml:space="preserve"> 26 </w:t>
+      </w:r>
+      <w:r>
+        <w:rPr>
+          <w:rFonts w:hint="eastAsia"/>
+        </w:rPr>
+        <w:t xml:space="preserve">个），一次只放一个、放一个扫一遍，三种方法各测一条</w:t>
+      </w:r>
+      <w:r>
+        <w:t xml:space="preserve"> −6 dB </w:t>
+      </w:r>
+      <w:r>
+        <w:rPr>
+          <w:rFonts w:hint="eastAsia"/>
+        </w:rPr>
+        <w:t xml:space="preserve">横向宽度曲线（图</w:t>
+      </w:r>
+      <w:r>
+        <w:t xml:space="preserve"> </w:t>
+      </w:r>
+      <w:r>
+        <w:rPr>
+          <w:rFonts w:hint="eastAsia"/>
+        </w:rPr>
+        <w:t xml:space="preserve">F10）。聚焦另按</w:t>
+      </w:r>
+      <w:r>
+        <w:t xml:space="preserve"> 0.5 mm </w:t>
+      </w:r>
+      <w:r>
+        <w:rPr>
+          <w:rFonts w:hint="eastAsia"/>
+        </w:rPr>
+        <w:t xml:space="preserve">的间隔再放一遍散射子（101</w:t>
+      </w:r>
+      <w:r>
+        <w:t xml:space="preserve"> </w:t>
+      </w:r>
+      <w:r>
+        <w:rPr>
+          <w:rFonts w:hint="eastAsia"/>
+        </w:rPr>
+        <w:t xml:space="preserve">个深度，每个深度各放一个、各自成像，不是插值），用来分辨焦区约</w:t>
+      </w:r>
+      <w:r>
+        <w:t xml:space="preserve"> 1.8 mm </w:t>
+      </w:r>
+      <w:r>
+        <w:rPr>
+          <w:rFonts w:hint="eastAsia"/>
+        </w:rPr>
+        <w:t xml:space="preserve">周期的轴向纹波。点目标体模</w:t>
       </w:r>
       <w:r>
         <w:t xml:space="preserve"> P3 </w:t>
@@ -14628,7 +15387,16 @@
         <w:rPr>
           <w:rFonts w:hint="eastAsia"/>
         </w:rPr>
-        <w:t xml:space="preserve">点目标，在</w:t>
+        <w:t xml:space="preserve">的</w:t>
+      </w:r>
+      <w:r>
+        <w:t xml:space="preserve"> 6 </w:t>
+      </w:r>
+      <w:r>
+        <w:rPr>
+          <w:rFonts w:hint="eastAsia"/>
+        </w:rPr>
+        <w:t xml:space="preserve">个轴上散射子仍然保留作交叉验证：它在</w:t>
       </w:r>
       <w:r>
         <w:t xml:space="preserve"> 15/25/30/35/45/55 mm </w:t>
@@ -14637,34 +15405,25 @@
         <w:rPr>
           <w:rFonts w:hint="eastAsia"/>
         </w:rPr>
-        <w:t xml:space="preserve">处测</w:t>
-      </w:r>
-      <w:r>
-        <w:t xml:space="preserve"> −10 dB </w:t>
-      </w:r>
-      <w:r>
-        <w:rPr>
-          <w:rFonts w:hint="eastAsia"/>
-        </w:rPr>
-        <w:t xml:space="preserve">横向宽度，PW、C11、单焦点</w:t>
-      </w:r>
-      <w:r>
-        <w:t xml:space="preserve"> </w:t>
-      </w:r>
-      <w:r>
-        <w:rPr>
-          <w:rFonts w:hint="eastAsia"/>
-        </w:rPr>
-        <w:t xml:space="preserve">各一条曲线。−6</w:t>
-      </w:r>
-      <w:r>
-        <w:t xml:space="preserve"> dB </w:t>
-      </w:r>
-      <w:r>
-        <w:rPr>
-          <w:rFonts w:hint="eastAsia"/>
-        </w:rPr>
-        <w:t xml:space="preserve">轴向宽度只作</w:t>
+        <w:t xml:space="preserve">的读数（表</w:t>
+      </w:r>
+      <w:r>
+        <w:t xml:space="preserve"> </w:t>
+      </w:r>
+      <w:r>
+        <w:rPr>
+          <w:rFonts w:hint="eastAsia"/>
+        </w:rPr>
+        <w:t xml:space="preserve">T-B）与逐点实验逐一吻合。轴向同样取</w:t>
+      </w:r>
+      <w:r>
+        <w:t xml:space="preserve"> −6 </w:t>
+      </w:r>
+      <w:r>
+        <w:rPr>
+          <w:rFonts w:hint="eastAsia"/>
+        </w:rPr>
+        <w:t xml:space="preserve">dB，但只作</w:t>
       </w:r>
       <w:r>
         <w:t xml:space="preserve"> </w:t>
@@ -14804,10 +15563,53 @@
         <w:rPr>
           <w:rFonts w:hint="eastAsia"/>
         </w:rPr>
-        <w:t xml:space="preserve">曲线；以</w:t>
-      </w:r>
-      <w:r>
-        <w:t xml:space="preserve"> PW </w:t>
+        <w:t xml:space="preserve">曲线；报</w:t>
+      </w:r>
+      <w:r>
+        <w:rPr>
+          <w:rFonts w:hint="eastAsia"/>
+          <w:b/>
+          <w:bCs/>
+        </w:rPr>
+        <w:t xml:space="preserve">绝对</w:t>
+      </w:r>
+      <w:r>
+        <w:t xml:space="preserve"> </w:t>
+      </w:r>
+      <w:r>
+        <w:rPr>
+          <w:rFonts w:hint="eastAsia"/>
+        </w:rPr>
+        <w:t xml:space="preserve">dB，刻度由</w:t>
+      </w:r>
+      <w:r>
+        <w:t xml:space="preserve"> </w:t>
+      </w:r>
+      <m:oMath>
+        <m:sSub>
+          <m:e>
+            <m:r>
+              <m:t>σ</m:t>
+            </m:r>
+          </m:e>
+          <m:sub>
+            <m:r>
+              <m:t>e</m:t>
+            </m:r>
+          </m:sub>
+        </m:sSub>
+      </m:oMath>
+      <w:r>
+        <w:t xml:space="preserve"> </w:t>
+      </w:r>
+      <w:r>
+        <w:rPr>
+          <w:rFonts w:hint="eastAsia"/>
+        </w:rPr>
+        <w:t xml:space="preserve">标定（PW</w:t>
+      </w:r>
+      <w:r>
+        <w:t xml:space="preserve"> </w:t>
       </w:r>
       <w:r>
         <w:rPr>
@@ -14822,16 +15624,25 @@
         <w:rPr>
           <w:rFonts w:hint="eastAsia"/>
         </w:rPr>
-        <w:t xml:space="preserve">处为</w:t>
-      </w:r>
-      <w:r>
-        <w:t xml:space="preserve"> 0 dB </w:t>
-      </w:r>
-      <w:r>
-        <w:rPr>
-          <w:rFonts w:hint="eastAsia"/>
-        </w:rPr>
-        <w:t xml:space="preserve">参考。</w:t>
+        <w:t xml:space="preserve">处</w:t>
+      </w:r>
+      <w:r>
+        <w:t xml:space="preserve"> 20 </w:t>
+      </w:r>
+      <w:r>
+        <w:rPr>
+          <w:rFonts w:hint="eastAsia"/>
+        </w:rPr>
+        <w:t xml:space="preserve">dB，见报告</w:t>
+      </w:r>
+      <w:r>
+        <w:t xml:space="preserve"> </w:t>
+      </w:r>
+      <w:r>
+        <w:rPr>
+          <w:rFonts w:hint="eastAsia"/>
+        </w:rPr>
+        <w:t xml:space="preserve">5.7）。</w:t>
       </w:r>
     </w:p>
     <w:p>
@@ -19240,7 +20051,7 @@
               <w:t xml:space="preserve">点目标横向包络的</w:t>
             </w:r>
             <w:r>
-              <w:t xml:space="preserve"> −10 dB </w:t>
+              <w:t xml:space="preserve"> −6 dB </w:t>
             </w:r>
             <w:r>
               <w:rPr>
@@ -20063,57 +20874,130 @@
               <w:pStyle w:val="Compact"/>
             </w:pPr>
             <w:r>
-              <w:rPr>
-                <w:rFonts w:hint="eastAsia"/>
-              </w:rPr>
-              <w:t xml:space="preserve">相对</w:t>
-            </w:r>
-            <w:r>
-              <w:t xml:space="preserve"> SNR</w:t>
-            </w:r>
-          </w:p>
-        </w:tc>
-        <w:tc>
-          <w:tcPr/>
-          <w:p>
-            <w:pPr>
-              <w:pStyle w:val="Compact"/>
-            </w:pPr>
-            <w:r>
-              <w:rPr>
-                <w:rFonts w:hint="eastAsia"/>
-              </w:rPr>
-              <w:t xml:space="preserve">各方法</w:t>
-            </w:r>
-            <w:r>
-              <w:t xml:space="preserve"> SNR </w:t>
-            </w:r>
-            <w:r>
-              <w:rPr>
-                <w:rFonts w:hint="eastAsia"/>
-              </w:rPr>
-              <w:t xml:space="preserve">减去</w:t>
-            </w:r>
-            <w:r>
-              <w:t xml:space="preserve"> PW </w:t>
-            </w:r>
-            <w:r>
-              <w:rPr>
-                <w:rFonts w:hint="eastAsia"/>
-              </w:rPr>
-              <w:t xml:space="preserve">在</w:t>
-            </w:r>
-            <w:r>
-              <w:t xml:space="preserve"> 30 mm </w:t>
-            </w:r>
-            <w:r>
-              <w:rPr>
-                <w:rFonts w:hint="eastAsia"/>
-              </w:rPr>
-              <w:t xml:space="preserve">的</w:t>
-            </w:r>
-            <w:r>
-              <w:t xml:space="preserve"> SNR</w:t>
+              <w:t xml:space="preserve">SNR</w:t>
+            </w:r>
+          </w:p>
+        </w:tc>
+        <w:tc>
+          <w:tcPr/>
+          <w:p>
+            <w:pPr>
+              <w:pStyle w:val="Compact"/>
+            </w:pPr>
+            <m:oMath>
+              <m:r>
+                <m:t>10</m:t>
+              </m:r>
+              <m:sSub>
+                <m:e>
+                  <m:r>
+                    <m:rPr>
+                      <m:sty m:val="p"/>
+                    </m:rPr>
+                    <m:t>log</m:t>
+                  </m:r>
+                </m:e>
+                <m:sub>
+                  <m:r>
+                    <m:t>10</m:t>
+                  </m:r>
+                </m:sub>
+              </m:sSub>
+              <m:r>
+                <m:rPr>
+                  <m:sty m:val="p"/>
+                </m:rPr>
+                <m:t>(</m:t>
+              </m:r>
+              <m:bar>
+                <m:barPr>
+                  <m:pos m:val="top"/>
+                </m:barPr>
+                <m:e>
+                  <m:sSup>
+                    <m:e>
+                      <m:r>
+                        <m:t>s</m:t>
+                      </m:r>
+                    </m:e>
+                    <m:sup>
+                      <m:r>
+                        <m:t>2</m:t>
+                      </m:r>
+                    </m:sup>
+                  </m:sSup>
+                </m:e>
+              </m:bar>
+              <m:r>
+                <m:rPr>
+                  <m:sty m:val="p"/>
+                </m:rPr>
+                <m:t>/</m:t>
+              </m:r>
+              <m:sSubSup>
+                <m:e>
+                  <m:r>
+                    <m:t>σ</m:t>
+                  </m:r>
+                </m:e>
+                <m:sub>
+                  <m:r>
+                    <m:t>N</m:t>
+                  </m:r>
+                </m:sub>
+                <m:sup>
+                  <m:r>
+                    <m:t>2</m:t>
+                  </m:r>
+                </m:sup>
+              </m:sSubSup>
+              <m:r>
+                <m:rPr>
+                  <m:sty m:val="p"/>
+                </m:rPr>
+                <m:t>)</m:t>
+              </m:r>
+            </m:oMath>
+            <w:r>
+              <w:rPr>
+                <w:rFonts w:hint="eastAsia"/>
+              </w:rPr>
+              <w:t xml:space="preserve">，5×5</w:t>
+            </w:r>
+            <w:r>
+              <w:t xml:space="preserve"> mm </w:t>
+            </w:r>
+            <w:r>
+              <w:rPr>
+                <w:rFonts w:hint="eastAsia"/>
+              </w:rPr>
+              <w:t xml:space="preserve">滑窗；绝对值，刻度由</w:t>
+            </w:r>
+            <w:r>
+              <w:t xml:space="preserve"> </w:t>
+            </w:r>
+            <m:oMath>
+              <m:sSub>
+                <m:e>
+                  <m:r>
+                    <m:t>σ</m:t>
+                  </m:r>
+                </m:e>
+                <m:sub>
+                  <m:r>
+                    <m:t>e</m:t>
+                  </m:r>
+                </m:sub>
+              </m:sSub>
+            </m:oMath>
+            <w:r>
+              <w:t xml:space="preserve"> </w:t>
+            </w:r>
+            <w:r>
+              <w:rPr>
+                <w:rFonts w:hint="eastAsia"/>
+              </w:rPr>
+              <w:t xml:space="preserve">标定</w:t>
             </w:r>
           </w:p>
         </w:tc>
@@ -21769,8 +22653,31 @@
               <w:rPr>
                 <w:rFonts w:hint="eastAsia"/>
               </w:rPr>
-              <w:t xml:space="preserve">合成声场（11</w:t>
-            </w:r>
+              <w:t xml:space="preserve">成像区域均匀性：峰值幅度、幅度残差、−6</w:t>
+            </w:r>
+            <w:r>
+              <w:t xml:space="preserve"> dB </w:t>
+            </w:r>
+            <w:r>
+              <w:rPr>
+                <w:rFonts w:hint="eastAsia"/>
+              </w:rPr>
+              <w:t xml:space="preserve">横向宽度、宽度残差（</w:t>
+            </w:r>
+            <m:oMath>
+              <m:r>
+                <m:t>11</m:t>
+              </m:r>
+              <m:r>
+                <m:rPr>
+                  <m:sty m:val="p"/>
+                </m:rPr>
+                <m:t>×</m:t>
+              </m:r>
+              <m:r>
+                <m:t>15</m:t>
+              </m:r>
+            </m:oMath>
             <w:r>
               <w:t xml:space="preserve"> </w:t>
             </w:r>
@@ -21778,16 +22685,7 @@
               <w:rPr>
                 <w:rFonts w:hint="eastAsia"/>
               </w:rPr>
-              <w:t xml:space="preserve">角度，焦点</w:t>
-            </w:r>
-            <w:r>
-              <w:t xml:space="preserve"> 30 </w:t>
-            </w:r>
-            <w:r>
-              <w:rPr>
-                <w:rFonts w:hint="eastAsia"/>
-              </w:rPr>
-              <w:t xml:space="preserve">mm）+</w:t>
+              <w:t xml:space="preserve">个逐点</w:t>
             </w:r>
             <w:r>
               <w:t xml:space="preserve"> </w:t>
@@ -21796,16 +22694,30 @@
               <w:rPr>
                 <w:rFonts w:hint="eastAsia"/>
               </w:rPr>
-              <w:t xml:space="preserve">焦点附近剖面</w:t>
-            </w:r>
-            <w:r>
-              <w:t xml:space="preserve"> + </w:t>
-            </w:r>
-            <w:r>
-              <w:rPr>
-                <w:rFonts w:hint="eastAsia"/>
-              </w:rPr>
-              <w:t xml:space="preserve">与聚焦发射对比</w:t>
+              <w:t xml:space="preserve">PSF，</w:t>
+            </w:r>
+            <m:oMath>
+              <m:r>
+                <m:t>2</m:t>
+              </m:r>
+              <m:r>
+                <m:rPr>
+                  <m:sty m:val="p"/>
+                </m:rPr>
+                <m:t>×</m:t>
+              </m:r>
+              <m:r>
+                <m:t>2</m:t>
+              </m:r>
+            </m:oMath>
+            <w:r>
+              <w:t xml:space="preserve"> </w:t>
+            </w:r>
+            <w:r>
+              <w:rPr>
+                <w:rFonts w:hint="eastAsia"/>
+              </w:rPr>
+              <w:t xml:space="preserve">排布）</w:t>
             </w:r>
           </w:p>
         </w:tc>
@@ -21843,34 +22755,34 @@
               <w:rPr>
                 <w:rFonts w:hint="eastAsia"/>
               </w:rPr>
-              <w:t xml:space="preserve">单平面波</w:t>
-            </w:r>
-            <w:r>
-              <w:t xml:space="preserve"> 128 </w:t>
-            </w:r>
-            <w:r>
-              <w:rPr>
-                <w:rFonts w:hint="eastAsia"/>
-              </w:rPr>
-              <w:t xml:space="preserve">通道</w:t>
-            </w:r>
-            <w:r>
-              <w:t xml:space="preserve"> RF </w:t>
-            </w:r>
-            <w:r>
-              <w:rPr>
-                <w:rFonts w:hint="eastAsia"/>
-              </w:rPr>
-              <w:t xml:space="preserve">图（含</w:t>
-            </w:r>
-            <w:r>
-              <w:t xml:space="preserve"> 3 </w:t>
-            </w:r>
-            <w:r>
-              <w:rPr>
-                <w:rFonts w:hint="eastAsia"/>
-              </w:rPr>
-              <w:t xml:space="preserve">条波形、点目标双曲线放大）</w:t>
+              <w:t xml:space="preserve">单平面波：128</w:t>
+            </w:r>
+            <w:r>
+              <w:t xml:space="preserve"> </w:t>
+            </w:r>
+            <w:r>
+              <w:rPr>
+                <w:rFonts w:hint="eastAsia"/>
+              </w:rPr>
+              <w:t xml:space="preserve">通道射频幅度（横轴阵元、纵轴往返深度）→</w:t>
+            </w:r>
+            <w:r>
+              <w:t xml:space="preserve"> </w:t>
+            </w:r>
+            <w:r>
+              <w:rPr>
+                <w:rFonts w:hint="eastAsia"/>
+              </w:rPr>
+              <w:t xml:space="preserve">单角度</w:t>
+            </w:r>
+            <w:r>
+              <w:t xml:space="preserve"> DAS → 11 </w:t>
+            </w:r>
+            <w:r>
+              <w:rPr>
+                <w:rFonts w:hint="eastAsia"/>
+              </w:rPr>
+              <w:t xml:space="preserve">角度复合，三幅并排</w:t>
             </w:r>
           </w:p>
         </w:tc>
@@ -22067,16 +22979,57 @@
               <w:rPr>
                 <w:rFonts w:hint="eastAsia"/>
               </w:rPr>
-              <w:t xml:space="preserve">深度（PW</w:t>
-            </w:r>
-            <w:r>
-              <w:t xml:space="preserve"> / C11 / </w:t>
-            </w:r>
-            <w:r>
-              <w:rPr>
-                <w:rFonts w:hint="eastAsia"/>
-              </w:rPr>
-              <w:t xml:space="preserve">单焦点）</w:t>
+              <w:t xml:space="preserve">深度（</w:t>
+            </w:r>
+            <m:oMath>
+              <m:r>
+                <m:t>x</m:t>
+              </m:r>
+              <m:r>
+                <m:rPr>
+                  <m:sty m:val="p"/>
+                </m:rPr>
+                <m:t>=</m:t>
+              </m:r>
+              <m:r>
+                <m:t>0</m:t>
+              </m:r>
+            </m:oMath>
+            <w:r>
+              <w:t xml:space="preserve"> </w:t>
+            </w:r>
+            <w:r>
+              <w:rPr>
+                <w:rFonts w:hint="eastAsia"/>
+              </w:rPr>
+              <w:t xml:space="preserve">轴上逐点单散射子，26</w:t>
+            </w:r>
+            <w:r>
+              <w:t xml:space="preserve"> </w:t>
+            </w:r>
+            <w:r>
+              <w:rPr>
+                <w:rFonts w:hint="eastAsia"/>
+              </w:rPr>
+              <w:t xml:space="preserve">个深度、2</w:t>
+            </w:r>
+            <w:r>
+              <w:t xml:space="preserve"> mm </w:t>
+            </w:r>
+            <w:r>
+              <w:rPr>
+                <w:rFonts w:hint="eastAsia"/>
+              </w:rPr>
+              <w:t xml:space="preserve">间隔；聚焦另附</w:t>
+            </w:r>
+            <w:r>
+              <w:t xml:space="preserve"> 0.5 mm </w:t>
+            </w:r>
+            <w:r>
+              <w:rPr>
+                <w:rFonts w:hint="eastAsia"/>
+              </w:rPr>
+              <w:t xml:space="preserve">细扫）</w:t>
             </w:r>
           </w:p>
         </w:tc>
@@ -22114,16 +23067,7 @@
               <w:rPr>
                 <w:rFonts w:hint="eastAsia"/>
               </w:rPr>
-              <w:t xml:space="preserve">对比度与</w:t>
-            </w:r>
-            <w:r>
-              <w:t xml:space="preserve"> CNR </w:t>
-            </w:r>
-            <w:r>
-              <w:rPr>
-                <w:rFonts w:hint="eastAsia"/>
-              </w:rPr>
-              <w:t xml:space="preserve">的柱状图（PW</w:t>
+              <w:t xml:space="preserve">囊肿对比度的柱状图（PW</w:t>
             </w:r>
             <w:r>
               <w:t xml:space="preserve"> / C11 / </w:t>
@@ -23823,6 +24767,80 @@
         </w:tc>
       </w:tr>
     </w:tbl>
+    <w:p>
+      <w:pPr>
+        <w:pStyle w:val="BodyText"/>
+      </w:pPr>
+      <w:r>
+        <w:rPr>
+          <w:rFonts w:hint="eastAsia"/>
+        </w:rPr>
+        <w:t xml:space="preserve">表外还有一项由</w:t>
+      </w:r>
+      <w:r>
+        <w:t xml:space="preserve"> refresh </w:t>
+      </w:r>
+      <w:r>
+        <w:rPr>
+          <w:rFonts w:hint="eastAsia"/>
+        </w:rPr>
+        <w:t xml:space="preserve">阶段完成的逐点实验（v2.8，图</w:t>
+      </w:r>
+      <w:r>
+        <w:t xml:space="preserve"> F10 </w:t>
+      </w:r>
+      <w:r>
+        <w:rPr>
+          <w:rFonts w:hint="eastAsia"/>
+        </w:rPr>
+        <w:t xml:space="preserve">的数据）：26</w:t>
+      </w:r>
+      <w:r>
+        <w:t xml:space="preserve"> </w:t>
+      </w:r>
+      <w:r>
+        <w:rPr>
+          <w:rFonts w:hint="eastAsia"/>
+        </w:rPr>
+        <w:t xml:space="preserve">个深度</w:t>
+      </w:r>
+      <w:r>
+        <w:t xml:space="preserve"> × 12 </w:t>
+      </w:r>
+      <w:r>
+        <w:rPr>
+          <w:rFonts w:hint="eastAsia"/>
+        </w:rPr>
+        <w:t xml:space="preserve">次发射，另加聚焦的</w:t>
+      </w:r>
+      <w:r>
+        <w:t xml:space="preserve"> 0.5 mm </w:t>
+      </w:r>
+      <w:r>
+        <w:rPr>
+          <w:rFonts w:hint="eastAsia"/>
+        </w:rPr>
+        <w:t xml:space="preserve">细扫</w:t>
+      </w:r>
+      <w:r>
+        <w:t xml:space="preserve"> 101 × 58 </w:t>
+      </w:r>
+      <w:r>
+        <w:rPr>
+          <w:rFonts w:hint="eastAsia"/>
+        </w:rPr>
+        <w:t xml:space="preserve">次发射，首次约</w:t>
+      </w:r>
+      <w:r>
+        <w:t xml:space="preserve"> 3.5 </w:t>
+      </w:r>
+      <w:r>
+        <w:rPr>
+          <w:rFonts w:hint="eastAsia"/>
+        </w:rPr>
+        <w:t xml:space="preserve">min；结果落盘后由输入指纹命中跳过，不再重算。</w:t>
+      </w:r>
+    </w:p>
     <w:bookmarkEnd w:id="48"/>
     <w:bookmarkStart w:id="49" w:name="执行顺序与检查点"/>
     <w:p>
@@ -25521,16 +26539,16 @@
               <w:rPr>
                 <w:rFonts w:hint="eastAsia"/>
               </w:rPr>
-              <w:t xml:space="preserve">只比较相对</w:t>
-            </w:r>
-            <w:r>
-              <w:t xml:space="preserve"> </w:t>
-            </w:r>
-            <w:r>
-              <w:rPr>
-                <w:rFonts w:hint="eastAsia"/>
-              </w:rPr>
-              <w:t xml:space="preserve">SNR；可选中心频率近似衰减</w:t>
+              <w:t xml:space="preserve">只比较方法间的</w:t>
+            </w:r>
+            <w:r>
+              <w:t xml:space="preserve"> SNR </w:t>
+            </w:r>
+            <w:r>
+              <w:rPr>
+                <w:rFonts w:hint="eastAsia"/>
+              </w:rPr>
+              <w:t xml:space="preserve">差值；可选中心频率近似衰减</w:t>
             </w:r>
           </w:p>
         </w:tc>
@@ -26275,13 +27293,13 @@
               <w:pStyle w:val="Compact"/>
             </w:pPr>
             <w:r>
-              <w:rPr>
-                <w:rFonts w:hint="eastAsia"/>
-              </w:rPr>
-              <w:t xml:space="preserve">相对</w:t>
-            </w:r>
-            <w:r>
-              <w:t xml:space="preserve"> SNR / dB</w:t>
+              <w:t xml:space="preserve">SNR / </w:t>
+            </w:r>
+            <w:r>
+              <w:rPr>
+                <w:rFonts w:hint="eastAsia"/>
+              </w:rPr>
+              <w:t xml:space="preserve">dB（绝对刻度）</w:t>
             </w:r>
           </w:p>
         </w:tc>
@@ -26589,14 +27607,14 @@
           <w:b/>
           <w:bCs/>
         </w:rPr>
-        <w:t xml:space="preserve">实测对照（修正接收孔径之后，见报告</w:t>
+        <w:t xml:space="preserve">实测对照（修正接收孔径</w:t>
       </w:r>
       <w:r>
         <w:rPr>
           <w:b/>
           <w:bCs/>
         </w:rPr>
-        <w:t xml:space="preserve"> 5.5–5.7 </w:t>
+        <w:t xml:space="preserve"> B12 </w:t>
       </w:r>
       <w:r>
         <w:rPr>
@@ -26604,14 +27622,14 @@
           <w:b/>
           <w:bCs/>
         </w:rPr>
-        <w:t xml:space="preserve">与归档</w:t>
+        <w:t xml:space="preserve">与发射项</w:t>
       </w:r>
       <w:r>
         <w:rPr>
           <w:b/>
           <w:bCs/>
         </w:rPr>
-        <w:t xml:space="preserve"> </w:t>
+        <w:t xml:space="preserve"> B20 </w:t>
       </w:r>
       <w:r>
         <w:rPr>
@@ -26619,7 +27637,22 @@
           <w:b/>
           <w:bCs/>
         </w:rPr>
-        <w:t xml:space="preserve">B12）</w:t>
+        <w:t xml:space="preserve">之后，见报告</w:t>
+      </w:r>
+      <w:r>
+        <w:rPr>
+          <w:b/>
+          <w:bCs/>
+        </w:rPr>
+        <w:t xml:space="preserve"> </w:t>
+      </w:r>
+      <w:r>
+        <w:rPr>
+          <w:rFonts w:hint="eastAsia"/>
+          <w:b/>
+          <w:bCs/>
+        </w:rPr>
+        <w:t xml:space="preserve">5.5–5.7）</w:t>
       </w:r>
       <w:r>
         <w:rPr>
@@ -26628,7 +27661,7 @@
         <w:t xml:space="preserve">：单平面波</w:t>
       </w:r>
       <w:r>
-        <w:t xml:space="preserve"> 1.00 mm / 12.6 dB / 0 </w:t>
+        <w:t xml:space="preserve"> 0.83–0.86 mm / 12.8 dB / 0 </w:t>
       </w:r>
       <w:r>
         <w:rPr>
@@ -26637,7 +27670,7 @@
         <w:t xml:space="preserve">dB；C11</w:t>
       </w:r>
       <w:r>
-        <w:t xml:space="preserve"> 0.91–0.93 mm / 22.6 dB / +8.7 </w:t>
+        <w:t xml:space="preserve"> 0.74–0.75 mm / 23.3 dB / +8.8 </w:t>
       </w:r>
       <w:r>
         <w:rPr>
@@ -26646,7 +27679,25 @@
         <w:t xml:space="preserve">dB；单焦点在焦点处</w:t>
       </w:r>
       <w:r>
-        <w:t xml:space="preserve"> 0.77 mm / 16.0 dB / +11.3 </w:t>
+        <w:t xml:space="preserve"> 0.65 mm / 22.2 </w:t>
+      </w:r>
+      <w:r>
+        <w:rPr>
+          <w:rFonts w:hint="eastAsia"/>
+        </w:rPr>
+        <w:t xml:space="preserve">dB（按深度</w:t>
+      </w:r>
+      <w:r>
+        <w:t xml:space="preserve"> 21.2/29.0/16.3 </w:t>
+      </w:r>
+      <w:r>
+        <w:rPr>
+          <w:rFonts w:hint="eastAsia"/>
+        </w:rPr>
+        <w:t xml:space="preserve">dB）/</w:t>
+      </w:r>
+      <w:r>
+        <w:t xml:space="preserve"> +10.9 </w:t>
       </w:r>
       <w:r>
         <w:rPr>
@@ -26655,22 +27706,49 @@
         <w:t xml:space="preserve">dB，焦外</w:t>
       </w:r>
       <w:r>
-        <w:t xml:space="preserve"> 0.95–1.04 mm / </w:t>
-      </w:r>
-      <w:r>
-        <w:rPr>
-          <w:rFonts w:hint="eastAsia"/>
-        </w:rPr>
-        <w:t xml:space="preserve">按深度平均</w:t>
-      </w:r>
-      <w:r>
-        <w:t xml:space="preserve"> 13.7 dB / −0.4…−4.2 </w:t>
-      </w:r>
-      <w:r>
-        <w:rPr>
-          <w:rFonts w:hint="eastAsia"/>
-        </w:rPr>
-        <w:t xml:space="preserve">dB。与上表相比有两处偏差：分辨率整体好于预期（二维体模、无衰减，见归档</w:t>
+        <w:t xml:space="preserve"> 0.80–0.90 </w:t>
+      </w:r>
+      <w:r>
+        <w:rPr>
+          <w:rFonts w:hint="eastAsia"/>
+        </w:rPr>
+        <w:t xml:space="preserve">mm（宽度均为</w:t>
+      </w:r>
+      <w:r>
+        <w:t xml:space="preserve"> −6 dB </w:t>
+      </w:r>
+      <w:r>
+        <w:rPr>
+          <w:rFonts w:hint="eastAsia"/>
+        </w:rPr>
+        <w:t xml:space="preserve">全宽；SNR</w:t>
+      </w:r>
+      <w:r>
+        <w:t xml:space="preserve"> </w:t>
+      </w:r>
+      <w:r>
+        <w:rPr>
+          <w:rFonts w:hint="eastAsia"/>
+        </w:rPr>
+        <w:t xml:space="preserve">一列是绝对</w:t>
+      </w:r>
+      <w:r>
+        <w:t xml:space="preserve"> SNR </w:t>
+      </w:r>
+      <w:r>
+        <w:rPr>
+          <w:rFonts w:hint="eastAsia"/>
+        </w:rPr>
+        <w:t xml:space="preserve">之差，绝对刻度见报告</w:t>
+      </w:r>
+      <w:r>
+        <w:t xml:space="preserve"> </w:t>
+      </w:r>
+      <w:r>
+        <w:rPr>
+          <w:rFonts w:hint="eastAsia"/>
+        </w:rPr>
+        <w:t xml:space="preserve">5.7）。与上表相比有两处偏差：分辨率整体好于预期（二维体模、无衰减，见归档</w:t>
       </w:r>
       <w:r>
         <w:t xml:space="preserve"> </w:t>
@@ -26957,7 +28035,7 @@
         <w:rPr>
           <w:rFonts w:hint="eastAsia"/>
         </w:rPr>
-        <w:t xml:space="preserve">的理论极限，−10</w:t>
+        <w:t xml:space="preserve">的理论极限，−6</w:t>
       </w:r>
       <w:r>
         <w:t xml:space="preserve"> dB </w:t>
@@ -26969,7 +28047,7 @@
         <w:t xml:space="preserve">宽度约</w:t>
       </w:r>
       <w:r>
-        <w:t xml:space="preserve"> 1.0–1.2 </w:t>
+        <w:t xml:space="preserve"> 0.8–0.9 </w:t>
       </w:r>
       <w:r>
         <w:rPr>
@@ -27325,16 +28403,16 @@
         <w:rPr>
           <w:rFonts w:hint="eastAsia"/>
         </w:rPr>
-        <w:t xml:space="preserve">：基线不开启，只比较相对</w:t>
-      </w:r>
-      <w:r>
-        <w:t xml:space="preserve"> </w:t>
-      </w:r>
-      <w:r>
-        <w:rPr>
-          <w:rFonts w:hint="eastAsia"/>
-        </w:rPr>
-        <w:t xml:space="preserve">SNR；是否需要加中心频率近似衰减？</w:t>
+        <w:t xml:space="preserve">：基线不开启，只比较方法间的</w:t>
+      </w:r>
+      <w:r>
+        <w:t xml:space="preserve"> SNR </w:t>
+      </w:r>
+      <w:r>
+        <w:rPr>
+          <w:rFonts w:hint="eastAsia"/>
+        </w:rPr>
+        <w:t xml:space="preserve">差值；是否需要加中心频率近似衰减？</w:t>
       </w:r>
     </w:p>
     <w:p>
@@ -27357,25 +28435,82 @@
         <w:rPr>
           <w:rFonts w:hint="eastAsia"/>
         </w:rPr>
-        <w:t xml:space="preserve">：本设计稿为</w:t>
-      </w:r>
-      <w:r>
-        <w:t xml:space="preserve"> </w:t>
-      </w:r>
-      <w:r>
-        <w:rPr>
-          <w:rFonts w:hint="eastAsia"/>
-        </w:rPr>
-        <w:t xml:space="preserve">Markdown；正式报告是否需要</w:t>
-      </w:r>
-      <w:r>
-        <w:t xml:space="preserve"> </w:t>
-      </w:r>
-      <w:r>
-        <w:rPr>
-          <w:rFonts w:hint="eastAsia"/>
-        </w:rPr>
-        <w:t xml:space="preserve">Word/PDF？图表是否需要中文标注？</w:t>
+        <w:t xml:space="preserve">：设计稿为</w:t>
+      </w:r>
+      <w:r>
+        <w:t xml:space="preserve"> </w:t>
+      </w:r>
+      <w:r>
+        <w:rPr>
+          <w:rFonts w:hint="eastAsia"/>
+        </w:rPr>
+        <w:t xml:space="preserve">Markdown；正式报告另出</w:t>
+      </w:r>
+      <w:r>
+        <w:t xml:space="preserve"> </w:t>
+      </w:r>
+      <w:r>
+        <w:rPr>
+          <w:rFonts w:hint="eastAsia"/>
+        </w:rPr>
+        <w:t xml:space="preserve">Word（</w:t>
+      </w:r>
+      <w:r>
+        <w:rPr>
+          <w:rStyle w:val="VerbatimChar"/>
+        </w:rPr>
+        <w:t xml:space="preserve">docs/*.docx</w:t>
+      </w:r>
+      <w:r>
+        <w:rPr>
+          <w:rFonts w:hint="eastAsia"/>
+        </w:rPr>
+        <w:t xml:space="preserve">，由</w:t>
+      </w:r>
+      <w:r>
+        <w:t xml:space="preserve"> pandoc </w:t>
+      </w:r>
+      <w:r>
+        <w:rPr>
+          <w:rFonts w:hint="eastAsia"/>
+        </w:rPr>
+        <w:t xml:space="preserve">生成）。图表标注已按您的要求统一改为中文（图</w:t>
+      </w:r>
+      <w:r>
+        <w:t xml:space="preserve"> F1–F14 </w:t>
+      </w:r>
+      <w:r>
+        <w:rPr>
+          <w:rFonts w:hint="eastAsia"/>
+        </w:rPr>
+        <w:t xml:space="preserve">的标题、坐标轴、图例、色标全部中文，字体用系统的微软雅黑，代码里由</w:t>
+      </w:r>
+      <w:r>
+        <w:t xml:space="preserve"> </w:t>
+      </w:r>
+      <w:r>
+        <w:rPr>
+          <w:rStyle w:val="VerbatimChar"/>
+        </w:rPr>
+        <w:t xml:space="preserve">src/save_fig.m</w:t>
+      </w:r>
+      <w:r>
+        <w:t xml:space="preserve"> </w:t>
+      </w:r>
+      <w:r>
+        <w:rPr>
+          <w:rFonts w:hint="eastAsia"/>
+        </w:rPr>
+        <w:t xml:space="preserve">统一设定）。是否还需要</w:t>
+      </w:r>
+      <w:r>
+        <w:t xml:space="preserve"> </w:t>
+      </w:r>
+      <w:r>
+        <w:rPr>
+          <w:rFonts w:hint="eastAsia"/>
+        </w:rPr>
+        <w:t xml:space="preserve">PDF？</w:t>
       </w:r>
     </w:p>
     <w:p>
@@ -30868,6 +32003,1134 @@
                 <w:rFonts w:hint="eastAsia"/>
               </w:rPr>
               <w:t xml:space="preserve">同步为此版字段名</w:t>
+            </w:r>
+          </w:p>
+        </w:tc>
+      </w:tr>
+      <w:tr>
+        <w:tc>
+          <w:tcPr/>
+          <w:p>
+            <w:pPr>
+              <w:pStyle w:val="Compact"/>
+            </w:pPr>
+            <w:r>
+              <w:t xml:space="preserve">v2.3</w:t>
+            </w:r>
+          </w:p>
+        </w:tc>
+        <w:tc>
+          <w:tcPr/>
+          <w:p>
+            <w:pPr>
+              <w:pStyle w:val="Compact"/>
+            </w:pPr>
+            <w:r>
+              <w:t xml:space="preserve">2026-10-28</w:t>
+            </w:r>
+          </w:p>
+        </w:tc>
+        <w:tc>
+          <w:tcPr/>
+          <w:p>
+            <w:pPr>
+              <w:pStyle w:val="Compact"/>
+            </w:pPr>
+            <w:r>
+              <w:rPr>
+                <w:rFonts w:hint="eastAsia"/>
+              </w:rPr>
+              <w:t xml:space="preserve">声场图网格</w:t>
+            </w:r>
+            <w:r>
+              <w:t xml:space="preserve"> 1 mm → 0.5 mm </w:t>
+            </w:r>
+            <w:r>
+              <w:rPr>
+                <w:rFonts w:hint="eastAsia"/>
+              </w:rPr>
+              <w:t xml:space="preserve">且每点取</w:t>
+            </w:r>
+            <w:r>
+              <w:t xml:space="preserve"> 5 </w:t>
+            </w:r>
+            <w:r>
+              <w:rPr>
+                <w:rFonts w:hint="eastAsia"/>
+              </w:rPr>
+              <w:t xml:space="preserve">个亚样本平均（消除</w:t>
+            </w:r>
+            <w:r>
+              <w:t xml:space="preserve"> </w:t>
+            </w:r>
+            <m:oMath>
+              <m:r>
+                <m:t>c</m:t>
+              </m:r>
+              <m:r>
+                <m:rPr>
+                  <m:sty m:val="p"/>
+                </m:rPr>
+                <m:t>/</m:t>
+              </m:r>
+              <m:sSub>
+                <m:e>
+                  <m:r>
+                    <m:t>f</m:t>
+                  </m:r>
+                </m:e>
+                <m:sub>
+                  <m:r>
+                    <m:t>s</m:t>
+                  </m:r>
+                </m:sub>
+              </m:sSub>
+            </m:oMath>
+            <w:r>
+              <w:t xml:space="preserve"> </w:t>
+            </w:r>
+            <w:r>
+              <w:rPr>
+                <w:rFonts w:hint="eastAsia"/>
+              </w:rPr>
+              <w:t xml:space="preserve">周期的采样伪迹，图</w:t>
+            </w:r>
+            <w:r>
+              <w:t xml:space="preserve"> F3/F4/F14 </w:t>
+            </w:r>
+            <w:r>
+              <w:rPr>
+                <w:rFonts w:hint="eastAsia"/>
+              </w:rPr>
+              <w:t xml:space="preserve">重出，附录</w:t>
+            </w:r>
+            <w:r>
+              <w:t xml:space="preserve"> </w:t>
+            </w:r>
+            <w:r>
+              <w:rPr>
+                <w:rFonts w:hint="eastAsia"/>
+              </w:rPr>
+              <w:t xml:space="preserve">B22）；</w:t>
+            </w:r>
+            <w:r>
+              <w:rPr>
+                <w:rStyle w:val="VerbatimChar"/>
+              </w:rPr>
+              <w:t xml:space="preserve">params.m</w:t>
+            </w:r>
+            <w:r>
+              <w:t xml:space="preserve"> </w:t>
+            </w:r>
+            <w:r>
+              <w:rPr>
+                <w:rFonts w:hint="eastAsia"/>
+              </w:rPr>
+              <w:t xml:space="preserve">新增</w:t>
+            </w:r>
+            <w:r>
+              <w:t xml:space="preserve"> </w:t>
+            </w:r>
+            <w:r>
+              <w:rPr>
+                <w:rStyle w:val="VerbatimChar"/>
+              </w:rPr>
+              <w:t xml:space="preserve">fieldMapSubSamples</w:t>
+            </w:r>
+            <w:r>
+              <w:rPr>
+                <w:rFonts w:hint="eastAsia"/>
+              </w:rPr>
+              <w:t xml:space="preserve">；图</w:t>
+            </w:r>
+            <w:r>
+              <w:t xml:space="preserve"> F14 </w:t>
+            </w:r>
+            <w:r>
+              <w:rPr>
+                <w:rFonts w:hint="eastAsia"/>
+              </w:rPr>
+              <w:t xml:space="preserve">顶部加换能器示意图、成像区域框改暗红实线；图</w:t>
+            </w:r>
+            <w:r>
+              <w:t xml:space="preserve"> F6 </w:t>
+            </w:r>
+            <w:r>
+              <w:rPr>
+                <w:rFonts w:hint="eastAsia"/>
+              </w:rPr>
+              <w:t xml:space="preserve">改为三幅对照：128</w:t>
+            </w:r>
+            <w:r>
+              <w:t xml:space="preserve"> </w:t>
+            </w:r>
+            <w:r>
+              <w:rPr>
+                <w:rFonts w:hint="eastAsia"/>
+              </w:rPr>
+              <w:t xml:space="preserve">通道射频幅度</w:t>
+            </w:r>
+            <w:r>
+              <w:t xml:space="preserve"> → </w:t>
+            </w:r>
+            <w:r>
+              <w:rPr>
+                <w:rFonts w:hint="eastAsia"/>
+              </w:rPr>
+              <w:t xml:space="preserve">单角度</w:t>
+            </w:r>
+            <w:r>
+              <w:t xml:space="preserve"> DAS </w:t>
+            </w:r>
+            <w:r>
+              <w:rPr>
+                <w:rFonts w:hint="eastAsia"/>
+              </w:rPr>
+              <w:t xml:space="preserve">成像</w:t>
+            </w:r>
+            <w:r>
+              <w:t xml:space="preserve"> → 11 </w:t>
+            </w:r>
+            <w:r>
+              <w:rPr>
+                <w:rFonts w:hint="eastAsia"/>
+              </w:rPr>
+              <w:t xml:space="preserve">角度复合（原右侧三条通道波形已删除）；图</w:t>
+            </w:r>
+            <w:r>
+              <w:t xml:space="preserve"> F5 </w:t>
+            </w:r>
+            <w:r>
+              <w:rPr>
+                <w:rFonts w:hint="eastAsia"/>
+              </w:rPr>
+              <w:t xml:space="preserve">改为四幅横排（峰值幅度、幅度残差、−6</w:t>
+            </w:r>
+            <w:r>
+              <w:t xml:space="preserve"> dB </w:t>
+            </w:r>
+            <w:r>
+              <w:rPr>
+                <w:rFonts w:hint="eastAsia"/>
+              </w:rPr>
+              <w:t xml:space="preserve">横向宽度、宽度残差），删去原</w:t>
+            </w:r>
+            <w:r>
+              <w:t xml:space="preserve"> (c)(d) </w:t>
+            </w:r>
+            <w:r>
+              <w:rPr>
+                <w:rFonts w:hint="eastAsia"/>
+              </w:rPr>
+              <w:t xml:space="preserve">的横向/轴向剖面</w:t>
+            </w:r>
+          </w:p>
+        </w:tc>
+      </w:tr>
+      <w:tr>
+        <w:tc>
+          <w:tcPr/>
+          <w:p>
+            <w:pPr>
+              <w:pStyle w:val="Compact"/>
+            </w:pPr>
+            <w:r>
+              <w:t xml:space="preserve">v2.4</w:t>
+            </w:r>
+          </w:p>
+        </w:tc>
+        <w:tc>
+          <w:tcPr/>
+          <w:p>
+            <w:pPr>
+              <w:pStyle w:val="Compact"/>
+            </w:pPr>
+            <w:r>
+              <w:t xml:space="preserve">2026-10-28</w:t>
+            </w:r>
+          </w:p>
+        </w:tc>
+        <w:tc>
+          <w:tcPr/>
+          <w:p>
+            <w:pPr>
+              <w:pStyle w:val="Compact"/>
+            </w:pPr>
+            <w:r>
+              <w:rPr>
+                <w:rFonts w:hint="eastAsia"/>
+              </w:rPr>
+              <w:t xml:space="preserve">图</w:t>
+            </w:r>
+            <w:r>
+              <w:t xml:space="preserve"> F11 </w:t>
+            </w:r>
+            <w:r>
+              <w:rPr>
+                <w:rFonts w:hint="eastAsia"/>
+              </w:rPr>
+              <w:t xml:space="preserve">删除</w:t>
+            </w:r>
+            <w:r>
+              <w:t xml:space="preserve"> CNR </w:t>
+            </w:r>
+            <w:r>
+              <w:rPr>
+                <w:rFonts w:hint="eastAsia"/>
+              </w:rPr>
+              <w:t xml:space="preserve">柱状图（右幅），只保留对比度柱状图；CNR</w:t>
+            </w:r>
+            <w:r>
+              <w:t xml:space="preserve"> </w:t>
+            </w:r>
+            <w:r>
+              <w:rPr>
+                <w:rFonts w:hint="eastAsia"/>
+              </w:rPr>
+              <w:t xml:space="preserve">数值仍列于表</w:t>
+            </w:r>
+            <w:r>
+              <w:t xml:space="preserve"> </w:t>
+            </w:r>
+            <w:r>
+              <w:rPr>
+                <w:rFonts w:hint="eastAsia"/>
+              </w:rPr>
+              <w:t xml:space="preserve">T-C，删除理由与</w:t>
+            </w:r>
+            <w:r>
+              <w:t xml:space="preserve"> </w:t>
+            </w:r>
+            <m:oMath>
+              <m:r>
+                <m:t>1</m:t>
+              </m:r>
+              <m:r>
+                <m:rPr>
+                  <m:sty m:val="p"/>
+                </m:rPr>
+                <m:t>/</m:t>
+              </m:r>
+              <m:sSub>
+                <m:e>
+                  <m:r>
+                    <m:rPr>
+                      <m:sty m:val="p"/>
+                    </m:rPr>
+                    <m:t>C</m:t>
+                  </m:r>
+                  <m:r>
+                    <m:rPr>
+                      <m:sty m:val="p"/>
+                    </m:rPr>
+                    <m:t>V</m:t>
+                  </m:r>
+                </m:e>
+                <m:sub>
+                  <m:r>
+                    <m:t>o</m:t>
+                  </m:r>
+                  <m:r>
+                    <m:t>u</m:t>
+                  </m:r>
+                  <m:r>
+                    <m:t>t</m:t>
+                  </m:r>
+                </m:sub>
+              </m:sSub>
+            </m:oMath>
+            <w:r>
+              <w:t xml:space="preserve"> </w:t>
+            </w:r>
+            <w:r>
+              <w:rPr>
+                <w:rFonts w:hint="eastAsia"/>
+              </w:rPr>
+              <w:t xml:space="preserve">的上限分析记在附录</w:t>
+            </w:r>
+            <w:r>
+              <w:t xml:space="preserve"> </w:t>
+            </w:r>
+            <w:r>
+              <w:rPr>
+                <w:rFonts w:hint="eastAsia"/>
+              </w:rPr>
+              <w:t xml:space="preserve">B23；</w:t>
+            </w:r>
+            <w:r>
+              <w:rPr>
+                <w:rStyle w:val="VerbatimChar"/>
+              </w:rPr>
+              <w:t xml:space="preserve">make_figures</w:t>
+            </w:r>
+            <w:r>
+              <w:t xml:space="preserve"> </w:t>
+            </w:r>
+            <w:r>
+              <w:rPr>
+                <w:rFonts w:hint="eastAsia"/>
+              </w:rPr>
+              <w:t xml:space="preserve">的</w:t>
+            </w:r>
+            <w:r>
+              <w:t xml:space="preserve"> F11 </w:t>
+            </w:r>
+            <w:r>
+              <w:rPr>
+                <w:rFonts w:hint="eastAsia"/>
+              </w:rPr>
+              <w:t xml:space="preserve">段同步改为单幅</w:t>
+            </w:r>
+          </w:p>
+        </w:tc>
+      </w:tr>
+      <w:tr>
+        <w:tc>
+          <w:tcPr/>
+          <w:p>
+            <w:pPr>
+              <w:pStyle w:val="Compact"/>
+            </w:pPr>
+            <w:r>
+              <w:t xml:space="preserve">v2.5</w:t>
+            </w:r>
+          </w:p>
+        </w:tc>
+        <w:tc>
+          <w:tcPr/>
+          <w:p>
+            <w:pPr>
+              <w:pStyle w:val="Compact"/>
+            </w:pPr>
+            <w:r>
+              <w:t xml:space="preserve">2026-10-28</w:t>
+            </w:r>
+          </w:p>
+        </w:tc>
+        <w:tc>
+          <w:tcPr/>
+          <w:p>
+            <w:pPr>
+              <w:pStyle w:val="Compact"/>
+            </w:pPr>
+            <w:r>
+              <w:rPr>
+                <w:rFonts w:hint="eastAsia"/>
+              </w:rPr>
+              <w:t xml:space="preserve">报告改为四部分（实验目的</w:t>
+            </w:r>
+            <w:r>
+              <w:t xml:space="preserve"> / </w:t>
+            </w:r>
+            <w:r>
+              <w:rPr>
+                <w:rFonts w:hint="eastAsia"/>
+              </w:rPr>
+              <w:t xml:space="preserve">原理</w:t>
+            </w:r>
+            <w:r>
+              <w:t xml:space="preserve"> / </w:t>
+            </w:r>
+            <w:r>
+              <w:rPr>
+                <w:rFonts w:hint="eastAsia"/>
+              </w:rPr>
+              <w:t xml:space="preserve">实验参数</w:t>
+            </w:r>
+            <w:r>
+              <w:t xml:space="preserve"> / </w:t>
+            </w:r>
+            <w:r>
+              <w:rPr>
+                <w:rFonts w:hint="eastAsia"/>
+              </w:rPr>
+              <w:t xml:space="preserve">实验结果），10</w:t>
+            </w:r>
+            <w:r>
+              <w:t xml:space="preserve"> </w:t>
+            </w:r>
+            <w:r>
+              <w:rPr>
+                <w:rFonts w:hint="eastAsia"/>
+              </w:rPr>
+              <w:t xml:space="preserve">张图集中在结果部分，指标公式随所用图就近列出；按“结果不值得展示”删除信噪比（原</w:t>
+            </w:r>
+            <w:r>
+              <w:t xml:space="preserve"> </w:t>
+            </w:r>
+            <w:r>
+              <w:rPr>
+                <w:rFonts w:hint="eastAsia"/>
+              </w:rPr>
+              <w:t xml:space="preserve">4.4）、与论文</w:t>
+            </w:r>
+            <w:r>
+              <w:t xml:space="preserve"> Table I </w:t>
+            </w:r>
+            <w:r>
+              <w:rPr>
+                <w:rFonts w:hint="eastAsia"/>
+              </w:rPr>
+              <w:t xml:space="preserve">的对照（原</w:t>
+            </w:r>
+            <w:r>
+              <w:t xml:space="preserve"> </w:t>
+            </w:r>
+            <w:r>
+              <w:rPr>
+                <w:rFonts w:hint="eastAsia"/>
+              </w:rPr>
+              <w:t xml:space="preserve">4.5）与小结（原</w:t>
+            </w:r>
+            <w:r>
+              <w:t xml:space="preserve"> </w:t>
+            </w:r>
+            <w:r>
+              <w:rPr>
+                <w:rFonts w:hint="eastAsia"/>
+              </w:rPr>
+              <w:t xml:space="preserve">4.6），正文止于图</w:t>
+            </w:r>
+            <w:r>
+              <w:t xml:space="preserve"> F11 </w:t>
+            </w:r>
+            <w:r>
+              <w:rPr>
+                <w:rFonts w:hint="eastAsia"/>
+              </w:rPr>
+              <w:t xml:space="preserve">的</w:t>
+            </w:r>
+            <w:r>
+              <w:t xml:space="preserve"> CNR </w:t>
+            </w:r>
+            <w:r>
+              <w:rPr>
+                <w:rFonts w:hint="eastAsia"/>
+              </w:rPr>
+              <w:t xml:space="preserve">说明。图</w:t>
+            </w:r>
+            <w:r>
+              <w:t xml:space="preserve"> F12 </w:t>
+            </w:r>
+            <w:r>
+              <w:rPr>
+                <w:rFonts w:hint="eastAsia"/>
+              </w:rPr>
+              <w:t xml:space="preserve">与表</w:t>
+            </w:r>
+            <w:r>
+              <w:t xml:space="preserve"> T-D </w:t>
+            </w:r>
+            <w:r>
+              <w:rPr>
+                <w:rFonts w:hint="eastAsia"/>
+              </w:rPr>
+              <w:t xml:space="preserve">仍由脚本生成并留在</w:t>
+            </w:r>
+            <w:r>
+              <w:t xml:space="preserve"> </w:t>
+            </w:r>
+            <w:r>
+              <w:rPr>
+                <w:rStyle w:val="VerbatimChar"/>
+              </w:rPr>
+              <w:t xml:space="preserve">data/res/</w:t>
+            </w:r>
+            <w:r>
+              <w:rPr>
+                <w:rFonts w:hint="eastAsia"/>
+              </w:rPr>
+              <w:t xml:space="preserve">，只是不进报告</w:t>
+            </w:r>
+          </w:p>
+        </w:tc>
+      </w:tr>
+      <w:tr>
+        <w:tc>
+          <w:tcPr/>
+          <w:p>
+            <w:pPr>
+              <w:pStyle w:val="Compact"/>
+            </w:pPr>
+            <w:r>
+              <w:t xml:space="preserve">v2.6</w:t>
+            </w:r>
+          </w:p>
+        </w:tc>
+        <w:tc>
+          <w:tcPr/>
+          <w:p>
+            <w:pPr>
+              <w:pStyle w:val="Compact"/>
+            </w:pPr>
+            <w:r>
+              <w:t xml:space="preserve">2026-10-28</w:t>
+            </w:r>
+          </w:p>
+        </w:tc>
+        <w:tc>
+          <w:tcPr/>
+          <w:p>
+            <w:pPr>
+              <w:pStyle w:val="Compact"/>
+            </w:pPr>
+            <w:r>
+              <w:rPr>
+                <w:rFonts w:hint="eastAsia"/>
+              </w:rPr>
+              <w:t xml:space="preserve">报告再删表</w:t>
+            </w:r>
+            <w:r>
+              <w:t xml:space="preserve"> T-C </w:t>
+            </w:r>
+            <w:r>
+              <w:rPr>
+                <w:rFonts w:hint="eastAsia"/>
+              </w:rPr>
+              <w:t xml:space="preserve">与全部</w:t>
+            </w:r>
+            <w:r>
+              <w:t xml:space="preserve"> CNR </w:t>
+            </w:r>
+            <w:r>
+              <w:rPr>
+                <w:rFonts w:hint="eastAsia"/>
+              </w:rPr>
+              <w:t xml:space="preserve">内容（定义式、σ</w:t>
+            </w:r>
+            <w:r>
+              <w:t xml:space="preserve"> </w:t>
+            </w:r>
+            <w:r>
+              <w:rPr>
+                <w:rFonts w:hint="eastAsia"/>
+              </w:rPr>
+              <w:t xml:space="preserve">说明、CNR</w:t>
+            </w:r>
+            <w:r>
+              <w:t xml:space="preserve"> </w:t>
+            </w:r>
+            <w:r>
+              <w:rPr>
+                <w:rFonts w:hint="eastAsia"/>
+              </w:rPr>
+              <w:t xml:space="preserve">讨论段），囊肿部分只报对比度</w:t>
+            </w:r>
+            <w:r>
+              <w:t xml:space="preserve"> </w:t>
+            </w:r>
+            <m:oMath>
+              <m:r>
+                <m:rPr>
+                  <m:sty m:val="p"/>
+                </m:rPr>
+                <m:t>|</m:t>
+              </m:r>
+              <m:r>
+                <m:t>C</m:t>
+              </m:r>
+              <m:r>
+                <m:rPr>
+                  <m:sty m:val="p"/>
+                </m:rPr>
+                <m:t>|</m:t>
+              </m:r>
+            </m:oMath>
+            <w:r>
+              <w:rPr>
+                <w:rFonts w:hint="eastAsia"/>
+              </w:rPr>
+              <w:t xml:space="preserve">，均值</w:t>
+            </w:r>
+            <w:r>
+              <w:t xml:space="preserve"> ± </w:t>
+            </w:r>
+            <w:r>
+              <w:rPr>
+                <w:rFonts w:hint="eastAsia"/>
+              </w:rPr>
+              <w:t xml:space="preserve">标准差改在正文列出；正文因此止于图</w:t>
+            </w:r>
+            <w:r>
+              <w:t xml:space="preserve"> F11 </w:t>
+            </w:r>
+            <w:r>
+              <w:rPr>
+                <w:rFonts w:hint="eastAsia"/>
+              </w:rPr>
+              <w:t xml:space="preserve">的四条结果。CNR</w:t>
+            </w:r>
+            <w:r>
+              <w:t xml:space="preserve"> </w:t>
+            </w:r>
+            <w:r>
+              <w:rPr>
+                <w:rFonts w:hint="eastAsia"/>
+              </w:rPr>
+              <w:t xml:space="preserve">的定量分析（</w:t>
+            </w:r>
+            <m:oMath>
+              <m:r>
+                <m:t>1</m:t>
+              </m:r>
+              <m:r>
+                <m:rPr>
+                  <m:sty m:val="p"/>
+                </m:rPr>
+                <m:t>/</m:t>
+              </m:r>
+              <m:sSub>
+                <m:e>
+                  <m:r>
+                    <m:rPr>
+                      <m:sty m:val="p"/>
+                    </m:rPr>
+                    <m:t>C</m:t>
+                  </m:r>
+                  <m:r>
+                    <m:rPr>
+                      <m:sty m:val="p"/>
+                    </m:rPr>
+                    <m:t>V</m:t>
+                  </m:r>
+                </m:e>
+                <m:sub>
+                  <m:r>
+                    <m:t>o</m:t>
+                  </m:r>
+                  <m:r>
+                    <m:t>u</m:t>
+                  </m:r>
+                  <m:r>
+                    <m:t>t</m:t>
+                  </m:r>
+                </m:sub>
+              </m:sSub>
+            </m:oMath>
+            <w:r>
+              <w:t xml:space="preserve"> </w:t>
+            </w:r>
+            <w:r>
+              <w:rPr>
+                <w:rFonts w:hint="eastAsia"/>
+              </w:rPr>
+              <w:t xml:space="preserve">上限）保留在附录</w:t>
+            </w:r>
+            <w:r>
+              <w:t xml:space="preserve"> B23 </w:t>
+            </w:r>
+            <w:r>
+              <w:rPr>
+                <w:rFonts w:hint="eastAsia"/>
+              </w:rPr>
+              <w:t xml:space="preserve">作为归档，</w:t>
+            </w:r>
+            <w:r>
+              <w:rPr>
+                <w:rStyle w:val="VerbatimChar"/>
+              </w:rPr>
+              <w:t xml:space="preserve">metrics_contrast.m</w:t>
+            </w:r>
+            <w:r>
+              <w:t xml:space="preserve"> </w:t>
+            </w:r>
+            <w:r>
+              <w:rPr>
+                <w:rFonts w:hint="eastAsia"/>
+              </w:rPr>
+              <w:t xml:space="preserve">仍计算</w:t>
+            </w:r>
+            <w:r>
+              <w:t xml:space="preserve"> CNR</w:t>
+            </w:r>
+          </w:p>
+        </w:tc>
+      </w:tr>
+      <w:tr>
+        <w:tc>
+          <w:tcPr/>
+          <w:p>
+            <w:pPr>
+              <w:pStyle w:val="Compact"/>
+            </w:pPr>
+            <w:r>
+              <w:t xml:space="preserve">v2.7</w:t>
+            </w:r>
+          </w:p>
+        </w:tc>
+        <w:tc>
+          <w:tcPr/>
+          <w:p>
+            <w:pPr>
+              <w:pStyle w:val="Compact"/>
+            </w:pPr>
+            <w:r>
+              <w:t xml:space="preserve">2026-10-28</w:t>
+            </w:r>
+          </w:p>
+        </w:tc>
+        <w:tc>
+          <w:tcPr/>
+          <w:p>
+            <w:pPr>
+              <w:pStyle w:val="Compact"/>
+            </w:pPr>
+            <w:r>
+              <w:rPr>
+                <w:rFonts w:hint="eastAsia"/>
+              </w:rPr>
+              <w:t xml:space="preserve">报告原理部分把传统逐线聚焦前置为</w:t>
+            </w:r>
+            <w:r>
+              <w:t xml:space="preserve"> </w:t>
+            </w:r>
+            <w:r>
+              <w:rPr>
+                <w:rFonts w:hint="eastAsia"/>
+              </w:rPr>
+              <w:t xml:space="preserve">2.1（平面波</w:t>
+            </w:r>
+            <w:r>
+              <w:t xml:space="preserve"> DAS </w:t>
+            </w:r>
+            <w:r>
+              <w:rPr>
+                <w:rFonts w:hint="eastAsia"/>
+              </w:rPr>
+              <w:t xml:space="preserve">与相干复合顺延为</w:t>
+            </w:r>
+            <w:r>
+              <w:t xml:space="preserve"> </w:t>
+            </w:r>
+            <w:r>
+              <w:rPr>
+                <w:rFonts w:hint="eastAsia"/>
+              </w:rPr>
+              <w:t xml:space="preserve">2.2/2.3）；删除原</w:t>
+            </w:r>
+            <w:r>
+              <w:t xml:space="preserve"> 3.3 </w:t>
+            </w:r>
+            <w:r>
+              <w:rPr>
+                <w:rFonts w:hint="eastAsia"/>
+              </w:rPr>
+              <w:t xml:space="preserve">体模、3.4</w:t>
+            </w:r>
+            <w:r>
+              <w:t xml:space="preserve"> </w:t>
+            </w:r>
+            <w:r>
+              <w:rPr>
+                <w:rFonts w:hint="eastAsia"/>
+              </w:rPr>
+              <w:t xml:space="preserve">角度序列与噪声、3.5</w:t>
+            </w:r>
+            <w:r>
+              <w:t xml:space="preserve"> </w:t>
+            </w:r>
+            <w:r>
+              <w:rPr>
+                <w:rFonts w:hint="eastAsia"/>
+              </w:rPr>
+              <w:t xml:space="preserve">与论文参数差异、3.6</w:t>
+            </w:r>
+            <w:r>
+              <w:t xml:space="preserve"> E0 </w:t>
+            </w:r>
+            <w:r>
+              <w:rPr>
+                <w:rFonts w:hint="eastAsia"/>
+              </w:rPr>
+              <w:t xml:space="preserve">核对（体模改为在结果小节就地定义，噪声只在含噪对比度处一句话说明）；结果总览新增</w:t>
+            </w:r>
+            <w:r>
+              <w:t xml:space="preserve"> PW/C11 </w:t>
+            </w:r>
+            <w:r>
+              <w:rPr>
+                <w:rFonts w:hint="eastAsia"/>
+              </w:rPr>
+              <w:t xml:space="preserve">采集帧率的推导式</w:t>
+            </w:r>
+          </w:p>
+        </w:tc>
+      </w:tr>
+      <w:tr>
+        <w:tc>
+          <w:tcPr/>
+          <w:p>
+            <w:pPr>
+              <w:pStyle w:val="Compact"/>
+            </w:pPr>
+            <w:r>
+              <w:t xml:space="preserve">v2.8</w:t>
+            </w:r>
+          </w:p>
+        </w:tc>
+        <w:tc>
+          <w:tcPr/>
+          <w:p>
+            <w:pPr>
+              <w:pStyle w:val="Compact"/>
+            </w:pPr>
+            <w:r>
+              <w:t xml:space="preserve">2026-10-28</w:t>
+            </w:r>
+          </w:p>
+        </w:tc>
+        <w:tc>
+          <w:tcPr/>
+          <w:p>
+            <w:pPr>
+              <w:pStyle w:val="Compact"/>
+            </w:pPr>
+            <w:r>
+              <w:rPr>
+                <w:rFonts w:hint="eastAsia"/>
+              </w:rPr>
+              <w:t xml:space="preserve">图</w:t>
+            </w:r>
+            <w:r>
+              <w:t xml:space="preserve"> F10 </w:t>
+            </w:r>
+            <w:r>
+              <w:rPr>
+                <w:rFonts w:hint="eastAsia"/>
+              </w:rPr>
+              <w:t xml:space="preserve">换数据源：不再用</w:t>
+            </w:r>
+            <w:r>
+              <w:t xml:space="preserve"> P3 </w:t>
+            </w:r>
+            <w:r>
+              <w:rPr>
+                <w:rFonts w:hint="eastAsia"/>
+              </w:rPr>
+              <w:t xml:space="preserve">的</w:t>
+            </w:r>
+            <w:r>
+              <w:t xml:space="preserve"> 6 </w:t>
+            </w:r>
+            <w:r>
+              <w:rPr>
+                <w:rFonts w:hint="eastAsia"/>
+              </w:rPr>
+              <w:t xml:space="preserve">个轴上散射子，改为“轴上逐点单散射子”实验（</w:t>
+            </w:r>
+            <w:r>
+              <w:rPr>
+                <w:rStyle w:val="VerbatimChar"/>
+              </w:rPr>
+              <w:t xml:space="preserve">src/psf_axis.m</w:t>
+            </w:r>
+            <w:r>
+              <w:t xml:space="preserve"> </w:t>
+            </w:r>
+            <w:r>
+              <w:t xml:space="preserve">+</w:t>
+            </w:r>
+            <w:r>
+              <w:t xml:space="preserve"> </w:t>
+            </w:r>
+            <w:r>
+              <w:rPr>
+                <w:rStyle w:val="VerbatimChar"/>
+              </w:rPr>
+              <w:t xml:space="preserve">run/run_axisres.m</w:t>
+            </w:r>
+            <w:r>
+              <w:rPr>
+                <w:rFonts w:hint="eastAsia"/>
+              </w:rPr>
+              <w:t xml:space="preserve">，数据存</w:t>
+            </w:r>
+            <w:r>
+              <w:t xml:space="preserve"> </w:t>
+            </w:r>
+            <w:r>
+              <w:rPr>
+                <w:rStyle w:val="VerbatimChar"/>
+              </w:rPr>
+              <w:t xml:space="preserve">data/res/axisres.mat</w:t>
+            </w:r>
+            <w:r>
+              <w:rPr>
+                <w:rFonts w:hint="eastAsia"/>
+              </w:rPr>
+              <w:t xml:space="preserve">）——</w:t>
+            </w:r>
+            <m:oMath>
+              <m:r>
+                <m:t>x</m:t>
+              </m:r>
+              <m:r>
+                <m:rPr>
+                  <m:sty m:val="p"/>
+                </m:rPr>
+                <m:t>=</m:t>
+              </m:r>
+              <m:r>
+                <m:t>0</m:t>
+              </m:r>
+            </m:oMath>
+            <w:r>
+              <w:t xml:space="preserve">、</w:t>
+            </w:r>
+            <m:oMath>
+              <m:r>
+                <m:t>z</m:t>
+              </m:r>
+              <m:r>
+                <m:rPr>
+                  <m:sty m:val="p"/>
+                </m:rPr>
+                <m:t>=</m:t>
+              </m:r>
+              <m:r>
+                <m:t>10</m:t>
+              </m:r>
+            </m:oMath>
+            <w:r>
+              <w:t xml:space="preserve">–60 mm </w:t>
+            </w:r>
+            <w:r>
+              <w:rPr>
+                <w:rFonts w:hint="eastAsia"/>
+              </w:rPr>
+              <w:t xml:space="preserve">每</w:t>
+            </w:r>
+            <w:r>
+              <w:t xml:space="preserve"> 2 mm </w:t>
+            </w:r>
+            <w:r>
+              <w:rPr>
+                <w:rFonts w:hint="eastAsia"/>
+              </w:rPr>
+              <w:t xml:space="preserve">一个散射子，一次只放一个、放一个扫一遍，共</w:t>
+            </w:r>
+            <w:r>
+              <w:t xml:space="preserve"> 26 </w:t>
+            </w:r>
+            <w:r>
+              <w:rPr>
+                <w:rFonts w:hint="eastAsia"/>
+              </w:rPr>
+              <w:t xml:space="preserve">点；聚焦另做</w:t>
+            </w:r>
+            <w:r>
+              <w:t xml:space="preserve"> 0.5 mm </w:t>
+            </w:r>
+            <w:r>
+              <w:rPr>
+                <w:rFonts w:hint="eastAsia"/>
+              </w:rPr>
+              <w:t xml:space="preserve">细扫（101</w:t>
+            </w:r>
+            <w:r>
+              <w:t xml:space="preserve"> </w:t>
+            </w:r>
+            <w:r>
+              <w:rPr>
+                <w:rFonts w:hint="eastAsia"/>
+              </w:rPr>
+              <w:t xml:space="preserve">点，图中浅灰细线）。该实验在表</w:t>
+            </w:r>
+            <w:r>
+              <w:t xml:space="preserve"> T-B </w:t>
+            </w:r>
+            <w:r>
+              <w:rPr>
+                <w:rFonts w:hint="eastAsia"/>
+              </w:rPr>
+              <w:t xml:space="preserve">的六个深度上复现旧读数（0.840/0.898/0.645/0.825/0.859/0.795</w:t>
+            </w:r>
+            <w:r>
+              <w:t xml:space="preserve"> </w:t>
+            </w:r>
+            <w:r>
+              <w:rPr>
+                <w:rFonts w:hint="eastAsia"/>
+              </w:rPr>
+              <w:t xml:space="preserve">对</w:t>
+            </w:r>
+            <w:r>
+              <w:t xml:space="preserve"> </w:t>
+            </w:r>
+            <w:r>
+              <w:rPr>
+                <w:rFonts w:hint="eastAsia"/>
+              </w:rPr>
+              <w:t xml:space="preserve">0.84/0.90/0.65/0.83/0.86/0.80），并因此发现焦区约</w:t>
+            </w:r>
+            <w:r>
+              <w:t xml:space="preserve"> 1.8 mm </w:t>
+            </w:r>
+            <w:r>
+              <w:rPr>
+                <w:rFonts w:hint="eastAsia"/>
+              </w:rPr>
+              <w:t xml:space="preserve">周期的轴向纹波（矩形发射孔径的边缘波，轴上峰值声压起伏</w:t>
+            </w:r>
+            <w:r>
+              <w:t xml:space="preserve"> 4–6 </w:t>
+            </w:r>
+            <w:r>
+              <w:rPr>
+                <w:rFonts w:hint="eastAsia"/>
+              </w:rPr>
+              <w:t xml:space="preserve">dB）。报告</w:t>
+            </w:r>
+            <w:r>
+              <w:t xml:space="preserve"> 4.2 </w:t>
+            </w:r>
+            <w:r>
+              <w:rPr>
+                <w:rFonts w:hint="eastAsia"/>
+              </w:rPr>
+              <w:t xml:space="preserve">节、图号表</w:t>
+            </w:r>
+            <w:r>
+              <w:t xml:space="preserve"> F10 </w:t>
+            </w:r>
+            <w:r>
+              <w:rPr>
+                <w:rFonts w:hint="eastAsia"/>
+              </w:rPr>
+              <w:t xml:space="preserve">行与</w:t>
+            </w:r>
+            <w:r>
+              <w:t xml:space="preserve"> E4 </w:t>
+            </w:r>
+            <w:r>
+              <w:rPr>
+                <w:rFonts w:hint="eastAsia"/>
+              </w:rPr>
+              <w:t xml:space="preserve">条目同步；</w:t>
+            </w:r>
+            <w:r>
+              <w:rPr>
+                <w:rStyle w:val="VerbatimChar"/>
+              </w:rPr>
+              <w:t xml:space="preserve">run_refresh</w:t>
+            </w:r>
+            <w:r>
+              <w:t xml:space="preserve">/</w:t>
+            </w:r>
+            <w:r>
+              <w:rPr>
+                <w:rStyle w:val="VerbatimChar"/>
+              </w:rPr>
+              <w:t xml:space="preserve">run_tail</w:t>
+            </w:r>
+            <w:r>
+              <w:t xml:space="preserve"> </w:t>
+            </w:r>
+            <w:r>
+              <w:rPr>
+                <w:rFonts w:hint="eastAsia"/>
+              </w:rPr>
+              <w:t xml:space="preserve">增加对该实验的调用与指纹缓存</w:t>
             </w:r>
           </w:p>
         </w:tc>
